--- a/ICT/Identify and resolve client ICT problems/Assessment 2/ICT40120_Emerging_ICT_Tech_AT2.docx
+++ b/ICT/Identify and resolve client ICT problems/Assessment 2/ICT40120_Emerging_ICT_Tech_AT2.docx
@@ -6840,7 +6840,7 @@
               <w:pStyle w:val="ListParagraph"/>
               <w:numPr>
                 <w:ilvl w:val="0"/>
-                <w:numId w:val="45"/>
+                <w:numId w:val="55"/>
               </w:numPr>
               <w:spacing w:before="60" w:after="60"/>
               <w:rPr>
@@ -6857,57 +6857,39 @@
                 <w:color w:val="000000"/>
                 <w:szCs w:val="20"/>
               </w:rPr>
-              <w:t>T</w:t>
-            </w:r>
-            <w:r>
-              <w:rPr>
-                <w:rFonts w:cs="Arial"/>
-                <w:bCs/>
-                <w:color w:val="000000"/>
-                <w:szCs w:val="20"/>
-              </w:rPr>
-              <w:t xml:space="preserve">he </w:t>
-            </w:r>
-            <w:r>
-              <w:rPr>
-                <w:rFonts w:cs="Arial"/>
-                <w:bCs/>
-                <w:color w:val="000000"/>
-                <w:szCs w:val="20"/>
-              </w:rPr>
-              <w:t>in</w:t>
-            </w:r>
-            <w:r>
-              <w:rPr>
-                <w:rFonts w:cs="Arial"/>
-                <w:bCs/>
-                <w:color w:val="000000"/>
-                <w:szCs w:val="20"/>
-              </w:rPr>
-              <w:t>efficiency of design systems</w:t>
-            </w:r>
-            <w:r>
-              <w:rPr>
-                <w:rFonts w:cs="Arial"/>
-                <w:bCs/>
-                <w:color w:val="000000"/>
-                <w:szCs w:val="20"/>
-              </w:rPr>
-              <w:t xml:space="preserve"> makes harder to work quickly</w:t>
-            </w:r>
-            <w:r>
-              <w:rPr>
-                <w:rFonts w:cs="Arial"/>
-                <w:bCs/>
-                <w:color w:val="000000"/>
-                <w:szCs w:val="20"/>
-              </w:rPr>
-              <w:t>,</w:t>
-            </w:r>
-            <w:r>
+              <w:t>The inefficiency of design systems</w:t>
+            </w:r>
+            <w:r>
+              <w:rPr>
+                <w:rFonts w:cs="Arial"/>
+                <w:bCs/>
+                <w:color w:val="000000"/>
+                <w:szCs w:val="20"/>
+              </w:rPr>
               <w:t xml:space="preserve"> </w:t>
             </w:r>
             <w:r>
+              <w:rPr>
+                <w:rFonts w:cs="Arial"/>
+                <w:bCs/>
+                <w:color w:val="000000"/>
+                <w:szCs w:val="20"/>
+              </w:rPr>
+              <w:t xml:space="preserve">may </w:t>
+            </w:r>
+            <w:r>
+              <w:rPr>
+                <w:rFonts w:cs="Arial"/>
+                <w:bCs/>
+                <w:color w:val="000000"/>
+                <w:szCs w:val="20"/>
+              </w:rPr>
+              <w:t>make harder to work quickly,</w:t>
+            </w:r>
+            <w:r>
+              <w:t xml:space="preserve"> </w:t>
+            </w:r>
+            <w:r>
               <w:t xml:space="preserve">produce </w:t>
             </w:r>
             <w:r>
@@ -6917,25 +6899,7 @@
                 <w:color w:val="000000"/>
                 <w:szCs w:val="20"/>
               </w:rPr>
-              <w:t>q</w:t>
-            </w:r>
-            <w:r>
-              <w:rPr>
-                <w:rFonts w:cs="Arial"/>
-                <w:bCs/>
-                <w:color w:val="000000"/>
-                <w:szCs w:val="20"/>
-              </w:rPr>
-              <w:t>uality work</w:t>
-            </w:r>
-            <w:r>
-              <w:rPr>
-                <w:rFonts w:cs="Arial"/>
-                <w:bCs/>
-                <w:color w:val="000000"/>
-                <w:szCs w:val="20"/>
-              </w:rPr>
-              <w:t xml:space="preserve">. It </w:t>
+              <w:t xml:space="preserve">quality work. It </w:t>
             </w:r>
             <w:r>
               <w:rPr>
@@ -6970,7 +6934,7 @@
               <w:pStyle w:val="ListParagraph"/>
               <w:numPr>
                 <w:ilvl w:val="0"/>
-                <w:numId w:val="45"/>
+                <w:numId w:val="55"/>
               </w:numPr>
               <w:spacing w:before="60" w:after="60"/>
               <w:rPr>
@@ -7038,7 +7002,7 @@
               <w:pStyle w:val="ListParagraph"/>
               <w:numPr>
                 <w:ilvl w:val="0"/>
-                <w:numId w:val="45"/>
+                <w:numId w:val="56"/>
               </w:numPr>
               <w:spacing w:before="60" w:after="60"/>
               <w:rPr>
@@ -7064,25 +7028,7 @@
                 <w:color w:val="000000"/>
                 <w:szCs w:val="20"/>
               </w:rPr>
-              <w:t>r</w:t>
-            </w:r>
-            <w:r>
-              <w:rPr>
-                <w:rFonts w:cs="Arial"/>
-                <w:bCs/>
-                <w:color w:val="000000"/>
-                <w:szCs w:val="20"/>
-              </w:rPr>
-              <w:t>educe</w:t>
-            </w:r>
-            <w:r>
-              <w:rPr>
-                <w:rFonts w:cs="Arial"/>
-                <w:bCs/>
-                <w:color w:val="000000"/>
-                <w:szCs w:val="20"/>
-              </w:rPr>
-              <w:t>s</w:t>
+              <w:t>reduces client satisfaction.</w:t>
             </w:r>
             <w:r>
               <w:rPr>
@@ -7100,70 +7046,7 @@
                 <w:color w:val="000000"/>
                 <w:szCs w:val="20"/>
               </w:rPr>
-              <w:t>c</w:t>
-            </w:r>
-            <w:r>
-              <w:rPr>
-                <w:rFonts w:cs="Arial"/>
-                <w:bCs/>
-                <w:color w:val="000000"/>
-                <w:szCs w:val="20"/>
-              </w:rPr>
-              <w:t xml:space="preserve">lient </w:t>
-            </w:r>
-            <w:r>
-              <w:rPr>
-                <w:rFonts w:cs="Arial"/>
-                <w:bCs/>
-                <w:color w:val="000000"/>
-                <w:szCs w:val="20"/>
-              </w:rPr>
-              <w:t>s</w:t>
-            </w:r>
-            <w:r>
-              <w:rPr>
-                <w:rFonts w:cs="Arial"/>
-                <w:bCs/>
-                <w:color w:val="000000"/>
-                <w:szCs w:val="20"/>
-              </w:rPr>
-              <w:t>atisfaction</w:t>
-            </w:r>
-            <w:r>
-              <w:rPr>
-                <w:rFonts w:cs="Arial"/>
-                <w:bCs/>
-                <w:color w:val="000000"/>
-                <w:szCs w:val="20"/>
-              </w:rPr>
-              <w:t>.</w:t>
-            </w:r>
-            <w:r>
-              <w:rPr>
-                <w:rFonts w:cs="Arial"/>
-                <w:bCs/>
-                <w:color w:val="000000"/>
-                <w:szCs w:val="20"/>
-              </w:rPr>
-              <w:t xml:space="preserve"> </w:t>
-            </w:r>
-            <w:r>
-              <w:rPr>
-                <w:rFonts w:cs="Arial"/>
-                <w:bCs/>
-                <w:color w:val="000000"/>
-                <w:szCs w:val="20"/>
-              </w:rPr>
-              <w:t>It s</w:t>
-            </w:r>
-            <w:r>
-              <w:rPr>
-                <w:rFonts w:cs="Arial"/>
-                <w:bCs/>
-                <w:color w:val="000000"/>
-                <w:szCs w:val="20"/>
-              </w:rPr>
-              <w:t>low</w:t>
+              <w:t>It slow</w:t>
             </w:r>
             <w:r>
               <w:rPr>
@@ -7181,43 +7064,7 @@
                 <w:color w:val="000000"/>
                 <w:szCs w:val="20"/>
               </w:rPr>
-              <w:t xml:space="preserve"> </w:t>
-            </w:r>
-            <w:r>
-              <w:rPr>
-                <w:rFonts w:cs="Arial"/>
-                <w:bCs/>
-                <w:color w:val="000000"/>
-                <w:szCs w:val="20"/>
-              </w:rPr>
-              <w:t>p</w:t>
-            </w:r>
-            <w:r>
-              <w:rPr>
-                <w:rFonts w:cs="Arial"/>
-                <w:bCs/>
-                <w:color w:val="000000"/>
-                <w:szCs w:val="20"/>
-              </w:rPr>
-              <w:t xml:space="preserve">roject </w:t>
-            </w:r>
-            <w:r>
-              <w:rPr>
-                <w:rFonts w:cs="Arial"/>
-                <w:bCs/>
-                <w:color w:val="000000"/>
-                <w:szCs w:val="20"/>
-              </w:rPr>
-              <w:t>d</w:t>
-            </w:r>
-            <w:r>
-              <w:rPr>
-                <w:rFonts w:cs="Arial"/>
-                <w:bCs/>
-                <w:color w:val="000000"/>
-                <w:szCs w:val="20"/>
-              </w:rPr>
-              <w:t>elivery</w:t>
+              <w:t xml:space="preserve"> project delivery</w:t>
             </w:r>
             <w:r>
               <w:rPr>
@@ -7234,7 +7081,7 @@
               <w:pStyle w:val="ListParagraph"/>
               <w:numPr>
                 <w:ilvl w:val="0"/>
-                <w:numId w:val="45"/>
+                <w:numId w:val="56"/>
               </w:numPr>
               <w:spacing w:before="60" w:after="60"/>
               <w:rPr>
@@ -7251,16 +7098,7 @@
                 <w:color w:val="000000"/>
                 <w:szCs w:val="20"/>
               </w:rPr>
-              <w:t xml:space="preserve">An outdated portfolio </w:t>
-            </w:r>
-            <w:r>
-              <w:rPr>
-                <w:rFonts w:cs="Arial"/>
-                <w:bCs/>
-                <w:color w:val="000000"/>
-                <w:szCs w:val="20"/>
-              </w:rPr>
-              <w:t>creates a w</w:t>
+              <w:t>An outdated portfolio creates a w</w:t>
             </w:r>
             <w:r>
               <w:rPr>
@@ -7322,7 +7160,7 @@
               <w:pStyle w:val="ListParagraph"/>
               <w:numPr>
                 <w:ilvl w:val="0"/>
-                <w:numId w:val="45"/>
+                <w:numId w:val="56"/>
               </w:numPr>
               <w:spacing w:before="60" w:after="60"/>
               <w:rPr>
@@ -7339,106 +7177,7 @@
                 <w:color w:val="000000"/>
                 <w:szCs w:val="20"/>
               </w:rPr>
-              <w:t>P</w:t>
-            </w:r>
-            <w:r>
-              <w:rPr>
-                <w:rFonts w:cs="Arial"/>
-                <w:bCs/>
-                <w:color w:val="000000"/>
-                <w:szCs w:val="20"/>
-              </w:rPr>
-              <w:t>ortfolio</w:t>
-            </w:r>
-            <w:r>
-              <w:rPr>
-                <w:rFonts w:cs="Arial"/>
-                <w:bCs/>
-                <w:color w:val="000000"/>
-                <w:szCs w:val="20"/>
-              </w:rPr>
-              <w:t xml:space="preserve"> </w:t>
-            </w:r>
-            <w:r>
-              <w:rPr>
-                <w:rFonts w:cs="Arial"/>
-                <w:bCs/>
-                <w:color w:val="000000"/>
-                <w:szCs w:val="20"/>
-              </w:rPr>
-              <w:t>showcase design</w:t>
-            </w:r>
-            <w:r>
-              <w:rPr>
-                <w:rFonts w:cs="Arial"/>
-                <w:bCs/>
-                <w:color w:val="000000"/>
-                <w:szCs w:val="20"/>
-              </w:rPr>
-              <w:t>s</w:t>
-            </w:r>
-            <w:r>
-              <w:rPr>
-                <w:rFonts w:cs="Arial"/>
-                <w:bCs/>
-                <w:color w:val="000000"/>
-                <w:szCs w:val="20"/>
-              </w:rPr>
-              <w:t xml:space="preserve"> </w:t>
-            </w:r>
-            <w:r>
-              <w:rPr>
-                <w:rFonts w:cs="Arial"/>
-                <w:bCs/>
-                <w:color w:val="000000"/>
-                <w:szCs w:val="20"/>
-              </w:rPr>
-              <w:t>f</w:t>
-            </w:r>
-            <w:r>
-              <w:rPr>
-                <w:rFonts w:cs="Arial"/>
-                <w:bCs/>
-                <w:color w:val="000000"/>
-                <w:szCs w:val="20"/>
-              </w:rPr>
-              <w:t>all</w:t>
-            </w:r>
-            <w:r>
-              <w:rPr>
-                <w:rFonts w:cs="Arial"/>
-                <w:bCs/>
-                <w:color w:val="000000"/>
-                <w:szCs w:val="20"/>
-              </w:rPr>
-              <w:t>s</w:t>
-            </w:r>
-            <w:r>
-              <w:rPr>
-                <w:rFonts w:cs="Arial"/>
-                <w:bCs/>
-                <w:color w:val="000000"/>
-                <w:szCs w:val="20"/>
-              </w:rPr>
-              <w:t xml:space="preserve"> behind </w:t>
-            </w:r>
-            <w:r>
-              <w:rPr>
-                <w:rFonts w:cs="Arial"/>
-                <w:bCs/>
-                <w:color w:val="000000"/>
-                <w:szCs w:val="20"/>
-              </w:rPr>
-              <w:t xml:space="preserve">modern standards </w:t>
-            </w:r>
-            <w:r>
-              <w:rPr>
-                <w:rFonts w:cs="Arial"/>
-                <w:bCs/>
-                <w:color w:val="000000"/>
-                <w:szCs w:val="20"/>
-              </w:rPr>
-              <w:t>can lower the business's competitiveness and hinder growth.</w:t>
+              <w:t>Portfolio showcase designs falls behind modern standards can lower the business's competitiveness and hinder growth.</w:t>
             </w:r>
           </w:p>
           <w:p>
@@ -7767,7 +7506,7 @@
               <w:pStyle w:val="ListParagraph"/>
               <w:numPr>
                 <w:ilvl w:val="0"/>
-                <w:numId w:val="45"/>
+                <w:numId w:val="48"/>
               </w:numPr>
               <w:spacing w:before="60" w:after="60"/>
               <w:rPr>
@@ -7782,7 +7521,15 @@
                 <w:bCs/>
                 <w:szCs w:val="20"/>
               </w:rPr>
-              <w:t>The client has recognized of Issues</w:t>
+              <w:t xml:space="preserve">The client has recognized of </w:t>
+            </w:r>
+            <w:r>
+              <w:rPr>
+                <w:rFonts w:cs="Arial"/>
+                <w:bCs/>
+                <w:szCs w:val="20"/>
+              </w:rPr>
+              <w:t>the problem.</w:t>
             </w:r>
           </w:p>
           <w:p>
@@ -7790,7 +7537,7 @@
               <w:pStyle w:val="ListParagraph"/>
               <w:numPr>
                 <w:ilvl w:val="0"/>
-                <w:numId w:val="45"/>
+                <w:numId w:val="48"/>
               </w:numPr>
               <w:spacing w:before="60" w:after="60"/>
               <w:rPr>
@@ -7807,19 +7554,6 @@
               </w:rPr>
               <w:t>They require critical thinking to upgrade their existing systems and improve the showcase designs.</w:t>
             </w:r>
-          </w:p>
-          <w:p>
-            <w:pPr>
-              <w:tabs>
-                <w:tab w:val="center" w:pos="3883"/>
-              </w:tabs>
-              <w:spacing w:before="60" w:after="60"/>
-              <w:rPr>
-                <w:rFonts w:cs="Arial"/>
-                <w:color w:val="000000"/>
-                <w:szCs w:val="20"/>
-              </w:rPr>
-            </w:pPr>
           </w:p>
         </w:tc>
         <w:tc>
@@ -8103,12 +7837,6 @@
           <w:p>
             <w:pPr>
               <w:spacing w:before="60" w:after="60"/>
-              <w:rPr>
-                <w:rFonts w:cs="Arial"/>
-                <w:b/>
-                <w:color w:val="000000"/>
-                <w:szCs w:val="20"/>
-              </w:rPr>
             </w:pPr>
             <w:r>
               <w:rPr>
@@ -8118,6 +7846,134 @@
                 <w:szCs w:val="20"/>
               </w:rPr>
               <w:t>Answer:</w:t>
+            </w:r>
+            <w:r>
+              <w:t xml:space="preserve"> </w:t>
+            </w:r>
+          </w:p>
+          <w:p>
+            <w:pPr>
+              <w:pStyle w:val="ListParagraph"/>
+              <w:numPr>
+                <w:ilvl w:val="0"/>
+                <w:numId w:val="46"/>
+              </w:numPr>
+              <w:spacing w:before="60" w:after="60"/>
+              <w:rPr>
+                <w:rFonts w:cs="Arial"/>
+                <w:bCs/>
+                <w:color w:val="000000"/>
+                <w:szCs w:val="20"/>
+              </w:rPr>
+            </w:pPr>
+            <w:r>
+              <w:rPr>
+                <w:rFonts w:cs="Arial"/>
+                <w:bCs/>
+                <w:color w:val="000000"/>
+                <w:szCs w:val="20"/>
+              </w:rPr>
+              <w:t>The designs are too old and need to be updated.</w:t>
+            </w:r>
+          </w:p>
+          <w:p>
+            <w:pPr>
+              <w:pStyle w:val="ListParagraph"/>
+              <w:numPr>
+                <w:ilvl w:val="0"/>
+                <w:numId w:val="46"/>
+              </w:numPr>
+              <w:spacing w:before="60" w:after="60"/>
+              <w:rPr>
+                <w:rFonts w:cs="Arial"/>
+                <w:bCs/>
+                <w:color w:val="000000"/>
+                <w:szCs w:val="20"/>
+              </w:rPr>
+            </w:pPr>
+            <w:r>
+              <w:rPr>
+                <w:rFonts w:cs="Arial"/>
+                <w:bCs/>
+                <w:color w:val="000000"/>
+                <w:szCs w:val="20"/>
+              </w:rPr>
+              <w:t>Collaboration between designers is difficult with offline tools.</w:t>
+            </w:r>
+          </w:p>
+          <w:p>
+            <w:pPr>
+              <w:pStyle w:val="ListParagraph"/>
+              <w:numPr>
+                <w:ilvl w:val="0"/>
+                <w:numId w:val="46"/>
+              </w:numPr>
+              <w:spacing w:before="60" w:after="60"/>
+              <w:rPr>
+                <w:rFonts w:cs="Arial"/>
+                <w:bCs/>
+                <w:color w:val="000000"/>
+                <w:szCs w:val="20"/>
+              </w:rPr>
+            </w:pPr>
+            <w:r>
+              <w:rPr>
+                <w:rFonts w:cs="Arial"/>
+                <w:bCs/>
+                <w:color w:val="000000"/>
+                <w:szCs w:val="20"/>
+              </w:rPr>
+              <w:t>Photoshop and Illustrator have difficulty keeping consistency with styling.</w:t>
+            </w:r>
+          </w:p>
+          <w:p>
+            <w:pPr>
+              <w:pStyle w:val="ListParagraph"/>
+              <w:numPr>
+                <w:ilvl w:val="0"/>
+                <w:numId w:val="46"/>
+              </w:numPr>
+              <w:spacing w:before="60" w:after="60"/>
+              <w:rPr>
+                <w:rFonts w:cs="Arial"/>
+                <w:bCs/>
+                <w:color w:val="000000"/>
+                <w:szCs w:val="20"/>
+              </w:rPr>
+            </w:pPr>
+            <w:r>
+              <w:rPr>
+                <w:rFonts w:cs="Arial"/>
+                <w:bCs/>
+                <w:color w:val="000000"/>
+                <w:szCs w:val="20"/>
+              </w:rPr>
+              <w:t>Giving clients feedback is difficult with .jpg and .pdf files.</w:t>
+            </w:r>
+          </w:p>
+          <w:p>
+            <w:pPr>
+              <w:pStyle w:val="ListParagraph"/>
+              <w:numPr>
+                <w:ilvl w:val="0"/>
+                <w:numId w:val="46"/>
+              </w:numPr>
+              <w:spacing w:before="60" w:after="60"/>
+              <w:rPr>
+                <w:rFonts w:cs="Arial"/>
+                <w:bCs/>
+                <w:color w:val="000000"/>
+                <w:szCs w:val="20"/>
+              </w:rPr>
+            </w:pPr>
+            <w:r>
+              <w:rPr>
+                <w:rFonts w:cs="Arial"/>
+                <w:bCs/>
+                <w:color w:val="000000"/>
+                <w:szCs w:val="20"/>
+              </w:rPr>
+              <w:t>There is no way to animate the website using current Adobe Photoshop and Illustrator technology.</w:t>
             </w:r>
           </w:p>
           <w:p>
@@ -8397,12 +8253,6 @@
           <w:p>
             <w:pPr>
               <w:spacing w:before="60" w:after="60"/>
-              <w:rPr>
-                <w:rFonts w:cs="Arial"/>
-                <w:b/>
-                <w:color w:val="000000"/>
-                <w:szCs w:val="20"/>
-              </w:rPr>
             </w:pPr>
             <w:r>
               <w:rPr>
@@ -8413,6 +8263,244 @@
               </w:rPr>
               <w:t>Answer:</w:t>
             </w:r>
+            <w:r>
+              <w:t xml:space="preserve"> </w:t>
+            </w:r>
+          </w:p>
+          <w:p>
+            <w:pPr>
+              <w:pStyle w:val="ListParagraph"/>
+              <w:numPr>
+                <w:ilvl w:val="0"/>
+                <w:numId w:val="49"/>
+              </w:numPr>
+              <w:spacing w:before="60" w:after="60"/>
+              <w:rPr>
+                <w:rFonts w:cs="Arial"/>
+                <w:bCs/>
+                <w:color w:val="000000"/>
+                <w:szCs w:val="20"/>
+              </w:rPr>
+            </w:pPr>
+            <w:r>
+              <w:rPr>
+                <w:rFonts w:cs="Arial"/>
+                <w:bCs/>
+                <w:color w:val="000000"/>
+                <w:szCs w:val="20"/>
+              </w:rPr>
+              <w:t>We can u</w:t>
+            </w:r>
+            <w:r>
+              <w:rPr>
+                <w:rFonts w:cs="Arial"/>
+                <w:bCs/>
+                <w:color w:val="000000"/>
+                <w:szCs w:val="20"/>
+              </w:rPr>
+              <w:t xml:space="preserve">se Figma </w:t>
+            </w:r>
+            <w:r>
+              <w:rPr>
+                <w:rFonts w:cs="Arial"/>
+                <w:bCs/>
+                <w:color w:val="000000"/>
+                <w:szCs w:val="20"/>
+              </w:rPr>
+              <w:t xml:space="preserve">tool to </w:t>
+            </w:r>
+            <w:r>
+              <w:rPr>
+                <w:rFonts w:cs="Arial"/>
+                <w:bCs/>
+                <w:color w:val="000000"/>
+                <w:szCs w:val="20"/>
+              </w:rPr>
+              <w:t>allo</w:t>
+            </w:r>
+            <w:r>
+              <w:rPr>
+                <w:rFonts w:cs="Arial"/>
+                <w:bCs/>
+                <w:color w:val="000000"/>
+                <w:szCs w:val="20"/>
+              </w:rPr>
+              <w:t>w</w:t>
+            </w:r>
+            <w:r>
+              <w:rPr>
+                <w:rFonts w:cs="Arial"/>
+                <w:bCs/>
+                <w:color w:val="000000"/>
+                <w:szCs w:val="20"/>
+              </w:rPr>
+              <w:t xml:space="preserve"> real-time teamwork and improve communication between designers.</w:t>
+            </w:r>
+          </w:p>
+          <w:p>
+            <w:pPr>
+              <w:pStyle w:val="ListParagraph"/>
+              <w:numPr>
+                <w:ilvl w:val="0"/>
+                <w:numId w:val="49"/>
+              </w:numPr>
+              <w:spacing w:before="60" w:after="60"/>
+              <w:rPr>
+                <w:rFonts w:cs="Arial"/>
+                <w:bCs/>
+                <w:color w:val="000000"/>
+                <w:szCs w:val="20"/>
+              </w:rPr>
+            </w:pPr>
+            <w:r>
+              <w:rPr>
+                <w:rFonts w:cs="Arial"/>
+                <w:bCs/>
+                <w:color w:val="000000"/>
+                <w:szCs w:val="20"/>
+              </w:rPr>
+              <w:t>We will u</w:t>
+            </w:r>
+            <w:r>
+              <w:rPr>
+                <w:rFonts w:cs="Arial"/>
+                <w:bCs/>
+                <w:color w:val="000000"/>
+                <w:szCs w:val="20"/>
+              </w:rPr>
+              <w:t>pdate and modernize the portfolio designs to replace the outdated ones.</w:t>
+            </w:r>
+          </w:p>
+          <w:p>
+            <w:pPr>
+              <w:pStyle w:val="ListParagraph"/>
+              <w:numPr>
+                <w:ilvl w:val="0"/>
+                <w:numId w:val="49"/>
+              </w:numPr>
+              <w:spacing w:before="60" w:after="60"/>
+              <w:rPr>
+                <w:rFonts w:cs="Arial"/>
+                <w:bCs/>
+                <w:color w:val="000000"/>
+                <w:szCs w:val="20"/>
+              </w:rPr>
+            </w:pPr>
+            <w:r>
+              <w:rPr>
+                <w:rFonts w:cs="Arial"/>
+                <w:bCs/>
+                <w:color w:val="000000"/>
+                <w:szCs w:val="20"/>
+              </w:rPr>
+              <w:t>We st</w:t>
+            </w:r>
+            <w:r>
+              <w:rPr>
+                <w:rFonts w:cs="Arial"/>
+                <w:bCs/>
+                <w:color w:val="000000"/>
+                <w:szCs w:val="20"/>
+              </w:rPr>
+              <w:t>andardize design systems to keep consistency in styling across all projects.</w:t>
+            </w:r>
+          </w:p>
+          <w:p>
+            <w:pPr>
+              <w:pStyle w:val="ListParagraph"/>
+              <w:numPr>
+                <w:ilvl w:val="0"/>
+                <w:numId w:val="49"/>
+              </w:numPr>
+              <w:spacing w:before="60" w:after="60"/>
+              <w:rPr>
+                <w:rFonts w:cs="Arial"/>
+                <w:bCs/>
+                <w:color w:val="000000"/>
+                <w:szCs w:val="20"/>
+              </w:rPr>
+            </w:pPr>
+            <w:r>
+              <w:rPr>
+                <w:rFonts w:cs="Arial"/>
+                <w:bCs/>
+                <w:color w:val="000000"/>
+                <w:szCs w:val="20"/>
+              </w:rPr>
+              <w:t>We u</w:t>
+            </w:r>
+            <w:r>
+              <w:rPr>
+                <w:rFonts w:cs="Arial"/>
+                <w:bCs/>
+                <w:color w:val="000000"/>
+                <w:szCs w:val="20"/>
+              </w:rPr>
+              <w:t>se interactive prototypes instead of static .jpg and .pdf files for easier client feedback.</w:t>
+            </w:r>
+          </w:p>
+          <w:p>
+            <w:pPr>
+              <w:pStyle w:val="ListParagraph"/>
+              <w:numPr>
+                <w:ilvl w:val="0"/>
+                <w:numId w:val="49"/>
+              </w:numPr>
+              <w:spacing w:before="60" w:after="60"/>
+              <w:rPr>
+                <w:rFonts w:cs="Arial"/>
+                <w:bCs/>
+                <w:color w:val="000000"/>
+                <w:szCs w:val="20"/>
+              </w:rPr>
+            </w:pPr>
+            <w:r>
+              <w:rPr>
+                <w:rFonts w:cs="Arial"/>
+                <w:bCs/>
+                <w:color w:val="000000"/>
+                <w:szCs w:val="20"/>
+              </w:rPr>
+              <w:t xml:space="preserve">We </w:t>
+            </w:r>
+            <w:r>
+              <w:rPr>
+                <w:rFonts w:cs="Arial"/>
+                <w:bCs/>
+                <w:color w:val="000000"/>
+                <w:szCs w:val="20"/>
+              </w:rPr>
+              <w:t xml:space="preserve">will </w:t>
+            </w:r>
+            <w:r>
+              <w:rPr>
+                <w:rFonts w:cs="Arial"/>
+                <w:bCs/>
+                <w:color w:val="000000"/>
+                <w:szCs w:val="20"/>
+              </w:rPr>
+              <w:t>u</w:t>
+            </w:r>
+            <w:r>
+              <w:rPr>
+                <w:rFonts w:cs="Arial"/>
+                <w:bCs/>
+                <w:color w:val="000000"/>
+                <w:szCs w:val="20"/>
+              </w:rPr>
+              <w:t>se design tools that support website animation, like Figma instead of just Photoshop and Illustrator.</w:t>
+            </w:r>
+          </w:p>
+          <w:p>
+            <w:pPr>
+              <w:spacing w:before="60" w:after="60"/>
+              <w:rPr>
+                <w:rFonts w:cs="Arial"/>
+                <w:b/>
+                <w:color w:val="000000"/>
+                <w:szCs w:val="20"/>
+              </w:rPr>
+            </w:pPr>
           </w:p>
         </w:tc>
         <w:tc>
@@ -8700,6 +8788,11 @@
           </w:p>
           <w:p>
             <w:pPr>
+              <w:pStyle w:val="ListParagraph"/>
+              <w:numPr>
+                <w:ilvl w:val="0"/>
+                <w:numId w:val="50"/>
+              </w:numPr>
               <w:tabs>
                 <w:tab w:val="center" w:pos="3883"/>
               </w:tabs>
@@ -8710,6 +8803,453 @@
                 <w:szCs w:val="20"/>
               </w:rPr>
             </w:pPr>
+            <w:r>
+              <w:rPr>
+                <w:rFonts w:cs="Arial"/>
+                <w:color w:val="000000"/>
+                <w:szCs w:val="20"/>
+              </w:rPr>
+              <w:t>The outcomes of the project</w:t>
+            </w:r>
+            <w:r>
+              <w:rPr>
+                <w:rFonts w:cs="Arial"/>
+                <w:color w:val="000000"/>
+                <w:szCs w:val="20"/>
+              </w:rPr>
+              <w:t xml:space="preserve"> must </w:t>
+            </w:r>
+            <w:r>
+              <w:rPr>
+                <w:rFonts w:cs="Arial"/>
+                <w:color w:val="000000"/>
+                <w:szCs w:val="20"/>
+              </w:rPr>
+              <w:t xml:space="preserve">include </w:t>
+            </w:r>
+            <w:r>
+              <w:rPr>
+                <w:rFonts w:cs="Arial"/>
+                <w:color w:val="000000"/>
+                <w:szCs w:val="20"/>
+              </w:rPr>
+              <w:t>4 separate pages, or 4 sections or a combination of pages and sections. It</w:t>
+            </w:r>
+            <w:r>
+              <w:rPr>
+                <w:rFonts w:cs="Arial"/>
+                <w:color w:val="000000"/>
+                <w:szCs w:val="20"/>
+              </w:rPr>
+              <w:t xml:space="preserve"> include</w:t>
+            </w:r>
+            <w:r>
+              <w:rPr>
+                <w:rFonts w:cs="Arial"/>
+                <w:color w:val="000000"/>
+                <w:szCs w:val="20"/>
+              </w:rPr>
+              <w:t>s</w:t>
+            </w:r>
+            <w:r>
+              <w:rPr>
+                <w:rFonts w:cs="Arial"/>
+                <w:color w:val="000000"/>
+                <w:szCs w:val="20"/>
+              </w:rPr>
+              <w:t xml:space="preserve"> </w:t>
+            </w:r>
+            <w:r>
+              <w:rPr>
+                <w:rFonts w:cs="Arial"/>
+                <w:color w:val="000000"/>
+                <w:szCs w:val="20"/>
+              </w:rPr>
+              <w:t>the I</w:t>
+            </w:r>
+            <w:r>
+              <w:rPr>
+                <w:rFonts w:cs="Arial"/>
+                <w:color w:val="000000"/>
+                <w:szCs w:val="20"/>
+              </w:rPr>
+              <w:t xml:space="preserve">ndex page, three other pages and </w:t>
+            </w:r>
+            <w:r>
+              <w:rPr>
+                <w:rFonts w:cs="Arial"/>
+                <w:color w:val="000000"/>
+                <w:szCs w:val="20"/>
+              </w:rPr>
+              <w:t xml:space="preserve">an </w:t>
+            </w:r>
+            <w:r>
+              <w:rPr>
+                <w:rFonts w:cs="Arial"/>
+                <w:color w:val="000000"/>
+                <w:szCs w:val="20"/>
+              </w:rPr>
+              <w:t>original logo design.</w:t>
+            </w:r>
+          </w:p>
+          <w:p>
+            <w:pPr>
+              <w:pStyle w:val="ListParagraph"/>
+              <w:numPr>
+                <w:ilvl w:val="0"/>
+                <w:numId w:val="50"/>
+              </w:numPr>
+              <w:tabs>
+                <w:tab w:val="center" w:pos="3883"/>
+              </w:tabs>
+              <w:spacing w:before="60" w:after="60"/>
+              <w:rPr>
+                <w:rFonts w:cs="Arial"/>
+                <w:color w:val="000000"/>
+                <w:szCs w:val="20"/>
+              </w:rPr>
+            </w:pPr>
+            <w:r>
+              <w:rPr>
+                <w:rFonts w:cs="Arial"/>
+                <w:color w:val="000000"/>
+                <w:szCs w:val="20"/>
+              </w:rPr>
+              <w:t>The design must comply with specific technical specifications, including RGB colour mode and 72ppi resolution. Additionally, the minimum wrapper size must be 960px, and the design must be suitable for either mobile or desktop platforms.</w:t>
+            </w:r>
+          </w:p>
+          <w:p>
+            <w:pPr>
+              <w:pStyle w:val="ListParagraph"/>
+              <w:numPr>
+                <w:ilvl w:val="0"/>
+                <w:numId w:val="50"/>
+              </w:numPr>
+              <w:tabs>
+                <w:tab w:val="center" w:pos="3883"/>
+              </w:tabs>
+              <w:spacing w:before="60" w:after="60"/>
+              <w:rPr>
+                <w:rFonts w:cs="Arial"/>
+                <w:color w:val="000000"/>
+                <w:szCs w:val="20"/>
+              </w:rPr>
+            </w:pPr>
+            <w:r>
+              <w:rPr>
+                <w:rFonts w:cs="Arial"/>
+                <w:color w:val="000000"/>
+                <w:szCs w:val="20"/>
+              </w:rPr>
+              <w:lastRenderedPageBreak/>
+              <w:t xml:space="preserve">The design specifications </w:t>
+            </w:r>
+            <w:r>
+              <w:rPr>
+                <w:rFonts w:cs="Arial"/>
+                <w:color w:val="000000"/>
+                <w:szCs w:val="20"/>
+              </w:rPr>
+              <w:t>require</w:t>
+            </w:r>
+            <w:r>
+              <w:rPr>
+                <w:rFonts w:cs="Arial"/>
+                <w:color w:val="000000"/>
+                <w:szCs w:val="20"/>
+              </w:rPr>
+              <w:t xml:space="preserve"> the website </w:t>
+            </w:r>
+            <w:r>
+              <w:rPr>
+                <w:rFonts w:cs="Arial"/>
+                <w:color w:val="000000"/>
+                <w:szCs w:val="20"/>
+              </w:rPr>
+              <w:t xml:space="preserve">must have a </w:t>
+            </w:r>
+            <w:r>
+              <w:rPr>
+                <w:rFonts w:cs="Arial"/>
+                <w:color w:val="000000"/>
+                <w:szCs w:val="20"/>
+              </w:rPr>
+              <w:t>two or more-column</w:t>
+            </w:r>
+            <w:r>
+              <w:rPr>
+                <w:rFonts w:cs="Arial"/>
+                <w:color w:val="000000"/>
+                <w:szCs w:val="20"/>
+              </w:rPr>
+              <w:t xml:space="preserve"> layout on most pages</w:t>
+            </w:r>
+            <w:r>
+              <w:rPr>
+                <w:rFonts w:cs="Arial"/>
+                <w:color w:val="000000"/>
+                <w:szCs w:val="20"/>
+              </w:rPr>
+              <w:t xml:space="preserve"> but not all</w:t>
+            </w:r>
+            <w:r>
+              <w:rPr>
+                <w:rFonts w:cs="Arial"/>
+                <w:color w:val="000000"/>
+                <w:szCs w:val="20"/>
+              </w:rPr>
+              <w:t xml:space="preserve"> and i</w:t>
+            </w:r>
+            <w:r>
+              <w:rPr>
+                <w:rFonts w:cs="Arial"/>
+                <w:color w:val="000000"/>
+                <w:szCs w:val="20"/>
+              </w:rPr>
+              <w:t>t must have a form and a table.</w:t>
+            </w:r>
+          </w:p>
+          <w:p>
+            <w:pPr>
+              <w:pStyle w:val="ListParagraph"/>
+              <w:numPr>
+                <w:ilvl w:val="0"/>
+                <w:numId w:val="50"/>
+              </w:numPr>
+              <w:tabs>
+                <w:tab w:val="center" w:pos="3883"/>
+              </w:tabs>
+              <w:spacing w:before="60" w:after="60"/>
+              <w:rPr>
+                <w:rFonts w:cs="Arial"/>
+                <w:color w:val="000000"/>
+                <w:szCs w:val="20"/>
+              </w:rPr>
+            </w:pPr>
+            <w:r>
+              <w:rPr>
+                <w:rFonts w:cs="Arial"/>
+                <w:color w:val="000000"/>
+                <w:szCs w:val="20"/>
+              </w:rPr>
+              <w:t xml:space="preserve">All </w:t>
+            </w:r>
+            <w:r>
+              <w:rPr>
+                <w:rFonts w:cs="Arial"/>
+                <w:color w:val="000000"/>
+                <w:szCs w:val="20"/>
+              </w:rPr>
+              <w:t>content</w:t>
+            </w:r>
+            <w:r>
+              <w:rPr>
+                <w:rFonts w:cs="Arial"/>
+                <w:color w:val="000000"/>
+                <w:szCs w:val="20"/>
+              </w:rPr>
+              <w:t xml:space="preserve"> of the project</w:t>
+            </w:r>
+            <w:r>
+              <w:rPr>
+                <w:rFonts w:cs="Arial"/>
+                <w:color w:val="000000"/>
+                <w:szCs w:val="20"/>
+              </w:rPr>
+              <w:t xml:space="preserve"> must </w:t>
+            </w:r>
+            <w:r>
+              <w:rPr>
+                <w:rFonts w:cs="Arial"/>
+                <w:color w:val="000000"/>
+                <w:szCs w:val="20"/>
+              </w:rPr>
+              <w:t>have copyright clearance for images, font and assets.</w:t>
+            </w:r>
+          </w:p>
+          <w:p>
+            <w:pPr>
+              <w:pStyle w:val="ListParagraph"/>
+              <w:numPr>
+                <w:ilvl w:val="0"/>
+                <w:numId w:val="50"/>
+              </w:numPr>
+              <w:tabs>
+                <w:tab w:val="center" w:pos="3883"/>
+              </w:tabs>
+              <w:spacing w:before="60" w:after="60"/>
+              <w:rPr>
+                <w:rFonts w:cs="Arial"/>
+                <w:color w:val="000000"/>
+                <w:szCs w:val="20"/>
+              </w:rPr>
+            </w:pPr>
+            <w:r>
+              <w:rPr>
+                <w:rFonts w:cs="Arial"/>
+                <w:color w:val="000000"/>
+                <w:szCs w:val="20"/>
+              </w:rPr>
+              <w:t>The design must comply with visual communication principles.</w:t>
+            </w:r>
+          </w:p>
+          <w:p>
+            <w:pPr>
+              <w:pStyle w:val="ListParagraph"/>
+              <w:numPr>
+                <w:ilvl w:val="0"/>
+                <w:numId w:val="50"/>
+              </w:numPr>
+              <w:tabs>
+                <w:tab w:val="center" w:pos="3883"/>
+              </w:tabs>
+              <w:spacing w:before="60" w:after="60"/>
+              <w:rPr>
+                <w:rFonts w:cs="Arial"/>
+                <w:color w:val="000000"/>
+                <w:szCs w:val="20"/>
+              </w:rPr>
+            </w:pPr>
+            <w:r>
+              <w:rPr>
+                <w:rFonts w:cs="Arial"/>
+                <w:color w:val="000000"/>
+                <w:szCs w:val="20"/>
+              </w:rPr>
+              <w:t xml:space="preserve">The project </w:t>
+            </w:r>
+            <w:r>
+              <w:rPr>
+                <w:rFonts w:cs="Arial"/>
+                <w:color w:val="000000"/>
+                <w:szCs w:val="20"/>
+              </w:rPr>
+              <w:t xml:space="preserve">must </w:t>
+            </w:r>
+            <w:r>
+              <w:rPr>
+                <w:rFonts w:cs="Arial"/>
+                <w:color w:val="000000"/>
+                <w:szCs w:val="20"/>
+              </w:rPr>
+              <w:t>use</w:t>
+            </w:r>
+            <w:r>
+              <w:rPr>
+                <w:rFonts w:cs="Arial"/>
+                <w:color w:val="000000"/>
+                <w:szCs w:val="20"/>
+              </w:rPr>
+              <w:t xml:space="preserve"> only</w:t>
+            </w:r>
+            <w:r>
+              <w:rPr>
+                <w:rFonts w:cs="Arial"/>
+                <w:color w:val="000000"/>
+                <w:szCs w:val="20"/>
+              </w:rPr>
+              <w:t xml:space="preserve"> Figma, Photoshop, or Illustrator</w:t>
+            </w:r>
+            <w:r>
+              <w:rPr>
+                <w:rFonts w:cs="Arial"/>
+                <w:color w:val="000000"/>
+                <w:szCs w:val="20"/>
+              </w:rPr>
+              <w:t xml:space="preserve"> </w:t>
+            </w:r>
+            <w:r>
+              <w:rPr>
+                <w:rFonts w:cs="Arial"/>
+                <w:color w:val="000000"/>
+                <w:szCs w:val="20"/>
+              </w:rPr>
+              <w:t>for</w:t>
+            </w:r>
+            <w:r>
+              <w:rPr>
+                <w:rFonts w:cs="Arial"/>
+                <w:color w:val="000000"/>
+                <w:szCs w:val="20"/>
+              </w:rPr>
+              <w:t xml:space="preserve"> design.</w:t>
+            </w:r>
+          </w:p>
+          <w:p>
+            <w:pPr>
+              <w:pStyle w:val="ListParagraph"/>
+              <w:numPr>
+                <w:ilvl w:val="0"/>
+                <w:numId w:val="50"/>
+              </w:numPr>
+              <w:tabs>
+                <w:tab w:val="center" w:pos="3883"/>
+              </w:tabs>
+              <w:spacing w:before="60" w:after="60"/>
+              <w:rPr>
+                <w:rFonts w:cs="Arial"/>
+                <w:color w:val="000000"/>
+                <w:szCs w:val="20"/>
+              </w:rPr>
+            </w:pPr>
+            <w:r>
+              <w:rPr>
+                <w:rFonts w:cs="Arial"/>
+                <w:color w:val="000000"/>
+                <w:szCs w:val="20"/>
+              </w:rPr>
+              <w:t>The f</w:t>
+            </w:r>
+            <w:r>
+              <w:rPr>
+                <w:rFonts w:cs="Arial"/>
+                <w:color w:val="000000"/>
+                <w:szCs w:val="20"/>
+              </w:rPr>
+              <w:t>inal design file</w:t>
+            </w:r>
+            <w:r>
+              <w:rPr>
+                <w:rFonts w:cs="Arial"/>
+                <w:color w:val="000000"/>
+                <w:szCs w:val="20"/>
+              </w:rPr>
+              <w:t xml:space="preserve"> formats </w:t>
+            </w:r>
+            <w:r>
+              <w:rPr>
+                <w:rFonts w:cs="Arial"/>
+                <w:color w:val="000000"/>
+                <w:szCs w:val="20"/>
+              </w:rPr>
+              <w:t>must be</w:t>
+            </w:r>
+            <w:r>
+              <w:rPr>
+                <w:rFonts w:cs="Arial"/>
+                <w:color w:val="000000"/>
+                <w:szCs w:val="20"/>
+              </w:rPr>
+              <w:t xml:space="preserve"> </w:t>
+            </w:r>
+            <w:proofErr w:type="gramStart"/>
+            <w:r>
+              <w:rPr>
+                <w:rFonts w:cs="Arial"/>
+                <w:color w:val="000000"/>
+                <w:szCs w:val="20"/>
+              </w:rPr>
+              <w:t>“.fig</w:t>
+            </w:r>
+            <w:proofErr w:type="gramEnd"/>
+            <w:r>
+              <w:rPr>
+                <w:rFonts w:cs="Arial"/>
+                <w:color w:val="000000"/>
+                <w:szCs w:val="20"/>
+              </w:rPr>
+              <w:t>” when using Figma tool.</w:t>
+            </w:r>
           </w:p>
         </w:tc>
         <w:tc>
@@ -8733,6 +9273,7 @@
                 <w:color w:val="000000"/>
                 <w:szCs w:val="20"/>
               </w:rPr>
+              <w:lastRenderedPageBreak/>
               <w:t>Comment:</w:t>
             </w:r>
           </w:p>
@@ -9015,16 +9556,249 @@
           </w:p>
           <w:p>
             <w:pPr>
+              <w:pStyle w:val="ListParagraph"/>
+              <w:numPr>
+                <w:ilvl w:val="0"/>
+                <w:numId w:val="51"/>
+              </w:numPr>
               <w:tabs>
                 <w:tab w:val="center" w:pos="3883"/>
               </w:tabs>
               <w:spacing w:before="60" w:after="60"/>
               <w:rPr>
                 <w:rFonts w:cs="Arial"/>
-                <w:color w:val="000000"/>
-                <w:szCs w:val="20"/>
-              </w:rPr>
-            </w:pPr>
+                <w:b/>
+                <w:bCs/>
+                <w:color w:val="000000"/>
+                <w:szCs w:val="20"/>
+              </w:rPr>
+            </w:pPr>
+            <w:r>
+              <w:rPr>
+                <w:rFonts w:cs="Arial"/>
+                <w:b/>
+                <w:bCs/>
+                <w:color w:val="000000"/>
+                <w:szCs w:val="20"/>
+              </w:rPr>
+              <w:t>Figma:</w:t>
+            </w:r>
+          </w:p>
+          <w:p>
+            <w:pPr>
+              <w:pStyle w:val="ListParagraph"/>
+              <w:numPr>
+                <w:ilvl w:val="0"/>
+                <w:numId w:val="52"/>
+              </w:numPr>
+              <w:tabs>
+                <w:tab w:val="center" w:pos="3883"/>
+              </w:tabs>
+              <w:spacing w:before="60" w:after="60"/>
+              <w:rPr>
+                <w:rFonts w:cs="Arial"/>
+                <w:color w:val="000000"/>
+                <w:szCs w:val="20"/>
+              </w:rPr>
+            </w:pPr>
+            <w:r>
+              <w:rPr>
+                <w:rFonts w:cs="Arial"/>
+                <w:color w:val="000000"/>
+                <w:szCs w:val="20"/>
+              </w:rPr>
+              <w:t>Advantage: Solves the collaboration and consistency issues while enabling real-time feedback.</w:t>
+            </w:r>
+          </w:p>
+          <w:p>
+            <w:pPr>
+              <w:pStyle w:val="ListParagraph"/>
+              <w:numPr>
+                <w:ilvl w:val="0"/>
+                <w:numId w:val="52"/>
+              </w:numPr>
+              <w:tabs>
+                <w:tab w:val="center" w:pos="3883"/>
+              </w:tabs>
+              <w:spacing w:before="60" w:after="60"/>
+              <w:rPr>
+                <w:rFonts w:cs="Arial"/>
+                <w:color w:val="000000"/>
+                <w:szCs w:val="20"/>
+              </w:rPr>
+            </w:pPr>
+            <w:r>
+              <w:rPr>
+                <w:rFonts w:cs="Arial"/>
+                <w:color w:val="000000"/>
+                <w:szCs w:val="20"/>
+              </w:rPr>
+              <w:t>Disadvantage: Requires transitioning from offline tools and a stable internet connection.</w:t>
+            </w:r>
+          </w:p>
+          <w:p>
+            <w:pPr>
+              <w:pStyle w:val="ListParagraph"/>
+              <w:numPr>
+                <w:ilvl w:val="0"/>
+                <w:numId w:val="51"/>
+              </w:numPr>
+              <w:tabs>
+                <w:tab w:val="center" w:pos="3883"/>
+              </w:tabs>
+              <w:spacing w:before="60" w:after="60"/>
+              <w:rPr>
+                <w:rFonts w:cs="Arial"/>
+                <w:b/>
+                <w:bCs/>
+                <w:color w:val="000000"/>
+                <w:szCs w:val="20"/>
+              </w:rPr>
+            </w:pPr>
+            <w:r>
+              <w:rPr>
+                <w:rFonts w:cs="Arial"/>
+                <w:b/>
+                <w:bCs/>
+                <w:color w:val="000000"/>
+                <w:szCs w:val="20"/>
+              </w:rPr>
+              <w:t>Adobe XD:</w:t>
+            </w:r>
+          </w:p>
+          <w:p>
+            <w:pPr>
+              <w:pStyle w:val="ListParagraph"/>
+              <w:numPr>
+                <w:ilvl w:val="1"/>
+                <w:numId w:val="53"/>
+              </w:numPr>
+              <w:tabs>
+                <w:tab w:val="center" w:pos="3883"/>
+              </w:tabs>
+              <w:spacing w:before="60" w:after="60"/>
+              <w:rPr>
+                <w:rFonts w:cs="Arial"/>
+                <w:color w:val="000000"/>
+                <w:szCs w:val="20"/>
+              </w:rPr>
+            </w:pPr>
+            <w:r>
+              <w:rPr>
+                <w:rFonts w:cs="Arial"/>
+                <w:color w:val="000000"/>
+                <w:szCs w:val="20"/>
+              </w:rPr>
+              <w:t>Advantage: Provides animation capabilities and real-time collaboration, making it easier to deliver interactive prototypes.</w:t>
+            </w:r>
+          </w:p>
+          <w:p>
+            <w:pPr>
+              <w:pStyle w:val="ListParagraph"/>
+              <w:numPr>
+                <w:ilvl w:val="1"/>
+                <w:numId w:val="53"/>
+              </w:numPr>
+              <w:tabs>
+                <w:tab w:val="center" w:pos="3883"/>
+              </w:tabs>
+              <w:spacing w:before="60" w:after="60"/>
+              <w:rPr>
+                <w:rFonts w:cs="Arial"/>
+                <w:color w:val="000000"/>
+                <w:szCs w:val="20"/>
+              </w:rPr>
+            </w:pPr>
+            <w:r>
+              <w:rPr>
+                <w:rFonts w:cs="Arial"/>
+                <w:color w:val="000000"/>
+                <w:szCs w:val="20"/>
+              </w:rPr>
+              <w:t>Disadvantage: Some features overlap with other tools and may require additional development for final implementation.</w:t>
+            </w:r>
+          </w:p>
+          <w:p>
+            <w:pPr>
+              <w:pStyle w:val="ListParagraph"/>
+              <w:numPr>
+                <w:ilvl w:val="0"/>
+                <w:numId w:val="51"/>
+              </w:numPr>
+              <w:tabs>
+                <w:tab w:val="center" w:pos="3883"/>
+              </w:tabs>
+              <w:spacing w:before="60" w:after="60"/>
+              <w:rPr>
+                <w:rFonts w:cs="Arial"/>
+                <w:b/>
+                <w:bCs/>
+                <w:color w:val="000000"/>
+                <w:szCs w:val="20"/>
+              </w:rPr>
+            </w:pPr>
+            <w:r>
+              <w:rPr>
+                <w:rFonts w:cs="Arial"/>
+                <w:b/>
+                <w:bCs/>
+                <w:color w:val="000000"/>
+                <w:szCs w:val="20"/>
+              </w:rPr>
+              <w:t>Webflow:</w:t>
+            </w:r>
+          </w:p>
+          <w:p>
+            <w:pPr>
+              <w:pStyle w:val="ListParagraph"/>
+              <w:numPr>
+                <w:ilvl w:val="1"/>
+                <w:numId w:val="53"/>
+              </w:numPr>
+              <w:tabs>
+                <w:tab w:val="center" w:pos="3883"/>
+              </w:tabs>
+              <w:spacing w:before="60" w:after="60"/>
+              <w:rPr>
+                <w:rFonts w:cs="Arial"/>
+                <w:color w:val="000000"/>
+                <w:szCs w:val="20"/>
+              </w:rPr>
+            </w:pPr>
+            <w:r>
+              <w:rPr>
+                <w:rFonts w:cs="Arial"/>
+                <w:color w:val="000000"/>
+                <w:szCs w:val="20"/>
+              </w:rPr>
+              <w:t>Advantage: Allows for no-code design and web development, speeding up the process and enabling advanced animations directly in the design.</w:t>
+            </w:r>
+          </w:p>
+          <w:p>
+            <w:pPr>
+              <w:pStyle w:val="ListParagraph"/>
+              <w:numPr>
+                <w:ilvl w:val="1"/>
+                <w:numId w:val="53"/>
+              </w:numPr>
+              <w:tabs>
+                <w:tab w:val="center" w:pos="3883"/>
+              </w:tabs>
+              <w:spacing w:before="60" w:after="60"/>
+              <w:rPr>
+                <w:rFonts w:cs="Arial"/>
+                <w:color w:val="000000"/>
+                <w:szCs w:val="20"/>
+              </w:rPr>
+            </w:pPr>
+            <w:r>
+              <w:rPr>
+                <w:rFonts w:cs="Arial"/>
+                <w:color w:val="000000"/>
+                <w:szCs w:val="20"/>
+              </w:rPr>
+              <w:t>Disadvantage: More complex designs may still require coding, and the platform can be expensive for smaller teams.</w:t>
+            </w:r>
           </w:p>
         </w:tc>
         <w:tc>
@@ -9300,12 +10074,6 @@
           <w:p>
             <w:pPr>
               <w:spacing w:before="60" w:after="60"/>
-              <w:rPr>
-                <w:rFonts w:cs="Arial"/>
-                <w:b/>
-                <w:color w:val="000000"/>
-                <w:szCs w:val="20"/>
-              </w:rPr>
             </w:pPr>
             <w:r>
               <w:rPr>
@@ -9316,9 +10084,42 @@
               </w:rPr>
               <w:t>Answer:</w:t>
             </w:r>
-          </w:p>
-          <w:p>
-            <w:pPr>
+            <w:r>
+              <w:t xml:space="preserve"> </w:t>
+            </w:r>
+          </w:p>
+          <w:p>
+            <w:pPr>
+              <w:pStyle w:val="ListParagraph"/>
+              <w:numPr>
+                <w:ilvl w:val="0"/>
+                <w:numId w:val="57"/>
+              </w:numPr>
+              <w:spacing w:before="60" w:after="60"/>
+              <w:rPr>
+                <w:rFonts w:cs="Arial"/>
+                <w:bCs/>
+                <w:color w:val="000000"/>
+                <w:szCs w:val="20"/>
+              </w:rPr>
+            </w:pPr>
+            <w:r>
+              <w:rPr>
+                <w:rFonts w:cs="Arial"/>
+                <w:bCs/>
+                <w:color w:val="000000"/>
+                <w:szCs w:val="20"/>
+              </w:rPr>
+              <w:t>Wireframing and Prototyping Workflow:</w:t>
+            </w:r>
+          </w:p>
+          <w:p>
+            <w:pPr>
+              <w:pStyle w:val="ListParagraph"/>
+              <w:numPr>
+                <w:ilvl w:val="1"/>
+                <w:numId w:val="53"/>
+              </w:numPr>
               <w:tabs>
                 <w:tab w:val="center" w:pos="3883"/>
               </w:tabs>
@@ -9329,6 +10130,332 @@
                 <w:szCs w:val="20"/>
               </w:rPr>
             </w:pPr>
+            <w:r>
+              <w:rPr>
+                <w:rFonts w:cs="Arial"/>
+                <w:color w:val="000000"/>
+                <w:szCs w:val="20"/>
+              </w:rPr>
+              <w:t xml:space="preserve">Features: </w:t>
+            </w:r>
+            <w:r>
+              <w:rPr>
+                <w:rFonts w:cs="Arial"/>
+                <w:color w:val="000000"/>
+                <w:szCs w:val="20"/>
+              </w:rPr>
+              <w:t>It</w:t>
+            </w:r>
+            <w:r>
+              <w:rPr>
+                <w:rFonts w:cs="Arial"/>
+                <w:color w:val="000000"/>
+                <w:szCs w:val="20"/>
+              </w:rPr>
+              <w:t xml:space="preserve"> creat</w:t>
+            </w:r>
+            <w:r>
+              <w:rPr>
+                <w:rFonts w:cs="Arial"/>
+                <w:color w:val="000000"/>
+                <w:szCs w:val="20"/>
+              </w:rPr>
+              <w:t>es</w:t>
+            </w:r>
+            <w:r>
+              <w:rPr>
+                <w:rFonts w:cs="Arial"/>
+                <w:color w:val="000000"/>
+                <w:szCs w:val="20"/>
+              </w:rPr>
+              <w:t xml:space="preserve"> wireframes and prototypes for </w:t>
+            </w:r>
+            <w:r>
+              <w:rPr>
+                <w:rFonts w:cs="Arial"/>
+                <w:color w:val="000000"/>
+                <w:szCs w:val="20"/>
+              </w:rPr>
+              <w:t>outline</w:t>
+            </w:r>
+            <w:r>
+              <w:rPr>
+                <w:rFonts w:cs="Arial"/>
+                <w:color w:val="000000"/>
+                <w:szCs w:val="20"/>
+              </w:rPr>
+              <w:t xml:space="preserve"> the design, </w:t>
+            </w:r>
+            <w:r>
+              <w:rPr>
+                <w:rFonts w:cs="Arial"/>
+                <w:color w:val="000000"/>
+                <w:szCs w:val="20"/>
+              </w:rPr>
+              <w:t>continuous</w:t>
+            </w:r>
+            <w:r>
+              <w:rPr>
+                <w:rFonts w:cs="Arial"/>
+                <w:color w:val="000000"/>
+                <w:szCs w:val="20"/>
+              </w:rPr>
+              <w:t xml:space="preserve"> feedback and using tools like Figma </w:t>
+            </w:r>
+            <w:r>
+              <w:rPr>
+                <w:rFonts w:cs="Arial"/>
+                <w:color w:val="000000"/>
+                <w:szCs w:val="20"/>
+              </w:rPr>
+              <w:t>to design the project.</w:t>
+            </w:r>
+          </w:p>
+          <w:p>
+            <w:pPr>
+              <w:pStyle w:val="ListParagraph"/>
+              <w:numPr>
+                <w:ilvl w:val="1"/>
+                <w:numId w:val="53"/>
+              </w:numPr>
+              <w:tabs>
+                <w:tab w:val="center" w:pos="3883"/>
+              </w:tabs>
+              <w:spacing w:before="60" w:after="60"/>
+              <w:rPr>
+                <w:rFonts w:cs="Arial"/>
+                <w:color w:val="000000"/>
+                <w:szCs w:val="20"/>
+              </w:rPr>
+            </w:pPr>
+            <w:r>
+              <w:rPr>
+                <w:rFonts w:cs="Arial"/>
+                <w:color w:val="000000"/>
+                <w:szCs w:val="20"/>
+              </w:rPr>
+              <w:t xml:space="preserve">Functions: </w:t>
+            </w:r>
+            <w:r>
+              <w:rPr>
+                <w:rFonts w:cs="Arial"/>
+                <w:color w:val="000000"/>
+                <w:szCs w:val="20"/>
+              </w:rPr>
+              <w:t xml:space="preserve">It </w:t>
+            </w:r>
+            <w:r>
+              <w:rPr>
+                <w:rFonts w:cs="Arial"/>
+                <w:color w:val="000000"/>
+                <w:szCs w:val="20"/>
+              </w:rPr>
+              <w:t>improve</w:t>
+            </w:r>
+            <w:r>
+              <w:rPr>
+                <w:rFonts w:cs="Arial"/>
+                <w:color w:val="000000"/>
+                <w:szCs w:val="20"/>
+              </w:rPr>
+              <w:t>s</w:t>
+            </w:r>
+            <w:r>
+              <w:rPr>
+                <w:rFonts w:cs="Arial"/>
+                <w:color w:val="000000"/>
+                <w:szCs w:val="20"/>
+              </w:rPr>
+              <w:t xml:space="preserve"> efficiency, reduce miscommunication, and incorporate client feedback.</w:t>
+            </w:r>
+          </w:p>
+          <w:p>
+            <w:pPr>
+              <w:pStyle w:val="ListParagraph"/>
+              <w:numPr>
+                <w:ilvl w:val="0"/>
+                <w:numId w:val="57"/>
+              </w:numPr>
+              <w:spacing w:before="60" w:after="60"/>
+              <w:rPr>
+                <w:rFonts w:cs="Arial"/>
+                <w:bCs/>
+                <w:color w:val="000000"/>
+                <w:szCs w:val="20"/>
+              </w:rPr>
+            </w:pPr>
+            <w:r>
+              <w:rPr>
+                <w:rFonts w:cs="Arial"/>
+                <w:bCs/>
+                <w:color w:val="000000"/>
+                <w:szCs w:val="20"/>
+              </w:rPr>
+              <w:t>Asset Management Workflow:</w:t>
+            </w:r>
+          </w:p>
+          <w:p>
+            <w:pPr>
+              <w:pStyle w:val="ListParagraph"/>
+              <w:numPr>
+                <w:ilvl w:val="1"/>
+                <w:numId w:val="53"/>
+              </w:numPr>
+              <w:tabs>
+                <w:tab w:val="center" w:pos="3883"/>
+              </w:tabs>
+              <w:spacing w:before="60" w:after="60"/>
+              <w:rPr>
+                <w:rFonts w:cs="Arial"/>
+                <w:color w:val="000000"/>
+                <w:szCs w:val="20"/>
+              </w:rPr>
+            </w:pPr>
+            <w:r>
+              <w:rPr>
+                <w:rFonts w:cs="Arial"/>
+                <w:color w:val="000000"/>
+                <w:szCs w:val="20"/>
+              </w:rPr>
+              <w:t>Features: Centralized asset storage, version control, and cross-tool compatibility.</w:t>
+            </w:r>
+          </w:p>
+          <w:p>
+            <w:pPr>
+              <w:pStyle w:val="ListParagraph"/>
+              <w:numPr>
+                <w:ilvl w:val="1"/>
+                <w:numId w:val="53"/>
+              </w:numPr>
+              <w:tabs>
+                <w:tab w:val="center" w:pos="3883"/>
+              </w:tabs>
+              <w:spacing w:before="60" w:after="60"/>
+              <w:rPr>
+                <w:rFonts w:cs="Arial"/>
+                <w:color w:val="000000"/>
+                <w:szCs w:val="20"/>
+              </w:rPr>
+            </w:pPr>
+            <w:r>
+              <w:rPr>
+                <w:rFonts w:cs="Arial"/>
+                <w:color w:val="000000"/>
+                <w:szCs w:val="20"/>
+              </w:rPr>
+              <w:t>Functions:</w:t>
+            </w:r>
+            <w:r>
+              <w:rPr>
+                <w:rFonts w:cs="Arial"/>
+                <w:color w:val="000000"/>
+                <w:szCs w:val="20"/>
+              </w:rPr>
+              <w:t xml:space="preserve"> It e</w:t>
+            </w:r>
+            <w:r>
+              <w:rPr>
+                <w:rFonts w:cs="Arial"/>
+                <w:color w:val="000000"/>
+                <w:szCs w:val="20"/>
+              </w:rPr>
+              <w:t>xplains workflow improv</w:t>
+            </w:r>
+            <w:r>
+              <w:rPr>
+                <w:rFonts w:cs="Arial"/>
+                <w:color w:val="000000"/>
+                <w:szCs w:val="20"/>
+              </w:rPr>
+              <w:t>ing</w:t>
+            </w:r>
+            <w:r>
+              <w:rPr>
+                <w:rFonts w:cs="Arial"/>
+                <w:color w:val="000000"/>
+                <w:szCs w:val="20"/>
+              </w:rPr>
+              <w:t xml:space="preserve"> efficiency, keeps assets up to date and maintains consistency across designs.</w:t>
+            </w:r>
+          </w:p>
+          <w:p>
+            <w:pPr>
+              <w:pStyle w:val="ListParagraph"/>
+              <w:numPr>
+                <w:ilvl w:val="0"/>
+                <w:numId w:val="57"/>
+              </w:numPr>
+              <w:spacing w:before="60" w:after="60"/>
+              <w:rPr>
+                <w:rFonts w:cs="Arial"/>
+                <w:bCs/>
+                <w:color w:val="000000"/>
+                <w:szCs w:val="20"/>
+              </w:rPr>
+            </w:pPr>
+            <w:r>
+              <w:rPr>
+                <w:rFonts w:cs="Arial"/>
+                <w:bCs/>
+                <w:color w:val="000000"/>
+                <w:szCs w:val="20"/>
+              </w:rPr>
+              <w:t>Usability Testing Workflow:</w:t>
+            </w:r>
+          </w:p>
+          <w:p>
+            <w:pPr>
+              <w:pStyle w:val="ListParagraph"/>
+              <w:numPr>
+                <w:ilvl w:val="1"/>
+                <w:numId w:val="53"/>
+              </w:numPr>
+              <w:tabs>
+                <w:tab w:val="center" w:pos="3883"/>
+              </w:tabs>
+              <w:spacing w:before="60" w:after="60"/>
+              <w:rPr>
+                <w:rFonts w:cs="Arial"/>
+                <w:color w:val="000000"/>
+                <w:szCs w:val="20"/>
+              </w:rPr>
+            </w:pPr>
+            <w:r>
+              <w:rPr>
+                <w:rFonts w:cs="Arial"/>
+                <w:color w:val="000000"/>
+                <w:szCs w:val="20"/>
+              </w:rPr>
+              <w:t>Features: Application of usability principles, real user testing, and integration of findings.</w:t>
+            </w:r>
+          </w:p>
+          <w:p>
+            <w:pPr>
+              <w:pStyle w:val="ListParagraph"/>
+              <w:numPr>
+                <w:ilvl w:val="1"/>
+                <w:numId w:val="53"/>
+              </w:numPr>
+              <w:tabs>
+                <w:tab w:val="center" w:pos="3883"/>
+              </w:tabs>
+              <w:spacing w:before="60" w:after="60"/>
+              <w:rPr>
+                <w:rFonts w:cs="Arial"/>
+                <w:bCs/>
+                <w:color w:val="000000"/>
+                <w:szCs w:val="20"/>
+              </w:rPr>
+            </w:pPr>
+            <w:r>
+              <w:rPr>
+                <w:rFonts w:cs="Arial"/>
+                <w:color w:val="000000"/>
+                <w:szCs w:val="20"/>
+              </w:rPr>
+              <w:lastRenderedPageBreak/>
+              <w:t>Functions: Highlights how usability testing optimizes user experience, ensures logical information flow, and enhances satisfaction.</w:t>
+            </w:r>
           </w:p>
         </w:tc>
         <w:tc>
@@ -9352,6 +10479,7 @@
                 <w:color w:val="000000"/>
                 <w:szCs w:val="20"/>
               </w:rPr>
+              <w:lastRenderedPageBreak/>
               <w:t>Comment:</w:t>
             </w:r>
           </w:p>
@@ -9607,12 +10735,6 @@
           <w:p>
             <w:pPr>
               <w:spacing w:before="60" w:after="60"/>
-              <w:rPr>
-                <w:rFonts w:cs="Arial"/>
-                <w:b/>
-                <w:color w:val="000000"/>
-                <w:szCs w:val="20"/>
-              </w:rPr>
             </w:pPr>
             <w:r>
               <w:rPr>
@@ -9622,6 +10744,511 @@
                 <w:szCs w:val="20"/>
               </w:rPr>
               <w:t>Answer:</w:t>
+            </w:r>
+            <w:r>
+              <w:t xml:space="preserve"> </w:t>
+            </w:r>
+          </w:p>
+          <w:p>
+            <w:pPr>
+              <w:pStyle w:val="ListParagraph"/>
+              <w:numPr>
+                <w:ilvl w:val="0"/>
+                <w:numId w:val="58"/>
+              </w:numPr>
+              <w:spacing w:before="60" w:after="60"/>
+              <w:rPr>
+                <w:rFonts w:cs="Arial"/>
+                <w:bCs/>
+                <w:color w:val="000000"/>
+                <w:szCs w:val="20"/>
+              </w:rPr>
+            </w:pPr>
+            <w:r>
+              <w:rPr>
+                <w:rFonts w:cs="Arial"/>
+                <w:bCs/>
+                <w:color w:val="000000"/>
+                <w:szCs w:val="20"/>
+              </w:rPr>
+              <w:t>Official Websites and Documentation</w:t>
+            </w:r>
+            <w:r>
+              <w:rPr>
+                <w:rFonts w:cs="Arial"/>
+                <w:bCs/>
+                <w:color w:val="000000"/>
+                <w:szCs w:val="20"/>
+              </w:rPr>
+              <w:t>.</w:t>
+            </w:r>
+          </w:p>
+          <w:p>
+            <w:pPr>
+              <w:pStyle w:val="ListParagraph"/>
+              <w:spacing w:before="60" w:after="60"/>
+              <w:ind w:left="1440"/>
+              <w:rPr>
+                <w:rFonts w:cs="Arial"/>
+                <w:bCs/>
+                <w:color w:val="000000"/>
+                <w:szCs w:val="20"/>
+              </w:rPr>
+            </w:pPr>
+            <w:r>
+              <w:rPr>
+                <w:rFonts w:cs="Arial"/>
+                <w:bCs/>
+                <w:color w:val="000000"/>
+                <w:szCs w:val="20"/>
+              </w:rPr>
+              <w:t>The</w:t>
+            </w:r>
+            <w:r>
+              <w:rPr>
+                <w:rFonts w:cs="Arial"/>
+                <w:bCs/>
+                <w:color w:val="000000"/>
+                <w:szCs w:val="20"/>
+              </w:rPr>
+              <w:t xml:space="preserve"> primar</w:t>
+            </w:r>
+            <w:r>
+              <w:rPr>
+                <w:rFonts w:cs="Arial"/>
+                <w:bCs/>
+                <w:color w:val="000000"/>
+                <w:szCs w:val="20"/>
+              </w:rPr>
+              <w:t xml:space="preserve">y source </w:t>
+            </w:r>
+            <w:r>
+              <w:rPr>
+                <w:rFonts w:cs="Arial"/>
+                <w:bCs/>
+                <w:color w:val="000000"/>
+                <w:szCs w:val="20"/>
+              </w:rPr>
+              <w:t>provide</w:t>
+            </w:r>
+            <w:r>
+              <w:rPr>
+                <w:rFonts w:cs="Arial"/>
+                <w:bCs/>
+                <w:color w:val="000000"/>
+                <w:szCs w:val="20"/>
+              </w:rPr>
+              <w:t>s</w:t>
+            </w:r>
+            <w:r>
+              <w:rPr>
+                <w:rFonts w:cs="Arial"/>
+                <w:bCs/>
+                <w:color w:val="000000"/>
+                <w:szCs w:val="20"/>
+              </w:rPr>
+              <w:t xml:space="preserve"> the most accurate and updated features and functions</w:t>
+            </w:r>
+            <w:r>
+              <w:rPr>
+                <w:rFonts w:cs="Arial"/>
+                <w:bCs/>
+                <w:color w:val="000000"/>
+                <w:szCs w:val="20"/>
+              </w:rPr>
+              <w:t xml:space="preserve"> such as </w:t>
+            </w:r>
+            <w:r>
+              <w:rPr>
+                <w:rFonts w:cs="Arial"/>
+                <w:bCs/>
+                <w:color w:val="000000"/>
+                <w:szCs w:val="20"/>
+              </w:rPr>
+              <w:t>Figma.com, Adobe.com, Atlassian.com for Jira</w:t>
+            </w:r>
+          </w:p>
+          <w:p>
+            <w:pPr>
+              <w:pStyle w:val="ListParagraph"/>
+              <w:numPr>
+                <w:ilvl w:val="0"/>
+                <w:numId w:val="58"/>
+              </w:numPr>
+              <w:spacing w:before="60" w:after="60"/>
+              <w:rPr>
+                <w:rFonts w:cs="Arial"/>
+                <w:bCs/>
+                <w:color w:val="000000"/>
+                <w:szCs w:val="20"/>
+              </w:rPr>
+            </w:pPr>
+            <w:r>
+              <w:rPr>
+                <w:rFonts w:cs="Arial"/>
+                <w:bCs/>
+                <w:color w:val="000000"/>
+                <w:szCs w:val="20"/>
+              </w:rPr>
+              <w:t>Technology Blogs and Reviews</w:t>
+            </w:r>
+            <w:r>
+              <w:rPr>
+                <w:rFonts w:cs="Arial"/>
+                <w:bCs/>
+                <w:color w:val="000000"/>
+                <w:szCs w:val="20"/>
+              </w:rPr>
+              <w:t>.</w:t>
+            </w:r>
+          </w:p>
+          <w:p>
+            <w:pPr>
+              <w:pStyle w:val="ListParagraph"/>
+              <w:spacing w:before="60" w:after="60"/>
+              <w:ind w:left="1440"/>
+              <w:rPr>
+                <w:rFonts w:cs="Arial"/>
+                <w:bCs/>
+                <w:color w:val="000000"/>
+                <w:szCs w:val="20"/>
+              </w:rPr>
+            </w:pPr>
+            <w:r>
+              <w:rPr>
+                <w:rFonts w:cs="Arial"/>
+                <w:bCs/>
+                <w:color w:val="000000"/>
+                <w:szCs w:val="20"/>
+              </w:rPr>
+              <w:t xml:space="preserve">It </w:t>
+            </w:r>
+            <w:r>
+              <w:rPr>
+                <w:rFonts w:cs="Arial"/>
+                <w:bCs/>
+                <w:color w:val="000000"/>
+                <w:szCs w:val="20"/>
+              </w:rPr>
+              <w:t>offer</w:t>
+            </w:r>
+            <w:r>
+              <w:rPr>
+                <w:rFonts w:cs="Arial"/>
+                <w:bCs/>
+                <w:color w:val="000000"/>
+                <w:szCs w:val="20"/>
+              </w:rPr>
+              <w:t>s</w:t>
+            </w:r>
+            <w:r>
+              <w:rPr>
+                <w:rFonts w:cs="Arial"/>
+                <w:bCs/>
+                <w:color w:val="000000"/>
+                <w:szCs w:val="20"/>
+              </w:rPr>
+              <w:t xml:space="preserve"> insights, comparisons, and real-world examples of how the technologies are used.</w:t>
+            </w:r>
+            <w:r>
+              <w:rPr>
+                <w:rFonts w:cs="Arial"/>
+                <w:bCs/>
+                <w:color w:val="000000"/>
+                <w:szCs w:val="20"/>
+              </w:rPr>
+              <w:t xml:space="preserve"> Example: </w:t>
+            </w:r>
+            <w:r>
+              <w:rPr>
+                <w:rFonts w:cs="Arial"/>
+                <w:bCs/>
+                <w:color w:val="000000"/>
+                <w:szCs w:val="20"/>
+              </w:rPr>
+              <w:t>TechCrunch, Smashing Magazine, UX Design.cc</w:t>
+            </w:r>
+          </w:p>
+          <w:p>
+            <w:pPr>
+              <w:pStyle w:val="ListParagraph"/>
+              <w:numPr>
+                <w:ilvl w:val="0"/>
+                <w:numId w:val="58"/>
+              </w:numPr>
+              <w:spacing w:before="60" w:after="60"/>
+              <w:rPr>
+                <w:rFonts w:cs="Arial"/>
+                <w:bCs/>
+                <w:color w:val="000000"/>
+                <w:szCs w:val="20"/>
+              </w:rPr>
+            </w:pPr>
+            <w:r>
+              <w:rPr>
+                <w:rFonts w:cs="Arial"/>
+                <w:bCs/>
+                <w:color w:val="000000"/>
+                <w:szCs w:val="20"/>
+              </w:rPr>
+              <w:t>Online Learning Platforms</w:t>
+            </w:r>
+            <w:r>
+              <w:rPr>
+                <w:rFonts w:cs="Arial"/>
+                <w:bCs/>
+                <w:color w:val="000000"/>
+                <w:szCs w:val="20"/>
+              </w:rPr>
+              <w:t>.</w:t>
+            </w:r>
+          </w:p>
+          <w:p>
+            <w:pPr>
+              <w:pStyle w:val="ListParagraph"/>
+              <w:spacing w:before="60" w:after="60"/>
+              <w:ind w:left="1440"/>
+              <w:rPr>
+                <w:rFonts w:cs="Arial"/>
+                <w:bCs/>
+                <w:color w:val="000000"/>
+                <w:szCs w:val="20"/>
+              </w:rPr>
+            </w:pPr>
+            <w:r>
+              <w:rPr>
+                <w:rFonts w:cs="Arial"/>
+                <w:bCs/>
+                <w:color w:val="000000"/>
+                <w:szCs w:val="20"/>
+              </w:rPr>
+              <w:t xml:space="preserve">It </w:t>
+            </w:r>
+            <w:r>
+              <w:rPr>
+                <w:rFonts w:cs="Arial"/>
+                <w:bCs/>
+                <w:color w:val="000000"/>
+                <w:szCs w:val="20"/>
+              </w:rPr>
+              <w:t>explain</w:t>
+            </w:r>
+            <w:r>
+              <w:rPr>
+                <w:rFonts w:cs="Arial"/>
+                <w:bCs/>
+                <w:color w:val="000000"/>
+                <w:szCs w:val="20"/>
+              </w:rPr>
+              <w:t>s</w:t>
+            </w:r>
+            <w:r>
+              <w:rPr>
+                <w:rFonts w:cs="Arial"/>
+                <w:bCs/>
+                <w:color w:val="000000"/>
+                <w:szCs w:val="20"/>
+              </w:rPr>
+              <w:t xml:space="preserve"> features and functions through structured courses and </w:t>
+            </w:r>
+            <w:r>
+              <w:rPr>
+                <w:rFonts w:cs="Arial"/>
+                <w:bCs/>
+                <w:color w:val="000000"/>
+                <w:szCs w:val="20"/>
+              </w:rPr>
+              <w:t>tutorials</w:t>
+            </w:r>
+            <w:r>
+              <w:rPr>
+                <w:rFonts w:cs="Arial"/>
+                <w:bCs/>
+                <w:color w:val="000000"/>
+                <w:szCs w:val="20"/>
+              </w:rPr>
+              <w:t>. (</w:t>
+            </w:r>
+            <w:r>
+              <w:rPr>
+                <w:rFonts w:cs="Arial"/>
+                <w:bCs/>
+                <w:color w:val="000000"/>
+                <w:szCs w:val="20"/>
+              </w:rPr>
+              <w:t>Coursera, Udemy, LinkedIn Learning)</w:t>
+            </w:r>
+          </w:p>
+          <w:p>
+            <w:pPr>
+              <w:pStyle w:val="ListParagraph"/>
+              <w:numPr>
+                <w:ilvl w:val="0"/>
+                <w:numId w:val="58"/>
+              </w:numPr>
+              <w:spacing w:before="60" w:after="60"/>
+              <w:rPr>
+                <w:rFonts w:cs="Arial"/>
+                <w:bCs/>
+                <w:color w:val="000000"/>
+                <w:szCs w:val="20"/>
+              </w:rPr>
+            </w:pPr>
+            <w:r>
+              <w:rPr>
+                <w:rFonts w:cs="Arial"/>
+                <w:bCs/>
+                <w:color w:val="000000"/>
+                <w:szCs w:val="20"/>
+              </w:rPr>
+              <w:t>Product Tutorials and Webinars</w:t>
+            </w:r>
+          </w:p>
+          <w:p>
+            <w:pPr>
+              <w:pStyle w:val="ListParagraph"/>
+              <w:spacing w:before="60" w:after="60"/>
+              <w:ind w:left="1440"/>
+              <w:rPr>
+                <w:rFonts w:cs="Arial"/>
+                <w:bCs/>
+                <w:color w:val="000000"/>
+                <w:szCs w:val="20"/>
+              </w:rPr>
+            </w:pPr>
+            <w:r>
+              <w:rPr>
+                <w:rFonts w:cs="Arial"/>
+                <w:bCs/>
+                <w:color w:val="000000"/>
+                <w:szCs w:val="20"/>
+              </w:rPr>
+              <w:t xml:space="preserve">It </w:t>
+            </w:r>
+            <w:r>
+              <w:rPr>
+                <w:rFonts w:cs="Arial"/>
+                <w:bCs/>
+                <w:color w:val="000000"/>
+                <w:szCs w:val="20"/>
+              </w:rPr>
+              <w:t>show</w:t>
+            </w:r>
+            <w:r>
+              <w:rPr>
+                <w:rFonts w:cs="Arial"/>
+                <w:bCs/>
+                <w:color w:val="000000"/>
+                <w:szCs w:val="20"/>
+              </w:rPr>
+              <w:t>s</w:t>
+            </w:r>
+            <w:r>
+              <w:rPr>
+                <w:rFonts w:cs="Arial"/>
+                <w:bCs/>
+                <w:color w:val="000000"/>
+                <w:szCs w:val="20"/>
+              </w:rPr>
+              <w:t xml:space="preserve"> demonstrations of features and how functions are applied in real projects.</w:t>
+            </w:r>
+            <w:r>
+              <w:t xml:space="preserve"> </w:t>
+            </w:r>
+            <w:r>
+              <w:rPr>
+                <w:rFonts w:cs="Arial"/>
+                <w:bCs/>
+                <w:color w:val="000000"/>
+                <w:szCs w:val="20"/>
+              </w:rPr>
+              <w:t xml:space="preserve">Example: </w:t>
+            </w:r>
+            <w:r>
+              <w:rPr>
+                <w:rFonts w:cs="Arial"/>
+                <w:bCs/>
+                <w:color w:val="000000"/>
+                <w:szCs w:val="20"/>
+              </w:rPr>
+              <w:t>Figma webinars, Adobe XD tutorials</w:t>
+            </w:r>
+            <w:r>
+              <w:rPr>
+                <w:rFonts w:cs="Arial"/>
+                <w:bCs/>
+                <w:color w:val="000000"/>
+                <w:szCs w:val="20"/>
+              </w:rPr>
+              <w:t>.</w:t>
+            </w:r>
+          </w:p>
+          <w:p>
+            <w:pPr>
+              <w:pStyle w:val="ListParagraph"/>
+              <w:numPr>
+                <w:ilvl w:val="0"/>
+                <w:numId w:val="58"/>
+              </w:numPr>
+              <w:spacing w:before="60" w:after="60"/>
+              <w:rPr>
+                <w:rFonts w:cs="Arial"/>
+                <w:bCs/>
+                <w:color w:val="000000"/>
+                <w:szCs w:val="20"/>
+              </w:rPr>
+            </w:pPr>
+            <w:r>
+              <w:rPr>
+                <w:rFonts w:cs="Arial"/>
+                <w:bCs/>
+                <w:color w:val="000000"/>
+                <w:szCs w:val="20"/>
+              </w:rPr>
+              <w:t>Community Forums and Discussion Groups</w:t>
+            </w:r>
+          </w:p>
+          <w:p>
+            <w:pPr>
+              <w:pStyle w:val="ListParagraph"/>
+              <w:spacing w:before="60" w:after="60"/>
+              <w:ind w:left="1440"/>
+              <w:rPr>
+                <w:rFonts w:cs="Arial"/>
+                <w:bCs/>
+                <w:color w:val="000000"/>
+                <w:szCs w:val="20"/>
+              </w:rPr>
+            </w:pPr>
+            <w:r>
+              <w:rPr>
+                <w:rFonts w:cs="Arial"/>
+                <w:bCs/>
+                <w:color w:val="000000"/>
+                <w:szCs w:val="20"/>
+              </w:rPr>
+              <w:t>U</w:t>
+            </w:r>
+            <w:r>
+              <w:rPr>
+                <w:rFonts w:cs="Arial"/>
+                <w:bCs/>
+                <w:color w:val="000000"/>
+                <w:szCs w:val="20"/>
+              </w:rPr>
+              <w:t>sers share experiences, tips, and deeper understanding of tools' capabilities.</w:t>
+            </w:r>
+            <w:r>
+              <w:t xml:space="preserve"> </w:t>
+            </w:r>
+            <w:r>
+              <w:rPr>
+                <w:rFonts w:cs="Arial"/>
+                <w:bCs/>
+                <w:color w:val="000000"/>
+                <w:szCs w:val="20"/>
+              </w:rPr>
+              <w:t>(Reddit, Stack Overflow, UX communities)</w:t>
             </w:r>
           </w:p>
           <w:p>
@@ -9924,10 +11551,1265 @@
                 <w:color w:val="000000"/>
                 <w:szCs w:val="20"/>
               </w:rPr>
-              <w:lastRenderedPageBreak/>
               <w:t>Answer:</w:t>
             </w:r>
           </w:p>
+          <w:tbl>
+            <w:tblPr>
+              <w:tblW w:w="7684" w:type="dxa"/>
+              <w:tblLook w:val="04A0" w:firstRow="1" w:lastRow="0" w:firstColumn="1" w:lastColumn="0" w:noHBand="0" w:noVBand="1"/>
+            </w:tblPr>
+            <w:tblGrid>
+              <w:gridCol w:w="1020"/>
+              <w:gridCol w:w="1701"/>
+              <w:gridCol w:w="2268"/>
+              <w:gridCol w:w="2695"/>
+            </w:tblGrid>
+            <w:tr>
+              <w:trPr>
+                <w:trHeight w:val="360"/>
+              </w:trPr>
+              <w:tc>
+                <w:tcPr>
+                  <w:tcW w:w="7684" w:type="dxa"/>
+                  <w:gridSpan w:val="4"/>
+                  <w:tcBorders>
+                    <w:top w:val="single" w:sz="4" w:space="0" w:color="auto"/>
+                    <w:left w:val="single" w:sz="4" w:space="0" w:color="auto"/>
+                    <w:bottom w:val="single" w:sz="4" w:space="0" w:color="auto"/>
+                    <w:right w:val="single" w:sz="4" w:space="0" w:color="auto"/>
+                  </w:tcBorders>
+                  <w:shd w:val="clear" w:color="000000" w:fill="C0E6F5"/>
+                  <w:noWrap/>
+                  <w:vAlign w:val="center"/>
+                  <w:hideMark/>
+                </w:tcPr>
+                <w:p>
+                  <w:pPr>
+                    <w:jc w:val="center"/>
+                    <w:rPr>
+                      <w:rFonts w:ascii="Aptos Narrow" w:eastAsia="Times New Roman" w:hAnsi="Aptos Narrow"/>
+                      <w:b/>
+                      <w:bCs/>
+                      <w:color w:val="000000"/>
+                      <w:sz w:val="27"/>
+                      <w:szCs w:val="27"/>
+                      <w:lang w:val="en-US"/>
+                    </w:rPr>
+                  </w:pPr>
+                  <w:r>
+                    <w:rPr>
+                      <w:rFonts w:eastAsia="ヒラギノ角ゴ Pro W3" w:cs="Arial"/>
+                      <w:b/>
+                      <w:bCs/>
+                      <w:color w:val="000000"/>
+                      <w:szCs w:val="20"/>
+                      <w:lang w:val="en-US"/>
+                    </w:rPr>
+                    <w:t>Differences in Workflow: Old vs. New Design Systems</w:t>
+                  </w:r>
+                </w:p>
+              </w:tc>
+            </w:tr>
+            <w:tr>
+              <w:trPr>
+                <w:trHeight w:val="535"/>
+              </w:trPr>
+              <w:tc>
+                <w:tcPr>
+                  <w:tcW w:w="1020" w:type="dxa"/>
+                  <w:tcBorders>
+                    <w:top w:val="nil"/>
+                    <w:left w:val="single" w:sz="4" w:space="0" w:color="auto"/>
+                    <w:bottom w:val="single" w:sz="4" w:space="0" w:color="auto"/>
+                    <w:right w:val="single" w:sz="4" w:space="0" w:color="auto"/>
+                  </w:tcBorders>
+                  <w:shd w:val="clear" w:color="000000" w:fill="C0E6F5"/>
+                  <w:vAlign w:val="center"/>
+                  <w:hideMark/>
+                </w:tcPr>
+                <w:p>
+                  <w:pPr>
+                    <w:jc w:val="center"/>
+                    <w:rPr>
+                      <w:rFonts w:eastAsia="ヒラギノ角ゴ Pro W3" w:cs="Arial"/>
+                      <w:b/>
+                      <w:bCs/>
+                      <w:color w:val="000000"/>
+                      <w:szCs w:val="20"/>
+                      <w:lang w:val="en-US"/>
+                    </w:rPr>
+                  </w:pPr>
+                  <w:r>
+                    <w:rPr>
+                      <w:rFonts w:eastAsia="ヒラギノ角ゴ Pro W3" w:cs="Arial"/>
+                      <w:b/>
+                      <w:bCs/>
+                      <w:color w:val="000000"/>
+                      <w:szCs w:val="20"/>
+                      <w:lang w:val="en-US"/>
+                    </w:rPr>
+                    <w:t>N</w:t>
+                  </w:r>
+                  <w:r>
+                    <w:rPr>
+                      <w:rFonts w:eastAsia="ヒラギノ角ゴ Pro W3" w:cs="Arial"/>
+                      <w:b/>
+                      <w:bCs/>
+                      <w:color w:val="000000"/>
+                      <w:szCs w:val="20"/>
+                      <w:lang w:val="en-US"/>
+                    </w:rPr>
+                    <w:t>umber</w:t>
+                  </w:r>
+                </w:p>
+              </w:tc>
+              <w:tc>
+                <w:tcPr>
+                  <w:tcW w:w="1701" w:type="dxa"/>
+                  <w:tcBorders>
+                    <w:top w:val="nil"/>
+                    <w:left w:val="nil"/>
+                    <w:bottom w:val="single" w:sz="4" w:space="0" w:color="auto"/>
+                    <w:right w:val="single" w:sz="4" w:space="0" w:color="auto"/>
+                  </w:tcBorders>
+                  <w:shd w:val="clear" w:color="000000" w:fill="C0E6F5"/>
+                  <w:vAlign w:val="center"/>
+                  <w:hideMark/>
+                </w:tcPr>
+                <w:p>
+                  <w:pPr>
+                    <w:jc w:val="center"/>
+                    <w:rPr>
+                      <w:rFonts w:eastAsia="ヒラギノ角ゴ Pro W3" w:cs="Arial"/>
+                      <w:b/>
+                      <w:bCs/>
+                      <w:color w:val="000000"/>
+                      <w:szCs w:val="20"/>
+                      <w:lang w:val="en-US"/>
+                    </w:rPr>
+                  </w:pPr>
+                  <w:r>
+                    <w:rPr>
+                      <w:rFonts w:eastAsia="ヒラギノ角ゴ Pro W3" w:cs="Arial"/>
+                      <w:b/>
+                      <w:bCs/>
+                      <w:color w:val="000000"/>
+                      <w:szCs w:val="20"/>
+                      <w:lang w:val="en-US"/>
+                    </w:rPr>
+                    <w:t>Aspect</w:t>
+                  </w:r>
+                </w:p>
+              </w:tc>
+              <w:tc>
+                <w:tcPr>
+                  <w:tcW w:w="2268" w:type="dxa"/>
+                  <w:tcBorders>
+                    <w:top w:val="nil"/>
+                    <w:left w:val="nil"/>
+                    <w:bottom w:val="single" w:sz="4" w:space="0" w:color="auto"/>
+                    <w:right w:val="single" w:sz="4" w:space="0" w:color="auto"/>
+                  </w:tcBorders>
+                  <w:shd w:val="clear" w:color="000000" w:fill="C0E6F5"/>
+                  <w:noWrap/>
+                  <w:vAlign w:val="center"/>
+                  <w:hideMark/>
+                </w:tcPr>
+                <w:p>
+                  <w:pPr>
+                    <w:jc w:val="center"/>
+                    <w:rPr>
+                      <w:rFonts w:eastAsia="ヒラギノ角ゴ Pro W3" w:cs="Arial"/>
+                      <w:b/>
+                      <w:bCs/>
+                      <w:color w:val="000000"/>
+                      <w:szCs w:val="20"/>
+                      <w:lang w:val="en-US"/>
+                    </w:rPr>
+                  </w:pPr>
+                  <w:r>
+                    <w:rPr>
+                      <w:rFonts w:eastAsia="ヒラギノ角ゴ Pro W3" w:cs="Arial"/>
+                      <w:b/>
+                      <w:bCs/>
+                      <w:color w:val="000000"/>
+                      <w:szCs w:val="20"/>
+                      <w:lang w:val="en-US"/>
+                    </w:rPr>
+                    <w:t>Old Design Systems</w:t>
+                  </w:r>
+                </w:p>
+              </w:tc>
+              <w:tc>
+                <w:tcPr>
+                  <w:tcW w:w="2695" w:type="dxa"/>
+                  <w:tcBorders>
+                    <w:top w:val="nil"/>
+                    <w:left w:val="nil"/>
+                    <w:bottom w:val="single" w:sz="4" w:space="0" w:color="auto"/>
+                    <w:right w:val="single" w:sz="4" w:space="0" w:color="auto"/>
+                  </w:tcBorders>
+                  <w:shd w:val="clear" w:color="000000" w:fill="C0E6F5"/>
+                  <w:noWrap/>
+                  <w:vAlign w:val="center"/>
+                  <w:hideMark/>
+                </w:tcPr>
+                <w:p>
+                  <w:pPr>
+                    <w:jc w:val="center"/>
+                    <w:rPr>
+                      <w:rFonts w:eastAsia="ヒラギノ角ゴ Pro W3" w:cs="Arial"/>
+                      <w:b/>
+                      <w:bCs/>
+                      <w:color w:val="000000"/>
+                      <w:szCs w:val="20"/>
+                      <w:lang w:val="en-US"/>
+                    </w:rPr>
+                  </w:pPr>
+                  <w:r>
+                    <w:rPr>
+                      <w:rFonts w:eastAsia="ヒラギノ角ゴ Pro W3" w:cs="Arial"/>
+                      <w:b/>
+                      <w:bCs/>
+                      <w:color w:val="000000"/>
+                      <w:szCs w:val="20"/>
+                      <w:lang w:val="en-US"/>
+                    </w:rPr>
+                    <w:t>New Design Systems</w:t>
+                  </w:r>
+                </w:p>
+              </w:tc>
+            </w:tr>
+            <w:tr>
+              <w:trPr>
+                <w:trHeight w:val="300"/>
+              </w:trPr>
+              <w:tc>
+                <w:tcPr>
+                  <w:tcW w:w="1020" w:type="dxa"/>
+                  <w:tcBorders>
+                    <w:top w:val="nil"/>
+                    <w:left w:val="single" w:sz="4" w:space="0" w:color="auto"/>
+                    <w:bottom w:val="single" w:sz="4" w:space="0" w:color="auto"/>
+                    <w:right w:val="single" w:sz="4" w:space="0" w:color="auto"/>
+                  </w:tcBorders>
+                  <w:shd w:val="clear" w:color="auto" w:fill="auto"/>
+                  <w:noWrap/>
+                  <w:vAlign w:val="center"/>
+                  <w:hideMark/>
+                </w:tcPr>
+                <w:p>
+                  <w:pPr>
+                    <w:jc w:val="center"/>
+                    <w:rPr>
+                      <w:rFonts w:eastAsia="ヒラギノ角ゴ Pro W3" w:cs="Arial"/>
+                      <w:color w:val="000000"/>
+                      <w:szCs w:val="20"/>
+                      <w:lang w:val="en-US"/>
+                    </w:rPr>
+                  </w:pPr>
+                  <w:r>
+                    <w:rPr>
+                      <w:rFonts w:eastAsia="ヒラギノ角ゴ Pro W3" w:cs="Arial"/>
+                      <w:color w:val="000000"/>
+                      <w:szCs w:val="20"/>
+                      <w:lang w:val="en-US"/>
+                    </w:rPr>
+                    <w:t>1</w:t>
+                  </w:r>
+                </w:p>
+              </w:tc>
+              <w:tc>
+                <w:tcPr>
+                  <w:tcW w:w="1701" w:type="dxa"/>
+                  <w:tcBorders>
+                    <w:top w:val="nil"/>
+                    <w:left w:val="nil"/>
+                    <w:bottom w:val="single" w:sz="4" w:space="0" w:color="auto"/>
+                    <w:right w:val="single" w:sz="4" w:space="0" w:color="auto"/>
+                  </w:tcBorders>
+                  <w:shd w:val="clear" w:color="auto" w:fill="auto"/>
+                  <w:vAlign w:val="center"/>
+                  <w:hideMark/>
+                </w:tcPr>
+                <w:p>
+                  <w:pPr>
+                    <w:rPr>
+                      <w:rFonts w:eastAsia="ヒラギノ角ゴ Pro W3" w:cs="Arial"/>
+                      <w:color w:val="000000"/>
+                      <w:szCs w:val="20"/>
+                      <w:lang w:val="en-US"/>
+                    </w:rPr>
+                  </w:pPr>
+                  <w:r>
+                    <w:rPr>
+                      <w:rFonts w:eastAsia="ヒラギノ角ゴ Pro W3" w:cs="Arial"/>
+                      <w:color w:val="000000"/>
+                      <w:szCs w:val="20"/>
+                      <w:lang w:val="en-US"/>
+                    </w:rPr>
+                    <w:t>Tools</w:t>
+                  </w:r>
+                </w:p>
+              </w:tc>
+              <w:tc>
+                <w:tcPr>
+                  <w:tcW w:w="2268" w:type="dxa"/>
+                  <w:tcBorders>
+                    <w:top w:val="nil"/>
+                    <w:left w:val="nil"/>
+                    <w:bottom w:val="single" w:sz="4" w:space="0" w:color="auto"/>
+                    <w:right w:val="single" w:sz="4" w:space="0" w:color="auto"/>
+                  </w:tcBorders>
+                  <w:shd w:val="clear" w:color="auto" w:fill="auto"/>
+                  <w:noWrap/>
+                  <w:vAlign w:val="center"/>
+                  <w:hideMark/>
+                </w:tcPr>
+                <w:p>
+                  <w:pPr>
+                    <w:rPr>
+                      <w:rFonts w:eastAsia="ヒラギノ角ゴ Pro W3" w:cs="Arial"/>
+                      <w:color w:val="000000"/>
+                      <w:szCs w:val="20"/>
+                      <w:lang w:val="en-US"/>
+                    </w:rPr>
+                  </w:pPr>
+                  <w:r>
+                    <w:rPr>
+                      <w:rFonts w:eastAsia="ヒラギノ角ゴ Pro W3" w:cs="Arial"/>
+                      <w:color w:val="000000"/>
+                      <w:szCs w:val="20"/>
+                      <w:lang w:val="en-US"/>
+                    </w:rPr>
+                    <w:t>Photoshop, Illustrator</w:t>
+                  </w:r>
+                </w:p>
+                <w:p>
+                  <w:pPr>
+                    <w:rPr>
+                      <w:rFonts w:eastAsia="ヒラギノ角ゴ Pro W3" w:cs="Arial"/>
+                      <w:color w:val="000000"/>
+                      <w:szCs w:val="20"/>
+                      <w:lang w:val="en-US"/>
+                    </w:rPr>
+                  </w:pPr>
+                  <w:r>
+                    <w:rPr>
+                      <w:rFonts w:eastAsia="ヒラギノ角ゴ Pro W3" w:cs="Arial"/>
+                      <w:color w:val="000000"/>
+                      <w:szCs w:val="20"/>
+                      <w:lang w:val="en-US"/>
+                    </w:rPr>
+                    <w:t>(offline tools)</w:t>
+                  </w:r>
+                  <w:r>
+                    <w:rPr>
+                      <w:rFonts w:eastAsia="ヒラギノ角ゴ Pro W3" w:cs="Arial"/>
+                      <w:color w:val="000000"/>
+                      <w:szCs w:val="20"/>
+                      <w:lang w:val="en-US"/>
+                    </w:rPr>
+                    <w:t>.</w:t>
+                  </w:r>
+                </w:p>
+              </w:tc>
+              <w:tc>
+                <w:tcPr>
+                  <w:tcW w:w="2695" w:type="dxa"/>
+                  <w:tcBorders>
+                    <w:top w:val="nil"/>
+                    <w:left w:val="nil"/>
+                    <w:bottom w:val="single" w:sz="4" w:space="0" w:color="auto"/>
+                    <w:right w:val="single" w:sz="4" w:space="0" w:color="auto"/>
+                  </w:tcBorders>
+                  <w:shd w:val="clear" w:color="auto" w:fill="auto"/>
+                  <w:noWrap/>
+                  <w:vAlign w:val="center"/>
+                  <w:hideMark/>
+                </w:tcPr>
+                <w:p>
+                  <w:pPr>
+                    <w:rPr>
+                      <w:rFonts w:eastAsia="ヒラギノ角ゴ Pro W3" w:cs="Arial"/>
+                      <w:color w:val="000000"/>
+                      <w:szCs w:val="20"/>
+                      <w:lang w:val="en-US"/>
+                    </w:rPr>
+                  </w:pPr>
+                  <w:r>
+                    <w:rPr>
+                      <w:rFonts w:eastAsia="ヒラギノ角ゴ Pro W3" w:cs="Arial"/>
+                      <w:color w:val="000000"/>
+                      <w:szCs w:val="20"/>
+                      <w:lang w:val="en-US"/>
+                    </w:rPr>
+                    <w:t>Figma</w:t>
+                  </w:r>
+                  <w:r>
+                    <w:rPr>
+                      <w:rFonts w:eastAsia="ヒラギノ角ゴ Pro W3" w:cs="Arial"/>
+                      <w:color w:val="000000"/>
+                      <w:szCs w:val="20"/>
+                      <w:lang w:val="en-US"/>
+                    </w:rPr>
+                    <w:t xml:space="preserve"> or</w:t>
+                  </w:r>
+                  <w:r>
+                    <w:rPr>
+                      <w:rFonts w:eastAsia="ヒラギノ角ゴ Pro W3" w:cs="Arial"/>
+                      <w:color w:val="000000"/>
+                      <w:szCs w:val="20"/>
+                      <w:lang w:val="en-US"/>
+                    </w:rPr>
+                    <w:t xml:space="preserve"> Adobe XD </w:t>
+                  </w:r>
+                </w:p>
+                <w:p>
+                  <w:pPr>
+                    <w:rPr>
+                      <w:rFonts w:eastAsia="ヒラギノ角ゴ Pro W3" w:cs="Arial"/>
+                      <w:color w:val="000000"/>
+                      <w:szCs w:val="20"/>
+                      <w:lang w:val="en-US"/>
+                    </w:rPr>
+                  </w:pPr>
+                  <w:r>
+                    <w:rPr>
+                      <w:rFonts w:eastAsia="ヒラギノ角ゴ Pro W3" w:cs="Arial"/>
+                      <w:color w:val="000000"/>
+                      <w:szCs w:val="20"/>
+                      <w:lang w:val="en-US"/>
+                    </w:rPr>
+                    <w:t>(cloud-based, collaborative)</w:t>
+                  </w:r>
+                  <w:r>
+                    <w:rPr>
+                      <w:rFonts w:eastAsia="ヒラギノ角ゴ Pro W3" w:cs="Arial"/>
+                      <w:color w:val="000000"/>
+                      <w:szCs w:val="20"/>
+                      <w:lang w:val="en-US"/>
+                    </w:rPr>
+                    <w:t>.</w:t>
+                  </w:r>
+                </w:p>
+              </w:tc>
+            </w:tr>
+            <w:tr>
+              <w:trPr>
+                <w:trHeight w:val="300"/>
+              </w:trPr>
+              <w:tc>
+                <w:tcPr>
+                  <w:tcW w:w="1020" w:type="dxa"/>
+                  <w:tcBorders>
+                    <w:top w:val="nil"/>
+                    <w:left w:val="single" w:sz="4" w:space="0" w:color="auto"/>
+                    <w:bottom w:val="single" w:sz="4" w:space="0" w:color="auto"/>
+                    <w:right w:val="single" w:sz="4" w:space="0" w:color="auto"/>
+                  </w:tcBorders>
+                  <w:shd w:val="clear" w:color="auto" w:fill="auto"/>
+                  <w:noWrap/>
+                  <w:vAlign w:val="center"/>
+                  <w:hideMark/>
+                </w:tcPr>
+                <w:p>
+                  <w:pPr>
+                    <w:jc w:val="center"/>
+                    <w:rPr>
+                      <w:rFonts w:eastAsia="ヒラギノ角ゴ Pro W3" w:cs="Arial"/>
+                      <w:color w:val="000000"/>
+                      <w:szCs w:val="20"/>
+                      <w:lang w:val="en-US"/>
+                    </w:rPr>
+                  </w:pPr>
+                  <w:r>
+                    <w:rPr>
+                      <w:rFonts w:eastAsia="ヒラギノ角ゴ Pro W3" w:cs="Arial"/>
+                      <w:color w:val="000000"/>
+                      <w:szCs w:val="20"/>
+                      <w:lang w:val="en-US"/>
+                    </w:rPr>
+                    <w:t>2</w:t>
+                  </w:r>
+                </w:p>
+              </w:tc>
+              <w:tc>
+                <w:tcPr>
+                  <w:tcW w:w="1701" w:type="dxa"/>
+                  <w:tcBorders>
+                    <w:top w:val="nil"/>
+                    <w:left w:val="nil"/>
+                    <w:bottom w:val="single" w:sz="4" w:space="0" w:color="auto"/>
+                    <w:right w:val="single" w:sz="4" w:space="0" w:color="auto"/>
+                  </w:tcBorders>
+                  <w:shd w:val="clear" w:color="auto" w:fill="auto"/>
+                  <w:vAlign w:val="center"/>
+                  <w:hideMark/>
+                </w:tcPr>
+                <w:p>
+                  <w:pPr>
+                    <w:rPr>
+                      <w:rFonts w:eastAsia="ヒラギノ角ゴ Pro W3" w:cs="Arial"/>
+                      <w:color w:val="000000"/>
+                      <w:szCs w:val="20"/>
+                      <w:lang w:val="en-US"/>
+                    </w:rPr>
+                  </w:pPr>
+                  <w:r>
+                    <w:rPr>
+                      <w:rFonts w:eastAsia="ヒラギノ角ゴ Pro W3" w:cs="Arial"/>
+                      <w:color w:val="000000"/>
+                      <w:szCs w:val="20"/>
+                      <w:lang w:val="en-US"/>
+                    </w:rPr>
+                    <w:t>Collaboration</w:t>
+                  </w:r>
+                </w:p>
+              </w:tc>
+              <w:tc>
+                <w:tcPr>
+                  <w:tcW w:w="2268" w:type="dxa"/>
+                  <w:tcBorders>
+                    <w:top w:val="nil"/>
+                    <w:left w:val="nil"/>
+                    <w:bottom w:val="single" w:sz="4" w:space="0" w:color="auto"/>
+                    <w:right w:val="single" w:sz="4" w:space="0" w:color="auto"/>
+                  </w:tcBorders>
+                  <w:shd w:val="clear" w:color="auto" w:fill="auto"/>
+                  <w:noWrap/>
+                  <w:vAlign w:val="center"/>
+                  <w:hideMark/>
+                </w:tcPr>
+                <w:p>
+                  <w:pPr>
+                    <w:rPr>
+                      <w:rFonts w:eastAsia="ヒラギノ角ゴ Pro W3" w:cs="Arial"/>
+                      <w:color w:val="000000"/>
+                      <w:szCs w:val="20"/>
+                      <w:lang w:val="en-US"/>
+                    </w:rPr>
+                  </w:pPr>
+                  <w:r>
+                    <w:rPr>
+                      <w:rFonts w:eastAsia="ヒラギノ角ゴ Pro W3" w:cs="Arial"/>
+                      <w:color w:val="000000"/>
+                      <w:szCs w:val="20"/>
+                      <w:lang w:val="en-US"/>
+                    </w:rPr>
+                    <w:t xml:space="preserve">Difficult, files </w:t>
+                  </w:r>
+                  <w:r>
+                    <w:rPr>
+                      <w:rFonts w:eastAsia="ヒラギノ角ゴ Pro W3" w:cs="Arial"/>
+                      <w:color w:val="000000"/>
+                      <w:szCs w:val="20"/>
+                      <w:lang w:val="en-US"/>
+                    </w:rPr>
+                    <w:t>are shared</w:t>
+                  </w:r>
+                  <w:r>
+                    <w:rPr>
+                      <w:rFonts w:eastAsia="ヒラギノ角ゴ Pro W3" w:cs="Arial"/>
+                      <w:color w:val="000000"/>
+                      <w:szCs w:val="20"/>
+                      <w:lang w:val="en-US"/>
+                    </w:rPr>
+                    <w:t xml:space="preserve"> manually</w:t>
+                  </w:r>
+                  <w:r>
+                    <w:rPr>
+                      <w:rFonts w:eastAsia="ヒラギノ角ゴ Pro W3" w:cs="Arial"/>
+                      <w:color w:val="000000"/>
+                      <w:szCs w:val="20"/>
+                      <w:lang w:val="en-US"/>
+                    </w:rPr>
+                    <w:t>.</w:t>
+                  </w:r>
+                </w:p>
+              </w:tc>
+              <w:tc>
+                <w:tcPr>
+                  <w:tcW w:w="2695" w:type="dxa"/>
+                  <w:tcBorders>
+                    <w:top w:val="nil"/>
+                    <w:left w:val="nil"/>
+                    <w:bottom w:val="single" w:sz="4" w:space="0" w:color="auto"/>
+                    <w:right w:val="single" w:sz="4" w:space="0" w:color="auto"/>
+                  </w:tcBorders>
+                  <w:shd w:val="clear" w:color="auto" w:fill="auto"/>
+                  <w:noWrap/>
+                  <w:vAlign w:val="center"/>
+                  <w:hideMark/>
+                </w:tcPr>
+                <w:p>
+                  <w:pPr>
+                    <w:rPr>
+                      <w:rFonts w:eastAsia="ヒラギノ角ゴ Pro W3" w:cs="Arial"/>
+                      <w:color w:val="000000"/>
+                      <w:szCs w:val="20"/>
+                      <w:lang w:val="en-US"/>
+                    </w:rPr>
+                  </w:pPr>
+                  <w:r>
+                    <w:rPr>
+                      <w:rFonts w:eastAsia="ヒラギノ角ゴ Pro W3" w:cs="Arial"/>
+                      <w:color w:val="000000"/>
+                      <w:szCs w:val="20"/>
+                      <w:lang w:val="en-US"/>
+                    </w:rPr>
+                    <w:t>Real-time collaboration and editing</w:t>
+                  </w:r>
+                  <w:r>
+                    <w:rPr>
+                      <w:rFonts w:eastAsia="ヒラギノ角ゴ Pro W3" w:cs="Arial"/>
+                      <w:color w:val="000000"/>
+                      <w:szCs w:val="20"/>
+                      <w:lang w:val="en-US"/>
+                    </w:rPr>
+                    <w:t>.</w:t>
+                  </w:r>
+                </w:p>
+              </w:tc>
+            </w:tr>
+            <w:tr>
+              <w:trPr>
+                <w:trHeight w:val="300"/>
+              </w:trPr>
+              <w:tc>
+                <w:tcPr>
+                  <w:tcW w:w="1020" w:type="dxa"/>
+                  <w:tcBorders>
+                    <w:top w:val="nil"/>
+                    <w:left w:val="single" w:sz="4" w:space="0" w:color="auto"/>
+                    <w:bottom w:val="single" w:sz="4" w:space="0" w:color="auto"/>
+                    <w:right w:val="single" w:sz="4" w:space="0" w:color="auto"/>
+                  </w:tcBorders>
+                  <w:shd w:val="clear" w:color="auto" w:fill="auto"/>
+                  <w:noWrap/>
+                  <w:vAlign w:val="center"/>
+                  <w:hideMark/>
+                </w:tcPr>
+                <w:p>
+                  <w:pPr>
+                    <w:jc w:val="center"/>
+                    <w:rPr>
+                      <w:rFonts w:eastAsia="ヒラギノ角ゴ Pro W3" w:cs="Arial"/>
+                      <w:color w:val="000000"/>
+                      <w:szCs w:val="20"/>
+                      <w:lang w:val="en-US"/>
+                    </w:rPr>
+                  </w:pPr>
+                  <w:r>
+                    <w:rPr>
+                      <w:rFonts w:eastAsia="ヒラギノ角ゴ Pro W3" w:cs="Arial"/>
+                      <w:color w:val="000000"/>
+                      <w:szCs w:val="20"/>
+                      <w:lang w:val="en-US"/>
+                    </w:rPr>
+                    <w:t>3</w:t>
+                  </w:r>
+                </w:p>
+              </w:tc>
+              <w:tc>
+                <w:tcPr>
+                  <w:tcW w:w="1701" w:type="dxa"/>
+                  <w:tcBorders>
+                    <w:top w:val="nil"/>
+                    <w:left w:val="nil"/>
+                    <w:bottom w:val="single" w:sz="4" w:space="0" w:color="auto"/>
+                    <w:right w:val="single" w:sz="4" w:space="0" w:color="auto"/>
+                  </w:tcBorders>
+                  <w:shd w:val="clear" w:color="auto" w:fill="auto"/>
+                  <w:vAlign w:val="center"/>
+                  <w:hideMark/>
+                </w:tcPr>
+                <w:p>
+                  <w:pPr>
+                    <w:rPr>
+                      <w:rFonts w:eastAsia="ヒラギノ角ゴ Pro W3" w:cs="Arial"/>
+                      <w:color w:val="000000"/>
+                      <w:szCs w:val="20"/>
+                      <w:lang w:val="en-US"/>
+                    </w:rPr>
+                  </w:pPr>
+                  <w:r>
+                    <w:rPr>
+                      <w:rFonts w:eastAsia="ヒラギノ角ゴ Pro W3" w:cs="Arial"/>
+                      <w:color w:val="000000"/>
+                      <w:szCs w:val="20"/>
+                      <w:lang w:val="en-US"/>
+                    </w:rPr>
+                    <w:t>Consistency</w:t>
+                  </w:r>
+                </w:p>
+              </w:tc>
+              <w:tc>
+                <w:tcPr>
+                  <w:tcW w:w="2268" w:type="dxa"/>
+                  <w:tcBorders>
+                    <w:top w:val="nil"/>
+                    <w:left w:val="nil"/>
+                    <w:bottom w:val="single" w:sz="4" w:space="0" w:color="auto"/>
+                    <w:right w:val="single" w:sz="4" w:space="0" w:color="auto"/>
+                  </w:tcBorders>
+                  <w:shd w:val="clear" w:color="auto" w:fill="auto"/>
+                  <w:noWrap/>
+                  <w:vAlign w:val="center"/>
+                  <w:hideMark/>
+                </w:tcPr>
+                <w:p>
+                  <w:pPr>
+                    <w:rPr>
+                      <w:rFonts w:eastAsia="ヒラギノ角ゴ Pro W3" w:cs="Arial"/>
+                      <w:color w:val="000000"/>
+                      <w:szCs w:val="20"/>
+                      <w:lang w:val="en-US"/>
+                    </w:rPr>
+                  </w:pPr>
+                  <w:r>
+                    <w:rPr>
+                      <w:rFonts w:eastAsia="ヒラギノ角ゴ Pro W3" w:cs="Arial"/>
+                      <w:color w:val="000000"/>
+                      <w:szCs w:val="20"/>
+                      <w:lang w:val="en-US"/>
+                    </w:rPr>
+                    <w:t>Hard to maintain styles across files</w:t>
+                  </w:r>
+                  <w:r>
+                    <w:rPr>
+                      <w:rFonts w:eastAsia="ヒラギノ角ゴ Pro W3" w:cs="Arial"/>
+                      <w:color w:val="000000"/>
+                      <w:szCs w:val="20"/>
+                      <w:lang w:val="en-US"/>
+                    </w:rPr>
+                    <w:t>.</w:t>
+                  </w:r>
+                </w:p>
+              </w:tc>
+              <w:tc>
+                <w:tcPr>
+                  <w:tcW w:w="2695" w:type="dxa"/>
+                  <w:tcBorders>
+                    <w:top w:val="nil"/>
+                    <w:left w:val="nil"/>
+                    <w:bottom w:val="single" w:sz="4" w:space="0" w:color="auto"/>
+                    <w:right w:val="single" w:sz="4" w:space="0" w:color="auto"/>
+                  </w:tcBorders>
+                  <w:shd w:val="clear" w:color="auto" w:fill="auto"/>
+                  <w:noWrap/>
+                  <w:vAlign w:val="center"/>
+                  <w:hideMark/>
+                </w:tcPr>
+                <w:p>
+                  <w:pPr>
+                    <w:rPr>
+                      <w:rFonts w:eastAsia="ヒラギノ角ゴ Pro W3" w:cs="Arial"/>
+                      <w:color w:val="000000"/>
+                      <w:szCs w:val="20"/>
+                      <w:lang w:val="en-US"/>
+                    </w:rPr>
+                  </w:pPr>
+                  <w:r>
+                    <w:rPr>
+                      <w:rFonts w:eastAsia="ヒラギノ角ゴ Pro W3" w:cs="Arial"/>
+                      <w:color w:val="000000"/>
+                      <w:szCs w:val="20"/>
+                      <w:lang w:val="en-US"/>
+                    </w:rPr>
+                    <w:t>Design systems and components ensure consistency</w:t>
+                  </w:r>
+                  <w:r>
+                    <w:rPr>
+                      <w:rFonts w:eastAsia="ヒラギノ角ゴ Pro W3" w:cs="Arial"/>
+                      <w:color w:val="000000"/>
+                      <w:szCs w:val="20"/>
+                      <w:lang w:val="en-US"/>
+                    </w:rPr>
+                    <w:t>.</w:t>
+                  </w:r>
+                </w:p>
+              </w:tc>
+            </w:tr>
+            <w:tr>
+              <w:trPr>
+                <w:trHeight w:val="300"/>
+              </w:trPr>
+              <w:tc>
+                <w:tcPr>
+                  <w:tcW w:w="1020" w:type="dxa"/>
+                  <w:tcBorders>
+                    <w:top w:val="nil"/>
+                    <w:left w:val="single" w:sz="4" w:space="0" w:color="auto"/>
+                    <w:bottom w:val="single" w:sz="4" w:space="0" w:color="auto"/>
+                    <w:right w:val="single" w:sz="4" w:space="0" w:color="auto"/>
+                  </w:tcBorders>
+                  <w:shd w:val="clear" w:color="auto" w:fill="auto"/>
+                  <w:noWrap/>
+                  <w:vAlign w:val="center"/>
+                  <w:hideMark/>
+                </w:tcPr>
+                <w:p>
+                  <w:pPr>
+                    <w:jc w:val="center"/>
+                    <w:rPr>
+                      <w:rFonts w:eastAsia="ヒラギノ角ゴ Pro W3" w:cs="Arial"/>
+                      <w:color w:val="000000"/>
+                      <w:szCs w:val="20"/>
+                      <w:lang w:val="en-US"/>
+                    </w:rPr>
+                  </w:pPr>
+                  <w:r>
+                    <w:rPr>
+                      <w:rFonts w:eastAsia="ヒラギノ角ゴ Pro W3" w:cs="Arial"/>
+                      <w:color w:val="000000"/>
+                      <w:szCs w:val="20"/>
+                      <w:lang w:val="en-US"/>
+                    </w:rPr>
+                    <w:t>4</w:t>
+                  </w:r>
+                </w:p>
+              </w:tc>
+              <w:tc>
+                <w:tcPr>
+                  <w:tcW w:w="1701" w:type="dxa"/>
+                  <w:tcBorders>
+                    <w:top w:val="nil"/>
+                    <w:left w:val="nil"/>
+                    <w:bottom w:val="single" w:sz="4" w:space="0" w:color="auto"/>
+                    <w:right w:val="single" w:sz="4" w:space="0" w:color="auto"/>
+                  </w:tcBorders>
+                  <w:shd w:val="clear" w:color="auto" w:fill="auto"/>
+                  <w:vAlign w:val="center"/>
+                  <w:hideMark/>
+                </w:tcPr>
+                <w:p>
+                  <w:pPr>
+                    <w:rPr>
+                      <w:rFonts w:eastAsia="ヒラギノ角ゴ Pro W3" w:cs="Arial"/>
+                      <w:color w:val="000000"/>
+                      <w:szCs w:val="20"/>
+                      <w:lang w:val="en-US"/>
+                    </w:rPr>
+                  </w:pPr>
+                  <w:r>
+                    <w:rPr>
+                      <w:rFonts w:eastAsia="ヒラギノ角ゴ Pro W3" w:cs="Arial"/>
+                      <w:color w:val="000000"/>
+                      <w:szCs w:val="20"/>
+                      <w:lang w:val="en-US"/>
+                    </w:rPr>
+                    <w:t>Client Feedback</w:t>
+                  </w:r>
+                </w:p>
+              </w:tc>
+              <w:tc>
+                <w:tcPr>
+                  <w:tcW w:w="2268" w:type="dxa"/>
+                  <w:tcBorders>
+                    <w:top w:val="nil"/>
+                    <w:left w:val="nil"/>
+                    <w:bottom w:val="single" w:sz="4" w:space="0" w:color="auto"/>
+                    <w:right w:val="single" w:sz="4" w:space="0" w:color="auto"/>
+                  </w:tcBorders>
+                  <w:shd w:val="clear" w:color="auto" w:fill="auto"/>
+                  <w:noWrap/>
+                  <w:vAlign w:val="center"/>
+                  <w:hideMark/>
+                </w:tcPr>
+                <w:p>
+                  <w:pPr>
+                    <w:rPr>
+                      <w:rFonts w:eastAsia="ヒラギノ角ゴ Pro W3" w:cs="Arial"/>
+                      <w:color w:val="000000"/>
+                      <w:szCs w:val="20"/>
+                      <w:lang w:val="en-US"/>
+                    </w:rPr>
+                  </w:pPr>
+                  <w:r>
+                    <w:rPr>
+                      <w:rFonts w:eastAsia="ヒラギノ角ゴ Pro W3" w:cs="Arial"/>
+                      <w:color w:val="000000"/>
+                      <w:szCs w:val="20"/>
+                      <w:lang w:val="en-US"/>
+                    </w:rPr>
+                    <w:t>Feedback through .jpg or .pdf files</w:t>
+                  </w:r>
+                  <w:r>
+                    <w:rPr>
+                      <w:rFonts w:eastAsia="ヒラギノ角ゴ Pro W3" w:cs="Arial"/>
+                      <w:color w:val="000000"/>
+                      <w:szCs w:val="20"/>
+                      <w:lang w:val="en-US"/>
+                    </w:rPr>
+                    <w:t>.</w:t>
+                  </w:r>
+                </w:p>
+              </w:tc>
+              <w:tc>
+                <w:tcPr>
+                  <w:tcW w:w="2695" w:type="dxa"/>
+                  <w:tcBorders>
+                    <w:top w:val="nil"/>
+                    <w:left w:val="nil"/>
+                    <w:bottom w:val="single" w:sz="4" w:space="0" w:color="auto"/>
+                    <w:right w:val="single" w:sz="4" w:space="0" w:color="auto"/>
+                  </w:tcBorders>
+                  <w:shd w:val="clear" w:color="auto" w:fill="auto"/>
+                  <w:noWrap/>
+                  <w:vAlign w:val="center"/>
+                  <w:hideMark/>
+                </w:tcPr>
+                <w:p>
+                  <w:pPr>
+                    <w:rPr>
+                      <w:rFonts w:eastAsia="ヒラギノ角ゴ Pro W3" w:cs="Arial"/>
+                      <w:color w:val="000000"/>
+                      <w:szCs w:val="20"/>
+                      <w:lang w:val="en-US"/>
+                    </w:rPr>
+                  </w:pPr>
+                  <w:r>
+                    <w:rPr>
+                      <w:rFonts w:eastAsia="ヒラギノ角ゴ Pro W3" w:cs="Arial"/>
+                      <w:color w:val="000000"/>
+                      <w:szCs w:val="20"/>
+                      <w:lang w:val="en-US"/>
+                    </w:rPr>
+                    <w:t>Interactive prototypes and comments directly in Figma</w:t>
+                  </w:r>
+                  <w:r>
+                    <w:rPr>
+                      <w:rFonts w:eastAsia="ヒラギノ角ゴ Pro W3" w:cs="Arial"/>
+                      <w:color w:val="000000"/>
+                      <w:szCs w:val="20"/>
+                      <w:lang w:val="en-US"/>
+                    </w:rPr>
+                    <w:t>.</w:t>
+                  </w:r>
+                </w:p>
+              </w:tc>
+            </w:tr>
+            <w:tr>
+              <w:trPr>
+                <w:trHeight w:val="300"/>
+              </w:trPr>
+              <w:tc>
+                <w:tcPr>
+                  <w:tcW w:w="1020" w:type="dxa"/>
+                  <w:tcBorders>
+                    <w:top w:val="nil"/>
+                    <w:left w:val="single" w:sz="4" w:space="0" w:color="auto"/>
+                    <w:bottom w:val="single" w:sz="4" w:space="0" w:color="auto"/>
+                    <w:right w:val="single" w:sz="4" w:space="0" w:color="auto"/>
+                  </w:tcBorders>
+                  <w:shd w:val="clear" w:color="auto" w:fill="auto"/>
+                  <w:noWrap/>
+                  <w:vAlign w:val="center"/>
+                  <w:hideMark/>
+                </w:tcPr>
+                <w:p>
+                  <w:pPr>
+                    <w:jc w:val="center"/>
+                    <w:rPr>
+                      <w:rFonts w:eastAsia="ヒラギノ角ゴ Pro W3" w:cs="Arial"/>
+                      <w:color w:val="000000"/>
+                      <w:szCs w:val="20"/>
+                      <w:lang w:val="en-US"/>
+                    </w:rPr>
+                  </w:pPr>
+                  <w:r>
+                    <w:rPr>
+                      <w:rFonts w:eastAsia="ヒラギノ角ゴ Pro W3" w:cs="Arial"/>
+                      <w:color w:val="000000"/>
+                      <w:szCs w:val="20"/>
+                      <w:lang w:val="en-US"/>
+                    </w:rPr>
+                    <w:t>5</w:t>
+                  </w:r>
+                </w:p>
+              </w:tc>
+              <w:tc>
+                <w:tcPr>
+                  <w:tcW w:w="1701" w:type="dxa"/>
+                  <w:tcBorders>
+                    <w:top w:val="nil"/>
+                    <w:left w:val="nil"/>
+                    <w:bottom w:val="single" w:sz="4" w:space="0" w:color="auto"/>
+                    <w:right w:val="single" w:sz="4" w:space="0" w:color="auto"/>
+                  </w:tcBorders>
+                  <w:shd w:val="clear" w:color="auto" w:fill="auto"/>
+                  <w:vAlign w:val="center"/>
+                  <w:hideMark/>
+                </w:tcPr>
+                <w:p>
+                  <w:pPr>
+                    <w:rPr>
+                      <w:rFonts w:eastAsia="ヒラギノ角ゴ Pro W3" w:cs="Arial"/>
+                      <w:color w:val="000000"/>
+                      <w:szCs w:val="20"/>
+                      <w:lang w:val="en-US"/>
+                    </w:rPr>
+                  </w:pPr>
+                  <w:r>
+                    <w:rPr>
+                      <w:rFonts w:eastAsia="ヒラギノ角ゴ Pro W3" w:cs="Arial"/>
+                      <w:color w:val="000000"/>
+                      <w:szCs w:val="20"/>
+                      <w:lang w:val="en-US"/>
+                    </w:rPr>
+                    <w:t>Animation/Interactivity</w:t>
+                  </w:r>
+                </w:p>
+              </w:tc>
+              <w:tc>
+                <w:tcPr>
+                  <w:tcW w:w="2268" w:type="dxa"/>
+                  <w:tcBorders>
+                    <w:top w:val="nil"/>
+                    <w:left w:val="nil"/>
+                    <w:bottom w:val="single" w:sz="4" w:space="0" w:color="auto"/>
+                    <w:right w:val="single" w:sz="4" w:space="0" w:color="auto"/>
+                  </w:tcBorders>
+                  <w:shd w:val="clear" w:color="auto" w:fill="auto"/>
+                  <w:noWrap/>
+                  <w:vAlign w:val="center"/>
+                  <w:hideMark/>
+                </w:tcPr>
+                <w:p>
+                  <w:pPr>
+                    <w:rPr>
+                      <w:rFonts w:eastAsia="ヒラギノ角ゴ Pro W3" w:cs="Arial"/>
+                      <w:color w:val="000000"/>
+                      <w:szCs w:val="20"/>
+                      <w:lang w:val="en-US"/>
+                    </w:rPr>
+                  </w:pPr>
+                  <w:r>
+                    <w:rPr>
+                      <w:rFonts w:eastAsia="ヒラギノ角ゴ Pro W3" w:cs="Arial"/>
+                      <w:color w:val="000000"/>
+                      <w:szCs w:val="20"/>
+                      <w:lang w:val="en-US"/>
+                    </w:rPr>
+                    <w:t>Limited or none</w:t>
+                  </w:r>
+                  <w:r>
+                    <w:rPr>
+                      <w:rFonts w:eastAsia="ヒラギノ角ゴ Pro W3" w:cs="Arial"/>
+                      <w:color w:val="000000"/>
+                      <w:szCs w:val="20"/>
+                      <w:lang w:val="en-US"/>
+                    </w:rPr>
+                    <w:t>.</w:t>
+                  </w:r>
+                </w:p>
+              </w:tc>
+              <w:tc>
+                <w:tcPr>
+                  <w:tcW w:w="2695" w:type="dxa"/>
+                  <w:tcBorders>
+                    <w:top w:val="nil"/>
+                    <w:left w:val="nil"/>
+                    <w:bottom w:val="single" w:sz="4" w:space="0" w:color="auto"/>
+                    <w:right w:val="single" w:sz="4" w:space="0" w:color="auto"/>
+                  </w:tcBorders>
+                  <w:shd w:val="clear" w:color="auto" w:fill="auto"/>
+                  <w:noWrap/>
+                  <w:vAlign w:val="center"/>
+                  <w:hideMark/>
+                </w:tcPr>
+                <w:p>
+                  <w:pPr>
+                    <w:rPr>
+                      <w:rFonts w:eastAsia="ヒラギノ角ゴ Pro W3" w:cs="Arial"/>
+                      <w:color w:val="000000"/>
+                      <w:szCs w:val="20"/>
+                      <w:lang w:val="en-US"/>
+                    </w:rPr>
+                  </w:pPr>
+                  <w:r>
+                    <w:rPr>
+                      <w:rFonts w:eastAsia="ヒラギノ角ゴ Pro W3" w:cs="Arial"/>
+                      <w:color w:val="000000"/>
+                      <w:szCs w:val="20"/>
+                      <w:lang w:val="en-US"/>
+                    </w:rPr>
+                    <w:t>Built-in prototyping and basic animations</w:t>
+                  </w:r>
+                  <w:r>
+                    <w:rPr>
+                      <w:rFonts w:eastAsia="ヒラギノ角ゴ Pro W3" w:cs="Arial"/>
+                      <w:color w:val="000000"/>
+                      <w:szCs w:val="20"/>
+                      <w:lang w:val="en-US"/>
+                    </w:rPr>
+                    <w:t>.</w:t>
+                  </w:r>
+                </w:p>
+              </w:tc>
+            </w:tr>
+            <w:tr>
+              <w:trPr>
+                <w:trHeight w:val="300"/>
+              </w:trPr>
+              <w:tc>
+                <w:tcPr>
+                  <w:tcW w:w="1020" w:type="dxa"/>
+                  <w:tcBorders>
+                    <w:top w:val="nil"/>
+                    <w:left w:val="single" w:sz="4" w:space="0" w:color="auto"/>
+                    <w:bottom w:val="single" w:sz="4" w:space="0" w:color="auto"/>
+                    <w:right w:val="single" w:sz="4" w:space="0" w:color="auto"/>
+                  </w:tcBorders>
+                  <w:shd w:val="clear" w:color="auto" w:fill="auto"/>
+                  <w:noWrap/>
+                  <w:vAlign w:val="center"/>
+                  <w:hideMark/>
+                </w:tcPr>
+                <w:p>
+                  <w:pPr>
+                    <w:jc w:val="center"/>
+                    <w:rPr>
+                      <w:rFonts w:eastAsia="ヒラギノ角ゴ Pro W3" w:cs="Arial"/>
+                      <w:color w:val="000000"/>
+                      <w:szCs w:val="20"/>
+                      <w:lang w:val="en-US"/>
+                    </w:rPr>
+                  </w:pPr>
+                  <w:r>
+                    <w:rPr>
+                      <w:rFonts w:eastAsia="ヒラギノ角ゴ Pro W3" w:cs="Arial"/>
+                      <w:color w:val="000000"/>
+                      <w:szCs w:val="20"/>
+                      <w:lang w:val="en-US"/>
+                    </w:rPr>
+                    <w:t>6</w:t>
+                  </w:r>
+                </w:p>
+              </w:tc>
+              <w:tc>
+                <w:tcPr>
+                  <w:tcW w:w="1701" w:type="dxa"/>
+                  <w:tcBorders>
+                    <w:top w:val="nil"/>
+                    <w:left w:val="nil"/>
+                    <w:bottom w:val="single" w:sz="4" w:space="0" w:color="auto"/>
+                    <w:right w:val="single" w:sz="4" w:space="0" w:color="auto"/>
+                  </w:tcBorders>
+                  <w:shd w:val="clear" w:color="auto" w:fill="auto"/>
+                  <w:vAlign w:val="center"/>
+                  <w:hideMark/>
+                </w:tcPr>
+                <w:p>
+                  <w:pPr>
+                    <w:rPr>
+                      <w:rFonts w:eastAsia="ヒラギノ角ゴ Pro W3" w:cs="Arial"/>
+                      <w:color w:val="000000"/>
+                      <w:szCs w:val="20"/>
+                      <w:lang w:val="en-US"/>
+                    </w:rPr>
+                  </w:pPr>
+                  <w:r>
+                    <w:rPr>
+                      <w:rFonts w:eastAsia="ヒラギノ角ゴ Pro W3" w:cs="Arial"/>
+                      <w:color w:val="000000"/>
+                      <w:szCs w:val="20"/>
+                      <w:lang w:val="en-US"/>
+                    </w:rPr>
+                    <w:t>Version Control</w:t>
+                  </w:r>
+                </w:p>
+              </w:tc>
+              <w:tc>
+                <w:tcPr>
+                  <w:tcW w:w="2268" w:type="dxa"/>
+                  <w:tcBorders>
+                    <w:top w:val="nil"/>
+                    <w:left w:val="nil"/>
+                    <w:bottom w:val="single" w:sz="4" w:space="0" w:color="auto"/>
+                    <w:right w:val="single" w:sz="4" w:space="0" w:color="auto"/>
+                  </w:tcBorders>
+                  <w:shd w:val="clear" w:color="auto" w:fill="auto"/>
+                  <w:noWrap/>
+                  <w:vAlign w:val="center"/>
+                  <w:hideMark/>
+                </w:tcPr>
+                <w:p>
+                  <w:pPr>
+                    <w:rPr>
+                      <w:rFonts w:eastAsia="ヒラギノ角ゴ Pro W3" w:cs="Arial"/>
+                      <w:color w:val="000000"/>
+                      <w:szCs w:val="20"/>
+                      <w:lang w:val="en-US"/>
+                    </w:rPr>
+                  </w:pPr>
+                  <w:r>
+                    <w:rPr>
+                      <w:rFonts w:eastAsia="ヒラギノ角ゴ Pro W3" w:cs="Arial"/>
+                      <w:color w:val="000000"/>
+                      <w:szCs w:val="20"/>
+                      <w:lang w:val="en-US"/>
+                    </w:rPr>
+                    <w:t>Manual file management</w:t>
+                  </w:r>
+                  <w:r>
+                    <w:rPr>
+                      <w:rFonts w:eastAsia="ヒラギノ角ゴ Pro W3" w:cs="Arial"/>
+                      <w:color w:val="000000"/>
+                      <w:szCs w:val="20"/>
+                      <w:lang w:val="en-US"/>
+                    </w:rPr>
+                    <w:t>.</w:t>
+                  </w:r>
+                </w:p>
+              </w:tc>
+              <w:tc>
+                <w:tcPr>
+                  <w:tcW w:w="2695" w:type="dxa"/>
+                  <w:tcBorders>
+                    <w:top w:val="nil"/>
+                    <w:left w:val="nil"/>
+                    <w:bottom w:val="single" w:sz="4" w:space="0" w:color="auto"/>
+                    <w:right w:val="single" w:sz="4" w:space="0" w:color="auto"/>
+                  </w:tcBorders>
+                  <w:shd w:val="clear" w:color="auto" w:fill="auto"/>
+                  <w:noWrap/>
+                  <w:vAlign w:val="center"/>
+                  <w:hideMark/>
+                </w:tcPr>
+                <w:p>
+                  <w:pPr>
+                    <w:rPr>
+                      <w:rFonts w:eastAsia="ヒラギノ角ゴ Pro W3" w:cs="Arial"/>
+                      <w:color w:val="000000"/>
+                      <w:szCs w:val="20"/>
+                      <w:lang w:val="en-US"/>
+                    </w:rPr>
+                  </w:pPr>
+                  <w:r>
+                    <w:rPr>
+                      <w:rFonts w:eastAsia="ヒラギノ角ゴ Pro W3" w:cs="Arial"/>
+                      <w:color w:val="000000"/>
+                      <w:szCs w:val="20"/>
+                      <w:lang w:val="en-US"/>
+                    </w:rPr>
+                    <w:t>Auto-saving versions in cloud platforms</w:t>
+                  </w:r>
+                  <w:r>
+                    <w:rPr>
+                      <w:rFonts w:eastAsia="ヒラギノ角ゴ Pro W3" w:cs="Arial"/>
+                      <w:color w:val="000000"/>
+                      <w:szCs w:val="20"/>
+                      <w:lang w:val="en-US"/>
+                    </w:rPr>
+                    <w:t>.</w:t>
+                  </w:r>
+                </w:p>
+              </w:tc>
+            </w:tr>
+          </w:tbl>
           <w:p>
             <w:pPr>
               <w:tabs>
@@ -9941,6 +12823,19 @@
               </w:rPr>
             </w:pPr>
           </w:p>
+          <w:p>
+            <w:pPr>
+              <w:tabs>
+                <w:tab w:val="center" w:pos="3883"/>
+              </w:tabs>
+              <w:spacing w:before="60" w:after="60"/>
+              <w:rPr>
+                <w:rFonts w:cs="Arial"/>
+                <w:color w:val="000000"/>
+                <w:szCs w:val="20"/>
+              </w:rPr>
+            </w:pPr>
+          </w:p>
         </w:tc>
         <w:tc>
           <w:tcPr>
@@ -9963,6 +12858,7 @@
                 <w:color w:val="000000"/>
                 <w:szCs w:val="20"/>
               </w:rPr>
+              <w:lastRenderedPageBreak/>
               <w:t>Comment:</w:t>
             </w:r>
           </w:p>
@@ -10234,6 +13130,11 @@
           </w:p>
           <w:p>
             <w:pPr>
+              <w:pStyle w:val="ListParagraph"/>
+              <w:numPr>
+                <w:ilvl w:val="0"/>
+                <w:numId w:val="59"/>
+              </w:numPr>
               <w:tabs>
                 <w:tab w:val="center" w:pos="3883"/>
               </w:tabs>
@@ -10244,6 +13145,216 @@
                 <w:szCs w:val="20"/>
               </w:rPr>
             </w:pPr>
+            <w:r>
+              <w:rPr>
+                <w:rFonts w:cs="Arial"/>
+                <w:color w:val="000000"/>
+                <w:szCs w:val="20"/>
+              </w:rPr>
+              <w:t>It u</w:t>
+            </w:r>
+            <w:r>
+              <w:rPr>
+                <w:rFonts w:cs="Arial"/>
+                <w:color w:val="000000"/>
+                <w:szCs w:val="20"/>
+              </w:rPr>
+              <w:t>s</w:t>
+            </w:r>
+            <w:r>
+              <w:rPr>
+                <w:rFonts w:cs="Arial"/>
+                <w:color w:val="000000"/>
+                <w:szCs w:val="20"/>
+              </w:rPr>
+              <w:t>es</w:t>
+            </w:r>
+            <w:r>
+              <w:rPr>
+                <w:rFonts w:cs="Arial"/>
+                <w:color w:val="000000"/>
+                <w:szCs w:val="20"/>
+              </w:rPr>
+              <w:t xml:space="preserve"> cloud platform tools</w:t>
+            </w:r>
+            <w:r>
+              <w:rPr>
+                <w:rFonts w:cs="Arial"/>
+                <w:color w:val="000000"/>
+                <w:szCs w:val="20"/>
+              </w:rPr>
+              <w:t xml:space="preserve"> to</w:t>
+            </w:r>
+            <w:r>
+              <w:rPr>
+                <w:rFonts w:cs="Arial"/>
+                <w:color w:val="000000"/>
+                <w:szCs w:val="20"/>
+              </w:rPr>
+              <w:t xml:space="preserve"> improve real-time collaboration, enhancing communication between clients and designers.</w:t>
+            </w:r>
+          </w:p>
+          <w:p>
+            <w:pPr>
+              <w:pStyle w:val="ListParagraph"/>
+              <w:numPr>
+                <w:ilvl w:val="0"/>
+                <w:numId w:val="59"/>
+              </w:numPr>
+              <w:tabs>
+                <w:tab w:val="center" w:pos="3883"/>
+              </w:tabs>
+              <w:spacing w:before="60" w:after="60"/>
+              <w:rPr>
+                <w:rFonts w:cs="Arial"/>
+                <w:color w:val="000000"/>
+                <w:szCs w:val="20"/>
+              </w:rPr>
+            </w:pPr>
+            <w:r>
+              <w:rPr>
+                <w:rFonts w:cs="Arial"/>
+                <w:color w:val="000000"/>
+                <w:szCs w:val="20"/>
+              </w:rPr>
+              <w:t>Based on iterative feedback and prototyping tools, the design process is</w:t>
+            </w:r>
+            <w:r>
+              <w:rPr>
+                <w:rFonts w:cs="Arial"/>
+                <w:color w:val="000000"/>
+                <w:szCs w:val="20"/>
+              </w:rPr>
+              <w:t xml:space="preserve"> speeding. It</w:t>
+            </w:r>
+            <w:r>
+              <w:rPr>
+                <w:rFonts w:cs="Arial"/>
+                <w:color w:val="000000"/>
+                <w:szCs w:val="20"/>
+              </w:rPr>
+              <w:t xml:space="preserve"> allow</w:t>
+            </w:r>
+            <w:r>
+              <w:rPr>
+                <w:rFonts w:cs="Arial"/>
+                <w:color w:val="000000"/>
+                <w:szCs w:val="20"/>
+              </w:rPr>
+              <w:t>s</w:t>
+            </w:r>
+            <w:r>
+              <w:rPr>
+                <w:rFonts w:cs="Arial"/>
+                <w:color w:val="000000"/>
+                <w:szCs w:val="20"/>
+              </w:rPr>
+              <w:t xml:space="preserve"> for rapid adjustments based on client responses.</w:t>
+            </w:r>
+          </w:p>
+          <w:p>
+            <w:pPr>
+              <w:pStyle w:val="ListParagraph"/>
+              <w:numPr>
+                <w:ilvl w:val="0"/>
+                <w:numId w:val="59"/>
+              </w:numPr>
+              <w:tabs>
+                <w:tab w:val="center" w:pos="3883"/>
+              </w:tabs>
+              <w:spacing w:before="60" w:after="60"/>
+              <w:rPr>
+                <w:rFonts w:cs="Arial"/>
+                <w:color w:val="000000"/>
+                <w:szCs w:val="20"/>
+              </w:rPr>
+            </w:pPr>
+            <w:r>
+              <w:rPr>
+                <w:rFonts w:cs="Arial"/>
+                <w:color w:val="000000"/>
+                <w:szCs w:val="20"/>
+              </w:rPr>
+              <w:t>A shared design system with reusable components ensures consistent branding and design across all pages, minimizing errors and inconsistencies.</w:t>
+            </w:r>
+          </w:p>
+          <w:p>
+            <w:pPr>
+              <w:pStyle w:val="ListParagraph"/>
+              <w:numPr>
+                <w:ilvl w:val="0"/>
+                <w:numId w:val="59"/>
+              </w:numPr>
+              <w:tabs>
+                <w:tab w:val="center" w:pos="3883"/>
+              </w:tabs>
+              <w:spacing w:before="60" w:after="60"/>
+              <w:rPr>
+                <w:rFonts w:cs="Arial"/>
+                <w:color w:val="000000"/>
+                <w:szCs w:val="20"/>
+              </w:rPr>
+            </w:pPr>
+            <w:r>
+              <w:rPr>
+                <w:rFonts w:cs="Arial"/>
+                <w:color w:val="000000"/>
+                <w:szCs w:val="20"/>
+              </w:rPr>
+              <w:t>Prototypes and real-time comments allow clients to provide immediate feedback, reducing delays and improving the design accurately.</w:t>
+            </w:r>
+          </w:p>
+          <w:p>
+            <w:pPr>
+              <w:pStyle w:val="ListParagraph"/>
+              <w:numPr>
+                <w:ilvl w:val="0"/>
+                <w:numId w:val="59"/>
+              </w:numPr>
+              <w:tabs>
+                <w:tab w:val="center" w:pos="3883"/>
+              </w:tabs>
+              <w:spacing w:before="60" w:after="60"/>
+              <w:rPr>
+                <w:rFonts w:cs="Arial"/>
+                <w:color w:val="000000"/>
+                <w:szCs w:val="20"/>
+              </w:rPr>
+            </w:pPr>
+            <w:r>
+              <w:rPr>
+                <w:rFonts w:cs="Arial"/>
+                <w:color w:val="000000"/>
+                <w:szCs w:val="20"/>
+              </w:rPr>
+              <w:t>Using automatic version control and asset management reduces time spent on manual tasks, allowing designers to focus on creative work.</w:t>
+            </w:r>
+          </w:p>
+          <w:p>
+            <w:pPr>
+              <w:pStyle w:val="ListParagraph"/>
+              <w:numPr>
+                <w:ilvl w:val="0"/>
+                <w:numId w:val="59"/>
+              </w:numPr>
+              <w:tabs>
+                <w:tab w:val="center" w:pos="3883"/>
+              </w:tabs>
+              <w:spacing w:before="60" w:after="60"/>
+              <w:rPr>
+                <w:rFonts w:cs="Arial"/>
+                <w:color w:val="000000"/>
+                <w:szCs w:val="20"/>
+              </w:rPr>
+            </w:pPr>
+            <w:r>
+              <w:rPr>
+                <w:rFonts w:cs="Arial"/>
+                <w:color w:val="000000"/>
+                <w:szCs w:val="20"/>
+              </w:rPr>
+              <w:t>Usability testing and continuous integration of feedback lead to more user-friendly and polished designs.</w:t>
+            </w:r>
           </w:p>
         </w:tc>
         <w:tc>
@@ -11844,6 +14955,7 @@
                 <w:color w:val="000000"/>
                 <w:szCs w:val="20"/>
               </w:rPr>
+              <w:lastRenderedPageBreak/>
               <w:t xml:space="preserve">Part </w:t>
             </w:r>
             <w:r>
@@ -12021,7 +15133,6 @@
               <w:jc w:val="left"/>
             </w:pPr>
             <w:r>
-              <w:lastRenderedPageBreak/>
               <w:t>In this assessment task you will be performing the following activities:</w:t>
             </w:r>
           </w:p>
@@ -14158,6 +17269,7 @@
                 <w:color w:val="000000"/>
                 <w:szCs w:val="20"/>
               </w:rPr>
+              <w:lastRenderedPageBreak/>
               <w:t>Answer:</w:t>
             </w:r>
           </w:p>
@@ -14659,7 +17771,6 @@
                 <w:color w:val="000000" w:themeColor="text1"/>
                 <w:szCs w:val="20"/>
               </w:rPr>
-              <w:lastRenderedPageBreak/>
               <w:t>Satisfactory response</w:t>
             </w:r>
           </w:p>
@@ -16449,6 +19560,7 @@
               <w:rPr>
                 <w:rFonts w:cs="Arial"/>
               </w:rPr>
+              <w:lastRenderedPageBreak/>
               <w:t>The learner has resolved outstanding client requirements and escalated as required</w:t>
             </w:r>
           </w:p>
@@ -17033,14 +20145,7 @@
               <w:rPr>
                 <w:rFonts w:cs="Arial"/>
               </w:rPr>
-              <w:t xml:space="preserve">The learner has prepared a maintenance report </w:t>
-            </w:r>
-            <w:r>
-              <w:rPr>
-                <w:rFonts w:cs="Arial"/>
-              </w:rPr>
-              <w:lastRenderedPageBreak/>
-              <w:t>according to the client’s organisational procedures.</w:t>
+              <w:t>The learner has prepared a maintenance report according to the client’s organisational procedures.</w:t>
             </w:r>
           </w:p>
         </w:tc>
@@ -19298,7 +22403,6 @@
               <w:pStyle w:val="Heading3"/>
             </w:pPr>
             <w:r>
-              <w:lastRenderedPageBreak/>
               <w:t>Learner Acknowledgement and Cover Sheet</w:t>
             </w:r>
           </w:p>
@@ -20846,6 +23950,119 @@
     </w:lvl>
   </w:abstractNum>
   <w:abstractNum w:abstractNumId="1" w15:restartNumberingAfterBreak="0">
+    <w:nsid w:val="0021143E"/>
+    <w:multiLevelType w:val="hybridMultilevel"/>
+    <w:tmpl w:val="D48A5310"/>
+    <w:lvl w:ilvl="0" w:tplc="0409000F">
+      <w:start w:val="1"/>
+      <w:numFmt w:val="decimal"/>
+      <w:lvlText w:val="%1."/>
+      <w:lvlJc w:val="left"/>
+      <w:pPr>
+        <w:ind w:left="1800" w:hanging="360"/>
+      </w:pPr>
+      <w:rPr>
+        <w:rFonts w:hint="default"/>
+      </w:rPr>
+    </w:lvl>
+    <w:lvl w:ilvl="1" w:tplc="FFFFFFFF" w:tentative="1">
+      <w:start w:val="1"/>
+      <w:numFmt w:val="bullet"/>
+      <w:lvlText w:val="o"/>
+      <w:lvlJc w:val="left"/>
+      <w:pPr>
+        <w:ind w:left="2520" w:hanging="360"/>
+      </w:pPr>
+      <w:rPr>
+        <w:rFonts w:ascii="Courier New" w:hAnsi="Courier New" w:cs="Courier New" w:hint="default"/>
+      </w:rPr>
+    </w:lvl>
+    <w:lvl w:ilvl="2" w:tplc="FFFFFFFF" w:tentative="1">
+      <w:start w:val="1"/>
+      <w:numFmt w:val="bullet"/>
+      <w:lvlText w:val=""/>
+      <w:lvlJc w:val="left"/>
+      <w:pPr>
+        <w:ind w:left="3240" w:hanging="360"/>
+      </w:pPr>
+      <w:rPr>
+        <w:rFonts w:ascii="Wingdings" w:hAnsi="Wingdings" w:hint="default"/>
+      </w:rPr>
+    </w:lvl>
+    <w:lvl w:ilvl="3" w:tplc="FFFFFFFF" w:tentative="1">
+      <w:start w:val="1"/>
+      <w:numFmt w:val="bullet"/>
+      <w:lvlText w:val=""/>
+      <w:lvlJc w:val="left"/>
+      <w:pPr>
+        <w:ind w:left="3960" w:hanging="360"/>
+      </w:pPr>
+      <w:rPr>
+        <w:rFonts w:ascii="Symbol" w:hAnsi="Symbol" w:hint="default"/>
+      </w:rPr>
+    </w:lvl>
+    <w:lvl w:ilvl="4" w:tplc="FFFFFFFF" w:tentative="1">
+      <w:start w:val="1"/>
+      <w:numFmt w:val="bullet"/>
+      <w:lvlText w:val="o"/>
+      <w:lvlJc w:val="left"/>
+      <w:pPr>
+        <w:ind w:left="4680" w:hanging="360"/>
+      </w:pPr>
+      <w:rPr>
+        <w:rFonts w:ascii="Courier New" w:hAnsi="Courier New" w:cs="Courier New" w:hint="default"/>
+      </w:rPr>
+    </w:lvl>
+    <w:lvl w:ilvl="5" w:tplc="FFFFFFFF" w:tentative="1">
+      <w:start w:val="1"/>
+      <w:numFmt w:val="bullet"/>
+      <w:lvlText w:val=""/>
+      <w:lvlJc w:val="left"/>
+      <w:pPr>
+        <w:ind w:left="5400" w:hanging="360"/>
+      </w:pPr>
+      <w:rPr>
+        <w:rFonts w:ascii="Wingdings" w:hAnsi="Wingdings" w:hint="default"/>
+      </w:rPr>
+    </w:lvl>
+    <w:lvl w:ilvl="6" w:tplc="FFFFFFFF" w:tentative="1">
+      <w:start w:val="1"/>
+      <w:numFmt w:val="bullet"/>
+      <w:lvlText w:val=""/>
+      <w:lvlJc w:val="left"/>
+      <w:pPr>
+        <w:ind w:left="6120" w:hanging="360"/>
+      </w:pPr>
+      <w:rPr>
+        <w:rFonts w:ascii="Symbol" w:hAnsi="Symbol" w:hint="default"/>
+      </w:rPr>
+    </w:lvl>
+    <w:lvl w:ilvl="7" w:tplc="FFFFFFFF" w:tentative="1">
+      <w:start w:val="1"/>
+      <w:numFmt w:val="bullet"/>
+      <w:lvlText w:val="o"/>
+      <w:lvlJc w:val="left"/>
+      <w:pPr>
+        <w:ind w:left="6840" w:hanging="360"/>
+      </w:pPr>
+      <w:rPr>
+        <w:rFonts w:ascii="Courier New" w:hAnsi="Courier New" w:cs="Courier New" w:hint="default"/>
+      </w:rPr>
+    </w:lvl>
+    <w:lvl w:ilvl="8" w:tplc="FFFFFFFF" w:tentative="1">
+      <w:start w:val="1"/>
+      <w:numFmt w:val="bullet"/>
+      <w:lvlText w:val=""/>
+      <w:lvlJc w:val="left"/>
+      <w:pPr>
+        <w:ind w:left="7560" w:hanging="360"/>
+      </w:pPr>
+      <w:rPr>
+        <w:rFonts w:ascii="Wingdings" w:hAnsi="Wingdings" w:hint="default"/>
+      </w:rPr>
+    </w:lvl>
+  </w:abstractNum>
+  <w:abstractNum w:abstractNumId="2" w15:restartNumberingAfterBreak="0">
     <w:nsid w:val="01827B58"/>
     <w:multiLevelType w:val="hybridMultilevel"/>
     <w:tmpl w:val="70B09C9A"/>
@@ -20958,7 +24175,7 @@
       </w:rPr>
     </w:lvl>
   </w:abstractNum>
-  <w:abstractNum w:abstractNumId="2" w15:restartNumberingAfterBreak="0">
+  <w:abstractNum w:abstractNumId="3" w15:restartNumberingAfterBreak="0">
     <w:nsid w:val="020D4E61"/>
     <w:multiLevelType w:val="hybridMultilevel"/>
     <w:tmpl w:val="D17C3238"/>
@@ -21071,7 +24288,7 @@
       </w:rPr>
     </w:lvl>
   </w:abstractNum>
-  <w:abstractNum w:abstractNumId="3" w15:restartNumberingAfterBreak="0">
+  <w:abstractNum w:abstractNumId="4" w15:restartNumberingAfterBreak="0">
     <w:nsid w:val="03B016DD"/>
     <w:multiLevelType w:val="hybridMultilevel"/>
     <w:tmpl w:val="59466736"/>
@@ -21185,7 +24402,7 @@
       </w:rPr>
     </w:lvl>
   </w:abstractNum>
-  <w:abstractNum w:abstractNumId="4" w15:restartNumberingAfterBreak="0">
+  <w:abstractNum w:abstractNumId="5" w15:restartNumberingAfterBreak="0">
     <w:nsid w:val="04960EEC"/>
     <w:multiLevelType w:val="hybridMultilevel"/>
     <w:tmpl w:val="520AD44C"/>
@@ -21302,7 +24519,7 @@
       </w:rPr>
     </w:lvl>
   </w:abstractNum>
-  <w:abstractNum w:abstractNumId="5" w15:restartNumberingAfterBreak="0">
+  <w:abstractNum w:abstractNumId="6" w15:restartNumberingAfterBreak="0">
     <w:nsid w:val="04AC744E"/>
     <w:multiLevelType w:val="hybridMultilevel"/>
     <w:tmpl w:val="0D885C7E"/>
@@ -21415,7 +24632,7 @@
       </w:rPr>
     </w:lvl>
   </w:abstractNum>
-  <w:abstractNum w:abstractNumId="6" w15:restartNumberingAfterBreak="0">
+  <w:abstractNum w:abstractNumId="7" w15:restartNumberingAfterBreak="0">
     <w:nsid w:val="0950728E"/>
     <w:multiLevelType w:val="hybridMultilevel"/>
     <w:tmpl w:val="4A24A368"/>
@@ -21505,7 +24722,182 @@
       </w:pPr>
     </w:lvl>
   </w:abstractNum>
-  <w:abstractNum w:abstractNumId="7" w15:restartNumberingAfterBreak="0">
+  <w:abstractNum w:abstractNumId="8" w15:restartNumberingAfterBreak="0">
+    <w:nsid w:val="0A8F436C"/>
+    <w:multiLevelType w:val="hybridMultilevel"/>
+    <w:tmpl w:val="B1E8BF18"/>
+    <w:lvl w:ilvl="0" w:tplc="FFFFFFFF">
+      <w:start w:val="1"/>
+      <w:numFmt w:val="decimal"/>
+      <w:lvlText w:val="%1."/>
+      <w:lvlJc w:val="left"/>
+      <w:pPr>
+        <w:ind w:left="1440" w:hanging="360"/>
+      </w:pPr>
+    </w:lvl>
+    <w:lvl w:ilvl="1" w:tplc="04090019" w:tentative="1">
+      <w:start w:val="1"/>
+      <w:numFmt w:val="lowerLetter"/>
+      <w:lvlText w:val="%2."/>
+      <w:lvlJc w:val="left"/>
+      <w:pPr>
+        <w:ind w:left="1440" w:hanging="360"/>
+      </w:pPr>
+    </w:lvl>
+    <w:lvl w:ilvl="2" w:tplc="0409001B" w:tentative="1">
+      <w:start w:val="1"/>
+      <w:numFmt w:val="lowerRoman"/>
+      <w:lvlText w:val="%3."/>
+      <w:lvlJc w:val="right"/>
+      <w:pPr>
+        <w:ind w:left="2160" w:hanging="180"/>
+      </w:pPr>
+    </w:lvl>
+    <w:lvl w:ilvl="3" w:tplc="0409000F" w:tentative="1">
+      <w:start w:val="1"/>
+      <w:numFmt w:val="decimal"/>
+      <w:lvlText w:val="%4."/>
+      <w:lvlJc w:val="left"/>
+      <w:pPr>
+        <w:ind w:left="2880" w:hanging="360"/>
+      </w:pPr>
+    </w:lvl>
+    <w:lvl w:ilvl="4" w:tplc="04090019" w:tentative="1">
+      <w:start w:val="1"/>
+      <w:numFmt w:val="lowerLetter"/>
+      <w:lvlText w:val="%5."/>
+      <w:lvlJc w:val="left"/>
+      <w:pPr>
+        <w:ind w:left="3600" w:hanging="360"/>
+      </w:pPr>
+    </w:lvl>
+    <w:lvl w:ilvl="5" w:tplc="0409001B" w:tentative="1">
+      <w:start w:val="1"/>
+      <w:numFmt w:val="lowerRoman"/>
+      <w:lvlText w:val="%6."/>
+      <w:lvlJc w:val="right"/>
+      <w:pPr>
+        <w:ind w:left="4320" w:hanging="180"/>
+      </w:pPr>
+    </w:lvl>
+    <w:lvl w:ilvl="6" w:tplc="0409000F" w:tentative="1">
+      <w:start w:val="1"/>
+      <w:numFmt w:val="decimal"/>
+      <w:lvlText w:val="%7."/>
+      <w:lvlJc w:val="left"/>
+      <w:pPr>
+        <w:ind w:left="5040" w:hanging="360"/>
+      </w:pPr>
+    </w:lvl>
+    <w:lvl w:ilvl="7" w:tplc="04090019" w:tentative="1">
+      <w:start w:val="1"/>
+      <w:numFmt w:val="lowerLetter"/>
+      <w:lvlText w:val="%8."/>
+      <w:lvlJc w:val="left"/>
+      <w:pPr>
+        <w:ind w:left="5760" w:hanging="360"/>
+      </w:pPr>
+    </w:lvl>
+    <w:lvl w:ilvl="8" w:tplc="0409001B" w:tentative="1">
+      <w:start w:val="1"/>
+      <w:numFmt w:val="lowerRoman"/>
+      <w:lvlText w:val="%9."/>
+      <w:lvlJc w:val="right"/>
+      <w:pPr>
+        <w:ind w:left="6480" w:hanging="180"/>
+      </w:pPr>
+    </w:lvl>
+  </w:abstractNum>
+  <w:abstractNum w:abstractNumId="9" w15:restartNumberingAfterBreak="0">
+    <w:nsid w:val="0C803157"/>
+    <w:multiLevelType w:val="hybridMultilevel"/>
+    <w:tmpl w:val="E786A8C0"/>
+    <w:lvl w:ilvl="0" w:tplc="E040887A">
+      <w:start w:val="1"/>
+      <w:numFmt w:val="decimal"/>
+      <w:lvlText w:val="%1."/>
+      <w:lvlJc w:val="left"/>
+      <w:pPr>
+        <w:ind w:left="1440" w:hanging="360"/>
+      </w:pPr>
+      <w:rPr>
+        <w:rFonts w:hint="default"/>
+      </w:rPr>
+    </w:lvl>
+    <w:lvl w:ilvl="1" w:tplc="04090019">
+      <w:start w:val="1"/>
+      <w:numFmt w:val="lowerLetter"/>
+      <w:lvlText w:val="%2."/>
+      <w:lvlJc w:val="left"/>
+      <w:pPr>
+        <w:ind w:left="1440" w:hanging="360"/>
+      </w:pPr>
+    </w:lvl>
+    <w:lvl w:ilvl="2" w:tplc="0409001B" w:tentative="1">
+      <w:start w:val="1"/>
+      <w:numFmt w:val="lowerRoman"/>
+      <w:lvlText w:val="%3."/>
+      <w:lvlJc w:val="right"/>
+      <w:pPr>
+        <w:ind w:left="2160" w:hanging="180"/>
+      </w:pPr>
+    </w:lvl>
+    <w:lvl w:ilvl="3" w:tplc="0409000F" w:tentative="1">
+      <w:start w:val="1"/>
+      <w:numFmt w:val="decimal"/>
+      <w:lvlText w:val="%4."/>
+      <w:lvlJc w:val="left"/>
+      <w:pPr>
+        <w:ind w:left="2880" w:hanging="360"/>
+      </w:pPr>
+    </w:lvl>
+    <w:lvl w:ilvl="4" w:tplc="04090019" w:tentative="1">
+      <w:start w:val="1"/>
+      <w:numFmt w:val="lowerLetter"/>
+      <w:lvlText w:val="%5."/>
+      <w:lvlJc w:val="left"/>
+      <w:pPr>
+        <w:ind w:left="3600" w:hanging="360"/>
+      </w:pPr>
+    </w:lvl>
+    <w:lvl w:ilvl="5" w:tplc="0409001B" w:tentative="1">
+      <w:start w:val="1"/>
+      <w:numFmt w:val="lowerRoman"/>
+      <w:lvlText w:val="%6."/>
+      <w:lvlJc w:val="right"/>
+      <w:pPr>
+        <w:ind w:left="4320" w:hanging="180"/>
+      </w:pPr>
+    </w:lvl>
+    <w:lvl w:ilvl="6" w:tplc="0409000F" w:tentative="1">
+      <w:start w:val="1"/>
+      <w:numFmt w:val="decimal"/>
+      <w:lvlText w:val="%7."/>
+      <w:lvlJc w:val="left"/>
+      <w:pPr>
+        <w:ind w:left="5040" w:hanging="360"/>
+      </w:pPr>
+    </w:lvl>
+    <w:lvl w:ilvl="7" w:tplc="04090019" w:tentative="1">
+      <w:start w:val="1"/>
+      <w:numFmt w:val="lowerLetter"/>
+      <w:lvlText w:val="%8."/>
+      <w:lvlJc w:val="left"/>
+      <w:pPr>
+        <w:ind w:left="5760" w:hanging="360"/>
+      </w:pPr>
+    </w:lvl>
+    <w:lvl w:ilvl="8" w:tplc="0409001B" w:tentative="1">
+      <w:start w:val="1"/>
+      <w:numFmt w:val="lowerRoman"/>
+      <w:lvlText w:val="%9."/>
+      <w:lvlJc w:val="right"/>
+      <w:pPr>
+        <w:ind w:left="6480" w:hanging="180"/>
+      </w:pPr>
+    </w:lvl>
+  </w:abstractNum>
+  <w:abstractNum w:abstractNumId="10" w15:restartNumberingAfterBreak="0">
     <w:nsid w:val="0D3137DF"/>
     <w:multiLevelType w:val="hybridMultilevel"/>
     <w:tmpl w:val="6E14687E"/>
@@ -21618,7 +25010,7 @@
       </w:rPr>
     </w:lvl>
   </w:abstractNum>
-  <w:abstractNum w:abstractNumId="8" w15:restartNumberingAfterBreak="0">
+  <w:abstractNum w:abstractNumId="11" w15:restartNumberingAfterBreak="0">
     <w:nsid w:val="0FAE405A"/>
     <w:multiLevelType w:val="hybridMultilevel"/>
     <w:tmpl w:val="E5A239D0"/>
@@ -21731,7 +25123,7 @@
       </w:rPr>
     </w:lvl>
   </w:abstractNum>
-  <w:abstractNum w:abstractNumId="9" w15:restartNumberingAfterBreak="0">
+  <w:abstractNum w:abstractNumId="12" w15:restartNumberingAfterBreak="0">
     <w:nsid w:val="10E67D2D"/>
     <w:multiLevelType w:val="hybridMultilevel"/>
     <w:tmpl w:val="05D0451C"/>
@@ -21844,7 +25236,7 @@
       </w:rPr>
     </w:lvl>
   </w:abstractNum>
-  <w:abstractNum w:abstractNumId="10" w15:restartNumberingAfterBreak="0">
+  <w:abstractNum w:abstractNumId="13" w15:restartNumberingAfterBreak="0">
     <w:nsid w:val="123A77FB"/>
     <w:multiLevelType w:val="hybridMultilevel"/>
     <w:tmpl w:val="6294426A"/>
@@ -21957,7 +25349,7 @@
       </w:rPr>
     </w:lvl>
   </w:abstractNum>
-  <w:abstractNum w:abstractNumId="11" w15:restartNumberingAfterBreak="0">
+  <w:abstractNum w:abstractNumId="14" w15:restartNumberingAfterBreak="0">
     <w:nsid w:val="184F32A8"/>
     <w:multiLevelType w:val="hybridMultilevel"/>
     <w:tmpl w:val="5726B550"/>
@@ -22074,7 +25466,7 @@
       </w:rPr>
     </w:lvl>
   </w:abstractNum>
-  <w:abstractNum w:abstractNumId="12" w15:restartNumberingAfterBreak="0">
+  <w:abstractNum w:abstractNumId="15" w15:restartNumberingAfterBreak="0">
     <w:nsid w:val="199E0316"/>
     <w:multiLevelType w:val="hybridMultilevel"/>
     <w:tmpl w:val="23749350"/>
@@ -22160,7 +25552,120 @@
       </w:pPr>
     </w:lvl>
   </w:abstractNum>
-  <w:abstractNum w:abstractNumId="13" w15:restartNumberingAfterBreak="0">
+  <w:abstractNum w:abstractNumId="16" w15:restartNumberingAfterBreak="0">
+    <w:nsid w:val="1DA73977"/>
+    <w:multiLevelType w:val="hybridMultilevel"/>
+    <w:tmpl w:val="AE28D35A"/>
+    <w:lvl w:ilvl="0" w:tplc="04090001">
+      <w:start w:val="1"/>
+      <w:numFmt w:val="bullet"/>
+      <w:lvlText w:val=""/>
+      <w:lvlJc w:val="left"/>
+      <w:pPr>
+        <w:ind w:left="2160" w:hanging="360"/>
+      </w:pPr>
+      <w:rPr>
+        <w:rFonts w:ascii="Symbol" w:hAnsi="Symbol" w:hint="default"/>
+      </w:rPr>
+    </w:lvl>
+    <w:lvl w:ilvl="1" w:tplc="04090003" w:tentative="1">
+      <w:start w:val="1"/>
+      <w:numFmt w:val="bullet"/>
+      <w:lvlText w:val="o"/>
+      <w:lvlJc w:val="left"/>
+      <w:pPr>
+        <w:ind w:left="2880" w:hanging="360"/>
+      </w:pPr>
+      <w:rPr>
+        <w:rFonts w:ascii="Courier New" w:hAnsi="Courier New" w:cs="Courier New" w:hint="default"/>
+      </w:rPr>
+    </w:lvl>
+    <w:lvl w:ilvl="2" w:tplc="04090005" w:tentative="1">
+      <w:start w:val="1"/>
+      <w:numFmt w:val="bullet"/>
+      <w:lvlText w:val=""/>
+      <w:lvlJc w:val="left"/>
+      <w:pPr>
+        <w:ind w:left="3600" w:hanging="360"/>
+      </w:pPr>
+      <w:rPr>
+        <w:rFonts w:ascii="Wingdings" w:hAnsi="Wingdings" w:hint="default"/>
+      </w:rPr>
+    </w:lvl>
+    <w:lvl w:ilvl="3" w:tplc="04090001" w:tentative="1">
+      <w:start w:val="1"/>
+      <w:numFmt w:val="bullet"/>
+      <w:lvlText w:val=""/>
+      <w:lvlJc w:val="left"/>
+      <w:pPr>
+        <w:ind w:left="4320" w:hanging="360"/>
+      </w:pPr>
+      <w:rPr>
+        <w:rFonts w:ascii="Symbol" w:hAnsi="Symbol" w:hint="default"/>
+      </w:rPr>
+    </w:lvl>
+    <w:lvl w:ilvl="4" w:tplc="04090003" w:tentative="1">
+      <w:start w:val="1"/>
+      <w:numFmt w:val="bullet"/>
+      <w:lvlText w:val="o"/>
+      <w:lvlJc w:val="left"/>
+      <w:pPr>
+        <w:ind w:left="5040" w:hanging="360"/>
+      </w:pPr>
+      <w:rPr>
+        <w:rFonts w:ascii="Courier New" w:hAnsi="Courier New" w:cs="Courier New" w:hint="default"/>
+      </w:rPr>
+    </w:lvl>
+    <w:lvl w:ilvl="5" w:tplc="04090005" w:tentative="1">
+      <w:start w:val="1"/>
+      <w:numFmt w:val="bullet"/>
+      <w:lvlText w:val=""/>
+      <w:lvlJc w:val="left"/>
+      <w:pPr>
+        <w:ind w:left="5760" w:hanging="360"/>
+      </w:pPr>
+      <w:rPr>
+        <w:rFonts w:ascii="Wingdings" w:hAnsi="Wingdings" w:hint="default"/>
+      </w:rPr>
+    </w:lvl>
+    <w:lvl w:ilvl="6" w:tplc="04090001" w:tentative="1">
+      <w:start w:val="1"/>
+      <w:numFmt w:val="bullet"/>
+      <w:lvlText w:val=""/>
+      <w:lvlJc w:val="left"/>
+      <w:pPr>
+        <w:ind w:left="6480" w:hanging="360"/>
+      </w:pPr>
+      <w:rPr>
+        <w:rFonts w:ascii="Symbol" w:hAnsi="Symbol" w:hint="default"/>
+      </w:rPr>
+    </w:lvl>
+    <w:lvl w:ilvl="7" w:tplc="04090003" w:tentative="1">
+      <w:start w:val="1"/>
+      <w:numFmt w:val="bullet"/>
+      <w:lvlText w:val="o"/>
+      <w:lvlJc w:val="left"/>
+      <w:pPr>
+        <w:ind w:left="7200" w:hanging="360"/>
+      </w:pPr>
+      <w:rPr>
+        <w:rFonts w:ascii="Courier New" w:hAnsi="Courier New" w:cs="Courier New" w:hint="default"/>
+      </w:rPr>
+    </w:lvl>
+    <w:lvl w:ilvl="8" w:tplc="04090005" w:tentative="1">
+      <w:start w:val="1"/>
+      <w:numFmt w:val="bullet"/>
+      <w:lvlText w:val=""/>
+      <w:lvlJc w:val="left"/>
+      <w:pPr>
+        <w:ind w:left="7920" w:hanging="360"/>
+      </w:pPr>
+      <w:rPr>
+        <w:rFonts w:ascii="Wingdings" w:hAnsi="Wingdings" w:hint="default"/>
+      </w:rPr>
+    </w:lvl>
+  </w:abstractNum>
+  <w:abstractNum w:abstractNumId="17" w15:restartNumberingAfterBreak="0">
     <w:nsid w:val="1E5C556F"/>
     <w:multiLevelType w:val="hybridMultilevel"/>
     <w:tmpl w:val="52A27A32"/>
@@ -22273,7 +25778,7 @@
       </w:rPr>
     </w:lvl>
   </w:abstractNum>
-  <w:abstractNum w:abstractNumId="14" w15:restartNumberingAfterBreak="0">
+  <w:abstractNum w:abstractNumId="18" w15:restartNumberingAfterBreak="0">
     <w:nsid w:val="1FB52B5E"/>
     <w:multiLevelType w:val="multilevel"/>
     <w:tmpl w:val="62689B10"/>
@@ -22390,7 +25895,7 @@
       </w:rPr>
     </w:lvl>
   </w:abstractNum>
-  <w:abstractNum w:abstractNumId="15" w15:restartNumberingAfterBreak="0">
+  <w:abstractNum w:abstractNumId="19" w15:restartNumberingAfterBreak="0">
     <w:nsid w:val="20CE428F"/>
     <w:multiLevelType w:val="hybridMultilevel"/>
     <w:tmpl w:val="048001A0"/>
@@ -22480,7 +25985,7 @@
       </w:pPr>
     </w:lvl>
   </w:abstractNum>
-  <w:abstractNum w:abstractNumId="16" w15:restartNumberingAfterBreak="0">
+  <w:abstractNum w:abstractNumId="20" w15:restartNumberingAfterBreak="0">
     <w:nsid w:val="25834A2D"/>
     <w:multiLevelType w:val="multilevel"/>
     <w:tmpl w:val="E91694EC"/>
@@ -22594,7 +26099,93 @@
       </w:rPr>
     </w:lvl>
   </w:abstractNum>
-  <w:abstractNum w:abstractNumId="17" w15:restartNumberingAfterBreak="0">
+  <w:abstractNum w:abstractNumId="21" w15:restartNumberingAfterBreak="0">
+    <w:nsid w:val="2BB45C6F"/>
+    <w:multiLevelType w:val="hybridMultilevel"/>
+    <w:tmpl w:val="BCE06DAE"/>
+    <w:lvl w:ilvl="0" w:tplc="FFFFFFFF">
+      <w:start w:val="1"/>
+      <w:numFmt w:val="decimal"/>
+      <w:lvlText w:val="%1."/>
+      <w:lvlJc w:val="left"/>
+      <w:pPr>
+        <w:ind w:left="1440" w:hanging="360"/>
+      </w:pPr>
+    </w:lvl>
+    <w:lvl w:ilvl="1" w:tplc="FFFFFFFF" w:tentative="1">
+      <w:start w:val="1"/>
+      <w:numFmt w:val="lowerLetter"/>
+      <w:lvlText w:val="%2."/>
+      <w:lvlJc w:val="left"/>
+      <w:pPr>
+        <w:ind w:left="2160" w:hanging="360"/>
+      </w:pPr>
+    </w:lvl>
+    <w:lvl w:ilvl="2" w:tplc="FFFFFFFF" w:tentative="1">
+      <w:start w:val="1"/>
+      <w:numFmt w:val="lowerRoman"/>
+      <w:lvlText w:val="%3."/>
+      <w:lvlJc w:val="right"/>
+      <w:pPr>
+        <w:ind w:left="2880" w:hanging="180"/>
+      </w:pPr>
+    </w:lvl>
+    <w:lvl w:ilvl="3" w:tplc="FFFFFFFF" w:tentative="1">
+      <w:start w:val="1"/>
+      <w:numFmt w:val="decimal"/>
+      <w:lvlText w:val="%4."/>
+      <w:lvlJc w:val="left"/>
+      <w:pPr>
+        <w:ind w:left="3600" w:hanging="360"/>
+      </w:pPr>
+    </w:lvl>
+    <w:lvl w:ilvl="4" w:tplc="FFFFFFFF" w:tentative="1">
+      <w:start w:val="1"/>
+      <w:numFmt w:val="lowerLetter"/>
+      <w:lvlText w:val="%5."/>
+      <w:lvlJc w:val="left"/>
+      <w:pPr>
+        <w:ind w:left="4320" w:hanging="360"/>
+      </w:pPr>
+    </w:lvl>
+    <w:lvl w:ilvl="5" w:tplc="FFFFFFFF" w:tentative="1">
+      <w:start w:val="1"/>
+      <w:numFmt w:val="lowerRoman"/>
+      <w:lvlText w:val="%6."/>
+      <w:lvlJc w:val="right"/>
+      <w:pPr>
+        <w:ind w:left="5040" w:hanging="180"/>
+      </w:pPr>
+    </w:lvl>
+    <w:lvl w:ilvl="6" w:tplc="FFFFFFFF" w:tentative="1">
+      <w:start w:val="1"/>
+      <w:numFmt w:val="decimal"/>
+      <w:lvlText w:val="%7."/>
+      <w:lvlJc w:val="left"/>
+      <w:pPr>
+        <w:ind w:left="5760" w:hanging="360"/>
+      </w:pPr>
+    </w:lvl>
+    <w:lvl w:ilvl="7" w:tplc="FFFFFFFF" w:tentative="1">
+      <w:start w:val="1"/>
+      <w:numFmt w:val="lowerLetter"/>
+      <w:lvlText w:val="%8."/>
+      <w:lvlJc w:val="left"/>
+      <w:pPr>
+        <w:ind w:left="6480" w:hanging="360"/>
+      </w:pPr>
+    </w:lvl>
+    <w:lvl w:ilvl="8" w:tplc="FFFFFFFF" w:tentative="1">
+      <w:start w:val="1"/>
+      <w:numFmt w:val="lowerRoman"/>
+      <w:lvlText w:val="%9."/>
+      <w:lvlJc w:val="right"/>
+      <w:pPr>
+        <w:ind w:left="7200" w:hanging="180"/>
+      </w:pPr>
+    </w:lvl>
+  </w:abstractNum>
+  <w:abstractNum w:abstractNumId="22" w15:restartNumberingAfterBreak="0">
     <w:nsid w:val="2C766C9F"/>
     <w:multiLevelType w:val="hybridMultilevel"/>
     <w:tmpl w:val="AA2833FA"/>
@@ -22707,7 +26298,7 @@
       </w:rPr>
     </w:lvl>
   </w:abstractNum>
-  <w:abstractNum w:abstractNumId="18" w15:restartNumberingAfterBreak="0">
+  <w:abstractNum w:abstractNumId="23" w15:restartNumberingAfterBreak="0">
     <w:nsid w:val="323024FC"/>
     <w:multiLevelType w:val="multilevel"/>
     <w:tmpl w:val="0CBAADA6"/>
@@ -22824,7 +26415,120 @@
       </w:rPr>
     </w:lvl>
   </w:abstractNum>
-  <w:abstractNum w:abstractNumId="19" w15:restartNumberingAfterBreak="0">
+  <w:abstractNum w:abstractNumId="24" w15:restartNumberingAfterBreak="0">
+    <w:nsid w:val="347C285E"/>
+    <w:multiLevelType w:val="hybridMultilevel"/>
+    <w:tmpl w:val="D540BA4E"/>
+    <w:lvl w:ilvl="0" w:tplc="04090001">
+      <w:start w:val="1"/>
+      <w:numFmt w:val="bullet"/>
+      <w:lvlText w:val=""/>
+      <w:lvlJc w:val="left"/>
+      <w:pPr>
+        <w:ind w:left="2160" w:hanging="360"/>
+      </w:pPr>
+      <w:rPr>
+        <w:rFonts w:ascii="Symbol" w:hAnsi="Symbol" w:hint="default"/>
+      </w:rPr>
+    </w:lvl>
+    <w:lvl w:ilvl="1" w:tplc="04090003" w:tentative="1">
+      <w:start w:val="1"/>
+      <w:numFmt w:val="bullet"/>
+      <w:lvlText w:val="o"/>
+      <w:lvlJc w:val="left"/>
+      <w:pPr>
+        <w:ind w:left="2880" w:hanging="360"/>
+      </w:pPr>
+      <w:rPr>
+        <w:rFonts w:ascii="Courier New" w:hAnsi="Courier New" w:cs="Courier New" w:hint="default"/>
+      </w:rPr>
+    </w:lvl>
+    <w:lvl w:ilvl="2" w:tplc="04090005" w:tentative="1">
+      <w:start w:val="1"/>
+      <w:numFmt w:val="bullet"/>
+      <w:lvlText w:val=""/>
+      <w:lvlJc w:val="left"/>
+      <w:pPr>
+        <w:ind w:left="3600" w:hanging="360"/>
+      </w:pPr>
+      <w:rPr>
+        <w:rFonts w:ascii="Wingdings" w:hAnsi="Wingdings" w:hint="default"/>
+      </w:rPr>
+    </w:lvl>
+    <w:lvl w:ilvl="3" w:tplc="04090001" w:tentative="1">
+      <w:start w:val="1"/>
+      <w:numFmt w:val="bullet"/>
+      <w:lvlText w:val=""/>
+      <w:lvlJc w:val="left"/>
+      <w:pPr>
+        <w:ind w:left="4320" w:hanging="360"/>
+      </w:pPr>
+      <w:rPr>
+        <w:rFonts w:ascii="Symbol" w:hAnsi="Symbol" w:hint="default"/>
+      </w:rPr>
+    </w:lvl>
+    <w:lvl w:ilvl="4" w:tplc="04090003" w:tentative="1">
+      <w:start w:val="1"/>
+      <w:numFmt w:val="bullet"/>
+      <w:lvlText w:val="o"/>
+      <w:lvlJc w:val="left"/>
+      <w:pPr>
+        <w:ind w:left="5040" w:hanging="360"/>
+      </w:pPr>
+      <w:rPr>
+        <w:rFonts w:ascii="Courier New" w:hAnsi="Courier New" w:cs="Courier New" w:hint="default"/>
+      </w:rPr>
+    </w:lvl>
+    <w:lvl w:ilvl="5" w:tplc="04090005" w:tentative="1">
+      <w:start w:val="1"/>
+      <w:numFmt w:val="bullet"/>
+      <w:lvlText w:val=""/>
+      <w:lvlJc w:val="left"/>
+      <w:pPr>
+        <w:ind w:left="5760" w:hanging="360"/>
+      </w:pPr>
+      <w:rPr>
+        <w:rFonts w:ascii="Wingdings" w:hAnsi="Wingdings" w:hint="default"/>
+      </w:rPr>
+    </w:lvl>
+    <w:lvl w:ilvl="6" w:tplc="04090001" w:tentative="1">
+      <w:start w:val="1"/>
+      <w:numFmt w:val="bullet"/>
+      <w:lvlText w:val=""/>
+      <w:lvlJc w:val="left"/>
+      <w:pPr>
+        <w:ind w:left="6480" w:hanging="360"/>
+      </w:pPr>
+      <w:rPr>
+        <w:rFonts w:ascii="Symbol" w:hAnsi="Symbol" w:hint="default"/>
+      </w:rPr>
+    </w:lvl>
+    <w:lvl w:ilvl="7" w:tplc="04090003" w:tentative="1">
+      <w:start w:val="1"/>
+      <w:numFmt w:val="bullet"/>
+      <w:lvlText w:val="o"/>
+      <w:lvlJc w:val="left"/>
+      <w:pPr>
+        <w:ind w:left="7200" w:hanging="360"/>
+      </w:pPr>
+      <w:rPr>
+        <w:rFonts w:ascii="Courier New" w:hAnsi="Courier New" w:cs="Courier New" w:hint="default"/>
+      </w:rPr>
+    </w:lvl>
+    <w:lvl w:ilvl="8" w:tplc="04090005" w:tentative="1">
+      <w:start w:val="1"/>
+      <w:numFmt w:val="bullet"/>
+      <w:lvlText w:val=""/>
+      <w:lvlJc w:val="left"/>
+      <w:pPr>
+        <w:ind w:left="7920" w:hanging="360"/>
+      </w:pPr>
+      <w:rPr>
+        <w:rFonts w:ascii="Wingdings" w:hAnsi="Wingdings" w:hint="default"/>
+      </w:rPr>
+    </w:lvl>
+  </w:abstractNum>
+  <w:abstractNum w:abstractNumId="25" w15:restartNumberingAfterBreak="0">
     <w:nsid w:val="36FC2B1F"/>
     <w:multiLevelType w:val="hybridMultilevel"/>
     <w:tmpl w:val="C81C525A"/>
@@ -22918,7 +26622,7 @@
       </w:pPr>
     </w:lvl>
   </w:abstractNum>
-  <w:abstractNum w:abstractNumId="20" w15:restartNumberingAfterBreak="0">
+  <w:abstractNum w:abstractNumId="26" w15:restartNumberingAfterBreak="0">
     <w:nsid w:val="39082113"/>
     <w:multiLevelType w:val="multilevel"/>
     <w:tmpl w:val="F85C8D5A"/>
@@ -23035,7 +26739,7 @@
       </w:rPr>
     </w:lvl>
   </w:abstractNum>
-  <w:abstractNum w:abstractNumId="21" w15:restartNumberingAfterBreak="0">
+  <w:abstractNum w:abstractNumId="27" w15:restartNumberingAfterBreak="0">
     <w:nsid w:val="3AD77EDF"/>
     <w:multiLevelType w:val="hybridMultilevel"/>
     <w:tmpl w:val="C81C525A"/>
@@ -23129,10 +26833,10 @@
       </w:pPr>
     </w:lvl>
   </w:abstractNum>
-  <w:abstractNum w:abstractNumId="22" w15:restartNumberingAfterBreak="0">
+  <w:abstractNum w:abstractNumId="28" w15:restartNumberingAfterBreak="0">
     <w:nsid w:val="3E935308"/>
     <w:multiLevelType w:val="hybridMultilevel"/>
-    <w:tmpl w:val="45CC2B72"/>
+    <w:tmpl w:val="BCE06DAE"/>
     <w:lvl w:ilvl="0" w:tplc="0409000F">
       <w:start w:val="1"/>
       <w:numFmt w:val="decimal"/>
@@ -23215,7 +26919,7 @@
       </w:pPr>
     </w:lvl>
   </w:abstractNum>
-  <w:abstractNum w:abstractNumId="23" w15:restartNumberingAfterBreak="0">
+  <w:abstractNum w:abstractNumId="29" w15:restartNumberingAfterBreak="0">
     <w:nsid w:val="4016460F"/>
     <w:multiLevelType w:val="hybridMultilevel"/>
     <w:tmpl w:val="F63E6948"/>
@@ -23301,7 +27005,7 @@
       </w:pPr>
     </w:lvl>
   </w:abstractNum>
-  <w:abstractNum w:abstractNumId="24" w15:restartNumberingAfterBreak="0">
+  <w:abstractNum w:abstractNumId="30" w15:restartNumberingAfterBreak="0">
     <w:nsid w:val="42782765"/>
     <w:multiLevelType w:val="hybridMultilevel"/>
     <w:tmpl w:val="90884394"/>
@@ -23418,7 +27122,93 @@
       </w:rPr>
     </w:lvl>
   </w:abstractNum>
-  <w:abstractNum w:abstractNumId="25" w15:restartNumberingAfterBreak="0">
+  <w:abstractNum w:abstractNumId="31" w15:restartNumberingAfterBreak="0">
+    <w:nsid w:val="440F3383"/>
+    <w:multiLevelType w:val="hybridMultilevel"/>
+    <w:tmpl w:val="0DCEEC8E"/>
+    <w:lvl w:ilvl="0" w:tplc="FFFFFFFF">
+      <w:start w:val="1"/>
+      <w:numFmt w:val="decimal"/>
+      <w:lvlText w:val="%1."/>
+      <w:lvlJc w:val="left"/>
+      <w:pPr>
+        <w:ind w:left="1440" w:hanging="360"/>
+      </w:pPr>
+    </w:lvl>
+    <w:lvl w:ilvl="1" w:tplc="FFFFFFFF" w:tentative="1">
+      <w:start w:val="1"/>
+      <w:numFmt w:val="lowerLetter"/>
+      <w:lvlText w:val="%2."/>
+      <w:lvlJc w:val="left"/>
+      <w:pPr>
+        <w:ind w:left="2160" w:hanging="360"/>
+      </w:pPr>
+    </w:lvl>
+    <w:lvl w:ilvl="2" w:tplc="FFFFFFFF" w:tentative="1">
+      <w:start w:val="1"/>
+      <w:numFmt w:val="lowerRoman"/>
+      <w:lvlText w:val="%3."/>
+      <w:lvlJc w:val="right"/>
+      <w:pPr>
+        <w:ind w:left="2880" w:hanging="180"/>
+      </w:pPr>
+    </w:lvl>
+    <w:lvl w:ilvl="3" w:tplc="FFFFFFFF" w:tentative="1">
+      <w:start w:val="1"/>
+      <w:numFmt w:val="decimal"/>
+      <w:lvlText w:val="%4."/>
+      <w:lvlJc w:val="left"/>
+      <w:pPr>
+        <w:ind w:left="3600" w:hanging="360"/>
+      </w:pPr>
+    </w:lvl>
+    <w:lvl w:ilvl="4" w:tplc="FFFFFFFF" w:tentative="1">
+      <w:start w:val="1"/>
+      <w:numFmt w:val="lowerLetter"/>
+      <w:lvlText w:val="%5."/>
+      <w:lvlJc w:val="left"/>
+      <w:pPr>
+        <w:ind w:left="4320" w:hanging="360"/>
+      </w:pPr>
+    </w:lvl>
+    <w:lvl w:ilvl="5" w:tplc="FFFFFFFF" w:tentative="1">
+      <w:start w:val="1"/>
+      <w:numFmt w:val="lowerRoman"/>
+      <w:lvlText w:val="%6."/>
+      <w:lvlJc w:val="right"/>
+      <w:pPr>
+        <w:ind w:left="5040" w:hanging="180"/>
+      </w:pPr>
+    </w:lvl>
+    <w:lvl w:ilvl="6" w:tplc="FFFFFFFF" w:tentative="1">
+      <w:start w:val="1"/>
+      <w:numFmt w:val="decimal"/>
+      <w:lvlText w:val="%7."/>
+      <w:lvlJc w:val="left"/>
+      <w:pPr>
+        <w:ind w:left="5760" w:hanging="360"/>
+      </w:pPr>
+    </w:lvl>
+    <w:lvl w:ilvl="7" w:tplc="FFFFFFFF" w:tentative="1">
+      <w:start w:val="1"/>
+      <w:numFmt w:val="lowerLetter"/>
+      <w:lvlText w:val="%8."/>
+      <w:lvlJc w:val="left"/>
+      <w:pPr>
+        <w:ind w:left="6480" w:hanging="360"/>
+      </w:pPr>
+    </w:lvl>
+    <w:lvl w:ilvl="8" w:tplc="FFFFFFFF" w:tentative="1">
+      <w:start w:val="1"/>
+      <w:numFmt w:val="lowerRoman"/>
+      <w:lvlText w:val="%9."/>
+      <w:lvlJc w:val="right"/>
+      <w:pPr>
+        <w:ind w:left="7200" w:hanging="180"/>
+      </w:pPr>
+    </w:lvl>
+  </w:abstractNum>
+  <w:abstractNum w:abstractNumId="32" w15:restartNumberingAfterBreak="0">
     <w:nsid w:val="479612BF"/>
     <w:multiLevelType w:val="hybridMultilevel"/>
     <w:tmpl w:val="AE801926"/>
@@ -23504,7 +27294,93 @@
       </w:pPr>
     </w:lvl>
   </w:abstractNum>
-  <w:abstractNum w:abstractNumId="26" w15:restartNumberingAfterBreak="0">
+  <w:abstractNum w:abstractNumId="33" w15:restartNumberingAfterBreak="0">
+    <w:nsid w:val="49311F88"/>
+    <w:multiLevelType w:val="hybridMultilevel"/>
+    <w:tmpl w:val="CBD40E4A"/>
+    <w:lvl w:ilvl="0" w:tplc="FFFFFFFF">
+      <w:start w:val="1"/>
+      <w:numFmt w:val="decimal"/>
+      <w:lvlText w:val="%1."/>
+      <w:lvlJc w:val="left"/>
+      <w:pPr>
+        <w:ind w:left="1440" w:hanging="360"/>
+      </w:pPr>
+    </w:lvl>
+    <w:lvl w:ilvl="1" w:tplc="04090019" w:tentative="1">
+      <w:start w:val="1"/>
+      <w:numFmt w:val="lowerLetter"/>
+      <w:lvlText w:val="%2."/>
+      <w:lvlJc w:val="left"/>
+      <w:pPr>
+        <w:ind w:left="1440" w:hanging="360"/>
+      </w:pPr>
+    </w:lvl>
+    <w:lvl w:ilvl="2" w:tplc="0409001B" w:tentative="1">
+      <w:start w:val="1"/>
+      <w:numFmt w:val="lowerRoman"/>
+      <w:lvlText w:val="%3."/>
+      <w:lvlJc w:val="right"/>
+      <w:pPr>
+        <w:ind w:left="2160" w:hanging="180"/>
+      </w:pPr>
+    </w:lvl>
+    <w:lvl w:ilvl="3" w:tplc="0409000F" w:tentative="1">
+      <w:start w:val="1"/>
+      <w:numFmt w:val="decimal"/>
+      <w:lvlText w:val="%4."/>
+      <w:lvlJc w:val="left"/>
+      <w:pPr>
+        <w:ind w:left="2880" w:hanging="360"/>
+      </w:pPr>
+    </w:lvl>
+    <w:lvl w:ilvl="4" w:tplc="04090019" w:tentative="1">
+      <w:start w:val="1"/>
+      <w:numFmt w:val="lowerLetter"/>
+      <w:lvlText w:val="%5."/>
+      <w:lvlJc w:val="left"/>
+      <w:pPr>
+        <w:ind w:left="3600" w:hanging="360"/>
+      </w:pPr>
+    </w:lvl>
+    <w:lvl w:ilvl="5" w:tplc="0409001B" w:tentative="1">
+      <w:start w:val="1"/>
+      <w:numFmt w:val="lowerRoman"/>
+      <w:lvlText w:val="%6."/>
+      <w:lvlJc w:val="right"/>
+      <w:pPr>
+        <w:ind w:left="4320" w:hanging="180"/>
+      </w:pPr>
+    </w:lvl>
+    <w:lvl w:ilvl="6" w:tplc="0409000F" w:tentative="1">
+      <w:start w:val="1"/>
+      <w:numFmt w:val="decimal"/>
+      <w:lvlText w:val="%7."/>
+      <w:lvlJc w:val="left"/>
+      <w:pPr>
+        <w:ind w:left="5040" w:hanging="360"/>
+      </w:pPr>
+    </w:lvl>
+    <w:lvl w:ilvl="7" w:tplc="04090019" w:tentative="1">
+      <w:start w:val="1"/>
+      <w:numFmt w:val="lowerLetter"/>
+      <w:lvlText w:val="%8."/>
+      <w:lvlJc w:val="left"/>
+      <w:pPr>
+        <w:ind w:left="5760" w:hanging="360"/>
+      </w:pPr>
+    </w:lvl>
+    <w:lvl w:ilvl="8" w:tplc="0409001B" w:tentative="1">
+      <w:start w:val="1"/>
+      <w:numFmt w:val="lowerRoman"/>
+      <w:lvlText w:val="%9."/>
+      <w:lvlJc w:val="right"/>
+      <w:pPr>
+        <w:ind w:left="6480" w:hanging="180"/>
+      </w:pPr>
+    </w:lvl>
+  </w:abstractNum>
+  <w:abstractNum w:abstractNumId="34" w15:restartNumberingAfterBreak="0">
     <w:nsid w:val="4A5A142A"/>
     <w:multiLevelType w:val="hybridMultilevel"/>
     <w:tmpl w:val="0BDC3AE2"/>
@@ -23593,7 +27469,7 @@
       </w:pPr>
     </w:lvl>
   </w:abstractNum>
-  <w:abstractNum w:abstractNumId="27" w15:restartNumberingAfterBreak="0">
+  <w:abstractNum w:abstractNumId="35" w15:restartNumberingAfterBreak="0">
     <w:nsid w:val="4E5B4457"/>
     <w:multiLevelType w:val="hybridMultilevel"/>
     <w:tmpl w:val="B16E5072"/>
@@ -23706,7 +27582,96 @@
       </w:rPr>
     </w:lvl>
   </w:abstractNum>
-  <w:abstractNum w:abstractNumId="28" w15:restartNumberingAfterBreak="0">
+  <w:abstractNum w:abstractNumId="36" w15:restartNumberingAfterBreak="0">
+    <w:nsid w:val="52152DC1"/>
+    <w:multiLevelType w:val="hybridMultilevel"/>
+    <w:tmpl w:val="163EAA66"/>
+    <w:lvl w:ilvl="0" w:tplc="72269C30">
+      <w:start w:val="1"/>
+      <w:numFmt w:val="decimal"/>
+      <w:lvlText w:val="%1."/>
+      <w:lvlJc w:val="left"/>
+      <w:pPr>
+        <w:ind w:left="1440" w:hanging="360"/>
+      </w:pPr>
+      <w:rPr>
+        <w:rFonts w:hint="default"/>
+      </w:rPr>
+    </w:lvl>
+    <w:lvl w:ilvl="1" w:tplc="04090019" w:tentative="1">
+      <w:start w:val="1"/>
+      <w:numFmt w:val="lowerLetter"/>
+      <w:lvlText w:val="%2."/>
+      <w:lvlJc w:val="left"/>
+      <w:pPr>
+        <w:ind w:left="1440" w:hanging="360"/>
+      </w:pPr>
+    </w:lvl>
+    <w:lvl w:ilvl="2" w:tplc="0409001B" w:tentative="1">
+      <w:start w:val="1"/>
+      <w:numFmt w:val="lowerRoman"/>
+      <w:lvlText w:val="%3."/>
+      <w:lvlJc w:val="right"/>
+      <w:pPr>
+        <w:ind w:left="2160" w:hanging="180"/>
+      </w:pPr>
+    </w:lvl>
+    <w:lvl w:ilvl="3" w:tplc="0409000F" w:tentative="1">
+      <w:start w:val="1"/>
+      <w:numFmt w:val="decimal"/>
+      <w:lvlText w:val="%4."/>
+      <w:lvlJc w:val="left"/>
+      <w:pPr>
+        <w:ind w:left="2880" w:hanging="360"/>
+      </w:pPr>
+    </w:lvl>
+    <w:lvl w:ilvl="4" w:tplc="04090019" w:tentative="1">
+      <w:start w:val="1"/>
+      <w:numFmt w:val="lowerLetter"/>
+      <w:lvlText w:val="%5."/>
+      <w:lvlJc w:val="left"/>
+      <w:pPr>
+        <w:ind w:left="3600" w:hanging="360"/>
+      </w:pPr>
+    </w:lvl>
+    <w:lvl w:ilvl="5" w:tplc="0409001B" w:tentative="1">
+      <w:start w:val="1"/>
+      <w:numFmt w:val="lowerRoman"/>
+      <w:lvlText w:val="%6."/>
+      <w:lvlJc w:val="right"/>
+      <w:pPr>
+        <w:ind w:left="4320" w:hanging="180"/>
+      </w:pPr>
+    </w:lvl>
+    <w:lvl w:ilvl="6" w:tplc="0409000F" w:tentative="1">
+      <w:start w:val="1"/>
+      <w:numFmt w:val="decimal"/>
+      <w:lvlText w:val="%7."/>
+      <w:lvlJc w:val="left"/>
+      <w:pPr>
+        <w:ind w:left="5040" w:hanging="360"/>
+      </w:pPr>
+    </w:lvl>
+    <w:lvl w:ilvl="7" w:tplc="04090019" w:tentative="1">
+      <w:start w:val="1"/>
+      <w:numFmt w:val="lowerLetter"/>
+      <w:lvlText w:val="%8."/>
+      <w:lvlJc w:val="left"/>
+      <w:pPr>
+        <w:ind w:left="5760" w:hanging="360"/>
+      </w:pPr>
+    </w:lvl>
+    <w:lvl w:ilvl="8" w:tplc="0409001B" w:tentative="1">
+      <w:start w:val="1"/>
+      <w:numFmt w:val="lowerRoman"/>
+      <w:lvlText w:val="%9."/>
+      <w:lvlJc w:val="right"/>
+      <w:pPr>
+        <w:ind w:left="6480" w:hanging="180"/>
+      </w:pPr>
+    </w:lvl>
+  </w:abstractNum>
+  <w:abstractNum w:abstractNumId="37" w15:restartNumberingAfterBreak="0">
     <w:nsid w:val="52D877BD"/>
     <w:multiLevelType w:val="hybridMultilevel"/>
     <w:tmpl w:val="091CD6A4"/>
@@ -23796,7 +27761,7 @@
       </w:pPr>
     </w:lvl>
   </w:abstractNum>
-  <w:abstractNum w:abstractNumId="29" w15:restartNumberingAfterBreak="0">
+  <w:abstractNum w:abstractNumId="38" w15:restartNumberingAfterBreak="0">
     <w:nsid w:val="536179CA"/>
     <w:multiLevelType w:val="hybridMultilevel"/>
     <w:tmpl w:val="8ADC7E04"/>
@@ -23886,7 +27851,7 @@
       </w:pPr>
     </w:lvl>
   </w:abstractNum>
-  <w:abstractNum w:abstractNumId="30" w15:restartNumberingAfterBreak="0">
+  <w:abstractNum w:abstractNumId="39" w15:restartNumberingAfterBreak="0">
     <w:nsid w:val="53BE6AB0"/>
     <w:multiLevelType w:val="multilevel"/>
     <w:tmpl w:val="33C444A6"/>
@@ -24003,7 +27968,7 @@
       </w:rPr>
     </w:lvl>
   </w:abstractNum>
-  <w:abstractNum w:abstractNumId="31" w15:restartNumberingAfterBreak="0">
+  <w:abstractNum w:abstractNumId="40" w15:restartNumberingAfterBreak="0">
     <w:nsid w:val="55211650"/>
     <w:multiLevelType w:val="hybridMultilevel"/>
     <w:tmpl w:val="412208AC"/>
@@ -24089,7 +28054,7 @@
       </w:pPr>
     </w:lvl>
   </w:abstractNum>
-  <w:abstractNum w:abstractNumId="32" w15:restartNumberingAfterBreak="0">
+  <w:abstractNum w:abstractNumId="41" w15:restartNumberingAfterBreak="0">
     <w:nsid w:val="5754766F"/>
     <w:multiLevelType w:val="multilevel"/>
     <w:tmpl w:val="72DAA2BE"/>
@@ -24209,7 +28174,7 @@
       </w:rPr>
     </w:lvl>
   </w:abstractNum>
-  <w:abstractNum w:abstractNumId="33" w15:restartNumberingAfterBreak="0">
+  <w:abstractNum w:abstractNumId="42" w15:restartNumberingAfterBreak="0">
     <w:nsid w:val="57854AF4"/>
     <w:multiLevelType w:val="hybridMultilevel"/>
     <w:tmpl w:val="695201B0"/>
@@ -24322,7 +28287,7 @@
       </w:rPr>
     </w:lvl>
   </w:abstractNum>
-  <w:abstractNum w:abstractNumId="34" w15:restartNumberingAfterBreak="0">
+  <w:abstractNum w:abstractNumId="43" w15:restartNumberingAfterBreak="0">
     <w:nsid w:val="593C0AE7"/>
     <w:multiLevelType w:val="multilevel"/>
     <w:tmpl w:val="0DCCB346"/>
@@ -24439,7 +28404,7 @@
       </w:rPr>
     </w:lvl>
   </w:abstractNum>
-  <w:abstractNum w:abstractNumId="35" w15:restartNumberingAfterBreak="0">
+  <w:abstractNum w:abstractNumId="44" w15:restartNumberingAfterBreak="0">
     <w:nsid w:val="593E7447"/>
     <w:multiLevelType w:val="hybridMultilevel"/>
     <w:tmpl w:val="8C4809A0"/>
@@ -24553,7 +28518,7 @@
       </w:rPr>
     </w:lvl>
   </w:abstractNum>
-  <w:abstractNum w:abstractNumId="36" w15:restartNumberingAfterBreak="0">
+  <w:abstractNum w:abstractNumId="45" w15:restartNumberingAfterBreak="0">
     <w:nsid w:val="5B6F6927"/>
     <w:multiLevelType w:val="multilevel"/>
     <w:tmpl w:val="BA2480B2"/>
@@ -24667,7 +28632,7 @@
       </w:rPr>
     </w:lvl>
   </w:abstractNum>
-  <w:abstractNum w:abstractNumId="37" w15:restartNumberingAfterBreak="0">
+  <w:abstractNum w:abstractNumId="46" w15:restartNumberingAfterBreak="0">
     <w:nsid w:val="640F6508"/>
     <w:multiLevelType w:val="multilevel"/>
     <w:tmpl w:val="40848AA0"/>
@@ -24757,7 +28722,7 @@
       </w:pPr>
     </w:lvl>
   </w:abstractNum>
-  <w:abstractNum w:abstractNumId="38" w15:restartNumberingAfterBreak="0">
+  <w:abstractNum w:abstractNumId="47" w15:restartNumberingAfterBreak="0">
     <w:nsid w:val="68165020"/>
     <w:multiLevelType w:val="hybridMultilevel"/>
     <w:tmpl w:val="4762EADC"/>
@@ -24870,7 +28835,7 @@
       </w:rPr>
     </w:lvl>
   </w:abstractNum>
-  <w:abstractNum w:abstractNumId="39" w15:restartNumberingAfterBreak="0">
+  <w:abstractNum w:abstractNumId="48" w15:restartNumberingAfterBreak="0">
     <w:nsid w:val="701D5662"/>
     <w:multiLevelType w:val="hybridMultilevel"/>
     <w:tmpl w:val="8A9ACF1C"/>
@@ -24983,7 +28948,96 @@
       </w:rPr>
     </w:lvl>
   </w:abstractNum>
-  <w:abstractNum w:abstractNumId="40" w15:restartNumberingAfterBreak="0">
+  <w:abstractNum w:abstractNumId="49" w15:restartNumberingAfterBreak="0">
+    <w:nsid w:val="726A209F"/>
+    <w:multiLevelType w:val="hybridMultilevel"/>
+    <w:tmpl w:val="12FE06DA"/>
+    <w:lvl w:ilvl="0" w:tplc="FFFFFFFF">
+      <w:start w:val="1"/>
+      <w:numFmt w:val="decimal"/>
+      <w:lvlText w:val="%1."/>
+      <w:lvlJc w:val="left"/>
+      <w:pPr>
+        <w:ind w:left="1440" w:hanging="360"/>
+      </w:pPr>
+      <w:rPr>
+        <w:rFonts w:hint="default"/>
+      </w:rPr>
+    </w:lvl>
+    <w:lvl w:ilvl="1" w:tplc="FFFFFFFF">
+      <w:start w:val="1"/>
+      <w:numFmt w:val="lowerLetter"/>
+      <w:lvlText w:val="%2."/>
+      <w:lvlJc w:val="left"/>
+      <w:pPr>
+        <w:ind w:left="1440" w:hanging="360"/>
+      </w:pPr>
+    </w:lvl>
+    <w:lvl w:ilvl="2" w:tplc="FFFFFFFF" w:tentative="1">
+      <w:start w:val="1"/>
+      <w:numFmt w:val="lowerRoman"/>
+      <w:lvlText w:val="%3."/>
+      <w:lvlJc w:val="right"/>
+      <w:pPr>
+        <w:ind w:left="2160" w:hanging="180"/>
+      </w:pPr>
+    </w:lvl>
+    <w:lvl w:ilvl="3" w:tplc="FFFFFFFF" w:tentative="1">
+      <w:start w:val="1"/>
+      <w:numFmt w:val="decimal"/>
+      <w:lvlText w:val="%4."/>
+      <w:lvlJc w:val="left"/>
+      <w:pPr>
+        <w:ind w:left="2880" w:hanging="360"/>
+      </w:pPr>
+    </w:lvl>
+    <w:lvl w:ilvl="4" w:tplc="FFFFFFFF" w:tentative="1">
+      <w:start w:val="1"/>
+      <w:numFmt w:val="lowerLetter"/>
+      <w:lvlText w:val="%5."/>
+      <w:lvlJc w:val="left"/>
+      <w:pPr>
+        <w:ind w:left="3600" w:hanging="360"/>
+      </w:pPr>
+    </w:lvl>
+    <w:lvl w:ilvl="5" w:tplc="FFFFFFFF" w:tentative="1">
+      <w:start w:val="1"/>
+      <w:numFmt w:val="lowerRoman"/>
+      <w:lvlText w:val="%6."/>
+      <w:lvlJc w:val="right"/>
+      <w:pPr>
+        <w:ind w:left="4320" w:hanging="180"/>
+      </w:pPr>
+    </w:lvl>
+    <w:lvl w:ilvl="6" w:tplc="FFFFFFFF" w:tentative="1">
+      <w:start w:val="1"/>
+      <w:numFmt w:val="decimal"/>
+      <w:lvlText w:val="%7."/>
+      <w:lvlJc w:val="left"/>
+      <w:pPr>
+        <w:ind w:left="5040" w:hanging="360"/>
+      </w:pPr>
+    </w:lvl>
+    <w:lvl w:ilvl="7" w:tplc="FFFFFFFF" w:tentative="1">
+      <w:start w:val="1"/>
+      <w:numFmt w:val="lowerLetter"/>
+      <w:lvlText w:val="%8."/>
+      <w:lvlJc w:val="left"/>
+      <w:pPr>
+        <w:ind w:left="5760" w:hanging="360"/>
+      </w:pPr>
+    </w:lvl>
+    <w:lvl w:ilvl="8" w:tplc="FFFFFFFF" w:tentative="1">
+      <w:start w:val="1"/>
+      <w:numFmt w:val="lowerRoman"/>
+      <w:lvlText w:val="%9."/>
+      <w:lvlJc w:val="right"/>
+      <w:pPr>
+        <w:ind w:left="6480" w:hanging="180"/>
+      </w:pPr>
+    </w:lvl>
+  </w:abstractNum>
+  <w:abstractNum w:abstractNumId="50" w15:restartNumberingAfterBreak="0">
     <w:nsid w:val="750D332F"/>
     <w:multiLevelType w:val="multilevel"/>
     <w:tmpl w:val="0809001D"/>
@@ -25070,7 +29124,7 @@
       </w:pPr>
     </w:lvl>
   </w:abstractNum>
-  <w:abstractNum w:abstractNumId="41" w15:restartNumberingAfterBreak="0">
+  <w:abstractNum w:abstractNumId="51" w15:restartNumberingAfterBreak="0">
     <w:nsid w:val="7538432E"/>
     <w:multiLevelType w:val="hybridMultilevel"/>
     <w:tmpl w:val="11A06852"/>
@@ -25156,7 +29210,96 @@
       </w:pPr>
     </w:lvl>
   </w:abstractNum>
-  <w:abstractNum w:abstractNumId="42" w15:restartNumberingAfterBreak="0">
+  <w:abstractNum w:abstractNumId="52" w15:restartNumberingAfterBreak="0">
+    <w:nsid w:val="76E751BB"/>
+    <w:multiLevelType w:val="hybridMultilevel"/>
+    <w:tmpl w:val="163EAA66"/>
+    <w:lvl w:ilvl="0" w:tplc="FFFFFFFF">
+      <w:start w:val="1"/>
+      <w:numFmt w:val="decimal"/>
+      <w:lvlText w:val="%1."/>
+      <w:lvlJc w:val="left"/>
+      <w:pPr>
+        <w:ind w:left="1440" w:hanging="360"/>
+      </w:pPr>
+      <w:rPr>
+        <w:rFonts w:hint="default"/>
+      </w:rPr>
+    </w:lvl>
+    <w:lvl w:ilvl="1" w:tplc="FFFFFFFF" w:tentative="1">
+      <w:start w:val="1"/>
+      <w:numFmt w:val="lowerLetter"/>
+      <w:lvlText w:val="%2."/>
+      <w:lvlJc w:val="left"/>
+      <w:pPr>
+        <w:ind w:left="1440" w:hanging="360"/>
+      </w:pPr>
+    </w:lvl>
+    <w:lvl w:ilvl="2" w:tplc="FFFFFFFF" w:tentative="1">
+      <w:start w:val="1"/>
+      <w:numFmt w:val="lowerRoman"/>
+      <w:lvlText w:val="%3."/>
+      <w:lvlJc w:val="right"/>
+      <w:pPr>
+        <w:ind w:left="2160" w:hanging="180"/>
+      </w:pPr>
+    </w:lvl>
+    <w:lvl w:ilvl="3" w:tplc="FFFFFFFF" w:tentative="1">
+      <w:start w:val="1"/>
+      <w:numFmt w:val="decimal"/>
+      <w:lvlText w:val="%4."/>
+      <w:lvlJc w:val="left"/>
+      <w:pPr>
+        <w:ind w:left="2880" w:hanging="360"/>
+      </w:pPr>
+    </w:lvl>
+    <w:lvl w:ilvl="4" w:tplc="FFFFFFFF" w:tentative="1">
+      <w:start w:val="1"/>
+      <w:numFmt w:val="lowerLetter"/>
+      <w:lvlText w:val="%5."/>
+      <w:lvlJc w:val="left"/>
+      <w:pPr>
+        <w:ind w:left="3600" w:hanging="360"/>
+      </w:pPr>
+    </w:lvl>
+    <w:lvl w:ilvl="5" w:tplc="FFFFFFFF" w:tentative="1">
+      <w:start w:val="1"/>
+      <w:numFmt w:val="lowerRoman"/>
+      <w:lvlText w:val="%6."/>
+      <w:lvlJc w:val="right"/>
+      <w:pPr>
+        <w:ind w:left="4320" w:hanging="180"/>
+      </w:pPr>
+    </w:lvl>
+    <w:lvl w:ilvl="6" w:tplc="FFFFFFFF" w:tentative="1">
+      <w:start w:val="1"/>
+      <w:numFmt w:val="decimal"/>
+      <w:lvlText w:val="%7."/>
+      <w:lvlJc w:val="left"/>
+      <w:pPr>
+        <w:ind w:left="5040" w:hanging="360"/>
+      </w:pPr>
+    </w:lvl>
+    <w:lvl w:ilvl="7" w:tplc="FFFFFFFF" w:tentative="1">
+      <w:start w:val="1"/>
+      <w:numFmt w:val="lowerLetter"/>
+      <w:lvlText w:val="%8."/>
+      <w:lvlJc w:val="left"/>
+      <w:pPr>
+        <w:ind w:left="5760" w:hanging="360"/>
+      </w:pPr>
+    </w:lvl>
+    <w:lvl w:ilvl="8" w:tplc="FFFFFFFF" w:tentative="1">
+      <w:start w:val="1"/>
+      <w:numFmt w:val="lowerRoman"/>
+      <w:lvlText w:val="%9."/>
+      <w:lvlJc w:val="right"/>
+      <w:pPr>
+        <w:ind w:left="6480" w:hanging="180"/>
+      </w:pPr>
+    </w:lvl>
+  </w:abstractNum>
+  <w:abstractNum w:abstractNumId="53" w15:restartNumberingAfterBreak="0">
     <w:nsid w:val="76EC0333"/>
     <w:multiLevelType w:val="hybridMultilevel"/>
     <w:tmpl w:val="EA8E129C"/>
@@ -25269,7 +29412,295 @@
       </w:rPr>
     </w:lvl>
   </w:abstractNum>
-  <w:abstractNum w:abstractNumId="43" w15:restartNumberingAfterBreak="0">
+  <w:abstractNum w:abstractNumId="54" w15:restartNumberingAfterBreak="0">
+    <w:nsid w:val="77F70F51"/>
+    <w:multiLevelType w:val="hybridMultilevel"/>
+    <w:tmpl w:val="FCB8B5FA"/>
+    <w:lvl w:ilvl="0" w:tplc="FFFFFFFF">
+      <w:start w:val="1"/>
+      <w:numFmt w:val="decimal"/>
+      <w:lvlText w:val="%1."/>
+      <w:lvlJc w:val="left"/>
+      <w:pPr>
+        <w:ind w:left="1440" w:hanging="360"/>
+      </w:pPr>
+    </w:lvl>
+    <w:lvl w:ilvl="1" w:tplc="04090001">
+      <w:start w:val="1"/>
+      <w:numFmt w:val="bullet"/>
+      <w:lvlText w:val=""/>
+      <w:lvlJc w:val="left"/>
+      <w:pPr>
+        <w:ind w:left="2160" w:hanging="360"/>
+      </w:pPr>
+      <w:rPr>
+        <w:rFonts w:ascii="Symbol" w:hAnsi="Symbol" w:hint="default"/>
+      </w:rPr>
+    </w:lvl>
+    <w:lvl w:ilvl="2" w:tplc="FFFFFFFF" w:tentative="1">
+      <w:start w:val="1"/>
+      <w:numFmt w:val="lowerRoman"/>
+      <w:lvlText w:val="%3."/>
+      <w:lvlJc w:val="right"/>
+      <w:pPr>
+        <w:ind w:left="2160" w:hanging="180"/>
+      </w:pPr>
+    </w:lvl>
+    <w:lvl w:ilvl="3" w:tplc="FFFFFFFF" w:tentative="1">
+      <w:start w:val="1"/>
+      <w:numFmt w:val="decimal"/>
+      <w:lvlText w:val="%4."/>
+      <w:lvlJc w:val="left"/>
+      <w:pPr>
+        <w:ind w:left="2880" w:hanging="360"/>
+      </w:pPr>
+    </w:lvl>
+    <w:lvl w:ilvl="4" w:tplc="FFFFFFFF" w:tentative="1">
+      <w:start w:val="1"/>
+      <w:numFmt w:val="lowerLetter"/>
+      <w:lvlText w:val="%5."/>
+      <w:lvlJc w:val="left"/>
+      <w:pPr>
+        <w:ind w:left="3600" w:hanging="360"/>
+      </w:pPr>
+    </w:lvl>
+    <w:lvl w:ilvl="5" w:tplc="FFFFFFFF" w:tentative="1">
+      <w:start w:val="1"/>
+      <w:numFmt w:val="lowerRoman"/>
+      <w:lvlText w:val="%6."/>
+      <w:lvlJc w:val="right"/>
+      <w:pPr>
+        <w:ind w:left="4320" w:hanging="180"/>
+      </w:pPr>
+    </w:lvl>
+    <w:lvl w:ilvl="6" w:tplc="FFFFFFFF" w:tentative="1">
+      <w:start w:val="1"/>
+      <w:numFmt w:val="decimal"/>
+      <w:lvlText w:val="%7."/>
+      <w:lvlJc w:val="left"/>
+      <w:pPr>
+        <w:ind w:left="5040" w:hanging="360"/>
+      </w:pPr>
+    </w:lvl>
+    <w:lvl w:ilvl="7" w:tplc="FFFFFFFF" w:tentative="1">
+      <w:start w:val="1"/>
+      <w:numFmt w:val="lowerLetter"/>
+      <w:lvlText w:val="%8."/>
+      <w:lvlJc w:val="left"/>
+      <w:pPr>
+        <w:ind w:left="5760" w:hanging="360"/>
+      </w:pPr>
+    </w:lvl>
+    <w:lvl w:ilvl="8" w:tplc="FFFFFFFF" w:tentative="1">
+      <w:start w:val="1"/>
+      <w:numFmt w:val="lowerRoman"/>
+      <w:lvlText w:val="%9."/>
+      <w:lvlJc w:val="right"/>
+      <w:pPr>
+        <w:ind w:left="6480" w:hanging="180"/>
+      </w:pPr>
+    </w:lvl>
+  </w:abstractNum>
+  <w:abstractNum w:abstractNumId="55" w15:restartNumberingAfterBreak="0">
+    <w:nsid w:val="7AF7375F"/>
+    <w:multiLevelType w:val="hybridMultilevel"/>
+    <w:tmpl w:val="CB10BE82"/>
+    <w:lvl w:ilvl="0" w:tplc="04090001">
+      <w:start w:val="1"/>
+      <w:numFmt w:val="bullet"/>
+      <w:lvlText w:val=""/>
+      <w:lvlJc w:val="left"/>
+      <w:pPr>
+        <w:ind w:left="2160" w:hanging="360"/>
+      </w:pPr>
+      <w:rPr>
+        <w:rFonts w:ascii="Symbol" w:hAnsi="Symbol" w:hint="default"/>
+      </w:rPr>
+    </w:lvl>
+    <w:lvl w:ilvl="1" w:tplc="04090003" w:tentative="1">
+      <w:start w:val="1"/>
+      <w:numFmt w:val="bullet"/>
+      <w:lvlText w:val="o"/>
+      <w:lvlJc w:val="left"/>
+      <w:pPr>
+        <w:ind w:left="2880" w:hanging="360"/>
+      </w:pPr>
+      <w:rPr>
+        <w:rFonts w:ascii="Courier New" w:hAnsi="Courier New" w:cs="Courier New" w:hint="default"/>
+      </w:rPr>
+    </w:lvl>
+    <w:lvl w:ilvl="2" w:tplc="04090005" w:tentative="1">
+      <w:start w:val="1"/>
+      <w:numFmt w:val="bullet"/>
+      <w:lvlText w:val=""/>
+      <w:lvlJc w:val="left"/>
+      <w:pPr>
+        <w:ind w:left="3600" w:hanging="360"/>
+      </w:pPr>
+      <w:rPr>
+        <w:rFonts w:ascii="Wingdings" w:hAnsi="Wingdings" w:hint="default"/>
+      </w:rPr>
+    </w:lvl>
+    <w:lvl w:ilvl="3" w:tplc="04090001" w:tentative="1">
+      <w:start w:val="1"/>
+      <w:numFmt w:val="bullet"/>
+      <w:lvlText w:val=""/>
+      <w:lvlJc w:val="left"/>
+      <w:pPr>
+        <w:ind w:left="4320" w:hanging="360"/>
+      </w:pPr>
+      <w:rPr>
+        <w:rFonts w:ascii="Symbol" w:hAnsi="Symbol" w:hint="default"/>
+      </w:rPr>
+    </w:lvl>
+    <w:lvl w:ilvl="4" w:tplc="04090003" w:tentative="1">
+      <w:start w:val="1"/>
+      <w:numFmt w:val="bullet"/>
+      <w:lvlText w:val="o"/>
+      <w:lvlJc w:val="left"/>
+      <w:pPr>
+        <w:ind w:left="5040" w:hanging="360"/>
+      </w:pPr>
+      <w:rPr>
+        <w:rFonts w:ascii="Courier New" w:hAnsi="Courier New" w:cs="Courier New" w:hint="default"/>
+      </w:rPr>
+    </w:lvl>
+    <w:lvl w:ilvl="5" w:tplc="04090005" w:tentative="1">
+      <w:start w:val="1"/>
+      <w:numFmt w:val="bullet"/>
+      <w:lvlText w:val=""/>
+      <w:lvlJc w:val="left"/>
+      <w:pPr>
+        <w:ind w:left="5760" w:hanging="360"/>
+      </w:pPr>
+      <w:rPr>
+        <w:rFonts w:ascii="Wingdings" w:hAnsi="Wingdings" w:hint="default"/>
+      </w:rPr>
+    </w:lvl>
+    <w:lvl w:ilvl="6" w:tplc="04090001" w:tentative="1">
+      <w:start w:val="1"/>
+      <w:numFmt w:val="bullet"/>
+      <w:lvlText w:val=""/>
+      <w:lvlJc w:val="left"/>
+      <w:pPr>
+        <w:ind w:left="6480" w:hanging="360"/>
+      </w:pPr>
+      <w:rPr>
+        <w:rFonts w:ascii="Symbol" w:hAnsi="Symbol" w:hint="default"/>
+      </w:rPr>
+    </w:lvl>
+    <w:lvl w:ilvl="7" w:tplc="04090003" w:tentative="1">
+      <w:start w:val="1"/>
+      <w:numFmt w:val="bullet"/>
+      <w:lvlText w:val="o"/>
+      <w:lvlJc w:val="left"/>
+      <w:pPr>
+        <w:ind w:left="7200" w:hanging="360"/>
+      </w:pPr>
+      <w:rPr>
+        <w:rFonts w:ascii="Courier New" w:hAnsi="Courier New" w:cs="Courier New" w:hint="default"/>
+      </w:rPr>
+    </w:lvl>
+    <w:lvl w:ilvl="8" w:tplc="04090005" w:tentative="1">
+      <w:start w:val="1"/>
+      <w:numFmt w:val="bullet"/>
+      <w:lvlText w:val=""/>
+      <w:lvlJc w:val="left"/>
+      <w:pPr>
+        <w:ind w:left="7920" w:hanging="360"/>
+      </w:pPr>
+      <w:rPr>
+        <w:rFonts w:ascii="Wingdings" w:hAnsi="Wingdings" w:hint="default"/>
+      </w:rPr>
+    </w:lvl>
+  </w:abstractNum>
+  <w:abstractNum w:abstractNumId="56" w15:restartNumberingAfterBreak="0">
+    <w:nsid w:val="7C3B2ECD"/>
+    <w:multiLevelType w:val="hybridMultilevel"/>
+    <w:tmpl w:val="5D260198"/>
+    <w:lvl w:ilvl="0" w:tplc="FFFFFFFF">
+      <w:start w:val="1"/>
+      <w:numFmt w:val="decimal"/>
+      <w:lvlText w:val="%1."/>
+      <w:lvlJc w:val="left"/>
+      <w:pPr>
+        <w:ind w:left="1440" w:hanging="360"/>
+      </w:pPr>
+    </w:lvl>
+    <w:lvl w:ilvl="1" w:tplc="04090019">
+      <w:start w:val="1"/>
+      <w:numFmt w:val="lowerLetter"/>
+      <w:lvlText w:val="%2."/>
+      <w:lvlJc w:val="left"/>
+      <w:pPr>
+        <w:ind w:left="1440" w:hanging="360"/>
+      </w:pPr>
+    </w:lvl>
+    <w:lvl w:ilvl="2" w:tplc="0409001B" w:tentative="1">
+      <w:start w:val="1"/>
+      <w:numFmt w:val="lowerRoman"/>
+      <w:lvlText w:val="%3."/>
+      <w:lvlJc w:val="right"/>
+      <w:pPr>
+        <w:ind w:left="2160" w:hanging="180"/>
+      </w:pPr>
+    </w:lvl>
+    <w:lvl w:ilvl="3" w:tplc="0409000F" w:tentative="1">
+      <w:start w:val="1"/>
+      <w:numFmt w:val="decimal"/>
+      <w:lvlText w:val="%4."/>
+      <w:lvlJc w:val="left"/>
+      <w:pPr>
+        <w:ind w:left="2880" w:hanging="360"/>
+      </w:pPr>
+    </w:lvl>
+    <w:lvl w:ilvl="4" w:tplc="04090019" w:tentative="1">
+      <w:start w:val="1"/>
+      <w:numFmt w:val="lowerLetter"/>
+      <w:lvlText w:val="%5."/>
+      <w:lvlJc w:val="left"/>
+      <w:pPr>
+        <w:ind w:left="3600" w:hanging="360"/>
+      </w:pPr>
+    </w:lvl>
+    <w:lvl w:ilvl="5" w:tplc="0409001B" w:tentative="1">
+      <w:start w:val="1"/>
+      <w:numFmt w:val="lowerRoman"/>
+      <w:lvlText w:val="%6."/>
+      <w:lvlJc w:val="right"/>
+      <w:pPr>
+        <w:ind w:left="4320" w:hanging="180"/>
+      </w:pPr>
+    </w:lvl>
+    <w:lvl w:ilvl="6" w:tplc="0409000F" w:tentative="1">
+      <w:start w:val="1"/>
+      <w:numFmt w:val="decimal"/>
+      <w:lvlText w:val="%7."/>
+      <w:lvlJc w:val="left"/>
+      <w:pPr>
+        <w:ind w:left="5040" w:hanging="360"/>
+      </w:pPr>
+    </w:lvl>
+    <w:lvl w:ilvl="7" w:tplc="04090019" w:tentative="1">
+      <w:start w:val="1"/>
+      <w:numFmt w:val="lowerLetter"/>
+      <w:lvlText w:val="%8."/>
+      <w:lvlJc w:val="left"/>
+      <w:pPr>
+        <w:ind w:left="5760" w:hanging="360"/>
+      </w:pPr>
+    </w:lvl>
+    <w:lvl w:ilvl="8" w:tplc="0409001B" w:tentative="1">
+      <w:start w:val="1"/>
+      <w:numFmt w:val="lowerRoman"/>
+      <w:lvlText w:val="%9."/>
+      <w:lvlJc w:val="right"/>
+      <w:pPr>
+        <w:ind w:left="6480" w:hanging="180"/>
+      </w:pPr>
+    </w:lvl>
+  </w:abstractNum>
+  <w:abstractNum w:abstractNumId="57" w15:restartNumberingAfterBreak="0">
     <w:nsid w:val="7C4669C3"/>
     <w:multiLevelType w:val="hybridMultilevel"/>
     <w:tmpl w:val="46C68598"/>
@@ -25382,7 +29813,7 @@
       </w:rPr>
     </w:lvl>
   </w:abstractNum>
-  <w:abstractNum w:abstractNumId="44" w15:restartNumberingAfterBreak="0">
+  <w:abstractNum w:abstractNumId="58" w15:restartNumberingAfterBreak="0">
     <w:nsid w:val="7FC04C26"/>
     <w:multiLevelType w:val="hybridMultilevel"/>
     <w:tmpl w:val="275AF312"/>
@@ -25496,130 +29927,130 @@
     </w:lvl>
   </w:abstractNum>
   <w:num w:numId="1" w16cid:durableId="2082361789">
+    <w:abstractNumId w:val="44"/>
+  </w:num>
+  <w:num w:numId="2" w16cid:durableId="1904024803">
+    <w:abstractNumId w:val="19"/>
+  </w:num>
+  <w:num w:numId="3" w16cid:durableId="1515415608">
+    <w:abstractNumId w:val="4"/>
+  </w:num>
+  <w:num w:numId="4" w16cid:durableId="1104417899">
+    <w:abstractNumId w:val="39"/>
+  </w:num>
+  <w:num w:numId="5" w16cid:durableId="1318874791">
+    <w:abstractNumId w:val="30"/>
+  </w:num>
+  <w:num w:numId="6" w16cid:durableId="570041669">
+    <w:abstractNumId w:val="23"/>
+  </w:num>
+  <w:num w:numId="7" w16cid:durableId="1313679110">
+    <w:abstractNumId w:val="45"/>
+  </w:num>
+  <w:num w:numId="8" w16cid:durableId="161238365">
+    <w:abstractNumId w:val="26"/>
+  </w:num>
+  <w:num w:numId="9" w16cid:durableId="983705837">
+    <w:abstractNumId w:val="38"/>
+  </w:num>
+  <w:num w:numId="10" w16cid:durableId="735589202">
+    <w:abstractNumId w:val="46"/>
+  </w:num>
+  <w:num w:numId="11" w16cid:durableId="2138405484">
+    <w:abstractNumId w:val="18"/>
+  </w:num>
+  <w:num w:numId="12" w16cid:durableId="1912542048">
+    <w:abstractNumId w:val="43"/>
+  </w:num>
+  <w:num w:numId="13" w16cid:durableId="2010324936">
+    <w:abstractNumId w:val="20"/>
+  </w:num>
+  <w:num w:numId="14" w16cid:durableId="1875463834">
+    <w:abstractNumId w:val="5"/>
+  </w:num>
+  <w:num w:numId="15" w16cid:durableId="582298619">
+    <w:abstractNumId w:val="41"/>
+  </w:num>
+  <w:num w:numId="16" w16cid:durableId="55977353">
+    <w:abstractNumId w:val="14"/>
+  </w:num>
+  <w:num w:numId="17" w16cid:durableId="1116145369">
+    <w:abstractNumId w:val="50"/>
+  </w:num>
+  <w:num w:numId="18" w16cid:durableId="2035378518">
     <w:abstractNumId w:val="35"/>
   </w:num>
-  <w:num w:numId="2" w16cid:durableId="1904024803">
-    <w:abstractNumId w:val="15"/>
+  <w:num w:numId="19" w16cid:durableId="1731034436">
+    <w:abstractNumId w:val="53"/>
   </w:num>
-  <w:num w:numId="3" w16cid:durableId="1515415608">
+  <w:num w:numId="20" w16cid:durableId="153762890">
+    <w:abstractNumId w:val="57"/>
+  </w:num>
+  <w:num w:numId="21" w16cid:durableId="190848938">
+    <w:abstractNumId w:val="2"/>
+  </w:num>
+  <w:num w:numId="22" w16cid:durableId="2029982242">
+    <w:abstractNumId w:val="47"/>
+  </w:num>
+  <w:num w:numId="23" w16cid:durableId="1554268784">
+    <w:abstractNumId w:val="12"/>
+  </w:num>
+  <w:num w:numId="24" w16cid:durableId="335428674">
     <w:abstractNumId w:val="3"/>
   </w:num>
-  <w:num w:numId="4" w16cid:durableId="1104417899">
-    <w:abstractNumId w:val="30"/>
+  <w:num w:numId="25" w16cid:durableId="1183978982">
+    <w:abstractNumId w:val="40"/>
   </w:num>
-  <w:num w:numId="5" w16cid:durableId="1318874791">
-    <w:abstractNumId w:val="24"/>
+  <w:num w:numId="26" w16cid:durableId="1699043613">
+    <w:abstractNumId w:val="51"/>
   </w:num>
-  <w:num w:numId="6" w16cid:durableId="570041669">
-    <w:abstractNumId w:val="18"/>
-  </w:num>
-  <w:num w:numId="7" w16cid:durableId="1313679110">
-    <w:abstractNumId w:val="36"/>
-  </w:num>
-  <w:num w:numId="8" w16cid:durableId="161238365">
-    <w:abstractNumId w:val="20"/>
-  </w:num>
-  <w:num w:numId="9" w16cid:durableId="983705837">
+  <w:num w:numId="27" w16cid:durableId="476722731">
     <w:abstractNumId w:val="29"/>
   </w:num>
-  <w:num w:numId="10" w16cid:durableId="735589202">
-    <w:abstractNumId w:val="37"/>
+  <w:num w:numId="28" w16cid:durableId="1871062609">
+    <w:abstractNumId w:val="22"/>
   </w:num>
-  <w:num w:numId="11" w16cid:durableId="2138405484">
-    <w:abstractNumId w:val="14"/>
-  </w:num>
-  <w:num w:numId="12" w16cid:durableId="1912542048">
+  <w:num w:numId="29" w16cid:durableId="1188641840">
     <w:abstractNumId w:val="34"/>
   </w:num>
-  <w:num w:numId="13" w16cid:durableId="2010324936">
-    <w:abstractNumId w:val="16"/>
+  <w:num w:numId="30" w16cid:durableId="701325335">
+    <w:abstractNumId w:val="13"/>
   </w:num>
-  <w:num w:numId="14" w16cid:durableId="1875463834">
-    <w:abstractNumId w:val="4"/>
+  <w:num w:numId="31" w16cid:durableId="925773743">
+    <w:abstractNumId w:val="7"/>
   </w:num>
-  <w:num w:numId="15" w16cid:durableId="582298619">
+  <w:num w:numId="32" w16cid:durableId="275991361">
     <w:abstractNumId w:val="32"/>
   </w:num>
-  <w:num w:numId="16" w16cid:durableId="55977353">
+  <w:num w:numId="33" w16cid:durableId="859661526">
+    <w:abstractNumId w:val="58"/>
+  </w:num>
+  <w:num w:numId="34" w16cid:durableId="964891600">
+    <w:abstractNumId w:val="42"/>
+  </w:num>
+  <w:num w:numId="35" w16cid:durableId="905147808">
     <w:abstractNumId w:val="11"/>
   </w:num>
-  <w:num w:numId="17" w16cid:durableId="1116145369">
-    <w:abstractNumId w:val="40"/>
-  </w:num>
-  <w:num w:numId="18" w16cid:durableId="2035378518">
-    <w:abstractNumId w:val="27"/>
-  </w:num>
-  <w:num w:numId="19" w16cid:durableId="1731034436">
-    <w:abstractNumId w:val="42"/>
-  </w:num>
-  <w:num w:numId="20" w16cid:durableId="153762890">
-    <w:abstractNumId w:val="43"/>
-  </w:num>
-  <w:num w:numId="21" w16cid:durableId="190848938">
-    <w:abstractNumId w:val="1"/>
-  </w:num>
-  <w:num w:numId="22" w16cid:durableId="2029982242">
-    <w:abstractNumId w:val="38"/>
-  </w:num>
-  <w:num w:numId="23" w16cid:durableId="1554268784">
-    <w:abstractNumId w:val="9"/>
-  </w:num>
-  <w:num w:numId="24" w16cid:durableId="335428674">
-    <w:abstractNumId w:val="2"/>
-  </w:num>
-  <w:num w:numId="25" w16cid:durableId="1183978982">
-    <w:abstractNumId w:val="31"/>
-  </w:num>
-  <w:num w:numId="26" w16cid:durableId="1699043613">
-    <w:abstractNumId w:val="41"/>
-  </w:num>
-  <w:num w:numId="27" w16cid:durableId="476722731">
-    <w:abstractNumId w:val="23"/>
-  </w:num>
-  <w:num w:numId="28" w16cid:durableId="1871062609">
-    <w:abstractNumId w:val="17"/>
-  </w:num>
-  <w:num w:numId="29" w16cid:durableId="1188641840">
-    <w:abstractNumId w:val="26"/>
-  </w:num>
-  <w:num w:numId="30" w16cid:durableId="701325335">
+  <w:num w:numId="36" w16cid:durableId="1777360464">
     <w:abstractNumId w:val="10"/>
   </w:num>
-  <w:num w:numId="31" w16cid:durableId="925773743">
-    <w:abstractNumId w:val="6"/>
-  </w:num>
-  <w:num w:numId="32" w16cid:durableId="275991361">
-    <w:abstractNumId w:val="25"/>
-  </w:num>
-  <w:num w:numId="33" w16cid:durableId="859661526">
-    <w:abstractNumId w:val="44"/>
-  </w:num>
-  <w:num w:numId="34" w16cid:durableId="964891600">
-    <w:abstractNumId w:val="33"/>
-  </w:num>
-  <w:num w:numId="35" w16cid:durableId="905147808">
-    <w:abstractNumId w:val="8"/>
-  </w:num>
-  <w:num w:numId="36" w16cid:durableId="1777360464">
-    <w:abstractNumId w:val="7"/>
-  </w:num>
   <w:num w:numId="37" w16cid:durableId="1996713782">
-    <w:abstractNumId w:val="21"/>
+    <w:abstractNumId w:val="27"/>
   </w:num>
   <w:num w:numId="38" w16cid:durableId="818424961">
     <w:abstractNumId w:val="0"/>
   </w:num>
   <w:num w:numId="39" w16cid:durableId="1917133308">
-    <w:abstractNumId w:val="39"/>
+    <w:abstractNumId w:val="48"/>
   </w:num>
   <w:num w:numId="40" w16cid:durableId="2079748199">
-    <w:abstractNumId w:val="5"/>
+    <w:abstractNumId w:val="6"/>
   </w:num>
   <w:num w:numId="41" w16cid:durableId="2022776211">
-    <w:abstractNumId w:val="19"/>
+    <w:abstractNumId w:val="25"/>
   </w:num>
   <w:num w:numId="42" w16cid:durableId="1479686497">
-    <w:abstractNumId w:val="28"/>
+    <w:abstractNumId w:val="37"/>
     <w:lvlOverride w:ilvl="0">
       <w:startOverride w:val="1"/>
     </w:lvlOverride>
@@ -25649,13 +30080,55 @@
     </w:lvlOverride>
   </w:num>
   <w:num w:numId="43" w16cid:durableId="2100371661">
-    <w:abstractNumId w:val="12"/>
+    <w:abstractNumId w:val="15"/>
   </w:num>
   <w:num w:numId="44" w16cid:durableId="740755924">
-    <w:abstractNumId w:val="22"/>
+    <w:abstractNumId w:val="28"/>
   </w:num>
   <w:num w:numId="45" w16cid:durableId="1034035212">
-    <w:abstractNumId w:val="13"/>
+    <w:abstractNumId w:val="17"/>
+  </w:num>
+  <w:num w:numId="46" w16cid:durableId="1978409438">
+    <w:abstractNumId w:val="31"/>
+  </w:num>
+  <w:num w:numId="47" w16cid:durableId="1093166152">
+    <w:abstractNumId w:val="1"/>
+  </w:num>
+  <w:num w:numId="48" w16cid:durableId="1774780530">
+    <w:abstractNumId w:val="21"/>
+  </w:num>
+  <w:num w:numId="49" w16cid:durableId="470289650">
+    <w:abstractNumId w:val="33"/>
+  </w:num>
+  <w:num w:numId="50" w16cid:durableId="1082070907">
+    <w:abstractNumId w:val="8"/>
+  </w:num>
+  <w:num w:numId="51" w16cid:durableId="2012222988">
+    <w:abstractNumId w:val="56"/>
+  </w:num>
+  <w:num w:numId="52" w16cid:durableId="1316684726">
+    <w:abstractNumId w:val="16"/>
+  </w:num>
+  <w:num w:numId="53" w16cid:durableId="1476752378">
+    <w:abstractNumId w:val="54"/>
+  </w:num>
+  <w:num w:numId="54" w16cid:durableId="882329881">
+    <w:abstractNumId w:val="49"/>
+  </w:num>
+  <w:num w:numId="55" w16cid:durableId="1807235180">
+    <w:abstractNumId w:val="24"/>
+  </w:num>
+  <w:num w:numId="56" w16cid:durableId="1515878410">
+    <w:abstractNumId w:val="55"/>
+  </w:num>
+  <w:num w:numId="57" w16cid:durableId="645941572">
+    <w:abstractNumId w:val="9"/>
+  </w:num>
+  <w:num w:numId="58" w16cid:durableId="1148280349">
+    <w:abstractNumId w:val="36"/>
+  </w:num>
+  <w:num w:numId="59" w16cid:durableId="931737570">
+    <w:abstractNumId w:val="52"/>
   </w:num>
   <w:numIdMacAtCleanup w:val="37"/>
 </w:numbering>
@@ -28194,6 +32667,12 @@
     <w:pitch w:val="variable"/>
     <w:sig w:usb0="800001E3" w:usb1="1200FFEF" w:usb2="00040000" w:usb3="00000000" w:csb0="00000001" w:csb1="00000000"/>
   </w:font>
+  <w:font w:name="Aptos Narrow">
+    <w:charset w:val="00"/>
+    <w:family w:val="swiss"/>
+    <w:pitch w:val="variable"/>
+    <w:sig w:usb0="20000287" w:usb1="00000003" w:usb2="00000000" w:usb3="00000000" w:csb0="0000019F" w:csb1="00000000"/>
+  </w:font>
   <w:font w:name="Aptos">
     <w:charset w:val="00"/>
     <w:family w:val="swiss"/>
@@ -28234,13 +32713,16 @@
     <w:rsid w:val="000F7575"/>
     <w:rsid w:val="00114D39"/>
     <w:rsid w:val="001854B8"/>
+    <w:rsid w:val="001D1CAB"/>
     <w:rsid w:val="00260D0B"/>
     <w:rsid w:val="002670B5"/>
     <w:rsid w:val="00290609"/>
     <w:rsid w:val="002C17CD"/>
     <w:rsid w:val="003F4644"/>
     <w:rsid w:val="003F53EF"/>
+    <w:rsid w:val="00484076"/>
     <w:rsid w:val="0050778C"/>
+    <w:rsid w:val="005913DE"/>
     <w:rsid w:val="005D58A3"/>
     <w:rsid w:val="007713E9"/>
     <w:rsid w:val="0079385F"/>
@@ -28708,12 +33190,6 @@
     <w:semiHidden/>
     <w:unhideWhenUsed/>
   </w:style>
-  <w:style w:type="paragraph" w:customStyle="1" w:styleId="1AED4CE419634409A4DE22308F25DFFF">
-    <w:name w:val="1AED4CE419634409A4DE22308F25DFFF"/>
-  </w:style>
-  <w:style w:type="paragraph" w:customStyle="1" w:styleId="B74775F5CEEB4AA8AA997E9C4E225814">
-    <w:name w:val="B74775F5CEEB4AA8AA997E9C4E225814"/>
-  </w:style>
   <w:style w:type="paragraph" w:customStyle="1" w:styleId="9FCAF8BA89D64C7B97AB3C571758D813">
     <w:name w:val="9FCAF8BA89D64C7B97AB3C571758D813"/>
   </w:style>
@@ -29055,12 +33531,11 @@
 </file>
 
 <file path=customXml/item1.xml><?xml version="1.0" encoding="utf-8"?>
-<?mso-contentType ?>
-<FormTemplates xmlns="http://schemas.microsoft.com/sharepoint/v3/contenttype/forms">
-  <Display>DocumentLibraryForm</Display>
-  <Edit>DocumentLibraryForm</Edit>
-  <New>DocumentLibraryForm</New>
-</FormTemplates>
+<p:properties xmlns:p="http://schemas.microsoft.com/office/2006/metadata/properties" xmlns:xsi="http://www.w3.org/2001/XMLSchema-instance" xmlns:pc="http://schemas.microsoft.com/office/infopath/2007/PartnerControls">
+  <documentManagement>
+    <_activity xmlns="fc400f29-8ae2-4f02-aa36-8354319d8dd0" xsi:nil="true"/>
+  </documentManagement>
+</p:properties>
 </file>
 
 <file path=customXml/item2.xml><?xml version="1.0" encoding="utf-8"?>
@@ -29068,11 +33543,12 @@
 </file>
 
 <file path=customXml/item3.xml><?xml version="1.0" encoding="utf-8"?>
-<p:properties xmlns:p="http://schemas.microsoft.com/office/2006/metadata/properties" xmlns:xsi="http://www.w3.org/2001/XMLSchema-instance" xmlns:pc="http://schemas.microsoft.com/office/infopath/2007/PartnerControls">
-  <documentManagement>
-    <_activity xmlns="fc400f29-8ae2-4f02-aa36-8354319d8dd0" xsi:nil="true"/>
-  </documentManagement>
-</p:properties>
+<?mso-contentType ?>
+<FormTemplates xmlns="http://schemas.microsoft.com/sharepoint/v3/contenttype/forms">
+  <Display>DocumentLibraryForm</Display>
+  <Edit>DocumentLibraryForm</Edit>
+  <New>DocumentLibraryForm</New>
+</FormTemplates>
 </file>
 
 <file path=customXml/item4.xml><?xml version="1.0" encoding="utf-8"?>
@@ -29323,9 +33799,11 @@
 </file>
 
 <file path=customXml/itemProps1.xml><?xml version="1.0" encoding="utf-8"?>
-<ds:datastoreItem xmlns:ds="http://schemas.openxmlformats.org/officeDocument/2006/customXml" ds:itemID="{E3499DD3-E433-4477-A8FE-2A9B10275570}">
+<ds:datastoreItem xmlns:ds="http://schemas.openxmlformats.org/officeDocument/2006/customXml" ds:itemID="{3A0AC818-964C-4D39-B25F-D98F3F83829C}">
   <ds:schemaRefs>
-    <ds:schemaRef ds:uri="http://schemas.microsoft.com/sharepoint/v3/contenttype/forms"/>
+    <ds:schemaRef ds:uri="http://schemas.microsoft.com/office/2006/metadata/properties"/>
+    <ds:schemaRef ds:uri="http://schemas.microsoft.com/office/infopath/2007/PartnerControls"/>
+    <ds:schemaRef ds:uri="fc400f29-8ae2-4f02-aa36-8354319d8dd0"/>
   </ds:schemaRefs>
 </ds:datastoreItem>
 </file>
@@ -29339,11 +33817,9 @@
 </file>
 
 <file path=customXml/itemProps3.xml><?xml version="1.0" encoding="utf-8"?>
-<ds:datastoreItem xmlns:ds="http://schemas.openxmlformats.org/officeDocument/2006/customXml" ds:itemID="{3A0AC818-964C-4D39-B25F-D98F3F83829C}">
+<ds:datastoreItem xmlns:ds="http://schemas.openxmlformats.org/officeDocument/2006/customXml" ds:itemID="{E3499DD3-E433-4477-A8FE-2A9B10275570}">
   <ds:schemaRefs>
-    <ds:schemaRef ds:uri="http://schemas.microsoft.com/office/2006/metadata/properties"/>
-    <ds:schemaRef ds:uri="http://schemas.microsoft.com/office/infopath/2007/PartnerControls"/>
-    <ds:schemaRef ds:uri="fc400f29-8ae2-4f02-aa36-8354319d8dd0"/>
+    <ds:schemaRef ds:uri="http://schemas.microsoft.com/sharepoint/v3/contenttype/forms"/>
   </ds:schemaRefs>
 </ds:datastoreItem>
 </file>

--- a/ICT/Identify and resolve client ICT problems/Assessment 2/ICT40120_Emerging_ICT_Tech_AT2.docx
+++ b/ICT/Identify and resolve client ICT problems/Assessment 2/ICT40120_Emerging_ICT_Tech_AT2.docx
@@ -1,6 +1,6 @@
 
 <file path=word/document.xml><?xml version="1.0" encoding="utf-8"?>
-<w:document xmlns:wpc="http://schemas.microsoft.com/office/word/2010/wordprocessingCanvas" xmlns:cx="http://schemas.microsoft.com/office/drawing/2014/chartex" xmlns:cx1="http://schemas.microsoft.com/office/drawing/2015/9/8/chartex" xmlns:cx2="http://schemas.microsoft.com/office/drawing/2015/10/21/chartex" xmlns:cx3="http://schemas.microsoft.com/office/drawing/2016/5/9/chartex" xmlns:cx4="http://schemas.microsoft.com/office/drawing/2016/5/10/chartex" xmlns:cx5="http://schemas.microsoft.com/office/drawing/2016/5/11/chartex" xmlns:cx6="http://schemas.microsoft.com/office/drawing/2016/5/12/chartex" xmlns:cx7="http://schemas.microsoft.com/office/drawing/2016/5/13/chartex" xmlns:cx8="http://schemas.microsoft.com/office/drawing/2016/5/14/chartex" xmlns:mc="http://schemas.openxmlformats.org/markup-compatibility/2006" xmlns:aink="http://schemas.microsoft.com/office/drawing/2016/ink" xmlns:am3d="http://schemas.microsoft.com/office/drawing/2017/model3d" xmlns:o="urn:schemas-microsoft-com:office:office" xmlns:oel="http://schemas.microsoft.com/office/2019/extlst" xmlns:r="http://schemas.openxmlformats.org/officeDocument/2006/relationships" xmlns:m="http://schemas.openxmlformats.org/officeDocument/2006/math" xmlns:v="urn:schemas-microsoft-com:vml" xmlns:wp14="http://schemas.microsoft.com/office/word/2010/wordprocessingDrawing" xmlns:wp="http://schemas.openxmlformats.org/drawingml/2006/wordprocessingDrawing" xmlns:w10="urn:schemas-microsoft-com:office:word" xmlns:w="http://schemas.openxmlformats.org/wordprocessingml/2006/main" xmlns:w14="http://schemas.microsoft.com/office/word/2010/wordml" xmlns:w15="http://schemas.microsoft.com/office/word/2012/wordml" xmlns:w16cex="http://schemas.microsoft.com/office/word/2018/wordml/cex" xmlns:w16cid="http://schemas.microsoft.com/office/word/2016/wordml/cid" xmlns:w16="http://schemas.microsoft.com/office/word/2018/wordml" xmlns:w16du="http://schemas.microsoft.com/office/word/2023/wordml/word16du" xmlns:w16sdtdh="http://schemas.microsoft.com/office/word/2020/wordml/sdtdatahash" xmlns:w16sdtfl="http://schemas.microsoft.com/office/word/2024/wordml/sdtformatlock" xmlns:w16se="http://schemas.microsoft.com/office/word/2015/wordml/symex" xmlns:wpg="http://schemas.microsoft.com/office/word/2010/wordprocessingGroup" xmlns:wpi="http://schemas.microsoft.com/office/word/2010/wordprocessingInk" xmlns:wne="http://schemas.microsoft.com/office/word/2006/wordml" xmlns:wps="http://schemas.microsoft.com/office/word/2010/wordprocessingShape" mc:Ignorable="w14 w15 w16se w16cid w16 w16cex w16sdtdh w16sdtfl w16du wp14">
+<w:document xmlns:wpc="http://schemas.microsoft.com/office/word/2010/wordprocessingCanvas" xmlns:cx="http://schemas.microsoft.com/office/drawing/2014/chartex" xmlns:cx1="http://schemas.microsoft.com/office/drawing/2015/9/8/chartex" xmlns:cx2="http://schemas.microsoft.com/office/drawing/2015/10/21/chartex" xmlns:cx3="http://schemas.microsoft.com/office/drawing/2016/5/9/chartex" xmlns:cx4="http://schemas.microsoft.com/office/drawing/2016/5/10/chartex" xmlns:cx5="http://schemas.microsoft.com/office/drawing/2016/5/11/chartex" xmlns:cx6="http://schemas.microsoft.com/office/drawing/2016/5/12/chartex" xmlns:cx7="http://schemas.microsoft.com/office/drawing/2016/5/13/chartex" xmlns:cx8="http://schemas.microsoft.com/office/drawing/2016/5/14/chartex" xmlns:mc="http://schemas.openxmlformats.org/markup-compatibility/2006" xmlns:aink="http://schemas.microsoft.com/office/drawing/2016/ink" xmlns:am3d="http://schemas.microsoft.com/office/drawing/2017/model3d" xmlns:o="urn:schemas-microsoft-com:office:office" xmlns:r="http://schemas.openxmlformats.org/officeDocument/2006/relationships" xmlns:m="http://schemas.openxmlformats.org/officeDocument/2006/math" xmlns:v="urn:schemas-microsoft-com:vml" xmlns:wp14="http://schemas.microsoft.com/office/word/2010/wordprocessingDrawing" xmlns:wp="http://schemas.openxmlformats.org/drawingml/2006/wordprocessingDrawing" xmlns:w10="urn:schemas-microsoft-com:office:word" xmlns:w="http://schemas.openxmlformats.org/wordprocessingml/2006/main" xmlns:w14="http://schemas.microsoft.com/office/word/2010/wordml" xmlns:w15="http://schemas.microsoft.com/office/word/2012/wordml" xmlns:w16cid="http://schemas.microsoft.com/office/word/2016/wordml/cid" xmlns:w16se="http://schemas.microsoft.com/office/word/2015/wordml/symex" xmlns:wpg="http://schemas.microsoft.com/office/word/2010/wordprocessingGroup" xmlns:wpi="http://schemas.microsoft.com/office/word/2010/wordprocessingInk" xmlns:wne="http://schemas.microsoft.com/office/word/2006/wordml" xmlns:wps="http://schemas.microsoft.com/office/word/2010/wordprocessingShape" mc:Ignorable="w14 w15 w16se w16cid wp14">
   <w:body>
     <w:p>
       <w:pPr>
@@ -665,6 +665,7 @@
           <w:p>
             <w:pPr>
               <w:pStyle w:val="Heading3"/>
+              <w:outlineLvl w:val="2"/>
             </w:pPr>
             <w:r>
               <w:t>Learner</w:t>
@@ -788,6 +789,7 @@
           <w:p>
             <w:pPr>
               <w:pStyle w:val="Heading3"/>
+              <w:outlineLvl w:val="2"/>
             </w:pPr>
             <w:r>
               <w:t xml:space="preserve">Section A – </w:t>
@@ -1144,6 +1146,7 @@
           <w:p>
             <w:pPr>
               <w:pStyle w:val="Heading3"/>
+              <w:outlineLvl w:val="2"/>
             </w:pPr>
             <w:r>
               <w:t>Section B – Assessment task details</w:t>
@@ -1275,6 +1278,7 @@
                   <w:calendar w:val="gregorian"/>
                 </w:date>
               </w:sdtPr>
+              <w:sdtEndPr/>
               <w:sdtContent>
                 <w:r>
                   <w:rPr>
@@ -1394,6 +1398,7 @@
                   <w14:uncheckedState w14:val="2610" w14:font="MS Gothic"/>
                 </w14:checkbox>
               </w:sdtPr>
+              <w:sdtEndPr/>
               <w:sdtContent>
                 <w:r>
                   <w:rPr>
@@ -1479,6 +1484,7 @@
           <w:p>
             <w:pPr>
               <w:pStyle w:val="Heading3"/>
+              <w:outlineLvl w:val="2"/>
             </w:pPr>
             <w:r>
               <w:t>Section C</w:t>
@@ -2044,7 +2050,7 @@
               <w:pStyle w:val="ListParagraph"/>
               <w:numPr>
                 <w:ilvl w:val="0"/>
-                <w:numId w:val="39"/>
+                <w:numId w:val="20"/>
               </w:numPr>
               <w:rPr>
                 <w:rFonts w:eastAsia="Times New Roman"/>
@@ -2066,7 +2072,7 @@
               <w:pStyle w:val="ListParagraph"/>
               <w:numPr>
                 <w:ilvl w:val="0"/>
-                <w:numId w:val="39"/>
+                <w:numId w:val="20"/>
               </w:numPr>
               <w:rPr>
                 <w:rFonts w:eastAsia="Times New Roman"/>
@@ -2088,7 +2094,7 @@
               <w:pStyle w:val="ListParagraph"/>
               <w:numPr>
                 <w:ilvl w:val="0"/>
-                <w:numId w:val="39"/>
+                <w:numId w:val="20"/>
               </w:numPr>
               <w:rPr>
                 <w:rFonts w:eastAsia="Times New Roman"/>
@@ -2110,7 +2116,7 @@
               <w:pStyle w:val="ListParagraph"/>
               <w:numPr>
                 <w:ilvl w:val="0"/>
-                <w:numId w:val="39"/>
+                <w:numId w:val="20"/>
               </w:numPr>
               <w:rPr>
                 <w:rFonts w:eastAsia="Times New Roman"/>
@@ -2132,7 +2138,7 @@
               <w:pStyle w:val="ListParagraph"/>
               <w:numPr>
                 <w:ilvl w:val="0"/>
-                <w:numId w:val="39"/>
+                <w:numId w:val="20"/>
               </w:numPr>
               <w:rPr>
                 <w:rFonts w:eastAsia="Times New Roman"/>
@@ -2154,7 +2160,7 @@
               <w:pStyle w:val="ListParagraph"/>
               <w:numPr>
                 <w:ilvl w:val="0"/>
-                <w:numId w:val="39"/>
+                <w:numId w:val="20"/>
               </w:numPr>
               <w:rPr>
                 <w:rFonts w:eastAsia="Times New Roman"/>
@@ -2176,7 +2182,7 @@
               <w:pStyle w:val="ListParagraph"/>
               <w:numPr>
                 <w:ilvl w:val="0"/>
-                <w:numId w:val="39"/>
+                <w:numId w:val="20"/>
               </w:numPr>
               <w:rPr>
                 <w:rFonts w:eastAsia="Times New Roman"/>
@@ -2198,7 +2204,7 @@
               <w:pStyle w:val="ListParagraph"/>
               <w:numPr>
                 <w:ilvl w:val="0"/>
-                <w:numId w:val="39"/>
+                <w:numId w:val="20"/>
               </w:numPr>
               <w:rPr>
                 <w:rFonts w:eastAsia="Times New Roman"/>
@@ -2276,7 +2282,7 @@
               <w:pStyle w:val="ListParagraph"/>
               <w:numPr>
                 <w:ilvl w:val="1"/>
-                <w:numId w:val="39"/>
+                <w:numId w:val="20"/>
               </w:numPr>
               <w:rPr>
                 <w:bCs/>
@@ -2296,7 +2302,7 @@
               <w:pStyle w:val="ListParagraph"/>
               <w:numPr>
                 <w:ilvl w:val="1"/>
-                <w:numId w:val="39"/>
+                <w:numId w:val="20"/>
               </w:numPr>
               <w:rPr>
                 <w:bCs/>
@@ -2316,7 +2322,7 @@
               <w:pStyle w:val="ListParagraph"/>
               <w:numPr>
                 <w:ilvl w:val="1"/>
-                <w:numId w:val="39"/>
+                <w:numId w:val="20"/>
               </w:numPr>
               <w:rPr>
                 <w:bCs/>
@@ -2369,7 +2375,7 @@
               <w:pStyle w:val="ListParagraph"/>
               <w:numPr>
                 <w:ilvl w:val="0"/>
-                <w:numId w:val="39"/>
+                <w:numId w:val="20"/>
               </w:numPr>
               <w:rPr>
                 <w:b/>
@@ -2391,7 +2397,7 @@
               <w:pStyle w:val="ListParagraph"/>
               <w:numPr>
                 <w:ilvl w:val="1"/>
-                <w:numId w:val="39"/>
+                <w:numId w:val="20"/>
               </w:numPr>
               <w:rPr>
                 <w:bCs/>
@@ -2411,7 +2417,7 @@
               <w:pStyle w:val="ListParagraph"/>
               <w:numPr>
                 <w:ilvl w:val="1"/>
-                <w:numId w:val="39"/>
+                <w:numId w:val="20"/>
               </w:numPr>
               <w:rPr>
                 <w:bCs/>
@@ -2431,7 +2437,7 @@
               <w:pStyle w:val="ListParagraph"/>
               <w:numPr>
                 <w:ilvl w:val="1"/>
-                <w:numId w:val="39"/>
+                <w:numId w:val="20"/>
               </w:numPr>
               <w:rPr>
                 <w:bCs/>
@@ -2451,7 +2457,7 @@
               <w:pStyle w:val="ListParagraph"/>
               <w:numPr>
                 <w:ilvl w:val="1"/>
-                <w:numId w:val="39"/>
+                <w:numId w:val="20"/>
               </w:numPr>
               <w:rPr>
                 <w:bCs/>
@@ -2479,7 +2485,7 @@
               <w:pStyle w:val="ListParagraph"/>
               <w:numPr>
                 <w:ilvl w:val="1"/>
-                <w:numId w:val="39"/>
+                <w:numId w:val="20"/>
               </w:numPr>
               <w:rPr>
                 <w:bCs/>
@@ -2520,7 +2526,7 @@
               <w:pStyle w:val="ListParagraph"/>
               <w:numPr>
                 <w:ilvl w:val="0"/>
-                <w:numId w:val="39"/>
+                <w:numId w:val="20"/>
               </w:numPr>
               <w:rPr>
                 <w:b/>
@@ -2542,7 +2548,7 @@
               <w:pStyle w:val="ListParagraph"/>
               <w:numPr>
                 <w:ilvl w:val="1"/>
-                <w:numId w:val="39"/>
+                <w:numId w:val="20"/>
               </w:numPr>
               <w:rPr>
                 <w:bCs/>
@@ -2562,7 +2568,7 @@
               <w:pStyle w:val="ListParagraph"/>
               <w:numPr>
                 <w:ilvl w:val="1"/>
-                <w:numId w:val="39"/>
+                <w:numId w:val="20"/>
               </w:numPr>
               <w:rPr>
                 <w:bCs/>
@@ -2582,7 +2588,7 @@
               <w:pStyle w:val="ListParagraph"/>
               <w:numPr>
                 <w:ilvl w:val="1"/>
-                <w:numId w:val="39"/>
+                <w:numId w:val="20"/>
               </w:numPr>
               <w:rPr>
                 <w:bCs/>
@@ -2602,7 +2608,7 @@
               <w:pStyle w:val="ListParagraph"/>
               <w:numPr>
                 <w:ilvl w:val="0"/>
-                <w:numId w:val="39"/>
+                <w:numId w:val="20"/>
               </w:numPr>
               <w:rPr>
                 <w:b/>
@@ -2624,7 +2630,7 @@
               <w:pStyle w:val="ListParagraph"/>
               <w:numPr>
                 <w:ilvl w:val="1"/>
-                <w:numId w:val="39"/>
+                <w:numId w:val="20"/>
               </w:numPr>
               <w:rPr>
                 <w:bCs/>
@@ -2653,7 +2659,7 @@
               <w:pStyle w:val="ListParagraph"/>
               <w:numPr>
                 <w:ilvl w:val="1"/>
-                <w:numId w:val="39"/>
+                <w:numId w:val="20"/>
               </w:numPr>
               <w:rPr>
                 <w:bCs/>
@@ -2674,7 +2680,7 @@
               <w:pStyle w:val="ListParagraph"/>
               <w:numPr>
                 <w:ilvl w:val="1"/>
-                <w:numId w:val="39"/>
+                <w:numId w:val="20"/>
               </w:numPr>
               <w:rPr>
                 <w:bCs/>
@@ -2694,7 +2700,7 @@
               <w:pStyle w:val="ListParagraph"/>
               <w:numPr>
                 <w:ilvl w:val="0"/>
-                <w:numId w:val="39"/>
+                <w:numId w:val="20"/>
               </w:numPr>
               <w:rPr>
                 <w:b/>
@@ -2716,7 +2722,7 @@
               <w:pStyle w:val="ListParagraph"/>
               <w:numPr>
                 <w:ilvl w:val="1"/>
-                <w:numId w:val="39"/>
+                <w:numId w:val="20"/>
               </w:numPr>
               <w:rPr>
                 <w:bCs/>
@@ -2752,7 +2758,7 @@
               <w:pStyle w:val="ListParagraph"/>
               <w:numPr>
                 <w:ilvl w:val="1"/>
-                <w:numId w:val="39"/>
+                <w:numId w:val="20"/>
               </w:numPr>
               <w:rPr>
                 <w:bCs/>
@@ -2772,7 +2778,7 @@
               <w:pStyle w:val="ListParagraph"/>
               <w:numPr>
                 <w:ilvl w:val="1"/>
-                <w:numId w:val="39"/>
+                <w:numId w:val="20"/>
               </w:numPr>
               <w:rPr>
                 <w:bCs/>
@@ -2792,7 +2798,7 @@
               <w:pStyle w:val="ListParagraph"/>
               <w:numPr>
                 <w:ilvl w:val="0"/>
-                <w:numId w:val="39"/>
+                <w:numId w:val="20"/>
               </w:numPr>
               <w:rPr>
                 <w:b/>
@@ -2814,7 +2820,7 @@
               <w:pStyle w:val="ListParagraph"/>
               <w:numPr>
                 <w:ilvl w:val="1"/>
-                <w:numId w:val="39"/>
+                <w:numId w:val="20"/>
               </w:numPr>
               <w:rPr>
                 <w:bCs/>
@@ -2834,7 +2840,7 @@
               <w:pStyle w:val="ListParagraph"/>
               <w:numPr>
                 <w:ilvl w:val="1"/>
-                <w:numId w:val="39"/>
+                <w:numId w:val="20"/>
               </w:numPr>
               <w:rPr>
                 <w:bCs/>
@@ -2854,7 +2860,7 @@
               <w:pStyle w:val="ListParagraph"/>
               <w:numPr>
                 <w:ilvl w:val="1"/>
-                <w:numId w:val="39"/>
+                <w:numId w:val="20"/>
               </w:numPr>
               <w:rPr>
                 <w:bCs/>
@@ -2874,7 +2880,7 @@
               <w:pStyle w:val="ListParagraph"/>
               <w:numPr>
                 <w:ilvl w:val="0"/>
-                <w:numId w:val="39"/>
+                <w:numId w:val="20"/>
               </w:numPr>
               <w:rPr>
                 <w:b/>
@@ -2896,7 +2902,7 @@
               <w:pStyle w:val="ListParagraph"/>
               <w:numPr>
                 <w:ilvl w:val="1"/>
-                <w:numId w:val="39"/>
+                <w:numId w:val="20"/>
               </w:numPr>
               <w:rPr>
                 <w:bCs/>
@@ -2932,7 +2938,7 @@
               <w:pStyle w:val="ListParagraph"/>
               <w:numPr>
                 <w:ilvl w:val="1"/>
-                <w:numId w:val="39"/>
+                <w:numId w:val="20"/>
               </w:numPr>
               <w:rPr>
                 <w:bCs/>
@@ -3010,6 +3016,7 @@
           <w:p>
             <w:pPr>
               <w:pStyle w:val="Heading3"/>
+              <w:outlineLvl w:val="2"/>
             </w:pPr>
             <w:r>
               <w:t>Section D</w:t>
@@ -3373,6 +3380,7 @@
           <w:p>
             <w:pPr>
               <w:pStyle w:val="Heading4"/>
+              <w:outlineLvl w:val="3"/>
             </w:pPr>
             <w:r>
               <w:t xml:space="preserve">Equipment/resources </w:t>
@@ -3395,6 +3403,7 @@
           <w:p>
             <w:pPr>
               <w:pStyle w:val="Heading4"/>
+              <w:outlineLvl w:val="3"/>
             </w:pPr>
             <w:r>
               <w:t>Equipment/resources to be provided by the RTO:</w:t>
@@ -4220,6 +4229,7 @@
           <w:p>
             <w:pPr>
               <w:pStyle w:val="Heading3"/>
+              <w:outlineLvl w:val="2"/>
             </w:pPr>
             <w:r>
               <w:t>Section E</w:t>
@@ -4834,7 +4844,7 @@
         <w:pStyle w:val="ListParagraph"/>
         <w:numPr>
           <w:ilvl w:val="0"/>
-          <w:numId w:val="39"/>
+          <w:numId w:val="20"/>
         </w:numPr>
         <w:rPr>
           <w:rFonts w:eastAsia="Times New Roman"/>
@@ -4856,7 +4866,7 @@
         <w:pStyle w:val="ListParagraph"/>
         <w:numPr>
           <w:ilvl w:val="0"/>
-          <w:numId w:val="39"/>
+          <w:numId w:val="20"/>
         </w:numPr>
         <w:rPr>
           <w:rFonts w:eastAsia="Times New Roman"/>
@@ -4878,7 +4888,7 @@
         <w:pStyle w:val="ListParagraph"/>
         <w:numPr>
           <w:ilvl w:val="0"/>
-          <w:numId w:val="39"/>
+          <w:numId w:val="20"/>
         </w:numPr>
         <w:rPr>
           <w:rFonts w:eastAsia="Times New Roman"/>
@@ -4900,7 +4910,7 @@
         <w:pStyle w:val="ListParagraph"/>
         <w:numPr>
           <w:ilvl w:val="0"/>
-          <w:numId w:val="39"/>
+          <w:numId w:val="20"/>
         </w:numPr>
         <w:rPr>
           <w:rFonts w:eastAsia="Times New Roman"/>
@@ -4922,7 +4932,7 @@
         <w:pStyle w:val="ListParagraph"/>
         <w:numPr>
           <w:ilvl w:val="0"/>
-          <w:numId w:val="39"/>
+          <w:numId w:val="20"/>
         </w:numPr>
         <w:rPr>
           <w:rFonts w:eastAsia="Times New Roman"/>
@@ -4944,7 +4954,7 @@
         <w:pStyle w:val="ListParagraph"/>
         <w:numPr>
           <w:ilvl w:val="0"/>
-          <w:numId w:val="39"/>
+          <w:numId w:val="20"/>
         </w:numPr>
         <w:rPr>
           <w:rFonts w:eastAsia="Times New Roman"/>
@@ -4966,7 +4976,7 @@
         <w:pStyle w:val="ListParagraph"/>
         <w:numPr>
           <w:ilvl w:val="0"/>
-          <w:numId w:val="39"/>
+          <w:numId w:val="20"/>
         </w:numPr>
         <w:rPr>
           <w:rFonts w:eastAsia="Times New Roman"/>
@@ -4988,7 +4998,7 @@
         <w:pStyle w:val="ListParagraph"/>
         <w:numPr>
           <w:ilvl w:val="0"/>
-          <w:numId w:val="39"/>
+          <w:numId w:val="20"/>
         </w:numPr>
         <w:rPr>
           <w:rFonts w:eastAsia="Times New Roman"/>
@@ -5066,7 +5076,7 @@
         <w:pStyle w:val="ListParagraph"/>
         <w:numPr>
           <w:ilvl w:val="1"/>
-          <w:numId w:val="39"/>
+          <w:numId w:val="20"/>
         </w:numPr>
         <w:rPr>
           <w:bCs/>
@@ -5086,7 +5096,7 @@
         <w:pStyle w:val="ListParagraph"/>
         <w:numPr>
           <w:ilvl w:val="1"/>
-          <w:numId w:val="39"/>
+          <w:numId w:val="20"/>
         </w:numPr>
         <w:rPr>
           <w:bCs/>
@@ -5106,7 +5116,7 @@
         <w:pStyle w:val="ListParagraph"/>
         <w:numPr>
           <w:ilvl w:val="1"/>
-          <w:numId w:val="39"/>
+          <w:numId w:val="20"/>
         </w:numPr>
         <w:rPr>
           <w:bCs/>
@@ -5159,7 +5169,7 @@
         <w:pStyle w:val="ListParagraph"/>
         <w:numPr>
           <w:ilvl w:val="0"/>
-          <w:numId w:val="39"/>
+          <w:numId w:val="20"/>
         </w:numPr>
         <w:rPr>
           <w:b/>
@@ -5181,7 +5191,7 @@
         <w:pStyle w:val="ListParagraph"/>
         <w:numPr>
           <w:ilvl w:val="1"/>
-          <w:numId w:val="39"/>
+          <w:numId w:val="20"/>
         </w:numPr>
         <w:rPr>
           <w:bCs/>
@@ -5201,7 +5211,7 @@
         <w:pStyle w:val="ListParagraph"/>
         <w:numPr>
           <w:ilvl w:val="1"/>
-          <w:numId w:val="39"/>
+          <w:numId w:val="20"/>
         </w:numPr>
         <w:rPr>
           <w:bCs/>
@@ -5221,7 +5231,7 @@
         <w:pStyle w:val="ListParagraph"/>
         <w:numPr>
           <w:ilvl w:val="1"/>
-          <w:numId w:val="39"/>
+          <w:numId w:val="20"/>
         </w:numPr>
         <w:rPr>
           <w:bCs/>
@@ -5241,7 +5251,7 @@
         <w:pStyle w:val="ListParagraph"/>
         <w:numPr>
           <w:ilvl w:val="1"/>
-          <w:numId w:val="39"/>
+          <w:numId w:val="20"/>
         </w:numPr>
         <w:rPr>
           <w:bCs/>
@@ -5269,7 +5279,7 @@
         <w:pStyle w:val="ListParagraph"/>
         <w:numPr>
           <w:ilvl w:val="1"/>
-          <w:numId w:val="39"/>
+          <w:numId w:val="20"/>
         </w:numPr>
         <w:rPr>
           <w:bCs/>
@@ -5310,7 +5320,7 @@
         <w:pStyle w:val="ListParagraph"/>
         <w:numPr>
           <w:ilvl w:val="0"/>
-          <w:numId w:val="39"/>
+          <w:numId w:val="20"/>
         </w:numPr>
         <w:rPr>
           <w:b/>
@@ -5333,7 +5343,7 @@
         <w:pStyle w:val="ListParagraph"/>
         <w:numPr>
           <w:ilvl w:val="1"/>
-          <w:numId w:val="39"/>
+          <w:numId w:val="20"/>
         </w:numPr>
         <w:rPr>
           <w:bCs/>
@@ -5353,7 +5363,7 @@
         <w:pStyle w:val="ListParagraph"/>
         <w:numPr>
           <w:ilvl w:val="1"/>
-          <w:numId w:val="39"/>
+          <w:numId w:val="20"/>
         </w:numPr>
         <w:rPr>
           <w:bCs/>
@@ -5373,7 +5383,7 @@
         <w:pStyle w:val="ListParagraph"/>
         <w:numPr>
           <w:ilvl w:val="1"/>
-          <w:numId w:val="39"/>
+          <w:numId w:val="20"/>
         </w:numPr>
         <w:rPr>
           <w:bCs/>
@@ -5393,7 +5403,7 @@
         <w:pStyle w:val="ListParagraph"/>
         <w:numPr>
           <w:ilvl w:val="0"/>
-          <w:numId w:val="39"/>
+          <w:numId w:val="20"/>
         </w:numPr>
         <w:rPr>
           <w:b/>
@@ -5415,7 +5425,7 @@
         <w:pStyle w:val="ListParagraph"/>
         <w:numPr>
           <w:ilvl w:val="1"/>
-          <w:numId w:val="39"/>
+          <w:numId w:val="20"/>
         </w:numPr>
         <w:rPr>
           <w:bCs/>
@@ -5444,7 +5454,7 @@
         <w:pStyle w:val="ListParagraph"/>
         <w:numPr>
           <w:ilvl w:val="1"/>
-          <w:numId w:val="39"/>
+          <w:numId w:val="20"/>
         </w:numPr>
         <w:rPr>
           <w:bCs/>
@@ -5464,7 +5474,7 @@
         <w:pStyle w:val="ListParagraph"/>
         <w:numPr>
           <w:ilvl w:val="1"/>
-          <w:numId w:val="39"/>
+          <w:numId w:val="20"/>
         </w:numPr>
         <w:rPr>
           <w:bCs/>
@@ -5484,7 +5494,7 @@
         <w:pStyle w:val="ListParagraph"/>
         <w:numPr>
           <w:ilvl w:val="0"/>
-          <w:numId w:val="39"/>
+          <w:numId w:val="20"/>
         </w:numPr>
         <w:rPr>
           <w:b/>
@@ -5506,7 +5516,7 @@
         <w:pStyle w:val="ListParagraph"/>
         <w:numPr>
           <w:ilvl w:val="1"/>
-          <w:numId w:val="39"/>
+          <w:numId w:val="20"/>
         </w:numPr>
         <w:rPr>
           <w:bCs/>
@@ -5542,7 +5552,7 @@
         <w:pStyle w:val="ListParagraph"/>
         <w:numPr>
           <w:ilvl w:val="1"/>
-          <w:numId w:val="39"/>
+          <w:numId w:val="20"/>
         </w:numPr>
         <w:rPr>
           <w:bCs/>
@@ -5562,7 +5572,7 @@
         <w:pStyle w:val="ListParagraph"/>
         <w:numPr>
           <w:ilvl w:val="1"/>
-          <w:numId w:val="39"/>
+          <w:numId w:val="20"/>
         </w:numPr>
         <w:rPr>
           <w:bCs/>
@@ -5582,7 +5592,7 @@
         <w:pStyle w:val="ListParagraph"/>
         <w:numPr>
           <w:ilvl w:val="0"/>
-          <w:numId w:val="39"/>
+          <w:numId w:val="20"/>
         </w:numPr>
         <w:rPr>
           <w:b/>
@@ -5604,7 +5614,7 @@
         <w:pStyle w:val="ListParagraph"/>
         <w:numPr>
           <w:ilvl w:val="1"/>
-          <w:numId w:val="39"/>
+          <w:numId w:val="20"/>
         </w:numPr>
         <w:rPr>
           <w:bCs/>
@@ -5624,7 +5634,7 @@
         <w:pStyle w:val="ListParagraph"/>
         <w:numPr>
           <w:ilvl w:val="1"/>
-          <w:numId w:val="39"/>
+          <w:numId w:val="20"/>
         </w:numPr>
         <w:rPr>
           <w:bCs/>
@@ -5644,7 +5654,7 @@
         <w:pStyle w:val="ListParagraph"/>
         <w:numPr>
           <w:ilvl w:val="1"/>
-          <w:numId w:val="39"/>
+          <w:numId w:val="20"/>
         </w:numPr>
         <w:rPr>
           <w:bCs/>
@@ -5664,7 +5674,7 @@
         <w:pStyle w:val="ListParagraph"/>
         <w:numPr>
           <w:ilvl w:val="0"/>
-          <w:numId w:val="39"/>
+          <w:numId w:val="20"/>
         </w:numPr>
         <w:rPr>
           <w:b/>
@@ -5686,7 +5696,7 @@
         <w:pStyle w:val="ListParagraph"/>
         <w:numPr>
           <w:ilvl w:val="1"/>
-          <w:numId w:val="39"/>
+          <w:numId w:val="20"/>
         </w:numPr>
         <w:rPr>
           <w:bCs/>
@@ -5722,7 +5732,7 @@
         <w:pStyle w:val="ListParagraph"/>
         <w:numPr>
           <w:ilvl w:val="1"/>
-          <w:numId w:val="39"/>
+          <w:numId w:val="20"/>
         </w:numPr>
         <w:rPr>
           <w:bCs/>
@@ -6815,7 +6825,7 @@
               <w:pStyle w:val="ListParagraph"/>
               <w:numPr>
                 <w:ilvl w:val="0"/>
-                <w:numId w:val="44"/>
+                <w:numId w:val="24"/>
               </w:numPr>
               <w:spacing w:before="60" w:after="60"/>
               <w:rPr>
@@ -6840,7 +6850,7 @@
               <w:pStyle w:val="ListParagraph"/>
               <w:numPr>
                 <w:ilvl w:val="0"/>
-                <w:numId w:val="55"/>
+                <w:numId w:val="32"/>
               </w:numPr>
               <w:spacing w:before="60" w:after="60"/>
               <w:rPr>
@@ -6934,7 +6944,7 @@
               <w:pStyle w:val="ListParagraph"/>
               <w:numPr>
                 <w:ilvl w:val="0"/>
-                <w:numId w:val="55"/>
+                <w:numId w:val="32"/>
               </w:numPr>
               <w:spacing w:before="60" w:after="60"/>
               <w:rPr>
@@ -6977,7 +6987,7 @@
               <w:pStyle w:val="ListParagraph"/>
               <w:numPr>
                 <w:ilvl w:val="0"/>
-                <w:numId w:val="44"/>
+                <w:numId w:val="24"/>
               </w:numPr>
               <w:spacing w:before="60" w:after="60"/>
               <w:rPr>
@@ -7002,7 +7012,7 @@
               <w:pStyle w:val="ListParagraph"/>
               <w:numPr>
                 <w:ilvl w:val="0"/>
-                <w:numId w:val="56"/>
+                <w:numId w:val="33"/>
               </w:numPr>
               <w:spacing w:before="60" w:after="60"/>
               <w:rPr>
@@ -7081,7 +7091,7 @@
               <w:pStyle w:val="ListParagraph"/>
               <w:numPr>
                 <w:ilvl w:val="0"/>
-                <w:numId w:val="56"/>
+                <w:numId w:val="33"/>
               </w:numPr>
               <w:spacing w:before="60" w:after="60"/>
               <w:rPr>
@@ -7160,7 +7170,7 @@
               <w:pStyle w:val="ListParagraph"/>
               <w:numPr>
                 <w:ilvl w:val="0"/>
-                <w:numId w:val="56"/>
+                <w:numId w:val="33"/>
               </w:numPr>
               <w:spacing w:before="60" w:after="60"/>
               <w:rPr>
@@ -7506,7 +7516,7 @@
               <w:pStyle w:val="ListParagraph"/>
               <w:numPr>
                 <w:ilvl w:val="0"/>
-                <w:numId w:val="48"/>
+                <w:numId w:val="26"/>
               </w:numPr>
               <w:spacing w:before="60" w:after="60"/>
               <w:rPr>
@@ -7537,7 +7547,7 @@
               <w:pStyle w:val="ListParagraph"/>
               <w:numPr>
                 <w:ilvl w:val="0"/>
-                <w:numId w:val="48"/>
+                <w:numId w:val="26"/>
               </w:numPr>
               <w:spacing w:before="60" w:after="60"/>
               <w:rPr>
@@ -7856,7 +7866,7 @@
               <w:pStyle w:val="ListParagraph"/>
               <w:numPr>
                 <w:ilvl w:val="0"/>
-                <w:numId w:val="46"/>
+                <w:numId w:val="25"/>
               </w:numPr>
               <w:spacing w:before="60" w:after="60"/>
               <w:rPr>
@@ -7881,7 +7891,7 @@
               <w:pStyle w:val="ListParagraph"/>
               <w:numPr>
                 <w:ilvl w:val="0"/>
-                <w:numId w:val="46"/>
+                <w:numId w:val="25"/>
               </w:numPr>
               <w:spacing w:before="60" w:after="60"/>
               <w:rPr>
@@ -7906,7 +7916,7 @@
               <w:pStyle w:val="ListParagraph"/>
               <w:numPr>
                 <w:ilvl w:val="0"/>
-                <w:numId w:val="46"/>
+                <w:numId w:val="25"/>
               </w:numPr>
               <w:spacing w:before="60" w:after="60"/>
               <w:rPr>
@@ -7931,7 +7941,7 @@
               <w:pStyle w:val="ListParagraph"/>
               <w:numPr>
                 <w:ilvl w:val="0"/>
-                <w:numId w:val="46"/>
+                <w:numId w:val="25"/>
               </w:numPr>
               <w:spacing w:before="60" w:after="60"/>
               <w:rPr>
@@ -7956,7 +7966,7 @@
               <w:pStyle w:val="ListParagraph"/>
               <w:numPr>
                 <w:ilvl w:val="0"/>
-                <w:numId w:val="46"/>
+                <w:numId w:val="25"/>
               </w:numPr>
               <w:spacing w:before="60" w:after="60"/>
               <w:rPr>
@@ -8272,7 +8282,7 @@
               <w:pStyle w:val="ListParagraph"/>
               <w:numPr>
                 <w:ilvl w:val="0"/>
-                <w:numId w:val="49"/>
+                <w:numId w:val="27"/>
               </w:numPr>
               <w:spacing w:before="60" w:after="60"/>
               <w:rPr>
@@ -8342,7 +8352,7 @@
               <w:pStyle w:val="ListParagraph"/>
               <w:numPr>
                 <w:ilvl w:val="0"/>
-                <w:numId w:val="49"/>
+                <w:numId w:val="27"/>
               </w:numPr>
               <w:spacing w:before="60" w:after="60"/>
               <w:rPr>
@@ -8376,7 +8386,7 @@
               <w:pStyle w:val="ListParagraph"/>
               <w:numPr>
                 <w:ilvl w:val="0"/>
-                <w:numId w:val="49"/>
+                <w:numId w:val="27"/>
               </w:numPr>
               <w:spacing w:before="60" w:after="60"/>
               <w:rPr>
@@ -8410,7 +8420,7 @@
               <w:pStyle w:val="ListParagraph"/>
               <w:numPr>
                 <w:ilvl w:val="0"/>
-                <w:numId w:val="49"/>
+                <w:numId w:val="27"/>
               </w:numPr>
               <w:spacing w:before="60" w:after="60"/>
               <w:rPr>
@@ -8444,7 +8454,7 @@
               <w:pStyle w:val="ListParagraph"/>
               <w:numPr>
                 <w:ilvl w:val="0"/>
-                <w:numId w:val="49"/>
+                <w:numId w:val="27"/>
               </w:numPr>
               <w:spacing w:before="60" w:after="60"/>
               <w:rPr>
@@ -8791,7 +8801,7 @@
               <w:pStyle w:val="ListParagraph"/>
               <w:numPr>
                 <w:ilvl w:val="0"/>
-                <w:numId w:val="50"/>
+                <w:numId w:val="28"/>
               </w:numPr>
               <w:tabs>
                 <w:tab w:val="center" w:pos="3883"/>
@@ -8897,7 +8907,7 @@
               <w:pStyle w:val="ListParagraph"/>
               <w:numPr>
                 <w:ilvl w:val="0"/>
-                <w:numId w:val="50"/>
+                <w:numId w:val="28"/>
               </w:numPr>
               <w:tabs>
                 <w:tab w:val="center" w:pos="3883"/>
@@ -8923,7 +8933,7 @@
               <w:pStyle w:val="ListParagraph"/>
               <w:numPr>
                 <w:ilvl w:val="0"/>
-                <w:numId w:val="50"/>
+                <w:numId w:val="28"/>
               </w:numPr>
               <w:tabs>
                 <w:tab w:val="center" w:pos="3883"/>
@@ -9014,7 +9024,7 @@
               <w:pStyle w:val="ListParagraph"/>
               <w:numPr>
                 <w:ilvl w:val="0"/>
-                <w:numId w:val="50"/>
+                <w:numId w:val="28"/>
               </w:numPr>
               <w:tabs>
                 <w:tab w:val="center" w:pos="3883"/>
@@ -9072,7 +9082,7 @@
               <w:pStyle w:val="ListParagraph"/>
               <w:numPr>
                 <w:ilvl w:val="0"/>
-                <w:numId w:val="50"/>
+                <w:numId w:val="28"/>
               </w:numPr>
               <w:tabs>
                 <w:tab w:val="center" w:pos="3883"/>
@@ -9098,7 +9108,7 @@
               <w:pStyle w:val="ListParagraph"/>
               <w:numPr>
                 <w:ilvl w:val="0"/>
-                <w:numId w:val="50"/>
+                <w:numId w:val="28"/>
               </w:numPr>
               <w:tabs>
                 <w:tab w:val="center" w:pos="3883"/>
@@ -9180,7 +9190,7 @@
               <w:pStyle w:val="ListParagraph"/>
               <w:numPr>
                 <w:ilvl w:val="0"/>
-                <w:numId w:val="50"/>
+                <w:numId w:val="28"/>
               </w:numPr>
               <w:tabs>
                 <w:tab w:val="center" w:pos="3883"/>
@@ -9559,7 +9569,7 @@
               <w:pStyle w:val="ListParagraph"/>
               <w:numPr>
                 <w:ilvl w:val="0"/>
-                <w:numId w:val="51"/>
+                <w:numId w:val="29"/>
               </w:numPr>
               <w:tabs>
                 <w:tab w:val="center" w:pos="3883"/>
@@ -9589,7 +9599,7 @@
               <w:pStyle w:val="ListParagraph"/>
               <w:numPr>
                 <w:ilvl w:val="0"/>
-                <w:numId w:val="52"/>
+                <w:numId w:val="30"/>
               </w:numPr>
               <w:tabs>
                 <w:tab w:val="center" w:pos="3883"/>
@@ -9615,7 +9625,7 @@
               <w:pStyle w:val="ListParagraph"/>
               <w:numPr>
                 <w:ilvl w:val="0"/>
-                <w:numId w:val="52"/>
+                <w:numId w:val="30"/>
               </w:numPr>
               <w:tabs>
                 <w:tab w:val="center" w:pos="3883"/>
@@ -9641,7 +9651,7 @@
               <w:pStyle w:val="ListParagraph"/>
               <w:numPr>
                 <w:ilvl w:val="0"/>
-                <w:numId w:val="51"/>
+                <w:numId w:val="29"/>
               </w:numPr>
               <w:tabs>
                 <w:tab w:val="center" w:pos="3883"/>
@@ -9671,7 +9681,7 @@
               <w:pStyle w:val="ListParagraph"/>
               <w:numPr>
                 <w:ilvl w:val="1"/>
-                <w:numId w:val="53"/>
+                <w:numId w:val="31"/>
               </w:numPr>
               <w:tabs>
                 <w:tab w:val="center" w:pos="3883"/>
@@ -9697,7 +9707,7 @@
               <w:pStyle w:val="ListParagraph"/>
               <w:numPr>
                 <w:ilvl w:val="1"/>
-                <w:numId w:val="53"/>
+                <w:numId w:val="31"/>
               </w:numPr>
               <w:tabs>
                 <w:tab w:val="center" w:pos="3883"/>
@@ -9723,7 +9733,7 @@
               <w:pStyle w:val="ListParagraph"/>
               <w:numPr>
                 <w:ilvl w:val="0"/>
-                <w:numId w:val="51"/>
+                <w:numId w:val="29"/>
               </w:numPr>
               <w:tabs>
                 <w:tab w:val="center" w:pos="3883"/>
@@ -9753,7 +9763,7 @@
               <w:pStyle w:val="ListParagraph"/>
               <w:numPr>
                 <w:ilvl w:val="1"/>
-                <w:numId w:val="53"/>
+                <w:numId w:val="31"/>
               </w:numPr>
               <w:tabs>
                 <w:tab w:val="center" w:pos="3883"/>
@@ -9779,7 +9789,7 @@
               <w:pStyle w:val="ListParagraph"/>
               <w:numPr>
                 <w:ilvl w:val="1"/>
-                <w:numId w:val="53"/>
+                <w:numId w:val="31"/>
               </w:numPr>
               <w:tabs>
                 <w:tab w:val="center" w:pos="3883"/>
@@ -10093,7 +10103,7 @@
               <w:pStyle w:val="ListParagraph"/>
               <w:numPr>
                 <w:ilvl w:val="0"/>
-                <w:numId w:val="57"/>
+                <w:numId w:val="34"/>
               </w:numPr>
               <w:spacing w:before="60" w:after="60"/>
               <w:rPr>
@@ -10118,7 +10128,7 @@
               <w:pStyle w:val="ListParagraph"/>
               <w:numPr>
                 <w:ilvl w:val="1"/>
-                <w:numId w:val="53"/>
+                <w:numId w:val="31"/>
               </w:numPr>
               <w:tabs>
                 <w:tab w:val="center" w:pos="3883"/>
@@ -10216,7 +10226,7 @@
               <w:pStyle w:val="ListParagraph"/>
               <w:numPr>
                 <w:ilvl w:val="1"/>
-                <w:numId w:val="53"/>
+                <w:numId w:val="31"/>
               </w:numPr>
               <w:tabs>
                 <w:tab w:val="center" w:pos="3883"/>
@@ -10274,7 +10284,7 @@
               <w:pStyle w:val="ListParagraph"/>
               <w:numPr>
                 <w:ilvl w:val="0"/>
-                <w:numId w:val="57"/>
+                <w:numId w:val="34"/>
               </w:numPr>
               <w:spacing w:before="60" w:after="60"/>
               <w:rPr>
@@ -10299,7 +10309,7 @@
               <w:pStyle w:val="ListParagraph"/>
               <w:numPr>
                 <w:ilvl w:val="1"/>
-                <w:numId w:val="53"/>
+                <w:numId w:val="31"/>
               </w:numPr>
               <w:tabs>
                 <w:tab w:val="center" w:pos="3883"/>
@@ -10325,7 +10335,7 @@
               <w:pStyle w:val="ListParagraph"/>
               <w:numPr>
                 <w:ilvl w:val="1"/>
-                <w:numId w:val="53"/>
+                <w:numId w:val="31"/>
               </w:numPr>
               <w:tabs>
                 <w:tab w:val="center" w:pos="3883"/>
@@ -10383,7 +10393,7 @@
               <w:pStyle w:val="ListParagraph"/>
               <w:numPr>
                 <w:ilvl w:val="0"/>
-                <w:numId w:val="57"/>
+                <w:numId w:val="34"/>
               </w:numPr>
               <w:spacing w:before="60" w:after="60"/>
               <w:rPr>
@@ -10408,7 +10418,7 @@
               <w:pStyle w:val="ListParagraph"/>
               <w:numPr>
                 <w:ilvl w:val="1"/>
-                <w:numId w:val="53"/>
+                <w:numId w:val="31"/>
               </w:numPr>
               <w:tabs>
                 <w:tab w:val="center" w:pos="3883"/>
@@ -10434,7 +10444,7 @@
               <w:pStyle w:val="ListParagraph"/>
               <w:numPr>
                 <w:ilvl w:val="1"/>
-                <w:numId w:val="53"/>
+                <w:numId w:val="31"/>
               </w:numPr>
               <w:tabs>
                 <w:tab w:val="center" w:pos="3883"/>
@@ -10754,7 +10764,7 @@
               <w:pStyle w:val="ListParagraph"/>
               <w:numPr>
                 <w:ilvl w:val="0"/>
-                <w:numId w:val="58"/>
+                <w:numId w:val="35"/>
               </w:numPr>
               <w:spacing w:before="60" w:after="60"/>
               <w:rPr>
@@ -10873,7 +10883,7 @@
               <w:pStyle w:val="ListParagraph"/>
               <w:numPr>
                 <w:ilvl w:val="0"/>
-                <w:numId w:val="58"/>
+                <w:numId w:val="35"/>
               </w:numPr>
               <w:spacing w:before="60" w:after="60"/>
               <w:rPr>
@@ -10974,7 +10984,7 @@
               <w:pStyle w:val="ListParagraph"/>
               <w:numPr>
                 <w:ilvl w:val="0"/>
-                <w:numId w:val="58"/>
+                <w:numId w:val="35"/>
               </w:numPr>
               <w:spacing w:before="60" w:after="60"/>
               <w:rPr>
@@ -11084,7 +11094,7 @@
               <w:pStyle w:val="ListParagraph"/>
               <w:numPr>
                 <w:ilvl w:val="0"/>
-                <w:numId w:val="58"/>
+                <w:numId w:val="35"/>
               </w:numPr>
               <w:spacing w:before="60" w:after="60"/>
               <w:rPr>
@@ -11188,7 +11198,7 @@
               <w:pStyle w:val="ListParagraph"/>
               <w:numPr>
                 <w:ilvl w:val="0"/>
-                <w:numId w:val="58"/>
+                <w:numId w:val="35"/>
               </w:numPr>
               <w:spacing w:before="60" w:after="60"/>
               <w:rPr>
@@ -11557,6 +11567,7 @@
           <w:tbl>
             <w:tblPr>
               <w:tblW w:w="7684" w:type="dxa"/>
+              <w:tblLayout w:type="fixed"/>
               <w:tblLook w:val="04A0" w:firstRow="1" w:lastRow="0" w:firstColumn="1" w:lastColumn="0" w:noHBand="0" w:noVBand="1"/>
             </w:tblPr>
             <w:tblGrid>
@@ -13133,7 +13144,7 @@
               <w:pStyle w:val="ListParagraph"/>
               <w:numPr>
                 <w:ilvl w:val="0"/>
-                <w:numId w:val="59"/>
+                <w:numId w:val="36"/>
               </w:numPr>
               <w:tabs>
                 <w:tab w:val="center" w:pos="3883"/>
@@ -13199,7 +13210,7 @@
               <w:pStyle w:val="ListParagraph"/>
               <w:numPr>
                 <w:ilvl w:val="0"/>
-                <w:numId w:val="59"/>
+                <w:numId w:val="36"/>
               </w:numPr>
               <w:tabs>
                 <w:tab w:val="center" w:pos="3883"/>
@@ -13257,7 +13268,7 @@
               <w:pStyle w:val="ListParagraph"/>
               <w:numPr>
                 <w:ilvl w:val="0"/>
-                <w:numId w:val="59"/>
+                <w:numId w:val="36"/>
               </w:numPr>
               <w:tabs>
                 <w:tab w:val="center" w:pos="3883"/>
@@ -13283,7 +13294,7 @@
               <w:pStyle w:val="ListParagraph"/>
               <w:numPr>
                 <w:ilvl w:val="0"/>
-                <w:numId w:val="59"/>
+                <w:numId w:val="36"/>
               </w:numPr>
               <w:tabs>
                 <w:tab w:val="center" w:pos="3883"/>
@@ -13309,7 +13320,7 @@
               <w:pStyle w:val="ListParagraph"/>
               <w:numPr>
                 <w:ilvl w:val="0"/>
-                <w:numId w:val="59"/>
+                <w:numId w:val="36"/>
               </w:numPr>
               <w:tabs>
                 <w:tab w:val="center" w:pos="3883"/>
@@ -13335,7 +13346,7 @@
               <w:pStyle w:val="ListParagraph"/>
               <w:numPr>
                 <w:ilvl w:val="0"/>
-                <w:numId w:val="59"/>
+                <w:numId w:val="36"/>
               </w:numPr>
               <w:tabs>
                 <w:tab w:val="center" w:pos="3883"/>
@@ -13705,6 +13716,161 @@
             <w:shd w:val="clear" w:color="auto" w:fill="auto"/>
           </w:tcPr>
           <w:p>
+            <w:r>
+              <w:rPr>
+                <w:rFonts w:cs="Arial"/>
+                <w:b/>
+                <w:color w:val="000000"/>
+                <w:szCs w:val="20"/>
+              </w:rPr>
+              <w:t>Answer:</w:t>
+            </w:r>
+            <w:r>
+              <w:t xml:space="preserve"> </w:t>
+            </w:r>
+          </w:p>
+          <w:p>
+            <w:pPr>
+              <w:pStyle w:val="ListParagraph"/>
+              <w:numPr>
+                <w:ilvl w:val="0"/>
+                <w:numId w:val="37"/>
+              </w:numPr>
+              <w:rPr>
+                <w:rFonts w:cs="Arial"/>
+                <w:color w:val="000000"/>
+                <w:szCs w:val="20"/>
+              </w:rPr>
+            </w:pPr>
+            <w:bookmarkStart w:id="0" w:name="_GoBack"/>
+            <w:r>
+              <w:rPr>
+                <w:rFonts w:cs="Arial"/>
+                <w:color w:val="000000"/>
+                <w:szCs w:val="20"/>
+              </w:rPr>
+              <w:t xml:space="preserve">The client needs to change from offline tools like Photoshop and Illustrator to an </w:t>
+            </w:r>
+            <w:proofErr w:type="spellStart"/>
+            <w:r>
+              <w:rPr>
+                <w:rFonts w:cs="Arial"/>
+                <w:color w:val="000000"/>
+                <w:szCs w:val="20"/>
+              </w:rPr>
+              <w:t>Figma</w:t>
+            </w:r>
+            <w:proofErr w:type="spellEnd"/>
+            <w:r>
+              <w:rPr>
+                <w:rFonts w:cs="Arial"/>
+                <w:color w:val="000000"/>
+                <w:szCs w:val="20"/>
+              </w:rPr>
+              <w:t xml:space="preserve"> for better teamwork and real</w:t>
+            </w:r>
+            <w:r>
+              <w:rPr>
+                <w:rFonts w:cs="Arial"/>
+                <w:color w:val="000000"/>
+                <w:szCs w:val="20"/>
+              </w:rPr>
+              <w:t xml:space="preserve"> t</w:t>
+            </w:r>
+            <w:r>
+              <w:rPr>
+                <w:rFonts w:cs="Arial"/>
+                <w:color w:val="000000"/>
+                <w:szCs w:val="20"/>
+              </w:rPr>
+              <w:t xml:space="preserve">ime collaboration. </w:t>
+            </w:r>
+          </w:p>
+          <w:p>
+            <w:pPr>
+              <w:pStyle w:val="ListParagraph"/>
+              <w:numPr>
+                <w:ilvl w:val="0"/>
+                <w:numId w:val="37"/>
+              </w:numPr>
+              <w:rPr>
+                <w:rFonts w:cs="Arial"/>
+                <w:color w:val="000000"/>
+                <w:szCs w:val="20"/>
+              </w:rPr>
+            </w:pPr>
+            <w:r>
+              <w:rPr>
+                <w:rFonts w:cs="Arial"/>
+                <w:color w:val="000000"/>
+                <w:szCs w:val="20"/>
+              </w:rPr>
+              <w:t>Their current design system must be updated to</w:t>
+            </w:r>
+            <w:r>
+              <w:rPr>
+                <w:rFonts w:cs="Arial"/>
+                <w:color w:val="000000"/>
+                <w:szCs w:val="20"/>
+              </w:rPr>
+              <w:t xml:space="preserve">. It includes </w:t>
+            </w:r>
+            <w:r>
+              <w:rPr>
+                <w:rFonts w:cs="Arial"/>
+                <w:color w:val="000000"/>
+                <w:szCs w:val="20"/>
+              </w:rPr>
+              <w:t xml:space="preserve">consistent styles, reusable components and support for animations. </w:t>
+            </w:r>
+          </w:p>
+          <w:p>
+            <w:pPr>
+              <w:pStyle w:val="ListParagraph"/>
+              <w:numPr>
+                <w:ilvl w:val="0"/>
+                <w:numId w:val="37"/>
+              </w:numPr>
+              <w:rPr>
+                <w:rFonts w:cs="Arial"/>
+                <w:color w:val="000000"/>
+                <w:szCs w:val="20"/>
+              </w:rPr>
+            </w:pPr>
+            <w:r>
+              <w:rPr>
+                <w:rFonts w:cs="Arial"/>
+                <w:color w:val="000000"/>
+                <w:szCs w:val="20"/>
+              </w:rPr>
+              <w:t xml:space="preserve">They also need to move from static files (.jpg and .pdf) to interactive prototypes for easier client feedback. </w:t>
+            </w:r>
+          </w:p>
+          <w:p>
+            <w:pPr>
+              <w:pStyle w:val="ListParagraph"/>
+              <w:numPr>
+                <w:ilvl w:val="0"/>
+                <w:numId w:val="37"/>
+              </w:numPr>
+              <w:rPr>
+                <w:rFonts w:cs="Arial"/>
+                <w:b/>
+                <w:color w:val="000000"/>
+                <w:szCs w:val="20"/>
+              </w:rPr>
+            </w:pPr>
+            <w:r>
+              <w:rPr>
+                <w:rFonts w:cs="Arial"/>
+                <w:color w:val="000000"/>
+                <w:szCs w:val="20"/>
+              </w:rPr>
+              <w:t>These changes will improve efficiency, consistency, and communication in their design workflow.</w:t>
+            </w:r>
+          </w:p>
+          <w:bookmarkEnd w:id="0"/>
+          <w:p>
             <w:pPr>
               <w:spacing w:before="60" w:after="60"/>
               <w:rPr>
@@ -13714,15 +13880,6 @@
                 <w:szCs w:val="20"/>
               </w:rPr>
             </w:pPr>
-            <w:r>
-              <w:rPr>
-                <w:rFonts w:cs="Arial"/>
-                <w:b/>
-                <w:color w:val="000000"/>
-                <w:szCs w:val="20"/>
-              </w:rPr>
-              <w:t>Answer:</w:t>
-            </w:r>
           </w:p>
           <w:p>
             <w:pPr>
@@ -13907,7 +14064,7 @@
               <w:pStyle w:val="ListParagraph"/>
               <w:numPr>
                 <w:ilvl w:val="0"/>
-                <w:numId w:val="40"/>
+                <w:numId w:val="21"/>
               </w:numPr>
               <w:spacing w:before="60" w:after="60"/>
               <w:rPr>
@@ -13932,7 +14089,7 @@
               <w:pStyle w:val="ListParagraph"/>
               <w:numPr>
                 <w:ilvl w:val="0"/>
-                <w:numId w:val="40"/>
+                <w:numId w:val="21"/>
               </w:numPr>
               <w:spacing w:before="60" w:after="60"/>
               <w:rPr>
@@ -13957,7 +14114,7 @@
               <w:pStyle w:val="ListParagraph"/>
               <w:numPr>
                 <w:ilvl w:val="0"/>
-                <w:numId w:val="40"/>
+                <w:numId w:val="21"/>
               </w:numPr>
               <w:spacing w:before="60" w:after="60"/>
               <w:rPr>
@@ -13982,7 +14139,7 @@
               <w:pStyle w:val="ListParagraph"/>
               <w:numPr>
                 <w:ilvl w:val="0"/>
-                <w:numId w:val="40"/>
+                <w:numId w:val="21"/>
               </w:numPr>
               <w:spacing w:before="60" w:after="60"/>
               <w:rPr>
@@ -14529,6 +14686,7 @@
                 <w:color w:val="000000"/>
                 <w:szCs w:val="20"/>
               </w:rPr>
+              <w:lastRenderedPageBreak/>
               <w:t>Answer:</w:t>
             </w:r>
           </w:p>
@@ -14955,7 +15113,6 @@
                 <w:color w:val="000000"/>
                 <w:szCs w:val="20"/>
               </w:rPr>
-              <w:lastRenderedPageBreak/>
               <w:t xml:space="preserve">Part </w:t>
             </w:r>
             <w:r>
@@ -15131,6 +15288,7 @@
               <w:pStyle w:val="Heading4"/>
               <w:spacing w:before="80" w:after="80"/>
               <w:jc w:val="left"/>
+              <w:outlineLvl w:val="3"/>
             </w:pPr>
             <w:r>
               <w:t>In this assessment task you will be performing the following activities:</w:t>
@@ -15146,6 +15304,7 @@
             <w:pPr>
               <w:pStyle w:val="Heading4"/>
               <w:spacing w:before="60" w:after="40"/>
+              <w:outlineLvl w:val="3"/>
             </w:pPr>
             <w:r>
               <w:t>Date 1</w:t>
@@ -15167,6 +15326,7 @@
             <w:pPr>
               <w:pStyle w:val="Heading4"/>
               <w:spacing w:before="40" w:after="40"/>
+              <w:outlineLvl w:val="3"/>
               <w:rPr>
                 <w:rFonts w:cs="Arial"/>
                 <w:color w:val="000000"/>
@@ -15179,6 +15339,7 @@
             <w:pPr>
               <w:pStyle w:val="Heading4"/>
               <w:spacing w:before="40" w:after="40"/>
+              <w:outlineLvl w:val="3"/>
               <w:rPr>
                 <w:rFonts w:cs="Arial"/>
                 <w:color w:val="000000"/>
@@ -15191,6 +15352,7 @@
             <w:pPr>
               <w:pStyle w:val="Heading4"/>
               <w:spacing w:before="40" w:after="40"/>
+              <w:outlineLvl w:val="3"/>
             </w:pPr>
             <w:r>
               <w:t>Satisfactory</w:t>
@@ -15200,6 +15362,7 @@
             <w:pPr>
               <w:pStyle w:val="Heading4"/>
               <w:spacing w:after="60"/>
+              <w:outlineLvl w:val="3"/>
             </w:pPr>
             <w:r>
               <w:t>Yes</w:t>
@@ -15219,6 +15382,7 @@
             <w:pPr>
               <w:pStyle w:val="Heading4"/>
               <w:spacing w:before="60" w:after="40"/>
+              <w:outlineLvl w:val="3"/>
             </w:pPr>
             <w:r>
               <w:t>Date 2</w:t>
@@ -15240,6 +15404,7 @@
             <w:pPr>
               <w:pStyle w:val="Heading4"/>
               <w:spacing w:before="40" w:after="40"/>
+              <w:outlineLvl w:val="3"/>
             </w:pPr>
             <w:r>
               <w:rPr>
@@ -15274,6 +15439,7 @@
             <w:pPr>
               <w:pStyle w:val="Heading4"/>
               <w:spacing w:before="40" w:after="40"/>
+              <w:outlineLvl w:val="3"/>
             </w:pPr>
             <w:r>
               <w:t>Satisfactory</w:t>
@@ -15283,6 +15449,7 @@
             <w:pPr>
               <w:pStyle w:val="Heading4"/>
               <w:spacing w:after="60"/>
+              <w:outlineLvl w:val="3"/>
               <w:rPr>
                 <w:rFonts w:cs="Arial"/>
                 <w:color w:val="000000" w:themeColor="text1"/>
@@ -15307,6 +15474,7 @@
             <w:pPr>
               <w:pStyle w:val="Heading4"/>
               <w:spacing w:before="60" w:after="40"/>
+              <w:outlineLvl w:val="3"/>
             </w:pPr>
             <w:r>
               <w:t>Date 3</w:t>
@@ -15328,6 +15496,7 @@
             <w:pPr>
               <w:pStyle w:val="Heading4"/>
               <w:spacing w:before="40" w:after="40"/>
+              <w:outlineLvl w:val="3"/>
             </w:pPr>
             <w:r>
               <w:rPr>
@@ -15353,6 +15522,7 @@
             <w:pPr>
               <w:pStyle w:val="Heading4"/>
               <w:spacing w:before="40" w:after="40"/>
+              <w:outlineLvl w:val="3"/>
             </w:pPr>
             <w:r>
               <w:t>Satisfactory</w:t>
@@ -15361,6 +15531,7 @@
           <w:p>
             <w:pPr>
               <w:pStyle w:val="Heading4"/>
+              <w:outlineLvl w:val="3"/>
             </w:pPr>
             <w:r>
               <w:t>Yes</w:t>
@@ -15378,6 +15549,7 @@
           <w:p>
             <w:pPr>
               <w:pStyle w:val="Heading4"/>
+              <w:outlineLvl w:val="3"/>
             </w:pPr>
             <w:r>
               <w:t>Comment</w:t>
@@ -15399,7 +15571,7 @@
               <w:pStyle w:val="SectionEBodyContent1"/>
               <w:numPr>
                 <w:ilvl w:val="0"/>
-                <w:numId w:val="37"/>
+                <w:numId w:val="19"/>
               </w:numPr>
             </w:pPr>
             <w:r>
@@ -15442,6 +15614,7 @@
                   <w14:uncheckedState w14:val="2610" w14:font="MS Gothic"/>
                 </w14:checkbox>
               </w:sdtPr>
+              <w:sdtEndPr/>
               <w:sdtContent>
                 <w:r>
                   <w:rPr>
@@ -15483,6 +15656,7 @@
                   <w14:uncheckedState w14:val="2610" w14:font="MS Gothic"/>
                 </w14:checkbox>
               </w:sdtPr>
+              <w:sdtEndPr/>
               <w:sdtContent>
                 <w:r>
                   <w:rPr>
@@ -15524,6 +15698,7 @@
                   <w14:uncheckedState w14:val="2610" w14:font="MS Gothic"/>
                 </w14:checkbox>
               </w:sdtPr>
+              <w:sdtEndPr/>
               <w:sdtContent>
                 <w:r>
                   <w:rPr>
@@ -15565,6 +15740,7 @@
                   <w14:uncheckedState w14:val="2610" w14:font="MS Gothic"/>
                 </w14:checkbox>
               </w:sdtPr>
+              <w:sdtEndPr/>
               <w:sdtContent>
                 <w:r>
                   <w:rPr>
@@ -15606,6 +15782,7 @@
                   <w14:uncheckedState w14:val="2610" w14:font="MS Gothic"/>
                 </w14:checkbox>
               </w:sdtPr>
+              <w:sdtEndPr/>
               <w:sdtContent>
                 <w:r>
                   <w:rPr>
@@ -15647,6 +15824,7 @@
                   <w14:uncheckedState w14:val="2610" w14:font="MS Gothic"/>
                 </w14:checkbox>
               </w:sdtPr>
+              <w:sdtEndPr/>
               <w:sdtContent>
                 <w:r>
                   <w:rPr>
@@ -15691,7 +15869,7 @@
               <w:pStyle w:val="SectionEBodyContent2"/>
               <w:numPr>
                 <w:ilvl w:val="0"/>
-                <w:numId w:val="37"/>
+                <w:numId w:val="19"/>
               </w:numPr>
             </w:pPr>
             <w:r>
@@ -15734,6 +15912,7 @@
                   <w14:uncheckedState w14:val="2610" w14:font="MS Gothic"/>
                 </w14:checkbox>
               </w:sdtPr>
+              <w:sdtEndPr/>
               <w:sdtContent>
                 <w:r>
                   <w:rPr>
@@ -15775,6 +15954,7 @@
                   <w14:uncheckedState w14:val="2610" w14:font="MS Gothic"/>
                 </w14:checkbox>
               </w:sdtPr>
+              <w:sdtEndPr/>
               <w:sdtContent>
                 <w:r>
                   <w:rPr>
@@ -15816,6 +15996,7 @@
                   <w14:uncheckedState w14:val="2610" w14:font="MS Gothic"/>
                 </w14:checkbox>
               </w:sdtPr>
+              <w:sdtEndPr/>
               <w:sdtContent>
                 <w:r>
                   <w:rPr>
@@ -15857,6 +16038,7 @@
                   <w14:uncheckedState w14:val="2610" w14:font="MS Gothic"/>
                 </w14:checkbox>
               </w:sdtPr>
+              <w:sdtEndPr/>
               <w:sdtContent>
                 <w:r>
                   <w:rPr>
@@ -15898,6 +16080,7 @@
                   <w14:uncheckedState w14:val="2610" w14:font="MS Gothic"/>
                 </w14:checkbox>
               </w:sdtPr>
+              <w:sdtEndPr/>
               <w:sdtContent>
                 <w:r>
                   <w:rPr>
@@ -15939,6 +16122,7 @@
                   <w14:uncheckedState w14:val="2610" w14:font="MS Gothic"/>
                 </w14:checkbox>
               </w:sdtPr>
+              <w:sdtEndPr/>
               <w:sdtContent>
                 <w:r>
                   <w:rPr>
@@ -15983,7 +16167,7 @@
               <w:pStyle w:val="ListParagraph"/>
               <w:numPr>
                 <w:ilvl w:val="0"/>
-                <w:numId w:val="37"/>
+                <w:numId w:val="19"/>
               </w:numPr>
             </w:pPr>
             <w:r>
@@ -16032,6 +16216,7 @@
                   <w14:uncheckedState w14:val="2610" w14:font="MS Gothic"/>
                 </w14:checkbox>
               </w:sdtPr>
+              <w:sdtEndPr/>
               <w:sdtContent>
                 <w:r>
                   <w:rPr>
@@ -16073,6 +16258,7 @@
                   <w14:uncheckedState w14:val="2610" w14:font="MS Gothic"/>
                 </w14:checkbox>
               </w:sdtPr>
+              <w:sdtEndPr/>
               <w:sdtContent>
                 <w:r>
                   <w:rPr>
@@ -16114,6 +16300,7 @@
                   <w14:uncheckedState w14:val="2610" w14:font="MS Gothic"/>
                 </w14:checkbox>
               </w:sdtPr>
+              <w:sdtEndPr/>
               <w:sdtContent>
                 <w:r>
                   <w:rPr>
@@ -16155,6 +16342,7 @@
                   <w14:uncheckedState w14:val="2610" w14:font="MS Gothic"/>
                 </w14:checkbox>
               </w:sdtPr>
+              <w:sdtEndPr/>
               <w:sdtContent>
                 <w:r>
                   <w:rPr>
@@ -16196,6 +16384,7 @@
                   <w14:uncheckedState w14:val="2610" w14:font="MS Gothic"/>
                 </w14:checkbox>
               </w:sdtPr>
+              <w:sdtEndPr/>
               <w:sdtContent>
                 <w:r>
                   <w:rPr>
@@ -16237,6 +16426,7 @@
                   <w14:uncheckedState w14:val="2610" w14:font="MS Gothic"/>
                 </w14:checkbox>
               </w:sdtPr>
+              <w:sdtEndPr/>
               <w:sdtContent>
                 <w:r>
                   <w:rPr>
@@ -16281,7 +16471,7 @@
               <w:pStyle w:val="ListParagraph"/>
               <w:numPr>
                 <w:ilvl w:val="0"/>
-                <w:numId w:val="37"/>
+                <w:numId w:val="19"/>
               </w:numPr>
             </w:pPr>
             <w:r>
@@ -16330,6 +16520,7 @@
                   <w14:uncheckedState w14:val="2610" w14:font="MS Gothic"/>
                 </w14:checkbox>
               </w:sdtPr>
+              <w:sdtEndPr/>
               <w:sdtContent>
                 <w:r>
                   <w:rPr>
@@ -16371,6 +16562,7 @@
                   <w14:uncheckedState w14:val="2610" w14:font="MS Gothic"/>
                 </w14:checkbox>
               </w:sdtPr>
+              <w:sdtEndPr/>
               <w:sdtContent>
                 <w:r>
                   <w:rPr>
@@ -16412,6 +16604,7 @@
                   <w14:uncheckedState w14:val="2610" w14:font="MS Gothic"/>
                 </w14:checkbox>
               </w:sdtPr>
+              <w:sdtEndPr/>
               <w:sdtContent>
                 <w:r>
                   <w:rPr>
@@ -16453,6 +16646,7 @@
                   <w14:uncheckedState w14:val="2610" w14:font="MS Gothic"/>
                 </w14:checkbox>
               </w:sdtPr>
+              <w:sdtEndPr/>
               <w:sdtContent>
                 <w:r>
                   <w:rPr>
@@ -16494,6 +16688,7 @@
                   <w14:uncheckedState w14:val="2610" w14:font="MS Gothic"/>
                 </w14:checkbox>
               </w:sdtPr>
+              <w:sdtEndPr/>
               <w:sdtContent>
                 <w:r>
                   <w:rPr>
@@ -16535,6 +16730,7 @@
                   <w14:uncheckedState w14:val="2610" w14:font="MS Gothic"/>
                 </w14:checkbox>
               </w:sdtPr>
+              <w:sdtEndPr/>
               <w:sdtContent>
                 <w:r>
                   <w:rPr>
@@ -16579,14 +16775,21 @@
               <w:pStyle w:val="ListParagraph"/>
               <w:numPr>
                 <w:ilvl w:val="0"/>
-                <w:numId w:val="37"/>
+                <w:numId w:val="19"/>
               </w:numPr>
             </w:pPr>
             <w:r>
               <w:rPr>
                 <w:rFonts w:cs="Arial"/>
               </w:rPr>
-              <w:t>The learner has provided the resolution advice and support to the client’s design issues</w:t>
+              <w:t xml:space="preserve">The learner has provided the resolution advice and </w:t>
+            </w:r>
+            <w:r>
+              <w:rPr>
+                <w:rFonts w:cs="Arial"/>
+              </w:rPr>
+              <w:lastRenderedPageBreak/>
+              <w:t>support to the client’s design issues</w:t>
             </w:r>
             <w:r>
               <w:rPr>
@@ -16622,6 +16825,7 @@
                   <w14:uncheckedState w14:val="2610" w14:font="MS Gothic"/>
                 </w14:checkbox>
               </w:sdtPr>
+              <w:sdtEndPr/>
               <w:sdtContent>
                 <w:r>
                   <w:rPr>
@@ -16663,6 +16867,7 @@
                   <w14:uncheckedState w14:val="2610" w14:font="MS Gothic"/>
                 </w14:checkbox>
               </w:sdtPr>
+              <w:sdtEndPr/>
               <w:sdtContent>
                 <w:r>
                   <w:rPr>
@@ -16704,6 +16909,7 @@
                   <w14:uncheckedState w14:val="2610" w14:font="MS Gothic"/>
                 </w14:checkbox>
               </w:sdtPr>
+              <w:sdtEndPr/>
               <w:sdtContent>
                 <w:r>
                   <w:rPr>
@@ -16745,6 +16951,7 @@
                   <w14:uncheckedState w14:val="2610" w14:font="MS Gothic"/>
                 </w14:checkbox>
               </w:sdtPr>
+              <w:sdtEndPr/>
               <w:sdtContent>
                 <w:r>
                   <w:rPr>
@@ -16786,6 +16993,7 @@
                   <w14:uncheckedState w14:val="2610" w14:font="MS Gothic"/>
                 </w14:checkbox>
               </w:sdtPr>
+              <w:sdtEndPr/>
               <w:sdtContent>
                 <w:r>
                   <w:rPr>
@@ -16827,6 +17035,7 @@
                   <w14:uncheckedState w14:val="2610" w14:font="MS Gothic"/>
                 </w14:checkbox>
               </w:sdtPr>
+              <w:sdtEndPr/>
               <w:sdtContent>
                 <w:r>
                   <w:rPr>
@@ -17269,7 +17478,6 @@
                 <w:color w:val="000000"/>
                 <w:szCs w:val="20"/>
               </w:rPr>
-              <w:lastRenderedPageBreak/>
               <w:t>Answer:</w:t>
             </w:r>
           </w:p>
@@ -18424,8 +18632,10 @@
               <w:pStyle w:val="Heading4"/>
               <w:spacing w:before="80" w:after="80"/>
               <w:jc w:val="left"/>
-            </w:pPr>
-            <w:r>
+              <w:outlineLvl w:val="3"/>
+            </w:pPr>
+            <w:r>
+              <w:lastRenderedPageBreak/>
               <w:t>In this assessment task you will be performing the following activities:</w:t>
             </w:r>
           </w:p>
@@ -18440,6 +18650,7 @@
             <w:pPr>
               <w:pStyle w:val="Heading4"/>
               <w:spacing w:before="60" w:after="40"/>
+              <w:outlineLvl w:val="3"/>
             </w:pPr>
             <w:r>
               <w:t>Date 1</w:t>
@@ -18461,6 +18672,7 @@
             <w:pPr>
               <w:pStyle w:val="Heading4"/>
               <w:spacing w:before="40" w:after="40"/>
+              <w:outlineLvl w:val="3"/>
               <w:rPr>
                 <w:rFonts w:cs="Arial"/>
                 <w:color w:val="000000"/>
@@ -18473,6 +18685,7 @@
             <w:pPr>
               <w:pStyle w:val="Heading4"/>
               <w:spacing w:before="40" w:after="40"/>
+              <w:outlineLvl w:val="3"/>
               <w:rPr>
                 <w:rFonts w:cs="Arial"/>
                 <w:color w:val="000000"/>
@@ -18485,6 +18698,7 @@
             <w:pPr>
               <w:pStyle w:val="Heading4"/>
               <w:spacing w:before="40" w:after="40"/>
+              <w:outlineLvl w:val="3"/>
             </w:pPr>
             <w:r>
               <w:t>Satisfactory</w:t>
@@ -18494,6 +18708,7 @@
             <w:pPr>
               <w:pStyle w:val="Heading4"/>
               <w:spacing w:after="60"/>
+              <w:outlineLvl w:val="3"/>
             </w:pPr>
             <w:r>
               <w:t>Yes</w:t>
@@ -18514,6 +18729,7 @@
             <w:pPr>
               <w:pStyle w:val="Heading4"/>
               <w:spacing w:before="60" w:after="40"/>
+              <w:outlineLvl w:val="3"/>
             </w:pPr>
             <w:r>
               <w:t>Date 2</w:t>
@@ -18535,6 +18751,7 @@
             <w:pPr>
               <w:pStyle w:val="Heading4"/>
               <w:spacing w:before="40" w:after="40"/>
+              <w:outlineLvl w:val="3"/>
             </w:pPr>
             <w:r>
               <w:rPr>
@@ -18569,6 +18786,7 @@
             <w:pPr>
               <w:pStyle w:val="Heading4"/>
               <w:spacing w:before="40" w:after="40"/>
+              <w:outlineLvl w:val="3"/>
             </w:pPr>
             <w:r>
               <w:t>Satisfactory</w:t>
@@ -18578,6 +18796,7 @@
             <w:pPr>
               <w:pStyle w:val="Heading4"/>
               <w:spacing w:after="60"/>
+              <w:outlineLvl w:val="3"/>
               <w:rPr>
                 <w:rFonts w:cs="Arial"/>
                 <w:color w:val="000000" w:themeColor="text1"/>
@@ -18603,6 +18822,7 @@
             <w:pPr>
               <w:pStyle w:val="Heading4"/>
               <w:spacing w:before="60" w:after="40"/>
+              <w:outlineLvl w:val="3"/>
             </w:pPr>
             <w:r>
               <w:t>Date 3</w:t>
@@ -18624,6 +18844,7 @@
             <w:pPr>
               <w:pStyle w:val="Heading4"/>
               <w:spacing w:before="40" w:after="40"/>
+              <w:outlineLvl w:val="3"/>
             </w:pPr>
             <w:r>
               <w:rPr>
@@ -18649,6 +18870,7 @@
             <w:pPr>
               <w:pStyle w:val="Heading4"/>
               <w:spacing w:before="40" w:after="40"/>
+              <w:outlineLvl w:val="3"/>
             </w:pPr>
             <w:r>
               <w:t>Satisfactory</w:t>
@@ -18657,6 +18879,7 @@
           <w:p>
             <w:pPr>
               <w:pStyle w:val="Heading4"/>
+              <w:outlineLvl w:val="3"/>
             </w:pPr>
             <w:r>
               <w:t>Yes</w:t>
@@ -18674,6 +18897,7 @@
           <w:p>
             <w:pPr>
               <w:pStyle w:val="Heading4"/>
+              <w:outlineLvl w:val="3"/>
             </w:pPr>
             <w:r>
               <w:t>Comment</w:t>
@@ -18695,7 +18919,7 @@
               <w:pStyle w:val="SectionEBodyContent1"/>
               <w:numPr>
                 <w:ilvl w:val="0"/>
-                <w:numId w:val="41"/>
+                <w:numId w:val="22"/>
               </w:numPr>
             </w:pPr>
             <w:r>
@@ -18732,6 +18956,7 @@
                   <w14:uncheckedState w14:val="2610" w14:font="MS Gothic"/>
                 </w14:checkbox>
               </w:sdtPr>
+              <w:sdtEndPr/>
               <w:sdtContent>
                 <w:r>
                   <w:rPr>
@@ -18773,6 +18998,7 @@
                   <w14:uncheckedState w14:val="2610" w14:font="MS Gothic"/>
                 </w14:checkbox>
               </w:sdtPr>
+              <w:sdtEndPr/>
               <w:sdtContent>
                 <w:r>
                   <w:rPr>
@@ -18814,6 +19040,7 @@
                   <w14:uncheckedState w14:val="2610" w14:font="MS Gothic"/>
                 </w14:checkbox>
               </w:sdtPr>
+              <w:sdtEndPr/>
               <w:sdtContent>
                 <w:r>
                   <w:rPr>
@@ -18855,6 +19082,7 @@
                   <w14:uncheckedState w14:val="2610" w14:font="MS Gothic"/>
                 </w14:checkbox>
               </w:sdtPr>
+              <w:sdtEndPr/>
               <w:sdtContent>
                 <w:r>
                   <w:rPr>
@@ -18896,6 +19124,7 @@
                   <w14:uncheckedState w14:val="2610" w14:font="MS Gothic"/>
                 </w14:checkbox>
               </w:sdtPr>
+              <w:sdtEndPr/>
               <w:sdtContent>
                 <w:r>
                   <w:rPr>
@@ -18937,6 +19166,7 @@
                   <w14:uncheckedState w14:val="2610" w14:font="MS Gothic"/>
                 </w14:checkbox>
               </w:sdtPr>
+              <w:sdtEndPr/>
               <w:sdtContent>
                 <w:r>
                   <w:rPr>
@@ -18981,7 +19211,7 @@
               <w:pStyle w:val="SectionEBodyContent2"/>
               <w:numPr>
                 <w:ilvl w:val="0"/>
-                <w:numId w:val="41"/>
+                <w:numId w:val="22"/>
               </w:numPr>
             </w:pPr>
             <w:r>
@@ -19018,6 +19248,7 @@
                   <w14:uncheckedState w14:val="2610" w14:font="MS Gothic"/>
                 </w14:checkbox>
               </w:sdtPr>
+              <w:sdtEndPr/>
               <w:sdtContent>
                 <w:r>
                   <w:rPr>
@@ -19059,6 +19290,7 @@
                   <w14:uncheckedState w14:val="2610" w14:font="MS Gothic"/>
                 </w14:checkbox>
               </w:sdtPr>
+              <w:sdtEndPr/>
               <w:sdtContent>
                 <w:r>
                   <w:rPr>
@@ -19100,6 +19332,7 @@
                   <w14:uncheckedState w14:val="2610" w14:font="MS Gothic"/>
                 </w14:checkbox>
               </w:sdtPr>
+              <w:sdtEndPr/>
               <w:sdtContent>
                 <w:r>
                   <w:rPr>
@@ -19141,6 +19374,7 @@
                   <w14:uncheckedState w14:val="2610" w14:font="MS Gothic"/>
                 </w14:checkbox>
               </w:sdtPr>
+              <w:sdtEndPr/>
               <w:sdtContent>
                 <w:r>
                   <w:rPr>
@@ -19182,6 +19416,7 @@
                   <w14:uncheckedState w14:val="2610" w14:font="MS Gothic"/>
                 </w14:checkbox>
               </w:sdtPr>
+              <w:sdtEndPr/>
               <w:sdtContent>
                 <w:r>
                   <w:rPr>
@@ -19223,6 +19458,7 @@
                   <w14:uncheckedState w14:val="2610" w14:font="MS Gothic"/>
                 </w14:checkbox>
               </w:sdtPr>
+              <w:sdtEndPr/>
               <w:sdtContent>
                 <w:r>
                   <w:rPr>
@@ -19267,7 +19503,7 @@
               <w:pStyle w:val="ListParagraph"/>
               <w:numPr>
                 <w:ilvl w:val="0"/>
-                <w:numId w:val="41"/>
+                <w:numId w:val="22"/>
               </w:numPr>
             </w:pPr>
             <w:r>
@@ -19304,6 +19540,7 @@
                   <w14:uncheckedState w14:val="2610" w14:font="MS Gothic"/>
                 </w14:checkbox>
               </w:sdtPr>
+              <w:sdtEndPr/>
               <w:sdtContent>
                 <w:r>
                   <w:rPr>
@@ -19345,6 +19582,7 @@
                   <w14:uncheckedState w14:val="2610" w14:font="MS Gothic"/>
                 </w14:checkbox>
               </w:sdtPr>
+              <w:sdtEndPr/>
               <w:sdtContent>
                 <w:r>
                   <w:rPr>
@@ -19386,6 +19624,7 @@
                   <w14:uncheckedState w14:val="2610" w14:font="MS Gothic"/>
                 </w14:checkbox>
               </w:sdtPr>
+              <w:sdtEndPr/>
               <w:sdtContent>
                 <w:r>
                   <w:rPr>
@@ -19427,6 +19666,7 @@
                   <w14:uncheckedState w14:val="2610" w14:font="MS Gothic"/>
                 </w14:checkbox>
               </w:sdtPr>
+              <w:sdtEndPr/>
               <w:sdtContent>
                 <w:r>
                   <w:rPr>
@@ -19468,6 +19708,7 @@
                   <w14:uncheckedState w14:val="2610" w14:font="MS Gothic"/>
                 </w14:checkbox>
               </w:sdtPr>
+              <w:sdtEndPr/>
               <w:sdtContent>
                 <w:r>
                   <w:rPr>
@@ -19509,6 +19750,7 @@
                   <w14:uncheckedState w14:val="2610" w14:font="MS Gothic"/>
                 </w14:checkbox>
               </w:sdtPr>
+              <w:sdtEndPr/>
               <w:sdtContent>
                 <w:r>
                   <w:rPr>
@@ -19553,14 +19795,13 @@
               <w:pStyle w:val="ListParagraph"/>
               <w:numPr>
                 <w:ilvl w:val="0"/>
-                <w:numId w:val="41"/>
+                <w:numId w:val="22"/>
               </w:numPr>
             </w:pPr>
             <w:r>
               <w:rPr>
                 <w:rFonts w:cs="Arial"/>
               </w:rPr>
-              <w:lastRenderedPageBreak/>
               <w:t>The learner has resolved outstanding client requirements and escalated as required</w:t>
             </w:r>
           </w:p>
@@ -19591,6 +19832,7 @@
                   <w14:uncheckedState w14:val="2610" w14:font="MS Gothic"/>
                 </w14:checkbox>
               </w:sdtPr>
+              <w:sdtEndPr/>
               <w:sdtContent>
                 <w:r>
                   <w:rPr>
@@ -19632,6 +19874,7 @@
                   <w14:uncheckedState w14:val="2610" w14:font="MS Gothic"/>
                 </w14:checkbox>
               </w:sdtPr>
+              <w:sdtEndPr/>
               <w:sdtContent>
                 <w:r>
                   <w:rPr>
@@ -19673,6 +19916,7 @@
                   <w14:uncheckedState w14:val="2610" w14:font="MS Gothic"/>
                 </w14:checkbox>
               </w:sdtPr>
+              <w:sdtEndPr/>
               <w:sdtContent>
                 <w:r>
                   <w:rPr>
@@ -19714,6 +19958,7 @@
                   <w14:uncheckedState w14:val="2610" w14:font="MS Gothic"/>
                 </w14:checkbox>
               </w:sdtPr>
+              <w:sdtEndPr/>
               <w:sdtContent>
                 <w:r>
                   <w:rPr>
@@ -19755,6 +20000,7 @@
                   <w14:uncheckedState w14:val="2610" w14:font="MS Gothic"/>
                 </w14:checkbox>
               </w:sdtPr>
+              <w:sdtEndPr/>
               <w:sdtContent>
                 <w:r>
                   <w:rPr>
@@ -19796,6 +20042,7 @@
                   <w14:uncheckedState w14:val="2610" w14:font="MS Gothic"/>
                 </w14:checkbox>
               </w:sdtPr>
+              <w:sdtEndPr/>
               <w:sdtContent>
                 <w:r>
                   <w:rPr>
@@ -19840,7 +20087,7 @@
               <w:pStyle w:val="ListParagraph"/>
               <w:numPr>
                 <w:ilvl w:val="0"/>
-                <w:numId w:val="41"/>
+                <w:numId w:val="22"/>
               </w:numPr>
             </w:pPr>
             <w:r>
@@ -19889,6 +20136,7 @@
                   <w14:uncheckedState w14:val="2610" w14:font="MS Gothic"/>
                 </w14:checkbox>
               </w:sdtPr>
+              <w:sdtEndPr/>
               <w:sdtContent>
                 <w:r>
                   <w:rPr>
@@ -19930,6 +20178,7 @@
                   <w14:uncheckedState w14:val="2610" w14:font="MS Gothic"/>
                 </w14:checkbox>
               </w:sdtPr>
+              <w:sdtEndPr/>
               <w:sdtContent>
                 <w:r>
                   <w:rPr>
@@ -19971,6 +20220,7 @@
                   <w14:uncheckedState w14:val="2610" w14:font="MS Gothic"/>
                 </w14:checkbox>
               </w:sdtPr>
+              <w:sdtEndPr/>
               <w:sdtContent>
                 <w:r>
                   <w:rPr>
@@ -20012,6 +20262,7 @@
                   <w14:uncheckedState w14:val="2610" w14:font="MS Gothic"/>
                 </w14:checkbox>
               </w:sdtPr>
+              <w:sdtEndPr/>
               <w:sdtContent>
                 <w:r>
                   <w:rPr>
@@ -20053,6 +20304,7 @@
                   <w14:uncheckedState w14:val="2610" w14:font="MS Gothic"/>
                 </w14:checkbox>
               </w:sdtPr>
+              <w:sdtEndPr/>
               <w:sdtContent>
                 <w:r>
                   <w:rPr>
@@ -20094,6 +20346,7 @@
                   <w14:uncheckedState w14:val="2610" w14:font="MS Gothic"/>
                 </w14:checkbox>
               </w:sdtPr>
+              <w:sdtEndPr/>
               <w:sdtContent>
                 <w:r>
                   <w:rPr>
@@ -20138,7 +20391,7 @@
               <w:pStyle w:val="ListParagraph"/>
               <w:numPr>
                 <w:ilvl w:val="0"/>
-                <w:numId w:val="41"/>
+                <w:numId w:val="22"/>
               </w:numPr>
             </w:pPr>
             <w:r>
@@ -20175,6 +20428,7 @@
                   <w14:uncheckedState w14:val="2610" w14:font="MS Gothic"/>
                 </w14:checkbox>
               </w:sdtPr>
+              <w:sdtEndPr/>
               <w:sdtContent>
                 <w:r>
                   <w:rPr>
@@ -20216,6 +20470,7 @@
                   <w14:uncheckedState w14:val="2610" w14:font="MS Gothic"/>
                 </w14:checkbox>
               </w:sdtPr>
+              <w:sdtEndPr/>
               <w:sdtContent>
                 <w:r>
                   <w:rPr>
@@ -20257,6 +20512,7 @@
                   <w14:uncheckedState w14:val="2610" w14:font="MS Gothic"/>
                 </w14:checkbox>
               </w:sdtPr>
+              <w:sdtEndPr/>
               <w:sdtContent>
                 <w:r>
                   <w:rPr>
@@ -20298,6 +20554,7 @@
                   <w14:uncheckedState w14:val="2610" w14:font="MS Gothic"/>
                 </w14:checkbox>
               </w:sdtPr>
+              <w:sdtEndPr/>
               <w:sdtContent>
                 <w:r>
                   <w:rPr>
@@ -20339,6 +20596,7 @@
                   <w14:uncheckedState w14:val="2610" w14:font="MS Gothic"/>
                 </w14:checkbox>
               </w:sdtPr>
+              <w:sdtEndPr/>
               <w:sdtContent>
                 <w:r>
                   <w:rPr>
@@ -20380,6 +20638,7 @@
                   <w14:uncheckedState w14:val="2610" w14:font="MS Gothic"/>
                 </w14:checkbox>
               </w:sdtPr>
+              <w:sdtEndPr/>
               <w:sdtContent>
                 <w:r>
                   <w:rPr>
@@ -21127,6 +21386,7 @@
                 <w:color w:val="000000"/>
                 <w:szCs w:val="20"/>
               </w:rPr>
+              <w:lastRenderedPageBreak/>
               <w:t>Answer:</w:t>
             </w:r>
           </w:p>
@@ -22401,6 +22661,7 @@
           <w:p>
             <w:pPr>
               <w:pStyle w:val="Heading3"/>
+              <w:outlineLvl w:val="2"/>
             </w:pPr>
             <w:r>
               <w:t>Learner Acknowledgement and Cover Sheet</w:t>
@@ -22468,7 +22729,7 @@
             <w:pPr>
               <w:numPr>
                 <w:ilvl w:val="0"/>
-                <w:numId w:val="42"/>
+                <w:numId w:val="23"/>
               </w:numPr>
               <w:spacing w:before="60" w:after="60"/>
               <w:contextualSpacing/>
@@ -22492,7 +22753,7 @@
             <w:pPr>
               <w:numPr>
                 <w:ilvl w:val="0"/>
-                <w:numId w:val="42"/>
+                <w:numId w:val="23"/>
               </w:numPr>
               <w:spacing w:before="60" w:after="60"/>
               <w:contextualSpacing/>
@@ -22516,7 +22777,7 @@
             <w:pPr>
               <w:numPr>
                 <w:ilvl w:val="0"/>
-                <w:numId w:val="42"/>
+                <w:numId w:val="23"/>
               </w:numPr>
               <w:spacing w:before="60" w:after="60"/>
               <w:contextualSpacing/>
@@ -22540,7 +22801,7 @@
             <w:pPr>
               <w:numPr>
                 <w:ilvl w:val="0"/>
-                <w:numId w:val="42"/>
+                <w:numId w:val="23"/>
               </w:numPr>
               <w:spacing w:before="60" w:after="60"/>
               <w:contextualSpacing/>
@@ -22564,7 +22825,7 @@
             <w:pPr>
               <w:numPr>
                 <w:ilvl w:val="0"/>
-                <w:numId w:val="42"/>
+                <w:numId w:val="23"/>
               </w:numPr>
               <w:spacing w:before="60" w:after="60"/>
               <w:contextualSpacing/>
@@ -22654,6 +22915,7 @@
                 <w:temporary/>
                 <w:showingPlcHdr/>
               </w:sdtPr>
+              <w:sdtEndPr/>
               <w:sdtContent>
                 <w:r>
                   <w:rPr>
@@ -22696,6 +22958,7 @@
                 <w:temporary/>
                 <w:showingPlcHdr/>
               </w:sdtPr>
+              <w:sdtEndPr/>
               <w:sdtContent>
                 <w:r>
                   <w:rPr>
@@ -22763,6 +23026,7 @@
                   <w:calendar w:val="gregorian"/>
                 </w:date>
               </w:sdtPr>
+              <w:sdtEndPr/>
               <w:sdtContent>
                 <w:r>
                   <w:rPr>
@@ -22857,6 +23121,7 @@
           <w:p>
             <w:pPr>
               <w:pStyle w:val="Heading3"/>
+              <w:outlineLvl w:val="2"/>
             </w:pPr>
             <w:r>
               <w:t>Section F – Feedback to Learner</w:t>
@@ -22910,6 +23175,7 @@
                   <w14:uncheckedState w14:val="2610" w14:font="MS Gothic"/>
                 </w14:checkbox>
               </w:sdtPr>
+              <w:sdtEndPr/>
               <w:sdtContent>
                 <w:r>
                   <w:rPr>
@@ -22950,6 +23216,7 @@
                   <w14:uncheckedState w14:val="2610" w14:font="MS Gothic"/>
                 </w14:checkbox>
               </w:sdtPr>
+              <w:sdtEndPr/>
               <w:sdtContent>
                 <w:r>
                   <w:rPr>
@@ -22982,6 +23249,7 @@
               <w:rPr>
                 <w:rStyle w:val="Strong"/>
               </w:rPr>
+              <w:lastRenderedPageBreak/>
               <w:t>Assessor feedback (as appropriate)</w:t>
             </w:r>
             <w:r>
@@ -23009,6 +23277,7 @@
                 <w:temporary/>
                 <w:showingPlcHdr/>
               </w:sdtPr>
+              <w:sdtEndPr/>
               <w:sdtContent>
                 <w:r>
                   <w:rPr>
@@ -23067,6 +23336,7 @@
                   <w14:uncheckedState w14:val="2610" w14:font="MS Gothic"/>
                 </w14:checkbox>
               </w:sdtPr>
+              <w:sdtEndPr/>
               <w:sdtContent>
                 <w:r>
                   <w:rPr>
@@ -23107,6 +23377,7 @@
                   <w14:uncheckedState w14:val="2610" w14:font="MS Gothic"/>
                 </w14:checkbox>
               </w:sdtPr>
+              <w:sdtEndPr/>
               <w:sdtContent>
                 <w:r>
                   <w:rPr>
@@ -23167,6 +23438,7 @@
                   <w:calendar w:val="gregorian"/>
                 </w:date>
               </w:sdtPr>
+              <w:sdtEndPr/>
               <w:sdtContent>
                 <w:r>
                   <w:rPr>
@@ -23227,6 +23499,7 @@
                 <w:temporary/>
                 <w:showingPlcHdr/>
               </w:sdtPr>
+              <w:sdtEndPr/>
               <w:sdtContent>
                 <w:r>
                   <w:rPr>
@@ -23301,7 +23574,7 @@
 </file>
 
 <file path=word/endnotes.xml><?xml version="1.0" encoding="utf-8"?>
-<w:endnotes xmlns:wpc="http://schemas.microsoft.com/office/word/2010/wordprocessingCanvas" xmlns:cx="http://schemas.microsoft.com/office/drawing/2014/chartex" xmlns:cx1="http://schemas.microsoft.com/office/drawing/2015/9/8/chartex" xmlns:cx2="http://schemas.microsoft.com/office/drawing/2015/10/21/chartex" xmlns:cx3="http://schemas.microsoft.com/office/drawing/2016/5/9/chartex" xmlns:cx4="http://schemas.microsoft.com/office/drawing/2016/5/10/chartex" xmlns:cx5="http://schemas.microsoft.com/office/drawing/2016/5/11/chartex" xmlns:cx6="http://schemas.microsoft.com/office/drawing/2016/5/12/chartex" xmlns:cx7="http://schemas.microsoft.com/office/drawing/2016/5/13/chartex" xmlns:cx8="http://schemas.microsoft.com/office/drawing/2016/5/14/chartex" xmlns:mc="http://schemas.openxmlformats.org/markup-compatibility/2006" xmlns:aink="http://schemas.microsoft.com/office/drawing/2016/ink" xmlns:am3d="http://schemas.microsoft.com/office/drawing/2017/model3d" xmlns:o="urn:schemas-microsoft-com:office:office" xmlns:oel="http://schemas.microsoft.com/office/2019/extlst" xmlns:r="http://schemas.openxmlformats.org/officeDocument/2006/relationships" xmlns:m="http://schemas.openxmlformats.org/officeDocument/2006/math" xmlns:v="urn:schemas-microsoft-com:vml" xmlns:wp14="http://schemas.microsoft.com/office/word/2010/wordprocessingDrawing" xmlns:wp="http://schemas.openxmlformats.org/drawingml/2006/wordprocessingDrawing" xmlns:w10="urn:schemas-microsoft-com:office:word" xmlns:w="http://schemas.openxmlformats.org/wordprocessingml/2006/main" xmlns:w14="http://schemas.microsoft.com/office/word/2010/wordml" xmlns:w15="http://schemas.microsoft.com/office/word/2012/wordml" xmlns:w16cex="http://schemas.microsoft.com/office/word/2018/wordml/cex" xmlns:w16cid="http://schemas.microsoft.com/office/word/2016/wordml/cid" xmlns:w16="http://schemas.microsoft.com/office/word/2018/wordml" xmlns:w16du="http://schemas.microsoft.com/office/word/2023/wordml/word16du" xmlns:w16sdtdh="http://schemas.microsoft.com/office/word/2020/wordml/sdtdatahash" xmlns:w16sdtfl="http://schemas.microsoft.com/office/word/2024/wordml/sdtformatlock" xmlns:w16se="http://schemas.microsoft.com/office/word/2015/wordml/symex" xmlns:wpg="http://schemas.microsoft.com/office/word/2010/wordprocessingGroup" xmlns:wpi="http://schemas.microsoft.com/office/word/2010/wordprocessingInk" xmlns:wne="http://schemas.microsoft.com/office/word/2006/wordml" xmlns:wps="http://schemas.microsoft.com/office/word/2010/wordprocessingShape" mc:Ignorable="w14 w15 w16se w16cid w16 w16cex w16sdtdh w16sdtfl w16du wp14">
+<w:endnotes xmlns:wpc="http://schemas.microsoft.com/office/word/2010/wordprocessingCanvas" xmlns:cx="http://schemas.microsoft.com/office/drawing/2014/chartex" xmlns:cx1="http://schemas.microsoft.com/office/drawing/2015/9/8/chartex" xmlns:cx2="http://schemas.microsoft.com/office/drawing/2015/10/21/chartex" xmlns:cx3="http://schemas.microsoft.com/office/drawing/2016/5/9/chartex" xmlns:cx4="http://schemas.microsoft.com/office/drawing/2016/5/10/chartex" xmlns:cx5="http://schemas.microsoft.com/office/drawing/2016/5/11/chartex" xmlns:cx6="http://schemas.microsoft.com/office/drawing/2016/5/12/chartex" xmlns:cx7="http://schemas.microsoft.com/office/drawing/2016/5/13/chartex" xmlns:cx8="http://schemas.microsoft.com/office/drawing/2016/5/14/chartex" xmlns:mc="http://schemas.openxmlformats.org/markup-compatibility/2006" xmlns:aink="http://schemas.microsoft.com/office/drawing/2016/ink" xmlns:am3d="http://schemas.microsoft.com/office/drawing/2017/model3d" xmlns:o="urn:schemas-microsoft-com:office:office" xmlns:r="http://schemas.openxmlformats.org/officeDocument/2006/relationships" xmlns:m="http://schemas.openxmlformats.org/officeDocument/2006/math" xmlns:v="urn:schemas-microsoft-com:vml" xmlns:wp14="http://schemas.microsoft.com/office/word/2010/wordprocessingDrawing" xmlns:wp="http://schemas.openxmlformats.org/drawingml/2006/wordprocessingDrawing" xmlns:w10="urn:schemas-microsoft-com:office:word" xmlns:w="http://schemas.openxmlformats.org/wordprocessingml/2006/main" xmlns:w14="http://schemas.microsoft.com/office/word/2010/wordml" xmlns:w15="http://schemas.microsoft.com/office/word/2012/wordml" xmlns:w16cid="http://schemas.microsoft.com/office/word/2016/wordml/cid" xmlns:w16se="http://schemas.microsoft.com/office/word/2015/wordml/symex" xmlns:wpg="http://schemas.microsoft.com/office/word/2010/wordprocessingGroup" xmlns:wpi="http://schemas.microsoft.com/office/word/2010/wordprocessingInk" xmlns:wne="http://schemas.microsoft.com/office/word/2006/wordml" xmlns:wps="http://schemas.microsoft.com/office/word/2010/wordprocessingShape" mc:Ignorable="w14 w15 w16se w16cid wp14">
   <w:endnote w:type="separator" w:id="-1">
     <w:p>
       <w:r>
@@ -23322,7 +23595,7 @@
 </file>
 
 <file path=word/footer1.xml><?xml version="1.0" encoding="utf-8"?>
-<w:ftr xmlns:wpc="http://schemas.microsoft.com/office/word/2010/wordprocessingCanvas" xmlns:cx="http://schemas.microsoft.com/office/drawing/2014/chartex" xmlns:cx1="http://schemas.microsoft.com/office/drawing/2015/9/8/chartex" xmlns:cx2="http://schemas.microsoft.com/office/drawing/2015/10/21/chartex" xmlns:cx3="http://schemas.microsoft.com/office/drawing/2016/5/9/chartex" xmlns:cx4="http://schemas.microsoft.com/office/drawing/2016/5/10/chartex" xmlns:cx5="http://schemas.microsoft.com/office/drawing/2016/5/11/chartex" xmlns:cx6="http://schemas.microsoft.com/office/drawing/2016/5/12/chartex" xmlns:cx7="http://schemas.microsoft.com/office/drawing/2016/5/13/chartex" xmlns:cx8="http://schemas.microsoft.com/office/drawing/2016/5/14/chartex" xmlns:mc="http://schemas.openxmlformats.org/markup-compatibility/2006" xmlns:aink="http://schemas.microsoft.com/office/drawing/2016/ink" xmlns:am3d="http://schemas.microsoft.com/office/drawing/2017/model3d" xmlns:o="urn:schemas-microsoft-com:office:office" xmlns:oel="http://schemas.microsoft.com/office/2019/extlst" xmlns:r="http://schemas.openxmlformats.org/officeDocument/2006/relationships" xmlns:m="http://schemas.openxmlformats.org/officeDocument/2006/math" xmlns:v="urn:schemas-microsoft-com:vml" xmlns:wp14="http://schemas.microsoft.com/office/word/2010/wordprocessingDrawing" xmlns:wp="http://schemas.openxmlformats.org/drawingml/2006/wordprocessingDrawing" xmlns:w10="urn:schemas-microsoft-com:office:word" xmlns:w="http://schemas.openxmlformats.org/wordprocessingml/2006/main" xmlns:w14="http://schemas.microsoft.com/office/word/2010/wordml" xmlns:w15="http://schemas.microsoft.com/office/word/2012/wordml" xmlns:w16cex="http://schemas.microsoft.com/office/word/2018/wordml/cex" xmlns:w16cid="http://schemas.microsoft.com/office/word/2016/wordml/cid" xmlns:w16="http://schemas.microsoft.com/office/word/2018/wordml" xmlns:w16du="http://schemas.microsoft.com/office/word/2023/wordml/word16du" xmlns:w16sdtdh="http://schemas.microsoft.com/office/word/2020/wordml/sdtdatahash" xmlns:w16sdtfl="http://schemas.microsoft.com/office/word/2024/wordml/sdtformatlock" xmlns:w16se="http://schemas.microsoft.com/office/word/2015/wordml/symex" xmlns:wpg="http://schemas.microsoft.com/office/word/2010/wordprocessingGroup" xmlns:wpi="http://schemas.microsoft.com/office/word/2010/wordprocessingInk" xmlns:wne="http://schemas.microsoft.com/office/word/2006/wordml" xmlns:wps="http://schemas.microsoft.com/office/word/2010/wordprocessingShape" mc:Ignorable="w14 w15 w16se w16cid w16 w16cex w16sdtdh w16sdtfl w16du wp14">
+<w:ftr xmlns:wpc="http://schemas.microsoft.com/office/word/2010/wordprocessingCanvas" xmlns:cx="http://schemas.microsoft.com/office/drawing/2014/chartex" xmlns:cx1="http://schemas.microsoft.com/office/drawing/2015/9/8/chartex" xmlns:cx2="http://schemas.microsoft.com/office/drawing/2015/10/21/chartex" xmlns:cx3="http://schemas.microsoft.com/office/drawing/2016/5/9/chartex" xmlns:cx4="http://schemas.microsoft.com/office/drawing/2016/5/10/chartex" xmlns:cx5="http://schemas.microsoft.com/office/drawing/2016/5/11/chartex" xmlns:cx6="http://schemas.microsoft.com/office/drawing/2016/5/12/chartex" xmlns:cx7="http://schemas.microsoft.com/office/drawing/2016/5/13/chartex" xmlns:cx8="http://schemas.microsoft.com/office/drawing/2016/5/14/chartex" xmlns:mc="http://schemas.openxmlformats.org/markup-compatibility/2006" xmlns:aink="http://schemas.microsoft.com/office/drawing/2016/ink" xmlns:am3d="http://schemas.microsoft.com/office/drawing/2017/model3d" xmlns:o="urn:schemas-microsoft-com:office:office" xmlns:r="http://schemas.openxmlformats.org/officeDocument/2006/relationships" xmlns:m="http://schemas.openxmlformats.org/officeDocument/2006/math" xmlns:v="urn:schemas-microsoft-com:vml" xmlns:wp14="http://schemas.microsoft.com/office/word/2010/wordprocessingDrawing" xmlns:wp="http://schemas.openxmlformats.org/drawingml/2006/wordprocessingDrawing" xmlns:w10="urn:schemas-microsoft-com:office:word" xmlns:w="http://schemas.openxmlformats.org/wordprocessingml/2006/main" xmlns:w14="http://schemas.microsoft.com/office/word/2010/wordml" xmlns:w15="http://schemas.microsoft.com/office/word/2012/wordml" xmlns:w16cid="http://schemas.microsoft.com/office/word/2016/wordml/cid" xmlns:w16se="http://schemas.microsoft.com/office/word/2015/wordml/symex" xmlns:wpg="http://schemas.microsoft.com/office/word/2010/wordprocessingGroup" xmlns:wpi="http://schemas.microsoft.com/office/word/2010/wordprocessingInk" xmlns:wne="http://schemas.microsoft.com/office/word/2006/wordml" xmlns:wps="http://schemas.microsoft.com/office/word/2010/wordprocessingShape" mc:Ignorable="w14 w15 w16se w16cid wp14">
   <w:p>
     <w:pPr>
       <w:pStyle w:val="Footer"/>
@@ -23351,7 +23624,7 @@
                     <adec:decorative xmlns:adec="http://schemas.microsoft.com/office/drawing/2017/decorative" val="1"/>
                   </a:ext>
                   <a:ext uri="{5AE41FA2-C0FF-4470-9BD4-5FADCA87CBE2}">
-                    <aclsh:classification xmlns:aclsh="http://schemas.microsoft.com/office/drawing/2020/classificationShape" classificationOutcomeType="ftr"/>
+                    <aclsh:classification xmlns:aclsh="http://schemas.microsoft.com/office/drawing/2020/classificationShape" xmlns:w16sdtfl="http://schemas.microsoft.com/office/word/2024/wordml/sdtformatlock" xmlns:w16sdtdh="http://schemas.microsoft.com/office/word/2020/wordml/sdtdatahash" xmlns:w16du="http://schemas.microsoft.com/office/word/2023/wordml/word16du" xmlns:w16="http://schemas.microsoft.com/office/word/2018/wordml" xmlns:w16cex="http://schemas.microsoft.com/office/word/2018/wordml/cex" xmlns:w="http://schemas.openxmlformats.org/wordprocessingml/2006/main" xmlns:w10="urn:schemas-microsoft-com:office:word" xmlns:v="urn:schemas-microsoft-com:vml" xmlns:oel="http://schemas.microsoft.com/office/2019/extlst" xmlns:o="urn:schemas-microsoft-com:office:office" xmlns="" classificationOutcomeType="ftr"/>
                   </a:ext>
                 </a:extLst>
               </wp:docPr>
@@ -23414,7 +23687,7 @@
               <v:stroke joinstyle="miter"/>
               <v:path gradientshapeok="t" o:connecttype="rect"/>
             </v:shapetype>
-            <v:shape id="Text Box 3" o:spid="_x0000_s1026" type="#_x0000_t202" alt="&quot;&quot;" style="position:absolute;margin-left:0;margin-top:0;width:34.95pt;height:34.95pt;z-index:251659264;visibility:visible;mso-wrap-style:none;mso-wrap-distance-left:0;mso-wrap-distance-top:0;mso-wrap-distance-right:0;mso-wrap-distance-bottom:0;mso-position-horizontal:center;mso-position-horizontal-relative:page;mso-position-vertical:bottom;mso-position-vertical-relative:page;v-text-anchor:bottom" o:gfxdata="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" filled="f" stroked="f">
+            <v:shape id="Text Box 3" o:spid="_x0000_s1026" type="#_x0000_t202" style="position:absolute;margin-left:0;margin-top:0;width:34.95pt;height:34.95pt;z-index:251659264;visibility:visible;mso-wrap-style:none;mso-wrap-distance-left:0;mso-wrap-distance-top:0;mso-wrap-distance-right:0;mso-wrap-distance-bottom:0;mso-position-horizontal:center;mso-position-horizontal-relative:page;mso-position-vertical:bottom;mso-position-vertical-relative:page;v-text-anchor:bottom" o:gfxdata="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" filled="f" stroked="f">
               <v:textbox style="mso-fit-shape-to-text:t" inset="0,0,0,15pt">
                 <w:txbxContent>
                   <w:p>
@@ -23449,7 +23722,7 @@
 </file>
 
 <file path=word/footer2.xml><?xml version="1.0" encoding="utf-8"?>
-<w:ftr xmlns:wpc="http://schemas.microsoft.com/office/word/2010/wordprocessingCanvas" xmlns:cx="http://schemas.microsoft.com/office/drawing/2014/chartex" xmlns:cx1="http://schemas.microsoft.com/office/drawing/2015/9/8/chartex" xmlns:cx2="http://schemas.microsoft.com/office/drawing/2015/10/21/chartex" xmlns:cx3="http://schemas.microsoft.com/office/drawing/2016/5/9/chartex" xmlns:cx4="http://schemas.microsoft.com/office/drawing/2016/5/10/chartex" xmlns:cx5="http://schemas.microsoft.com/office/drawing/2016/5/11/chartex" xmlns:cx6="http://schemas.microsoft.com/office/drawing/2016/5/12/chartex" xmlns:cx7="http://schemas.microsoft.com/office/drawing/2016/5/13/chartex" xmlns:cx8="http://schemas.microsoft.com/office/drawing/2016/5/14/chartex" xmlns:mc="http://schemas.openxmlformats.org/markup-compatibility/2006" xmlns:aink="http://schemas.microsoft.com/office/drawing/2016/ink" xmlns:am3d="http://schemas.microsoft.com/office/drawing/2017/model3d" xmlns:o="urn:schemas-microsoft-com:office:office" xmlns:oel="http://schemas.microsoft.com/office/2019/extlst" xmlns:r="http://schemas.openxmlformats.org/officeDocument/2006/relationships" xmlns:m="http://schemas.openxmlformats.org/officeDocument/2006/math" xmlns:v="urn:schemas-microsoft-com:vml" xmlns:wp14="http://schemas.microsoft.com/office/word/2010/wordprocessingDrawing" xmlns:wp="http://schemas.openxmlformats.org/drawingml/2006/wordprocessingDrawing" xmlns:w10="urn:schemas-microsoft-com:office:word" xmlns:w="http://schemas.openxmlformats.org/wordprocessingml/2006/main" xmlns:w14="http://schemas.microsoft.com/office/word/2010/wordml" xmlns:w15="http://schemas.microsoft.com/office/word/2012/wordml" xmlns:w16cex="http://schemas.microsoft.com/office/word/2018/wordml/cex" xmlns:w16cid="http://schemas.microsoft.com/office/word/2016/wordml/cid" xmlns:w16="http://schemas.microsoft.com/office/word/2018/wordml" xmlns:w16du="http://schemas.microsoft.com/office/word/2023/wordml/word16du" xmlns:w16sdtdh="http://schemas.microsoft.com/office/word/2020/wordml/sdtdatahash" xmlns:w16sdtfl="http://schemas.microsoft.com/office/word/2024/wordml/sdtformatlock" xmlns:w16se="http://schemas.microsoft.com/office/word/2015/wordml/symex" xmlns:wpg="http://schemas.microsoft.com/office/word/2010/wordprocessingGroup" xmlns:wpi="http://schemas.microsoft.com/office/word/2010/wordprocessingInk" xmlns:wne="http://schemas.microsoft.com/office/word/2006/wordml" xmlns:wps="http://schemas.microsoft.com/office/word/2010/wordprocessingShape" mc:Ignorable="w14 w15 w16se w16cid w16 w16cex w16sdtdh w16sdtfl w16du wp14">
+<w:ftr xmlns:wpc="http://schemas.microsoft.com/office/word/2010/wordprocessingCanvas" xmlns:cx="http://schemas.microsoft.com/office/drawing/2014/chartex" xmlns:cx1="http://schemas.microsoft.com/office/drawing/2015/9/8/chartex" xmlns:cx2="http://schemas.microsoft.com/office/drawing/2015/10/21/chartex" xmlns:cx3="http://schemas.microsoft.com/office/drawing/2016/5/9/chartex" xmlns:cx4="http://schemas.microsoft.com/office/drawing/2016/5/10/chartex" xmlns:cx5="http://schemas.microsoft.com/office/drawing/2016/5/11/chartex" xmlns:cx6="http://schemas.microsoft.com/office/drawing/2016/5/12/chartex" xmlns:cx7="http://schemas.microsoft.com/office/drawing/2016/5/13/chartex" xmlns:cx8="http://schemas.microsoft.com/office/drawing/2016/5/14/chartex" xmlns:mc="http://schemas.openxmlformats.org/markup-compatibility/2006" xmlns:aink="http://schemas.microsoft.com/office/drawing/2016/ink" xmlns:am3d="http://schemas.microsoft.com/office/drawing/2017/model3d" xmlns:o="urn:schemas-microsoft-com:office:office" xmlns:r="http://schemas.openxmlformats.org/officeDocument/2006/relationships" xmlns:m="http://schemas.openxmlformats.org/officeDocument/2006/math" xmlns:v="urn:schemas-microsoft-com:vml" xmlns:wp14="http://schemas.microsoft.com/office/word/2010/wordprocessingDrawing" xmlns:wp="http://schemas.openxmlformats.org/drawingml/2006/wordprocessingDrawing" xmlns:w10="urn:schemas-microsoft-com:office:word" xmlns:w="http://schemas.openxmlformats.org/wordprocessingml/2006/main" xmlns:w14="http://schemas.microsoft.com/office/word/2010/wordml" xmlns:w15="http://schemas.microsoft.com/office/word/2012/wordml" xmlns:w16cid="http://schemas.microsoft.com/office/word/2016/wordml/cid" xmlns:w16se="http://schemas.microsoft.com/office/word/2015/wordml/symex" xmlns:wpg="http://schemas.microsoft.com/office/word/2010/wordprocessingGroup" xmlns:wpi="http://schemas.microsoft.com/office/word/2010/wordprocessingInk" xmlns:wne="http://schemas.microsoft.com/office/word/2006/wordml" xmlns:wps="http://schemas.microsoft.com/office/word/2010/wordprocessingShape" mc:Ignorable="w14 w15 w16se w16cid wp14">
   <w:tbl>
     <w:tblPr>
       <w:tblStyle w:val="TableGrid"/>
@@ -23655,11 +23928,21 @@
           <w:r>
             <w:t xml:space="preserve"> of </w:t>
           </w:r>
-          <w:fldSimple w:instr=" NUMPAGES  \* Arabic  \* MERGEFORMAT ">
-            <w:r>
-              <w:t>9</w:t>
-            </w:r>
-          </w:fldSimple>
+          <w:r>
+            <w:fldChar w:fldCharType="begin"/>
+          </w:r>
+          <w:r>
+            <w:instrText xml:space="preserve"> NUMPAGES  \* Arabic  \* MERGEFORMAT </w:instrText>
+          </w:r>
+          <w:r>
+            <w:fldChar w:fldCharType="separate"/>
+          </w:r>
+          <w:r>
+            <w:t>9</w:t>
+          </w:r>
+          <w:r>
+            <w:fldChar w:fldCharType="end"/>
+          </w:r>
         </w:p>
       </w:tc>
       <w:tc>
@@ -23735,7 +24018,7 @@
 </file>
 
 <file path=word/footer3.xml><?xml version="1.0" encoding="utf-8"?>
-<w:ftr xmlns:wpc="http://schemas.microsoft.com/office/word/2010/wordprocessingCanvas" xmlns:cx="http://schemas.microsoft.com/office/drawing/2014/chartex" xmlns:cx1="http://schemas.microsoft.com/office/drawing/2015/9/8/chartex" xmlns:cx2="http://schemas.microsoft.com/office/drawing/2015/10/21/chartex" xmlns:cx3="http://schemas.microsoft.com/office/drawing/2016/5/9/chartex" xmlns:cx4="http://schemas.microsoft.com/office/drawing/2016/5/10/chartex" xmlns:cx5="http://schemas.microsoft.com/office/drawing/2016/5/11/chartex" xmlns:cx6="http://schemas.microsoft.com/office/drawing/2016/5/12/chartex" xmlns:cx7="http://schemas.microsoft.com/office/drawing/2016/5/13/chartex" xmlns:cx8="http://schemas.microsoft.com/office/drawing/2016/5/14/chartex" xmlns:mc="http://schemas.openxmlformats.org/markup-compatibility/2006" xmlns:aink="http://schemas.microsoft.com/office/drawing/2016/ink" xmlns:am3d="http://schemas.microsoft.com/office/drawing/2017/model3d" xmlns:o="urn:schemas-microsoft-com:office:office" xmlns:oel="http://schemas.microsoft.com/office/2019/extlst" xmlns:r="http://schemas.openxmlformats.org/officeDocument/2006/relationships" xmlns:m="http://schemas.openxmlformats.org/officeDocument/2006/math" xmlns:v="urn:schemas-microsoft-com:vml" xmlns:wp14="http://schemas.microsoft.com/office/word/2010/wordprocessingDrawing" xmlns:wp="http://schemas.openxmlformats.org/drawingml/2006/wordprocessingDrawing" xmlns:w10="urn:schemas-microsoft-com:office:word" xmlns:w="http://schemas.openxmlformats.org/wordprocessingml/2006/main" xmlns:w14="http://schemas.microsoft.com/office/word/2010/wordml" xmlns:w15="http://schemas.microsoft.com/office/word/2012/wordml" xmlns:w16cex="http://schemas.microsoft.com/office/word/2018/wordml/cex" xmlns:w16cid="http://schemas.microsoft.com/office/word/2016/wordml/cid" xmlns:w16="http://schemas.microsoft.com/office/word/2018/wordml" xmlns:w16du="http://schemas.microsoft.com/office/word/2023/wordml/word16du" xmlns:w16sdtdh="http://schemas.microsoft.com/office/word/2020/wordml/sdtdatahash" xmlns:w16sdtfl="http://schemas.microsoft.com/office/word/2024/wordml/sdtformatlock" xmlns:w16se="http://schemas.microsoft.com/office/word/2015/wordml/symex" xmlns:wpg="http://schemas.microsoft.com/office/word/2010/wordprocessingGroup" xmlns:wpi="http://schemas.microsoft.com/office/word/2010/wordprocessingInk" xmlns:wne="http://schemas.microsoft.com/office/word/2006/wordml" xmlns:wps="http://schemas.microsoft.com/office/word/2010/wordprocessingShape" mc:Ignorable="w14 w15 w16se w16cid w16 w16cex w16sdtdh w16sdtfl w16du wp14">
+<w:ftr xmlns:wpc="http://schemas.microsoft.com/office/word/2010/wordprocessingCanvas" xmlns:cx="http://schemas.microsoft.com/office/drawing/2014/chartex" xmlns:cx1="http://schemas.microsoft.com/office/drawing/2015/9/8/chartex" xmlns:cx2="http://schemas.microsoft.com/office/drawing/2015/10/21/chartex" xmlns:cx3="http://schemas.microsoft.com/office/drawing/2016/5/9/chartex" xmlns:cx4="http://schemas.microsoft.com/office/drawing/2016/5/10/chartex" xmlns:cx5="http://schemas.microsoft.com/office/drawing/2016/5/11/chartex" xmlns:cx6="http://schemas.microsoft.com/office/drawing/2016/5/12/chartex" xmlns:cx7="http://schemas.microsoft.com/office/drawing/2016/5/13/chartex" xmlns:cx8="http://schemas.microsoft.com/office/drawing/2016/5/14/chartex" xmlns:mc="http://schemas.openxmlformats.org/markup-compatibility/2006" xmlns:aink="http://schemas.microsoft.com/office/drawing/2016/ink" xmlns:am3d="http://schemas.microsoft.com/office/drawing/2017/model3d" xmlns:o="urn:schemas-microsoft-com:office:office" xmlns:r="http://schemas.openxmlformats.org/officeDocument/2006/relationships" xmlns:m="http://schemas.openxmlformats.org/officeDocument/2006/math" xmlns:v="urn:schemas-microsoft-com:vml" xmlns:wp14="http://schemas.microsoft.com/office/word/2010/wordprocessingDrawing" xmlns:wp="http://schemas.openxmlformats.org/drawingml/2006/wordprocessingDrawing" xmlns:w10="urn:schemas-microsoft-com:office:word" xmlns:w="http://schemas.openxmlformats.org/wordprocessingml/2006/main" xmlns:w14="http://schemas.microsoft.com/office/word/2010/wordml" xmlns:w15="http://schemas.microsoft.com/office/word/2012/wordml" xmlns:w16cid="http://schemas.microsoft.com/office/word/2016/wordml/cid" xmlns:w16se="http://schemas.microsoft.com/office/word/2015/wordml/symex" xmlns:wpg="http://schemas.microsoft.com/office/word/2010/wordprocessingGroup" xmlns:wpi="http://schemas.microsoft.com/office/word/2010/wordprocessingInk" xmlns:wne="http://schemas.microsoft.com/office/word/2006/wordml" xmlns:wps="http://schemas.microsoft.com/office/word/2010/wordprocessingShape" mc:Ignorable="w14 w15 w16se w16cid wp14">
   <w:p>
     <w:pPr>
       <w:pStyle w:val="Footer"/>
@@ -23764,7 +24047,7 @@
                     <adec:decorative xmlns:adec="http://schemas.microsoft.com/office/drawing/2017/decorative" val="1"/>
                   </a:ext>
                   <a:ext uri="{5AE41FA2-C0FF-4470-9BD4-5FADCA87CBE2}">
-                    <aclsh:classification xmlns:aclsh="http://schemas.microsoft.com/office/drawing/2020/classificationShape" classificationOutcomeType="ftr"/>
+                    <aclsh:classification xmlns:aclsh="http://schemas.microsoft.com/office/drawing/2020/classificationShape" xmlns:w16sdtfl="http://schemas.microsoft.com/office/word/2024/wordml/sdtformatlock" xmlns:w16sdtdh="http://schemas.microsoft.com/office/word/2020/wordml/sdtdatahash" xmlns:w16du="http://schemas.microsoft.com/office/word/2023/wordml/word16du" xmlns:w16="http://schemas.microsoft.com/office/word/2018/wordml" xmlns:w16cex="http://schemas.microsoft.com/office/word/2018/wordml/cex" xmlns:w="http://schemas.openxmlformats.org/wordprocessingml/2006/main" xmlns:w10="urn:schemas-microsoft-com:office:word" xmlns:v="urn:schemas-microsoft-com:vml" xmlns:oel="http://schemas.microsoft.com/office/2019/extlst" xmlns:o="urn:schemas-microsoft-com:office:office" xmlns="" classificationOutcomeType="ftr"/>
                   </a:ext>
                 </a:extLst>
               </wp:docPr>
@@ -23827,7 +24110,7 @@
               <v:stroke joinstyle="miter"/>
               <v:path gradientshapeok="t" o:connecttype="rect"/>
             </v:shapetype>
-            <v:shape id="Text Box 2" o:spid="_x0000_s1027" type="#_x0000_t202" alt="&quot;&quot;" style="position:absolute;margin-left:0;margin-top:0;width:34.95pt;height:34.95pt;z-index:251658240;visibility:visible;mso-wrap-style:none;mso-wrap-distance-left:0;mso-wrap-distance-top:0;mso-wrap-distance-right:0;mso-wrap-distance-bottom:0;mso-position-horizontal:center;mso-position-horizontal-relative:page;mso-position-vertical:bottom;mso-position-vertical-relative:page;v-text-anchor:bottom" o:gfxdata="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" filled="f" stroked="f">
+            <v:shape id="Text Box 2" o:spid="_x0000_s1027" type="#_x0000_t202" style="position:absolute;margin-left:0;margin-top:0;width:34.95pt;height:34.95pt;z-index:251658240;visibility:visible;mso-wrap-style:none;mso-wrap-distance-left:0;mso-wrap-distance-top:0;mso-wrap-distance-right:0;mso-wrap-distance-bottom:0;mso-position-horizontal:center;mso-position-horizontal-relative:page;mso-position-vertical:bottom;mso-position-vertical-relative:page;v-text-anchor:bottom" o:gfxdata="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" filled="f" stroked="f">
               <v:textbox style="mso-fit-shape-to-text:t" inset="0,0,0,15pt">
                 <w:txbxContent>
                   <w:p>
@@ -23878,11 +24161,21 @@
     <w:r>
       <w:t xml:space="preserve"> of </w:t>
     </w:r>
-    <w:fldSimple w:instr=" NUMPAGES  \* Arabic  \* MERGEFORMAT ">
-      <w:r>
-        <w:t>2</w:t>
-      </w:r>
-    </w:fldSimple>
+    <w:r>
+      <w:fldChar w:fldCharType="begin"/>
+    </w:r>
+    <w:r>
+      <w:instrText xml:space="preserve"> NUMPAGES  \* Arabic  \* MERGEFORMAT </w:instrText>
+    </w:r>
+    <w:r>
+      <w:fldChar w:fldCharType="separate"/>
+    </w:r>
+    <w:r>
+      <w:t>2</w:t>
+    </w:r>
+    <w:r>
+      <w:fldChar w:fldCharType="end"/>
+    </w:r>
     <w:r>
       <w:ptab w:relativeTo="margin" w:alignment="center" w:leader="none"/>
     </w:r>
@@ -23897,7 +24190,7 @@
 </file>
 
 <file path=word/footnotes.xml><?xml version="1.0" encoding="utf-8"?>
-<w:footnotes xmlns:wpc="http://schemas.microsoft.com/office/word/2010/wordprocessingCanvas" xmlns:cx="http://schemas.microsoft.com/office/drawing/2014/chartex" xmlns:cx1="http://schemas.microsoft.com/office/drawing/2015/9/8/chartex" xmlns:cx2="http://schemas.microsoft.com/office/drawing/2015/10/21/chartex" xmlns:cx3="http://schemas.microsoft.com/office/drawing/2016/5/9/chartex" xmlns:cx4="http://schemas.microsoft.com/office/drawing/2016/5/10/chartex" xmlns:cx5="http://schemas.microsoft.com/office/drawing/2016/5/11/chartex" xmlns:cx6="http://schemas.microsoft.com/office/drawing/2016/5/12/chartex" xmlns:cx7="http://schemas.microsoft.com/office/drawing/2016/5/13/chartex" xmlns:cx8="http://schemas.microsoft.com/office/drawing/2016/5/14/chartex" xmlns:mc="http://schemas.openxmlformats.org/markup-compatibility/2006" xmlns:aink="http://schemas.microsoft.com/office/drawing/2016/ink" xmlns:am3d="http://schemas.microsoft.com/office/drawing/2017/model3d" xmlns:o="urn:schemas-microsoft-com:office:office" xmlns:oel="http://schemas.microsoft.com/office/2019/extlst" xmlns:r="http://schemas.openxmlformats.org/officeDocument/2006/relationships" xmlns:m="http://schemas.openxmlformats.org/officeDocument/2006/math" xmlns:v="urn:schemas-microsoft-com:vml" xmlns:wp14="http://schemas.microsoft.com/office/word/2010/wordprocessingDrawing" xmlns:wp="http://schemas.openxmlformats.org/drawingml/2006/wordprocessingDrawing" xmlns:w10="urn:schemas-microsoft-com:office:word" xmlns:w="http://schemas.openxmlformats.org/wordprocessingml/2006/main" xmlns:w14="http://schemas.microsoft.com/office/word/2010/wordml" xmlns:w15="http://schemas.microsoft.com/office/word/2012/wordml" xmlns:w16cex="http://schemas.microsoft.com/office/word/2018/wordml/cex" xmlns:w16cid="http://schemas.microsoft.com/office/word/2016/wordml/cid" xmlns:w16="http://schemas.microsoft.com/office/word/2018/wordml" xmlns:w16du="http://schemas.microsoft.com/office/word/2023/wordml/word16du" xmlns:w16sdtdh="http://schemas.microsoft.com/office/word/2020/wordml/sdtdatahash" xmlns:w16sdtfl="http://schemas.microsoft.com/office/word/2024/wordml/sdtformatlock" xmlns:w16se="http://schemas.microsoft.com/office/word/2015/wordml/symex" xmlns:wpg="http://schemas.microsoft.com/office/word/2010/wordprocessingGroup" xmlns:wpi="http://schemas.microsoft.com/office/word/2010/wordprocessingInk" xmlns:wne="http://schemas.microsoft.com/office/word/2006/wordml" xmlns:wps="http://schemas.microsoft.com/office/word/2010/wordprocessingShape" mc:Ignorable="w14 w15 w16se w16cid w16 w16cex w16sdtdh w16sdtfl w16du wp14">
+<w:footnotes xmlns:wpc="http://schemas.microsoft.com/office/word/2010/wordprocessingCanvas" xmlns:cx="http://schemas.microsoft.com/office/drawing/2014/chartex" xmlns:cx1="http://schemas.microsoft.com/office/drawing/2015/9/8/chartex" xmlns:cx2="http://schemas.microsoft.com/office/drawing/2015/10/21/chartex" xmlns:cx3="http://schemas.microsoft.com/office/drawing/2016/5/9/chartex" xmlns:cx4="http://schemas.microsoft.com/office/drawing/2016/5/10/chartex" xmlns:cx5="http://schemas.microsoft.com/office/drawing/2016/5/11/chartex" xmlns:cx6="http://schemas.microsoft.com/office/drawing/2016/5/12/chartex" xmlns:cx7="http://schemas.microsoft.com/office/drawing/2016/5/13/chartex" xmlns:cx8="http://schemas.microsoft.com/office/drawing/2016/5/14/chartex" xmlns:mc="http://schemas.openxmlformats.org/markup-compatibility/2006" xmlns:aink="http://schemas.microsoft.com/office/drawing/2016/ink" xmlns:am3d="http://schemas.microsoft.com/office/drawing/2017/model3d" xmlns:o="urn:schemas-microsoft-com:office:office" xmlns:r="http://schemas.openxmlformats.org/officeDocument/2006/relationships" xmlns:m="http://schemas.openxmlformats.org/officeDocument/2006/math" xmlns:v="urn:schemas-microsoft-com:vml" xmlns:wp14="http://schemas.microsoft.com/office/word/2010/wordprocessingDrawing" xmlns:wp="http://schemas.openxmlformats.org/drawingml/2006/wordprocessingDrawing" xmlns:w10="urn:schemas-microsoft-com:office:word" xmlns:w="http://schemas.openxmlformats.org/wordprocessingml/2006/main" xmlns:w14="http://schemas.microsoft.com/office/word/2010/wordml" xmlns:w15="http://schemas.microsoft.com/office/word/2012/wordml" xmlns:w16cid="http://schemas.microsoft.com/office/word/2016/wordml/cid" xmlns:w16se="http://schemas.microsoft.com/office/word/2015/wordml/symex" xmlns:wpg="http://schemas.microsoft.com/office/word/2010/wordprocessingGroup" xmlns:wpi="http://schemas.microsoft.com/office/word/2010/wordprocessingInk" xmlns:wne="http://schemas.microsoft.com/office/word/2006/wordml" xmlns:wps="http://schemas.microsoft.com/office/word/2010/wordprocessingShape" mc:Ignorable="w14 w15 w16se w16cid wp14">
   <w:footnote w:type="separator" w:id="-1">
     <w:p>
       <w:r>
@@ -23918,7 +24211,7 @@
 </file>
 
 <file path=word/header1.xml><?xml version="1.0" encoding="utf-8"?>
-<w:hdr xmlns:wpc="http://schemas.microsoft.com/office/word/2010/wordprocessingCanvas" xmlns:cx="http://schemas.microsoft.com/office/drawing/2014/chartex" xmlns:cx1="http://schemas.microsoft.com/office/drawing/2015/9/8/chartex" xmlns:cx2="http://schemas.microsoft.com/office/drawing/2015/10/21/chartex" xmlns:cx3="http://schemas.microsoft.com/office/drawing/2016/5/9/chartex" xmlns:cx4="http://schemas.microsoft.com/office/drawing/2016/5/10/chartex" xmlns:cx5="http://schemas.microsoft.com/office/drawing/2016/5/11/chartex" xmlns:cx6="http://schemas.microsoft.com/office/drawing/2016/5/12/chartex" xmlns:cx7="http://schemas.microsoft.com/office/drawing/2016/5/13/chartex" xmlns:cx8="http://schemas.microsoft.com/office/drawing/2016/5/14/chartex" xmlns:mc="http://schemas.openxmlformats.org/markup-compatibility/2006" xmlns:aink="http://schemas.microsoft.com/office/drawing/2016/ink" xmlns:am3d="http://schemas.microsoft.com/office/drawing/2017/model3d" xmlns:o="urn:schemas-microsoft-com:office:office" xmlns:oel="http://schemas.microsoft.com/office/2019/extlst" xmlns:r="http://schemas.openxmlformats.org/officeDocument/2006/relationships" xmlns:m="http://schemas.openxmlformats.org/officeDocument/2006/math" xmlns:v="urn:schemas-microsoft-com:vml" xmlns:wp14="http://schemas.microsoft.com/office/word/2010/wordprocessingDrawing" xmlns:wp="http://schemas.openxmlformats.org/drawingml/2006/wordprocessingDrawing" xmlns:w10="urn:schemas-microsoft-com:office:word" xmlns:w="http://schemas.openxmlformats.org/wordprocessingml/2006/main" xmlns:w14="http://schemas.microsoft.com/office/word/2010/wordml" xmlns:w15="http://schemas.microsoft.com/office/word/2012/wordml" xmlns:w16cex="http://schemas.microsoft.com/office/word/2018/wordml/cex" xmlns:w16cid="http://schemas.microsoft.com/office/word/2016/wordml/cid" xmlns:w16="http://schemas.microsoft.com/office/word/2018/wordml" xmlns:w16du="http://schemas.microsoft.com/office/word/2023/wordml/word16du" xmlns:w16sdtdh="http://schemas.microsoft.com/office/word/2020/wordml/sdtdatahash" xmlns:w16sdtfl="http://schemas.microsoft.com/office/word/2024/wordml/sdtformatlock" xmlns:w16se="http://schemas.microsoft.com/office/word/2015/wordml/symex" xmlns:wpg="http://schemas.microsoft.com/office/word/2010/wordprocessingGroup" xmlns:wpi="http://schemas.microsoft.com/office/word/2010/wordprocessingInk" xmlns:wne="http://schemas.microsoft.com/office/word/2006/wordml" xmlns:wps="http://schemas.microsoft.com/office/word/2010/wordprocessingShape" mc:Ignorable="w14 w15 w16se w16cid w16 w16cex w16sdtdh w16sdtfl w16du wp14">
+<w:hdr xmlns:wpc="http://schemas.microsoft.com/office/word/2010/wordprocessingCanvas" xmlns:cx="http://schemas.microsoft.com/office/drawing/2014/chartex" xmlns:cx1="http://schemas.microsoft.com/office/drawing/2015/9/8/chartex" xmlns:cx2="http://schemas.microsoft.com/office/drawing/2015/10/21/chartex" xmlns:cx3="http://schemas.microsoft.com/office/drawing/2016/5/9/chartex" xmlns:cx4="http://schemas.microsoft.com/office/drawing/2016/5/10/chartex" xmlns:cx5="http://schemas.microsoft.com/office/drawing/2016/5/11/chartex" xmlns:cx6="http://schemas.microsoft.com/office/drawing/2016/5/12/chartex" xmlns:cx7="http://schemas.microsoft.com/office/drawing/2016/5/13/chartex" xmlns:cx8="http://schemas.microsoft.com/office/drawing/2016/5/14/chartex" xmlns:mc="http://schemas.openxmlformats.org/markup-compatibility/2006" xmlns:aink="http://schemas.microsoft.com/office/drawing/2016/ink" xmlns:am3d="http://schemas.microsoft.com/office/drawing/2017/model3d" xmlns:o="urn:schemas-microsoft-com:office:office" xmlns:r="http://schemas.openxmlformats.org/officeDocument/2006/relationships" xmlns:m="http://schemas.openxmlformats.org/officeDocument/2006/math" xmlns:v="urn:schemas-microsoft-com:vml" xmlns:wp14="http://schemas.microsoft.com/office/word/2010/wordprocessingDrawing" xmlns:wp="http://schemas.openxmlformats.org/drawingml/2006/wordprocessingDrawing" xmlns:w10="urn:schemas-microsoft-com:office:word" xmlns:w="http://schemas.openxmlformats.org/wordprocessingml/2006/main" xmlns:w14="http://schemas.microsoft.com/office/word/2010/wordml" xmlns:w15="http://schemas.microsoft.com/office/word/2012/wordml" xmlns:w16cid="http://schemas.microsoft.com/office/word/2016/wordml/cid" xmlns:w16se="http://schemas.microsoft.com/office/word/2015/wordml/symex" xmlns:wpg="http://schemas.microsoft.com/office/word/2010/wordprocessingGroup" xmlns:wpi="http://schemas.microsoft.com/office/word/2010/wordprocessingInk" xmlns:wne="http://schemas.microsoft.com/office/word/2006/wordml" xmlns:wps="http://schemas.microsoft.com/office/word/2010/wordprocessingShape" mc:Ignorable="w14 w15 w16se w16cid wp14">
   <w:p>
     <w:pPr>
       <w:pStyle w:val="Header"/>
@@ -23928,367 +24221,8 @@
 </file>
 
 <file path=word/numbering.xml><?xml version="1.0" encoding="utf-8"?>
-<w:numbering xmlns:wpc="http://schemas.microsoft.com/office/word/2010/wordprocessingCanvas" xmlns:cx="http://schemas.microsoft.com/office/drawing/2014/chartex" xmlns:cx1="http://schemas.microsoft.com/office/drawing/2015/9/8/chartex" xmlns:cx2="http://schemas.microsoft.com/office/drawing/2015/10/21/chartex" xmlns:cx3="http://schemas.microsoft.com/office/drawing/2016/5/9/chartex" xmlns:cx4="http://schemas.microsoft.com/office/drawing/2016/5/10/chartex" xmlns:cx5="http://schemas.microsoft.com/office/drawing/2016/5/11/chartex" xmlns:cx6="http://schemas.microsoft.com/office/drawing/2016/5/12/chartex" xmlns:cx7="http://schemas.microsoft.com/office/drawing/2016/5/13/chartex" xmlns:cx8="http://schemas.microsoft.com/office/drawing/2016/5/14/chartex" xmlns:mc="http://schemas.openxmlformats.org/markup-compatibility/2006" xmlns:aink="http://schemas.microsoft.com/office/drawing/2016/ink" xmlns:am3d="http://schemas.microsoft.com/office/drawing/2017/model3d" xmlns:o="urn:schemas-microsoft-com:office:office" xmlns:oel="http://schemas.microsoft.com/office/2019/extlst" xmlns:r="http://schemas.openxmlformats.org/officeDocument/2006/relationships" xmlns:m="http://schemas.openxmlformats.org/officeDocument/2006/math" xmlns:v="urn:schemas-microsoft-com:vml" xmlns:wp14="http://schemas.microsoft.com/office/word/2010/wordprocessingDrawing" xmlns:wp="http://schemas.openxmlformats.org/drawingml/2006/wordprocessingDrawing" xmlns:w10="urn:schemas-microsoft-com:office:word" xmlns:w="http://schemas.openxmlformats.org/wordprocessingml/2006/main" xmlns:w14="http://schemas.microsoft.com/office/word/2010/wordml" xmlns:w15="http://schemas.microsoft.com/office/word/2012/wordml" xmlns:w16cex="http://schemas.microsoft.com/office/word/2018/wordml/cex" xmlns:w16cid="http://schemas.microsoft.com/office/word/2016/wordml/cid" xmlns:w16="http://schemas.microsoft.com/office/word/2018/wordml" xmlns:w16du="http://schemas.microsoft.com/office/word/2023/wordml/word16du" xmlns:w16sdtdh="http://schemas.microsoft.com/office/word/2020/wordml/sdtdatahash" xmlns:w16sdtfl="http://schemas.microsoft.com/office/word/2024/wordml/sdtformatlock" xmlns:w16se="http://schemas.microsoft.com/office/word/2015/wordml/symex" xmlns:wpg="http://schemas.microsoft.com/office/word/2010/wordprocessingGroup" xmlns:wpi="http://schemas.microsoft.com/office/word/2010/wordprocessingInk" xmlns:wne="http://schemas.microsoft.com/office/word/2006/wordml" xmlns:wps="http://schemas.microsoft.com/office/word/2010/wordprocessingShape" mc:Ignorable="w14 w15 w16se w16cid w16 w16cex w16sdtdh w16sdtfl w16du wp14">
+<w:numbering xmlns:wpc="http://schemas.microsoft.com/office/word/2010/wordprocessingCanvas" xmlns:cx="http://schemas.microsoft.com/office/drawing/2014/chartex" xmlns:cx1="http://schemas.microsoft.com/office/drawing/2015/9/8/chartex" xmlns:cx2="http://schemas.microsoft.com/office/drawing/2015/10/21/chartex" xmlns:cx3="http://schemas.microsoft.com/office/drawing/2016/5/9/chartex" xmlns:cx4="http://schemas.microsoft.com/office/drawing/2016/5/10/chartex" xmlns:cx5="http://schemas.microsoft.com/office/drawing/2016/5/11/chartex" xmlns:cx6="http://schemas.microsoft.com/office/drawing/2016/5/12/chartex" xmlns:cx7="http://schemas.microsoft.com/office/drawing/2016/5/13/chartex" xmlns:cx8="http://schemas.microsoft.com/office/drawing/2016/5/14/chartex" xmlns:mc="http://schemas.openxmlformats.org/markup-compatibility/2006" xmlns:aink="http://schemas.microsoft.com/office/drawing/2016/ink" xmlns:am3d="http://schemas.microsoft.com/office/drawing/2017/model3d" xmlns:o="urn:schemas-microsoft-com:office:office" xmlns:r="http://schemas.openxmlformats.org/officeDocument/2006/relationships" xmlns:m="http://schemas.openxmlformats.org/officeDocument/2006/math" xmlns:v="urn:schemas-microsoft-com:vml" xmlns:wp14="http://schemas.microsoft.com/office/word/2010/wordprocessingDrawing" xmlns:wp="http://schemas.openxmlformats.org/drawingml/2006/wordprocessingDrawing" xmlns:w10="urn:schemas-microsoft-com:office:word" xmlns:w="http://schemas.openxmlformats.org/wordprocessingml/2006/main" xmlns:w14="http://schemas.microsoft.com/office/word/2010/wordml" xmlns:w15="http://schemas.microsoft.com/office/word/2012/wordml" xmlns:w16cid="http://schemas.microsoft.com/office/word/2016/wordml/cid" xmlns:w16se="http://schemas.microsoft.com/office/word/2015/wordml/symex" xmlns:wpg="http://schemas.microsoft.com/office/word/2010/wordprocessingGroup" xmlns:wpi="http://schemas.microsoft.com/office/word/2010/wordprocessingInk" xmlns:wne="http://schemas.microsoft.com/office/word/2006/wordml" xmlns:wps="http://schemas.microsoft.com/office/word/2010/wordprocessingShape" mc:Ignorable="w14 w15 w16se w16cid wp14">
   <w:abstractNum w:abstractNumId="0" w15:restartNumberingAfterBreak="0">
-    <w:nsid w:val="FFFFFF80"/>
-    <w:multiLevelType w:val="singleLevel"/>
-    <w:tmpl w:val="F36ADC8E"/>
-    <w:lvl w:ilvl="0">
-      <w:start w:val="1"/>
-      <w:numFmt w:val="bullet"/>
-      <w:lvlText w:val=""/>
-      <w:lvlJc w:val="left"/>
-      <w:pPr>
-        <w:tabs>
-          <w:tab w:val="num" w:pos="1492"/>
-        </w:tabs>
-        <w:ind w:left="1492" w:hanging="360"/>
-      </w:pPr>
-      <w:rPr>
-        <w:rFonts w:ascii="Symbol" w:hAnsi="Symbol" w:hint="default"/>
-      </w:rPr>
-    </w:lvl>
-  </w:abstractNum>
-  <w:abstractNum w:abstractNumId="1" w15:restartNumberingAfterBreak="0">
-    <w:nsid w:val="0021143E"/>
-    <w:multiLevelType w:val="hybridMultilevel"/>
-    <w:tmpl w:val="D48A5310"/>
-    <w:lvl w:ilvl="0" w:tplc="0409000F">
-      <w:start w:val="1"/>
-      <w:numFmt w:val="decimal"/>
-      <w:lvlText w:val="%1."/>
-      <w:lvlJc w:val="left"/>
-      <w:pPr>
-        <w:ind w:left="1800" w:hanging="360"/>
-      </w:pPr>
-      <w:rPr>
-        <w:rFonts w:hint="default"/>
-      </w:rPr>
-    </w:lvl>
-    <w:lvl w:ilvl="1" w:tplc="FFFFFFFF" w:tentative="1">
-      <w:start w:val="1"/>
-      <w:numFmt w:val="bullet"/>
-      <w:lvlText w:val="o"/>
-      <w:lvlJc w:val="left"/>
-      <w:pPr>
-        <w:ind w:left="2520" w:hanging="360"/>
-      </w:pPr>
-      <w:rPr>
-        <w:rFonts w:ascii="Courier New" w:hAnsi="Courier New" w:cs="Courier New" w:hint="default"/>
-      </w:rPr>
-    </w:lvl>
-    <w:lvl w:ilvl="2" w:tplc="FFFFFFFF" w:tentative="1">
-      <w:start w:val="1"/>
-      <w:numFmt w:val="bullet"/>
-      <w:lvlText w:val=""/>
-      <w:lvlJc w:val="left"/>
-      <w:pPr>
-        <w:ind w:left="3240" w:hanging="360"/>
-      </w:pPr>
-      <w:rPr>
-        <w:rFonts w:ascii="Wingdings" w:hAnsi="Wingdings" w:hint="default"/>
-      </w:rPr>
-    </w:lvl>
-    <w:lvl w:ilvl="3" w:tplc="FFFFFFFF" w:tentative="1">
-      <w:start w:val="1"/>
-      <w:numFmt w:val="bullet"/>
-      <w:lvlText w:val=""/>
-      <w:lvlJc w:val="left"/>
-      <w:pPr>
-        <w:ind w:left="3960" w:hanging="360"/>
-      </w:pPr>
-      <w:rPr>
-        <w:rFonts w:ascii="Symbol" w:hAnsi="Symbol" w:hint="default"/>
-      </w:rPr>
-    </w:lvl>
-    <w:lvl w:ilvl="4" w:tplc="FFFFFFFF" w:tentative="1">
-      <w:start w:val="1"/>
-      <w:numFmt w:val="bullet"/>
-      <w:lvlText w:val="o"/>
-      <w:lvlJc w:val="left"/>
-      <w:pPr>
-        <w:ind w:left="4680" w:hanging="360"/>
-      </w:pPr>
-      <w:rPr>
-        <w:rFonts w:ascii="Courier New" w:hAnsi="Courier New" w:cs="Courier New" w:hint="default"/>
-      </w:rPr>
-    </w:lvl>
-    <w:lvl w:ilvl="5" w:tplc="FFFFFFFF" w:tentative="1">
-      <w:start w:val="1"/>
-      <w:numFmt w:val="bullet"/>
-      <w:lvlText w:val=""/>
-      <w:lvlJc w:val="left"/>
-      <w:pPr>
-        <w:ind w:left="5400" w:hanging="360"/>
-      </w:pPr>
-      <w:rPr>
-        <w:rFonts w:ascii="Wingdings" w:hAnsi="Wingdings" w:hint="default"/>
-      </w:rPr>
-    </w:lvl>
-    <w:lvl w:ilvl="6" w:tplc="FFFFFFFF" w:tentative="1">
-      <w:start w:val="1"/>
-      <w:numFmt w:val="bullet"/>
-      <w:lvlText w:val=""/>
-      <w:lvlJc w:val="left"/>
-      <w:pPr>
-        <w:ind w:left="6120" w:hanging="360"/>
-      </w:pPr>
-      <w:rPr>
-        <w:rFonts w:ascii="Symbol" w:hAnsi="Symbol" w:hint="default"/>
-      </w:rPr>
-    </w:lvl>
-    <w:lvl w:ilvl="7" w:tplc="FFFFFFFF" w:tentative="1">
-      <w:start w:val="1"/>
-      <w:numFmt w:val="bullet"/>
-      <w:lvlText w:val="o"/>
-      <w:lvlJc w:val="left"/>
-      <w:pPr>
-        <w:ind w:left="6840" w:hanging="360"/>
-      </w:pPr>
-      <w:rPr>
-        <w:rFonts w:ascii="Courier New" w:hAnsi="Courier New" w:cs="Courier New" w:hint="default"/>
-      </w:rPr>
-    </w:lvl>
-    <w:lvl w:ilvl="8" w:tplc="FFFFFFFF" w:tentative="1">
-      <w:start w:val="1"/>
-      <w:numFmt w:val="bullet"/>
-      <w:lvlText w:val=""/>
-      <w:lvlJc w:val="left"/>
-      <w:pPr>
-        <w:ind w:left="7560" w:hanging="360"/>
-      </w:pPr>
-      <w:rPr>
-        <w:rFonts w:ascii="Wingdings" w:hAnsi="Wingdings" w:hint="default"/>
-      </w:rPr>
-    </w:lvl>
-  </w:abstractNum>
-  <w:abstractNum w:abstractNumId="2" w15:restartNumberingAfterBreak="0">
-    <w:nsid w:val="01827B58"/>
-    <w:multiLevelType w:val="hybridMultilevel"/>
-    <w:tmpl w:val="70B09C9A"/>
-    <w:lvl w:ilvl="0" w:tplc="04090001">
-      <w:start w:val="1"/>
-      <w:numFmt w:val="bullet"/>
-      <w:lvlText w:val=""/>
-      <w:lvlJc w:val="left"/>
-      <w:pPr>
-        <w:ind w:left="1494" w:hanging="360"/>
-      </w:pPr>
-      <w:rPr>
-        <w:rFonts w:ascii="Symbol" w:hAnsi="Symbol" w:hint="default"/>
-      </w:rPr>
-    </w:lvl>
-    <w:lvl w:ilvl="1" w:tplc="04090003" w:tentative="1">
-      <w:start w:val="1"/>
-      <w:numFmt w:val="bullet"/>
-      <w:lvlText w:val="o"/>
-      <w:lvlJc w:val="left"/>
-      <w:pPr>
-        <w:ind w:left="2214" w:hanging="360"/>
-      </w:pPr>
-      <w:rPr>
-        <w:rFonts w:ascii="Courier New" w:hAnsi="Courier New" w:cs="Courier New" w:hint="default"/>
-      </w:rPr>
-    </w:lvl>
-    <w:lvl w:ilvl="2" w:tplc="04090005" w:tentative="1">
-      <w:start w:val="1"/>
-      <w:numFmt w:val="bullet"/>
-      <w:lvlText w:val=""/>
-      <w:lvlJc w:val="left"/>
-      <w:pPr>
-        <w:ind w:left="2934" w:hanging="360"/>
-      </w:pPr>
-      <w:rPr>
-        <w:rFonts w:ascii="Wingdings" w:hAnsi="Wingdings" w:hint="default"/>
-      </w:rPr>
-    </w:lvl>
-    <w:lvl w:ilvl="3" w:tplc="04090001" w:tentative="1">
-      <w:start w:val="1"/>
-      <w:numFmt w:val="bullet"/>
-      <w:lvlText w:val=""/>
-      <w:lvlJc w:val="left"/>
-      <w:pPr>
-        <w:ind w:left="3654" w:hanging="360"/>
-      </w:pPr>
-      <w:rPr>
-        <w:rFonts w:ascii="Symbol" w:hAnsi="Symbol" w:hint="default"/>
-      </w:rPr>
-    </w:lvl>
-    <w:lvl w:ilvl="4" w:tplc="04090003" w:tentative="1">
-      <w:start w:val="1"/>
-      <w:numFmt w:val="bullet"/>
-      <w:lvlText w:val="o"/>
-      <w:lvlJc w:val="left"/>
-      <w:pPr>
-        <w:ind w:left="4374" w:hanging="360"/>
-      </w:pPr>
-      <w:rPr>
-        <w:rFonts w:ascii="Courier New" w:hAnsi="Courier New" w:cs="Courier New" w:hint="default"/>
-      </w:rPr>
-    </w:lvl>
-    <w:lvl w:ilvl="5" w:tplc="04090005" w:tentative="1">
-      <w:start w:val="1"/>
-      <w:numFmt w:val="bullet"/>
-      <w:lvlText w:val=""/>
-      <w:lvlJc w:val="left"/>
-      <w:pPr>
-        <w:ind w:left="5094" w:hanging="360"/>
-      </w:pPr>
-      <w:rPr>
-        <w:rFonts w:ascii="Wingdings" w:hAnsi="Wingdings" w:hint="default"/>
-      </w:rPr>
-    </w:lvl>
-    <w:lvl w:ilvl="6" w:tplc="04090001" w:tentative="1">
-      <w:start w:val="1"/>
-      <w:numFmt w:val="bullet"/>
-      <w:lvlText w:val=""/>
-      <w:lvlJc w:val="left"/>
-      <w:pPr>
-        <w:ind w:left="5814" w:hanging="360"/>
-      </w:pPr>
-      <w:rPr>
-        <w:rFonts w:ascii="Symbol" w:hAnsi="Symbol" w:hint="default"/>
-      </w:rPr>
-    </w:lvl>
-    <w:lvl w:ilvl="7" w:tplc="04090003" w:tentative="1">
-      <w:start w:val="1"/>
-      <w:numFmt w:val="bullet"/>
-      <w:lvlText w:val="o"/>
-      <w:lvlJc w:val="left"/>
-      <w:pPr>
-        <w:ind w:left="6534" w:hanging="360"/>
-      </w:pPr>
-      <w:rPr>
-        <w:rFonts w:ascii="Courier New" w:hAnsi="Courier New" w:cs="Courier New" w:hint="default"/>
-      </w:rPr>
-    </w:lvl>
-    <w:lvl w:ilvl="8" w:tplc="04090005" w:tentative="1">
-      <w:start w:val="1"/>
-      <w:numFmt w:val="bullet"/>
-      <w:lvlText w:val=""/>
-      <w:lvlJc w:val="left"/>
-      <w:pPr>
-        <w:ind w:left="7254" w:hanging="360"/>
-      </w:pPr>
-      <w:rPr>
-        <w:rFonts w:ascii="Wingdings" w:hAnsi="Wingdings" w:hint="default"/>
-      </w:rPr>
-    </w:lvl>
-  </w:abstractNum>
-  <w:abstractNum w:abstractNumId="3" w15:restartNumberingAfterBreak="0">
-    <w:nsid w:val="020D4E61"/>
-    <w:multiLevelType w:val="hybridMultilevel"/>
-    <w:tmpl w:val="D17C3238"/>
-    <w:lvl w:ilvl="0" w:tplc="08090001">
-      <w:start w:val="1"/>
-      <w:numFmt w:val="bullet"/>
-      <w:lvlText w:val=""/>
-      <w:lvlJc w:val="left"/>
-      <w:pPr>
-        <w:ind w:left="1080" w:hanging="360"/>
-      </w:pPr>
-      <w:rPr>
-        <w:rFonts w:ascii="Symbol" w:hAnsi="Symbol" w:hint="default"/>
-      </w:rPr>
-    </w:lvl>
-    <w:lvl w:ilvl="1" w:tplc="FFFFFFFF" w:tentative="1">
-      <w:start w:val="1"/>
-      <w:numFmt w:val="bullet"/>
-      <w:lvlText w:val="o"/>
-      <w:lvlJc w:val="left"/>
-      <w:pPr>
-        <w:ind w:left="1800" w:hanging="360"/>
-      </w:pPr>
-      <w:rPr>
-        <w:rFonts w:ascii="Courier New" w:hAnsi="Courier New" w:cs="Courier New" w:hint="default"/>
-      </w:rPr>
-    </w:lvl>
-    <w:lvl w:ilvl="2" w:tplc="FFFFFFFF" w:tentative="1">
-      <w:start w:val="1"/>
-      <w:numFmt w:val="bullet"/>
-      <w:lvlText w:val=""/>
-      <w:lvlJc w:val="left"/>
-      <w:pPr>
-        <w:ind w:left="2520" w:hanging="360"/>
-      </w:pPr>
-      <w:rPr>
-        <w:rFonts w:ascii="Wingdings" w:hAnsi="Wingdings" w:hint="default"/>
-      </w:rPr>
-    </w:lvl>
-    <w:lvl w:ilvl="3" w:tplc="FFFFFFFF" w:tentative="1">
-      <w:start w:val="1"/>
-      <w:numFmt w:val="bullet"/>
-      <w:lvlText w:val=""/>
-      <w:lvlJc w:val="left"/>
-      <w:pPr>
-        <w:ind w:left="3240" w:hanging="360"/>
-      </w:pPr>
-      <w:rPr>
-        <w:rFonts w:ascii="Symbol" w:hAnsi="Symbol" w:hint="default"/>
-      </w:rPr>
-    </w:lvl>
-    <w:lvl w:ilvl="4" w:tplc="FFFFFFFF" w:tentative="1">
-      <w:start w:val="1"/>
-      <w:numFmt w:val="bullet"/>
-      <w:lvlText w:val="o"/>
-      <w:lvlJc w:val="left"/>
-      <w:pPr>
-        <w:ind w:left="3960" w:hanging="360"/>
-      </w:pPr>
-      <w:rPr>
-        <w:rFonts w:ascii="Courier New" w:hAnsi="Courier New" w:cs="Courier New" w:hint="default"/>
-      </w:rPr>
-    </w:lvl>
-    <w:lvl w:ilvl="5" w:tplc="FFFFFFFF" w:tentative="1">
-      <w:start w:val="1"/>
-      <w:numFmt w:val="bullet"/>
-      <w:lvlText w:val=""/>
-      <w:lvlJc w:val="left"/>
-      <w:pPr>
-        <w:ind w:left="4680" w:hanging="360"/>
-      </w:pPr>
-      <w:rPr>
-        <w:rFonts w:ascii="Wingdings" w:hAnsi="Wingdings" w:hint="default"/>
-      </w:rPr>
-    </w:lvl>
-    <w:lvl w:ilvl="6" w:tplc="FFFFFFFF" w:tentative="1">
-      <w:start w:val="1"/>
-      <w:numFmt w:val="bullet"/>
-      <w:lvlText w:val=""/>
-      <w:lvlJc w:val="left"/>
-      <w:pPr>
-        <w:ind w:left="5400" w:hanging="360"/>
-      </w:pPr>
-      <w:rPr>
-        <w:rFonts w:ascii="Symbol" w:hAnsi="Symbol" w:hint="default"/>
-      </w:rPr>
-    </w:lvl>
-    <w:lvl w:ilvl="7" w:tplc="FFFFFFFF" w:tentative="1">
-      <w:start w:val="1"/>
-      <w:numFmt w:val="bullet"/>
-      <w:lvlText w:val="o"/>
-      <w:lvlJc w:val="left"/>
-      <w:pPr>
-        <w:ind w:left="6120" w:hanging="360"/>
-      </w:pPr>
-      <w:rPr>
-        <w:rFonts w:ascii="Courier New" w:hAnsi="Courier New" w:cs="Courier New" w:hint="default"/>
-      </w:rPr>
-    </w:lvl>
-    <w:lvl w:ilvl="8" w:tplc="FFFFFFFF" w:tentative="1">
-      <w:start w:val="1"/>
-      <w:numFmt w:val="bullet"/>
-      <w:lvlText w:val=""/>
-      <w:lvlJc w:val="left"/>
-      <w:pPr>
-        <w:ind w:left="6840" w:hanging="360"/>
-      </w:pPr>
-      <w:rPr>
-        <w:rFonts w:ascii="Wingdings" w:hAnsi="Wingdings" w:hint="default"/>
-      </w:rPr>
-    </w:lvl>
-  </w:abstractNum>
-  <w:abstractNum w:abstractNumId="4" w15:restartNumberingAfterBreak="0">
     <w:nsid w:val="03B016DD"/>
     <w:multiLevelType w:val="hybridMultilevel"/>
     <w:tmpl w:val="59466736"/>
@@ -24402,7 +24336,7 @@
       </w:rPr>
     </w:lvl>
   </w:abstractNum>
-  <w:abstractNum w:abstractNumId="5" w15:restartNumberingAfterBreak="0">
+  <w:abstractNum w:abstractNumId="1" w15:restartNumberingAfterBreak="0">
     <w:nsid w:val="04960EEC"/>
     <w:multiLevelType w:val="hybridMultilevel"/>
     <w:tmpl w:val="520AD44C"/>
@@ -24519,7 +24453,7 @@
       </w:rPr>
     </w:lvl>
   </w:abstractNum>
-  <w:abstractNum w:abstractNumId="6" w15:restartNumberingAfterBreak="0">
+  <w:abstractNum w:abstractNumId="2" w15:restartNumberingAfterBreak="0">
     <w:nsid w:val="04AC744E"/>
     <w:multiLevelType w:val="hybridMultilevel"/>
     <w:tmpl w:val="0D885C7E"/>
@@ -24632,97 +24566,7 @@
       </w:rPr>
     </w:lvl>
   </w:abstractNum>
-  <w:abstractNum w:abstractNumId="7" w15:restartNumberingAfterBreak="0">
-    <w:nsid w:val="0950728E"/>
-    <w:multiLevelType w:val="hybridMultilevel"/>
-    <w:tmpl w:val="4A24A368"/>
-    <w:lvl w:ilvl="0" w:tplc="0C09000F">
-      <w:start w:val="1"/>
-      <w:numFmt w:val="decimal"/>
-      <w:lvlText w:val="%1."/>
-      <w:lvlJc w:val="left"/>
-      <w:pPr>
-        <w:ind w:left="720" w:hanging="360"/>
-      </w:pPr>
-      <w:rPr>
-        <w:rFonts w:hint="default"/>
-        <w:color w:val="auto"/>
-      </w:rPr>
-    </w:lvl>
-    <w:lvl w:ilvl="1" w:tplc="0C090019" w:tentative="1">
-      <w:start w:val="1"/>
-      <w:numFmt w:val="lowerLetter"/>
-      <w:lvlText w:val="%2."/>
-      <w:lvlJc w:val="left"/>
-      <w:pPr>
-        <w:ind w:left="1440" w:hanging="360"/>
-      </w:pPr>
-    </w:lvl>
-    <w:lvl w:ilvl="2" w:tplc="0C09001B" w:tentative="1">
-      <w:start w:val="1"/>
-      <w:numFmt w:val="lowerRoman"/>
-      <w:lvlText w:val="%3."/>
-      <w:lvlJc w:val="right"/>
-      <w:pPr>
-        <w:ind w:left="2160" w:hanging="180"/>
-      </w:pPr>
-    </w:lvl>
-    <w:lvl w:ilvl="3" w:tplc="0C09000F" w:tentative="1">
-      <w:start w:val="1"/>
-      <w:numFmt w:val="decimal"/>
-      <w:lvlText w:val="%4."/>
-      <w:lvlJc w:val="left"/>
-      <w:pPr>
-        <w:ind w:left="2880" w:hanging="360"/>
-      </w:pPr>
-    </w:lvl>
-    <w:lvl w:ilvl="4" w:tplc="0C090019" w:tentative="1">
-      <w:start w:val="1"/>
-      <w:numFmt w:val="lowerLetter"/>
-      <w:lvlText w:val="%5."/>
-      <w:lvlJc w:val="left"/>
-      <w:pPr>
-        <w:ind w:left="3600" w:hanging="360"/>
-      </w:pPr>
-    </w:lvl>
-    <w:lvl w:ilvl="5" w:tplc="0C09001B" w:tentative="1">
-      <w:start w:val="1"/>
-      <w:numFmt w:val="lowerRoman"/>
-      <w:lvlText w:val="%6."/>
-      <w:lvlJc w:val="right"/>
-      <w:pPr>
-        <w:ind w:left="4320" w:hanging="180"/>
-      </w:pPr>
-    </w:lvl>
-    <w:lvl w:ilvl="6" w:tplc="0C09000F" w:tentative="1">
-      <w:start w:val="1"/>
-      <w:numFmt w:val="decimal"/>
-      <w:lvlText w:val="%7."/>
-      <w:lvlJc w:val="left"/>
-      <w:pPr>
-        <w:ind w:left="5040" w:hanging="360"/>
-      </w:pPr>
-    </w:lvl>
-    <w:lvl w:ilvl="7" w:tplc="0C090019" w:tentative="1">
-      <w:start w:val="1"/>
-      <w:numFmt w:val="lowerLetter"/>
-      <w:lvlText w:val="%8."/>
-      <w:lvlJc w:val="left"/>
-      <w:pPr>
-        <w:ind w:left="5760" w:hanging="360"/>
-      </w:pPr>
-    </w:lvl>
-    <w:lvl w:ilvl="8" w:tplc="0C09001B" w:tentative="1">
-      <w:start w:val="1"/>
-      <w:numFmt w:val="lowerRoman"/>
-      <w:lvlText w:val="%9."/>
-      <w:lvlJc w:val="right"/>
-      <w:pPr>
-        <w:ind w:left="6480" w:hanging="180"/>
-      </w:pPr>
-    </w:lvl>
-  </w:abstractNum>
-  <w:abstractNum w:abstractNumId="8" w15:restartNumberingAfterBreak="0">
+  <w:abstractNum w:abstractNumId="3" w15:restartNumberingAfterBreak="0">
     <w:nsid w:val="0A8F436C"/>
     <w:multiLevelType w:val="hybridMultilevel"/>
     <w:tmpl w:val="B1E8BF18"/>
@@ -24808,7 +24652,7 @@
       </w:pPr>
     </w:lvl>
   </w:abstractNum>
-  <w:abstractNum w:abstractNumId="9" w15:restartNumberingAfterBreak="0">
+  <w:abstractNum w:abstractNumId="4" w15:restartNumberingAfterBreak="0">
     <w:nsid w:val="0C803157"/>
     <w:multiLevelType w:val="hybridMultilevel"/>
     <w:tmpl w:val="E786A8C0"/>
@@ -24897,459 +24741,7 @@
       </w:pPr>
     </w:lvl>
   </w:abstractNum>
-  <w:abstractNum w:abstractNumId="10" w15:restartNumberingAfterBreak="0">
-    <w:nsid w:val="0D3137DF"/>
-    <w:multiLevelType w:val="hybridMultilevel"/>
-    <w:tmpl w:val="6E14687E"/>
-    <w:lvl w:ilvl="0" w:tplc="08090005">
-      <w:start w:val="1"/>
-      <w:numFmt w:val="bullet"/>
-      <w:lvlText w:val=""/>
-      <w:lvlJc w:val="left"/>
-      <w:pPr>
-        <w:ind w:left="720" w:hanging="360"/>
-      </w:pPr>
-      <w:rPr>
-        <w:rFonts w:ascii="Wingdings" w:hAnsi="Wingdings" w:hint="default"/>
-      </w:rPr>
-    </w:lvl>
-    <w:lvl w:ilvl="1" w:tplc="08090003" w:tentative="1">
-      <w:start w:val="1"/>
-      <w:numFmt w:val="bullet"/>
-      <w:lvlText w:val="o"/>
-      <w:lvlJc w:val="left"/>
-      <w:pPr>
-        <w:ind w:left="1440" w:hanging="360"/>
-      </w:pPr>
-      <w:rPr>
-        <w:rFonts w:ascii="Courier New" w:hAnsi="Courier New" w:cs="Courier New" w:hint="default"/>
-      </w:rPr>
-    </w:lvl>
-    <w:lvl w:ilvl="2" w:tplc="08090005" w:tentative="1">
-      <w:start w:val="1"/>
-      <w:numFmt w:val="bullet"/>
-      <w:lvlText w:val=""/>
-      <w:lvlJc w:val="left"/>
-      <w:pPr>
-        <w:ind w:left="2160" w:hanging="360"/>
-      </w:pPr>
-      <w:rPr>
-        <w:rFonts w:ascii="Wingdings" w:hAnsi="Wingdings" w:hint="default"/>
-      </w:rPr>
-    </w:lvl>
-    <w:lvl w:ilvl="3" w:tplc="08090001" w:tentative="1">
-      <w:start w:val="1"/>
-      <w:numFmt w:val="bullet"/>
-      <w:lvlText w:val=""/>
-      <w:lvlJc w:val="left"/>
-      <w:pPr>
-        <w:ind w:left="2880" w:hanging="360"/>
-      </w:pPr>
-      <w:rPr>
-        <w:rFonts w:ascii="Symbol" w:hAnsi="Symbol" w:hint="default"/>
-      </w:rPr>
-    </w:lvl>
-    <w:lvl w:ilvl="4" w:tplc="08090003" w:tentative="1">
-      <w:start w:val="1"/>
-      <w:numFmt w:val="bullet"/>
-      <w:lvlText w:val="o"/>
-      <w:lvlJc w:val="left"/>
-      <w:pPr>
-        <w:ind w:left="3600" w:hanging="360"/>
-      </w:pPr>
-      <w:rPr>
-        <w:rFonts w:ascii="Courier New" w:hAnsi="Courier New" w:cs="Courier New" w:hint="default"/>
-      </w:rPr>
-    </w:lvl>
-    <w:lvl w:ilvl="5" w:tplc="08090005" w:tentative="1">
-      <w:start w:val="1"/>
-      <w:numFmt w:val="bullet"/>
-      <w:lvlText w:val=""/>
-      <w:lvlJc w:val="left"/>
-      <w:pPr>
-        <w:ind w:left="4320" w:hanging="360"/>
-      </w:pPr>
-      <w:rPr>
-        <w:rFonts w:ascii="Wingdings" w:hAnsi="Wingdings" w:hint="default"/>
-      </w:rPr>
-    </w:lvl>
-    <w:lvl w:ilvl="6" w:tplc="08090001" w:tentative="1">
-      <w:start w:val="1"/>
-      <w:numFmt w:val="bullet"/>
-      <w:lvlText w:val=""/>
-      <w:lvlJc w:val="left"/>
-      <w:pPr>
-        <w:ind w:left="5040" w:hanging="360"/>
-      </w:pPr>
-      <w:rPr>
-        <w:rFonts w:ascii="Symbol" w:hAnsi="Symbol" w:hint="default"/>
-      </w:rPr>
-    </w:lvl>
-    <w:lvl w:ilvl="7" w:tplc="08090003" w:tentative="1">
-      <w:start w:val="1"/>
-      <w:numFmt w:val="bullet"/>
-      <w:lvlText w:val="o"/>
-      <w:lvlJc w:val="left"/>
-      <w:pPr>
-        <w:ind w:left="5760" w:hanging="360"/>
-      </w:pPr>
-      <w:rPr>
-        <w:rFonts w:ascii="Courier New" w:hAnsi="Courier New" w:cs="Courier New" w:hint="default"/>
-      </w:rPr>
-    </w:lvl>
-    <w:lvl w:ilvl="8" w:tplc="08090005" w:tentative="1">
-      <w:start w:val="1"/>
-      <w:numFmt w:val="bullet"/>
-      <w:lvlText w:val=""/>
-      <w:lvlJc w:val="left"/>
-      <w:pPr>
-        <w:ind w:left="6480" w:hanging="360"/>
-      </w:pPr>
-      <w:rPr>
-        <w:rFonts w:ascii="Wingdings" w:hAnsi="Wingdings" w:hint="default"/>
-      </w:rPr>
-    </w:lvl>
-  </w:abstractNum>
-  <w:abstractNum w:abstractNumId="11" w15:restartNumberingAfterBreak="0">
-    <w:nsid w:val="0FAE405A"/>
-    <w:multiLevelType w:val="hybridMultilevel"/>
-    <w:tmpl w:val="E5A239D0"/>
-    <w:lvl w:ilvl="0" w:tplc="08090005">
-      <w:start w:val="1"/>
-      <w:numFmt w:val="bullet"/>
-      <w:lvlText w:val=""/>
-      <w:lvlJc w:val="left"/>
-      <w:pPr>
-        <w:ind w:left="823" w:hanging="360"/>
-      </w:pPr>
-      <w:rPr>
-        <w:rFonts w:ascii="Wingdings" w:hAnsi="Wingdings" w:hint="default"/>
-      </w:rPr>
-    </w:lvl>
-    <w:lvl w:ilvl="1" w:tplc="08090003" w:tentative="1">
-      <w:start w:val="1"/>
-      <w:numFmt w:val="bullet"/>
-      <w:lvlText w:val="o"/>
-      <w:lvlJc w:val="left"/>
-      <w:pPr>
-        <w:ind w:left="1543" w:hanging="360"/>
-      </w:pPr>
-      <w:rPr>
-        <w:rFonts w:ascii="Courier New" w:hAnsi="Courier New" w:cs="Courier New" w:hint="default"/>
-      </w:rPr>
-    </w:lvl>
-    <w:lvl w:ilvl="2" w:tplc="08090005" w:tentative="1">
-      <w:start w:val="1"/>
-      <w:numFmt w:val="bullet"/>
-      <w:lvlText w:val=""/>
-      <w:lvlJc w:val="left"/>
-      <w:pPr>
-        <w:ind w:left="2263" w:hanging="360"/>
-      </w:pPr>
-      <w:rPr>
-        <w:rFonts w:ascii="Wingdings" w:hAnsi="Wingdings" w:hint="default"/>
-      </w:rPr>
-    </w:lvl>
-    <w:lvl w:ilvl="3" w:tplc="08090001" w:tentative="1">
-      <w:start w:val="1"/>
-      <w:numFmt w:val="bullet"/>
-      <w:lvlText w:val=""/>
-      <w:lvlJc w:val="left"/>
-      <w:pPr>
-        <w:ind w:left="2983" w:hanging="360"/>
-      </w:pPr>
-      <w:rPr>
-        <w:rFonts w:ascii="Symbol" w:hAnsi="Symbol" w:hint="default"/>
-      </w:rPr>
-    </w:lvl>
-    <w:lvl w:ilvl="4" w:tplc="08090003" w:tentative="1">
-      <w:start w:val="1"/>
-      <w:numFmt w:val="bullet"/>
-      <w:lvlText w:val="o"/>
-      <w:lvlJc w:val="left"/>
-      <w:pPr>
-        <w:ind w:left="3703" w:hanging="360"/>
-      </w:pPr>
-      <w:rPr>
-        <w:rFonts w:ascii="Courier New" w:hAnsi="Courier New" w:cs="Courier New" w:hint="default"/>
-      </w:rPr>
-    </w:lvl>
-    <w:lvl w:ilvl="5" w:tplc="08090005" w:tentative="1">
-      <w:start w:val="1"/>
-      <w:numFmt w:val="bullet"/>
-      <w:lvlText w:val=""/>
-      <w:lvlJc w:val="left"/>
-      <w:pPr>
-        <w:ind w:left="4423" w:hanging="360"/>
-      </w:pPr>
-      <w:rPr>
-        <w:rFonts w:ascii="Wingdings" w:hAnsi="Wingdings" w:hint="default"/>
-      </w:rPr>
-    </w:lvl>
-    <w:lvl w:ilvl="6" w:tplc="08090001" w:tentative="1">
-      <w:start w:val="1"/>
-      <w:numFmt w:val="bullet"/>
-      <w:lvlText w:val=""/>
-      <w:lvlJc w:val="left"/>
-      <w:pPr>
-        <w:ind w:left="5143" w:hanging="360"/>
-      </w:pPr>
-      <w:rPr>
-        <w:rFonts w:ascii="Symbol" w:hAnsi="Symbol" w:hint="default"/>
-      </w:rPr>
-    </w:lvl>
-    <w:lvl w:ilvl="7" w:tplc="08090003" w:tentative="1">
-      <w:start w:val="1"/>
-      <w:numFmt w:val="bullet"/>
-      <w:lvlText w:val="o"/>
-      <w:lvlJc w:val="left"/>
-      <w:pPr>
-        <w:ind w:left="5863" w:hanging="360"/>
-      </w:pPr>
-      <w:rPr>
-        <w:rFonts w:ascii="Courier New" w:hAnsi="Courier New" w:cs="Courier New" w:hint="default"/>
-      </w:rPr>
-    </w:lvl>
-    <w:lvl w:ilvl="8" w:tplc="08090005" w:tentative="1">
-      <w:start w:val="1"/>
-      <w:numFmt w:val="bullet"/>
-      <w:lvlText w:val=""/>
-      <w:lvlJc w:val="left"/>
-      <w:pPr>
-        <w:ind w:left="6583" w:hanging="360"/>
-      </w:pPr>
-      <w:rPr>
-        <w:rFonts w:ascii="Wingdings" w:hAnsi="Wingdings" w:hint="default"/>
-      </w:rPr>
-    </w:lvl>
-  </w:abstractNum>
-  <w:abstractNum w:abstractNumId="12" w15:restartNumberingAfterBreak="0">
-    <w:nsid w:val="10E67D2D"/>
-    <w:multiLevelType w:val="hybridMultilevel"/>
-    <w:tmpl w:val="05D0451C"/>
-    <w:lvl w:ilvl="0" w:tplc="0C090001">
-      <w:start w:val="1"/>
-      <w:numFmt w:val="bullet"/>
-      <w:lvlText w:val=""/>
-      <w:lvlJc w:val="left"/>
-      <w:pPr>
-        <w:ind w:left="720" w:hanging="360"/>
-      </w:pPr>
-      <w:rPr>
-        <w:rFonts w:ascii="Symbol" w:hAnsi="Symbol" w:hint="default"/>
-      </w:rPr>
-    </w:lvl>
-    <w:lvl w:ilvl="1" w:tplc="0C090003" w:tentative="1">
-      <w:start w:val="1"/>
-      <w:numFmt w:val="bullet"/>
-      <w:lvlText w:val="o"/>
-      <w:lvlJc w:val="left"/>
-      <w:pPr>
-        <w:ind w:left="1440" w:hanging="360"/>
-      </w:pPr>
-      <w:rPr>
-        <w:rFonts w:ascii="Courier New" w:hAnsi="Courier New" w:cs="Courier New" w:hint="default"/>
-      </w:rPr>
-    </w:lvl>
-    <w:lvl w:ilvl="2" w:tplc="0C090005" w:tentative="1">
-      <w:start w:val="1"/>
-      <w:numFmt w:val="bullet"/>
-      <w:lvlText w:val=""/>
-      <w:lvlJc w:val="left"/>
-      <w:pPr>
-        <w:ind w:left="2160" w:hanging="360"/>
-      </w:pPr>
-      <w:rPr>
-        <w:rFonts w:ascii="Wingdings" w:hAnsi="Wingdings" w:hint="default"/>
-      </w:rPr>
-    </w:lvl>
-    <w:lvl w:ilvl="3" w:tplc="0C090001" w:tentative="1">
-      <w:start w:val="1"/>
-      <w:numFmt w:val="bullet"/>
-      <w:lvlText w:val=""/>
-      <w:lvlJc w:val="left"/>
-      <w:pPr>
-        <w:ind w:left="2880" w:hanging="360"/>
-      </w:pPr>
-      <w:rPr>
-        <w:rFonts w:ascii="Symbol" w:hAnsi="Symbol" w:hint="default"/>
-      </w:rPr>
-    </w:lvl>
-    <w:lvl w:ilvl="4" w:tplc="0C090003" w:tentative="1">
-      <w:start w:val="1"/>
-      <w:numFmt w:val="bullet"/>
-      <w:lvlText w:val="o"/>
-      <w:lvlJc w:val="left"/>
-      <w:pPr>
-        <w:ind w:left="3600" w:hanging="360"/>
-      </w:pPr>
-      <w:rPr>
-        <w:rFonts w:ascii="Courier New" w:hAnsi="Courier New" w:cs="Courier New" w:hint="default"/>
-      </w:rPr>
-    </w:lvl>
-    <w:lvl w:ilvl="5" w:tplc="0C090005" w:tentative="1">
-      <w:start w:val="1"/>
-      <w:numFmt w:val="bullet"/>
-      <w:lvlText w:val=""/>
-      <w:lvlJc w:val="left"/>
-      <w:pPr>
-        <w:ind w:left="4320" w:hanging="360"/>
-      </w:pPr>
-      <w:rPr>
-        <w:rFonts w:ascii="Wingdings" w:hAnsi="Wingdings" w:hint="default"/>
-      </w:rPr>
-    </w:lvl>
-    <w:lvl w:ilvl="6" w:tplc="0C090001" w:tentative="1">
-      <w:start w:val="1"/>
-      <w:numFmt w:val="bullet"/>
-      <w:lvlText w:val=""/>
-      <w:lvlJc w:val="left"/>
-      <w:pPr>
-        <w:ind w:left="5040" w:hanging="360"/>
-      </w:pPr>
-      <w:rPr>
-        <w:rFonts w:ascii="Symbol" w:hAnsi="Symbol" w:hint="default"/>
-      </w:rPr>
-    </w:lvl>
-    <w:lvl w:ilvl="7" w:tplc="0C090003" w:tentative="1">
-      <w:start w:val="1"/>
-      <w:numFmt w:val="bullet"/>
-      <w:lvlText w:val="o"/>
-      <w:lvlJc w:val="left"/>
-      <w:pPr>
-        <w:ind w:left="5760" w:hanging="360"/>
-      </w:pPr>
-      <w:rPr>
-        <w:rFonts w:ascii="Courier New" w:hAnsi="Courier New" w:cs="Courier New" w:hint="default"/>
-      </w:rPr>
-    </w:lvl>
-    <w:lvl w:ilvl="8" w:tplc="0C090005" w:tentative="1">
-      <w:start w:val="1"/>
-      <w:numFmt w:val="bullet"/>
-      <w:lvlText w:val=""/>
-      <w:lvlJc w:val="left"/>
-      <w:pPr>
-        <w:ind w:left="6480" w:hanging="360"/>
-      </w:pPr>
-      <w:rPr>
-        <w:rFonts w:ascii="Wingdings" w:hAnsi="Wingdings" w:hint="default"/>
-      </w:rPr>
-    </w:lvl>
-  </w:abstractNum>
-  <w:abstractNum w:abstractNumId="13" w15:restartNumberingAfterBreak="0">
-    <w:nsid w:val="123A77FB"/>
-    <w:multiLevelType w:val="hybridMultilevel"/>
-    <w:tmpl w:val="6294426A"/>
-    <w:lvl w:ilvl="0" w:tplc="04090001">
-      <w:start w:val="1"/>
-      <w:numFmt w:val="bullet"/>
-      <w:lvlText w:val=""/>
-      <w:lvlJc w:val="left"/>
-      <w:pPr>
-        <w:ind w:left="720" w:hanging="360"/>
-      </w:pPr>
-      <w:rPr>
-        <w:rFonts w:ascii="Symbol" w:hAnsi="Symbol" w:hint="default"/>
-      </w:rPr>
-    </w:lvl>
-    <w:lvl w:ilvl="1" w:tplc="04090003" w:tentative="1">
-      <w:start w:val="1"/>
-      <w:numFmt w:val="bullet"/>
-      <w:lvlText w:val="o"/>
-      <w:lvlJc w:val="left"/>
-      <w:pPr>
-        <w:ind w:left="1440" w:hanging="360"/>
-      </w:pPr>
-      <w:rPr>
-        <w:rFonts w:ascii="Courier New" w:hAnsi="Courier New" w:cs="Courier New" w:hint="default"/>
-      </w:rPr>
-    </w:lvl>
-    <w:lvl w:ilvl="2" w:tplc="04090005" w:tentative="1">
-      <w:start w:val="1"/>
-      <w:numFmt w:val="bullet"/>
-      <w:lvlText w:val=""/>
-      <w:lvlJc w:val="left"/>
-      <w:pPr>
-        <w:ind w:left="2160" w:hanging="360"/>
-      </w:pPr>
-      <w:rPr>
-        <w:rFonts w:ascii="Wingdings" w:hAnsi="Wingdings" w:hint="default"/>
-      </w:rPr>
-    </w:lvl>
-    <w:lvl w:ilvl="3" w:tplc="04090001" w:tentative="1">
-      <w:start w:val="1"/>
-      <w:numFmt w:val="bullet"/>
-      <w:lvlText w:val=""/>
-      <w:lvlJc w:val="left"/>
-      <w:pPr>
-        <w:ind w:left="2880" w:hanging="360"/>
-      </w:pPr>
-      <w:rPr>
-        <w:rFonts w:ascii="Symbol" w:hAnsi="Symbol" w:hint="default"/>
-      </w:rPr>
-    </w:lvl>
-    <w:lvl w:ilvl="4" w:tplc="04090003" w:tentative="1">
-      <w:start w:val="1"/>
-      <w:numFmt w:val="bullet"/>
-      <w:lvlText w:val="o"/>
-      <w:lvlJc w:val="left"/>
-      <w:pPr>
-        <w:ind w:left="3600" w:hanging="360"/>
-      </w:pPr>
-      <w:rPr>
-        <w:rFonts w:ascii="Courier New" w:hAnsi="Courier New" w:cs="Courier New" w:hint="default"/>
-      </w:rPr>
-    </w:lvl>
-    <w:lvl w:ilvl="5" w:tplc="04090005" w:tentative="1">
-      <w:start w:val="1"/>
-      <w:numFmt w:val="bullet"/>
-      <w:lvlText w:val=""/>
-      <w:lvlJc w:val="left"/>
-      <w:pPr>
-        <w:ind w:left="4320" w:hanging="360"/>
-      </w:pPr>
-      <w:rPr>
-        <w:rFonts w:ascii="Wingdings" w:hAnsi="Wingdings" w:hint="default"/>
-      </w:rPr>
-    </w:lvl>
-    <w:lvl w:ilvl="6" w:tplc="04090001" w:tentative="1">
-      <w:start w:val="1"/>
-      <w:numFmt w:val="bullet"/>
-      <w:lvlText w:val=""/>
-      <w:lvlJc w:val="left"/>
-      <w:pPr>
-        <w:ind w:left="5040" w:hanging="360"/>
-      </w:pPr>
-      <w:rPr>
-        <w:rFonts w:ascii="Symbol" w:hAnsi="Symbol" w:hint="default"/>
-      </w:rPr>
-    </w:lvl>
-    <w:lvl w:ilvl="7" w:tplc="04090003" w:tentative="1">
-      <w:start w:val="1"/>
-      <w:numFmt w:val="bullet"/>
-      <w:lvlText w:val="o"/>
-      <w:lvlJc w:val="left"/>
-      <w:pPr>
-        <w:ind w:left="5760" w:hanging="360"/>
-      </w:pPr>
-      <w:rPr>
-        <w:rFonts w:ascii="Courier New" w:hAnsi="Courier New" w:cs="Courier New" w:hint="default"/>
-      </w:rPr>
-    </w:lvl>
-    <w:lvl w:ilvl="8" w:tplc="04090005" w:tentative="1">
-      <w:start w:val="1"/>
-      <w:numFmt w:val="bullet"/>
-      <w:lvlText w:val=""/>
-      <w:lvlJc w:val="left"/>
-      <w:pPr>
-        <w:ind w:left="6480" w:hanging="360"/>
-      </w:pPr>
-      <w:rPr>
-        <w:rFonts w:ascii="Wingdings" w:hAnsi="Wingdings" w:hint="default"/>
-      </w:rPr>
-    </w:lvl>
-  </w:abstractNum>
-  <w:abstractNum w:abstractNumId="14" w15:restartNumberingAfterBreak="0">
+  <w:abstractNum w:abstractNumId="5" w15:restartNumberingAfterBreak="0">
     <w:nsid w:val="184F32A8"/>
     <w:multiLevelType w:val="hybridMultilevel"/>
     <w:tmpl w:val="5726B550"/>
@@ -25466,93 +24858,7 @@
       </w:rPr>
     </w:lvl>
   </w:abstractNum>
-  <w:abstractNum w:abstractNumId="15" w15:restartNumberingAfterBreak="0">
-    <w:nsid w:val="199E0316"/>
-    <w:multiLevelType w:val="hybridMultilevel"/>
-    <w:tmpl w:val="23749350"/>
-    <w:lvl w:ilvl="0" w:tplc="0409000F">
-      <w:start w:val="1"/>
-      <w:numFmt w:val="decimal"/>
-      <w:lvlText w:val="%1."/>
-      <w:lvlJc w:val="left"/>
-      <w:pPr>
-        <w:ind w:left="720" w:hanging="360"/>
-      </w:pPr>
-    </w:lvl>
-    <w:lvl w:ilvl="1" w:tplc="04090019" w:tentative="1">
-      <w:start w:val="1"/>
-      <w:numFmt w:val="lowerLetter"/>
-      <w:lvlText w:val="%2."/>
-      <w:lvlJc w:val="left"/>
-      <w:pPr>
-        <w:ind w:left="1440" w:hanging="360"/>
-      </w:pPr>
-    </w:lvl>
-    <w:lvl w:ilvl="2" w:tplc="0409001B" w:tentative="1">
-      <w:start w:val="1"/>
-      <w:numFmt w:val="lowerRoman"/>
-      <w:lvlText w:val="%3."/>
-      <w:lvlJc w:val="right"/>
-      <w:pPr>
-        <w:ind w:left="2160" w:hanging="180"/>
-      </w:pPr>
-    </w:lvl>
-    <w:lvl w:ilvl="3" w:tplc="0409000F" w:tentative="1">
-      <w:start w:val="1"/>
-      <w:numFmt w:val="decimal"/>
-      <w:lvlText w:val="%4."/>
-      <w:lvlJc w:val="left"/>
-      <w:pPr>
-        <w:ind w:left="2880" w:hanging="360"/>
-      </w:pPr>
-    </w:lvl>
-    <w:lvl w:ilvl="4" w:tplc="04090019" w:tentative="1">
-      <w:start w:val="1"/>
-      <w:numFmt w:val="lowerLetter"/>
-      <w:lvlText w:val="%5."/>
-      <w:lvlJc w:val="left"/>
-      <w:pPr>
-        <w:ind w:left="3600" w:hanging="360"/>
-      </w:pPr>
-    </w:lvl>
-    <w:lvl w:ilvl="5" w:tplc="0409001B" w:tentative="1">
-      <w:start w:val="1"/>
-      <w:numFmt w:val="lowerRoman"/>
-      <w:lvlText w:val="%6."/>
-      <w:lvlJc w:val="right"/>
-      <w:pPr>
-        <w:ind w:left="4320" w:hanging="180"/>
-      </w:pPr>
-    </w:lvl>
-    <w:lvl w:ilvl="6" w:tplc="0409000F" w:tentative="1">
-      <w:start w:val="1"/>
-      <w:numFmt w:val="decimal"/>
-      <w:lvlText w:val="%7."/>
-      <w:lvlJc w:val="left"/>
-      <w:pPr>
-        <w:ind w:left="5040" w:hanging="360"/>
-      </w:pPr>
-    </w:lvl>
-    <w:lvl w:ilvl="7" w:tplc="04090019" w:tentative="1">
-      <w:start w:val="1"/>
-      <w:numFmt w:val="lowerLetter"/>
-      <w:lvlText w:val="%8."/>
-      <w:lvlJc w:val="left"/>
-      <w:pPr>
-        <w:ind w:left="5760" w:hanging="360"/>
-      </w:pPr>
-    </w:lvl>
-    <w:lvl w:ilvl="8" w:tplc="0409001B" w:tentative="1">
-      <w:start w:val="1"/>
-      <w:numFmt w:val="lowerRoman"/>
-      <w:lvlText w:val="%9."/>
-      <w:lvlJc w:val="right"/>
-      <w:pPr>
-        <w:ind w:left="6480" w:hanging="180"/>
-      </w:pPr>
-    </w:lvl>
-  </w:abstractNum>
-  <w:abstractNum w:abstractNumId="16" w15:restartNumberingAfterBreak="0">
+  <w:abstractNum w:abstractNumId="6" w15:restartNumberingAfterBreak="0">
     <w:nsid w:val="1DA73977"/>
     <w:multiLevelType w:val="hybridMultilevel"/>
     <w:tmpl w:val="AE28D35A"/>
@@ -25665,120 +24971,7 @@
       </w:rPr>
     </w:lvl>
   </w:abstractNum>
-  <w:abstractNum w:abstractNumId="17" w15:restartNumberingAfterBreak="0">
-    <w:nsid w:val="1E5C556F"/>
-    <w:multiLevelType w:val="hybridMultilevel"/>
-    <w:tmpl w:val="52A27A32"/>
-    <w:lvl w:ilvl="0" w:tplc="6DBC67F4">
-      <w:start w:val="1"/>
-      <w:numFmt w:val="bullet"/>
-      <w:lvlText w:val="-"/>
-      <w:lvlJc w:val="left"/>
-      <w:pPr>
-        <w:ind w:left="1800" w:hanging="360"/>
-      </w:pPr>
-      <w:rPr>
-        <w:rFonts w:ascii="Arial" w:eastAsia="Calibri" w:hAnsi="Arial" w:cs="Arial" w:hint="default"/>
-      </w:rPr>
-    </w:lvl>
-    <w:lvl w:ilvl="1" w:tplc="04090003" w:tentative="1">
-      <w:start w:val="1"/>
-      <w:numFmt w:val="bullet"/>
-      <w:lvlText w:val="o"/>
-      <w:lvlJc w:val="left"/>
-      <w:pPr>
-        <w:ind w:left="2520" w:hanging="360"/>
-      </w:pPr>
-      <w:rPr>
-        <w:rFonts w:ascii="Courier New" w:hAnsi="Courier New" w:cs="Courier New" w:hint="default"/>
-      </w:rPr>
-    </w:lvl>
-    <w:lvl w:ilvl="2" w:tplc="04090005" w:tentative="1">
-      <w:start w:val="1"/>
-      <w:numFmt w:val="bullet"/>
-      <w:lvlText w:val=""/>
-      <w:lvlJc w:val="left"/>
-      <w:pPr>
-        <w:ind w:left="3240" w:hanging="360"/>
-      </w:pPr>
-      <w:rPr>
-        <w:rFonts w:ascii="Wingdings" w:hAnsi="Wingdings" w:hint="default"/>
-      </w:rPr>
-    </w:lvl>
-    <w:lvl w:ilvl="3" w:tplc="04090001" w:tentative="1">
-      <w:start w:val="1"/>
-      <w:numFmt w:val="bullet"/>
-      <w:lvlText w:val=""/>
-      <w:lvlJc w:val="left"/>
-      <w:pPr>
-        <w:ind w:left="3960" w:hanging="360"/>
-      </w:pPr>
-      <w:rPr>
-        <w:rFonts w:ascii="Symbol" w:hAnsi="Symbol" w:hint="default"/>
-      </w:rPr>
-    </w:lvl>
-    <w:lvl w:ilvl="4" w:tplc="04090003" w:tentative="1">
-      <w:start w:val="1"/>
-      <w:numFmt w:val="bullet"/>
-      <w:lvlText w:val="o"/>
-      <w:lvlJc w:val="left"/>
-      <w:pPr>
-        <w:ind w:left="4680" w:hanging="360"/>
-      </w:pPr>
-      <w:rPr>
-        <w:rFonts w:ascii="Courier New" w:hAnsi="Courier New" w:cs="Courier New" w:hint="default"/>
-      </w:rPr>
-    </w:lvl>
-    <w:lvl w:ilvl="5" w:tplc="04090005" w:tentative="1">
-      <w:start w:val="1"/>
-      <w:numFmt w:val="bullet"/>
-      <w:lvlText w:val=""/>
-      <w:lvlJc w:val="left"/>
-      <w:pPr>
-        <w:ind w:left="5400" w:hanging="360"/>
-      </w:pPr>
-      <w:rPr>
-        <w:rFonts w:ascii="Wingdings" w:hAnsi="Wingdings" w:hint="default"/>
-      </w:rPr>
-    </w:lvl>
-    <w:lvl w:ilvl="6" w:tplc="04090001" w:tentative="1">
-      <w:start w:val="1"/>
-      <w:numFmt w:val="bullet"/>
-      <w:lvlText w:val=""/>
-      <w:lvlJc w:val="left"/>
-      <w:pPr>
-        <w:ind w:left="6120" w:hanging="360"/>
-      </w:pPr>
-      <w:rPr>
-        <w:rFonts w:ascii="Symbol" w:hAnsi="Symbol" w:hint="default"/>
-      </w:rPr>
-    </w:lvl>
-    <w:lvl w:ilvl="7" w:tplc="04090003" w:tentative="1">
-      <w:start w:val="1"/>
-      <w:numFmt w:val="bullet"/>
-      <w:lvlText w:val="o"/>
-      <w:lvlJc w:val="left"/>
-      <w:pPr>
-        <w:ind w:left="6840" w:hanging="360"/>
-      </w:pPr>
-      <w:rPr>
-        <w:rFonts w:ascii="Courier New" w:hAnsi="Courier New" w:cs="Courier New" w:hint="default"/>
-      </w:rPr>
-    </w:lvl>
-    <w:lvl w:ilvl="8" w:tplc="04090005" w:tentative="1">
-      <w:start w:val="1"/>
-      <w:numFmt w:val="bullet"/>
-      <w:lvlText w:val=""/>
-      <w:lvlJc w:val="left"/>
-      <w:pPr>
-        <w:ind w:left="7560" w:hanging="360"/>
-      </w:pPr>
-      <w:rPr>
-        <w:rFonts w:ascii="Wingdings" w:hAnsi="Wingdings" w:hint="default"/>
-      </w:rPr>
-    </w:lvl>
-  </w:abstractNum>
-  <w:abstractNum w:abstractNumId="18" w15:restartNumberingAfterBreak="0">
+  <w:abstractNum w:abstractNumId="7" w15:restartNumberingAfterBreak="0">
     <w:nsid w:val="1FB52B5E"/>
     <w:multiLevelType w:val="multilevel"/>
     <w:tmpl w:val="62689B10"/>
@@ -25895,7 +25088,7 @@
       </w:rPr>
     </w:lvl>
   </w:abstractNum>
-  <w:abstractNum w:abstractNumId="19" w15:restartNumberingAfterBreak="0">
+  <w:abstractNum w:abstractNumId="8" w15:restartNumberingAfterBreak="0">
     <w:nsid w:val="20CE428F"/>
     <w:multiLevelType w:val="hybridMultilevel"/>
     <w:tmpl w:val="048001A0"/>
@@ -25985,7 +25178,7 @@
       </w:pPr>
     </w:lvl>
   </w:abstractNum>
-  <w:abstractNum w:abstractNumId="20" w15:restartNumberingAfterBreak="0">
+  <w:abstractNum w:abstractNumId="9" w15:restartNumberingAfterBreak="0">
     <w:nsid w:val="25834A2D"/>
     <w:multiLevelType w:val="multilevel"/>
     <w:tmpl w:val="E91694EC"/>
@@ -26099,7 +25292,7 @@
       </w:rPr>
     </w:lvl>
   </w:abstractNum>
-  <w:abstractNum w:abstractNumId="21" w15:restartNumberingAfterBreak="0">
+  <w:abstractNum w:abstractNumId="10" w15:restartNumberingAfterBreak="0">
     <w:nsid w:val="2BB45C6F"/>
     <w:multiLevelType w:val="hybridMultilevel"/>
     <w:tmpl w:val="BCE06DAE"/>
@@ -26185,120 +25378,7 @@
       </w:pPr>
     </w:lvl>
   </w:abstractNum>
-  <w:abstractNum w:abstractNumId="22" w15:restartNumberingAfterBreak="0">
-    <w:nsid w:val="2C766C9F"/>
-    <w:multiLevelType w:val="hybridMultilevel"/>
-    <w:tmpl w:val="AA2833FA"/>
-    <w:lvl w:ilvl="0" w:tplc="0C090001">
-      <w:start w:val="1"/>
-      <w:numFmt w:val="bullet"/>
-      <w:lvlText w:val=""/>
-      <w:lvlJc w:val="left"/>
-      <w:pPr>
-        <w:ind w:left="720" w:hanging="360"/>
-      </w:pPr>
-      <w:rPr>
-        <w:rFonts w:ascii="Symbol" w:hAnsi="Symbol" w:hint="default"/>
-      </w:rPr>
-    </w:lvl>
-    <w:lvl w:ilvl="1" w:tplc="0C090003" w:tentative="1">
-      <w:start w:val="1"/>
-      <w:numFmt w:val="bullet"/>
-      <w:lvlText w:val="o"/>
-      <w:lvlJc w:val="left"/>
-      <w:pPr>
-        <w:ind w:left="1440" w:hanging="360"/>
-      </w:pPr>
-      <w:rPr>
-        <w:rFonts w:ascii="Courier New" w:hAnsi="Courier New" w:cs="Courier New" w:hint="default"/>
-      </w:rPr>
-    </w:lvl>
-    <w:lvl w:ilvl="2" w:tplc="0C090005" w:tentative="1">
-      <w:start w:val="1"/>
-      <w:numFmt w:val="bullet"/>
-      <w:lvlText w:val=""/>
-      <w:lvlJc w:val="left"/>
-      <w:pPr>
-        <w:ind w:left="2160" w:hanging="360"/>
-      </w:pPr>
-      <w:rPr>
-        <w:rFonts w:ascii="Wingdings" w:hAnsi="Wingdings" w:hint="default"/>
-      </w:rPr>
-    </w:lvl>
-    <w:lvl w:ilvl="3" w:tplc="0C090001" w:tentative="1">
-      <w:start w:val="1"/>
-      <w:numFmt w:val="bullet"/>
-      <w:lvlText w:val=""/>
-      <w:lvlJc w:val="left"/>
-      <w:pPr>
-        <w:ind w:left="2880" w:hanging="360"/>
-      </w:pPr>
-      <w:rPr>
-        <w:rFonts w:ascii="Symbol" w:hAnsi="Symbol" w:hint="default"/>
-      </w:rPr>
-    </w:lvl>
-    <w:lvl w:ilvl="4" w:tplc="0C090003" w:tentative="1">
-      <w:start w:val="1"/>
-      <w:numFmt w:val="bullet"/>
-      <w:lvlText w:val="o"/>
-      <w:lvlJc w:val="left"/>
-      <w:pPr>
-        <w:ind w:left="3600" w:hanging="360"/>
-      </w:pPr>
-      <w:rPr>
-        <w:rFonts w:ascii="Courier New" w:hAnsi="Courier New" w:cs="Courier New" w:hint="default"/>
-      </w:rPr>
-    </w:lvl>
-    <w:lvl w:ilvl="5" w:tplc="0C090005" w:tentative="1">
-      <w:start w:val="1"/>
-      <w:numFmt w:val="bullet"/>
-      <w:lvlText w:val=""/>
-      <w:lvlJc w:val="left"/>
-      <w:pPr>
-        <w:ind w:left="4320" w:hanging="360"/>
-      </w:pPr>
-      <w:rPr>
-        <w:rFonts w:ascii="Wingdings" w:hAnsi="Wingdings" w:hint="default"/>
-      </w:rPr>
-    </w:lvl>
-    <w:lvl w:ilvl="6" w:tplc="0C090001" w:tentative="1">
-      <w:start w:val="1"/>
-      <w:numFmt w:val="bullet"/>
-      <w:lvlText w:val=""/>
-      <w:lvlJc w:val="left"/>
-      <w:pPr>
-        <w:ind w:left="5040" w:hanging="360"/>
-      </w:pPr>
-      <w:rPr>
-        <w:rFonts w:ascii="Symbol" w:hAnsi="Symbol" w:hint="default"/>
-      </w:rPr>
-    </w:lvl>
-    <w:lvl w:ilvl="7" w:tplc="0C090003" w:tentative="1">
-      <w:start w:val="1"/>
-      <w:numFmt w:val="bullet"/>
-      <w:lvlText w:val="o"/>
-      <w:lvlJc w:val="left"/>
-      <w:pPr>
-        <w:ind w:left="5760" w:hanging="360"/>
-      </w:pPr>
-      <w:rPr>
-        <w:rFonts w:ascii="Courier New" w:hAnsi="Courier New" w:cs="Courier New" w:hint="default"/>
-      </w:rPr>
-    </w:lvl>
-    <w:lvl w:ilvl="8" w:tplc="0C090005" w:tentative="1">
-      <w:start w:val="1"/>
-      <w:numFmt w:val="bullet"/>
-      <w:lvlText w:val=""/>
-      <w:lvlJc w:val="left"/>
-      <w:pPr>
-        <w:ind w:left="6480" w:hanging="360"/>
-      </w:pPr>
-      <w:rPr>
-        <w:rFonts w:ascii="Wingdings" w:hAnsi="Wingdings" w:hint="default"/>
-      </w:rPr>
-    </w:lvl>
-  </w:abstractNum>
-  <w:abstractNum w:abstractNumId="23" w15:restartNumberingAfterBreak="0">
+  <w:abstractNum w:abstractNumId="11" w15:restartNumberingAfterBreak="0">
     <w:nsid w:val="323024FC"/>
     <w:multiLevelType w:val="multilevel"/>
     <w:tmpl w:val="0CBAADA6"/>
@@ -26415,7 +25495,7 @@
       </w:rPr>
     </w:lvl>
   </w:abstractNum>
-  <w:abstractNum w:abstractNumId="24" w15:restartNumberingAfterBreak="0">
+  <w:abstractNum w:abstractNumId="12" w15:restartNumberingAfterBreak="0">
     <w:nsid w:val="347C285E"/>
     <w:multiLevelType w:val="hybridMultilevel"/>
     <w:tmpl w:val="D540BA4E"/>
@@ -26528,7 +25608,7 @@
       </w:rPr>
     </w:lvl>
   </w:abstractNum>
-  <w:abstractNum w:abstractNumId="25" w15:restartNumberingAfterBreak="0">
+  <w:abstractNum w:abstractNumId="13" w15:restartNumberingAfterBreak="0">
     <w:nsid w:val="36FC2B1F"/>
     <w:multiLevelType w:val="hybridMultilevel"/>
     <w:tmpl w:val="C81C525A"/>
@@ -26622,7 +25702,7 @@
       </w:pPr>
     </w:lvl>
   </w:abstractNum>
-  <w:abstractNum w:abstractNumId="26" w15:restartNumberingAfterBreak="0">
+  <w:abstractNum w:abstractNumId="14" w15:restartNumberingAfterBreak="0">
     <w:nsid w:val="39082113"/>
     <w:multiLevelType w:val="multilevel"/>
     <w:tmpl w:val="F85C8D5A"/>
@@ -26739,7 +25819,7 @@
       </w:rPr>
     </w:lvl>
   </w:abstractNum>
-  <w:abstractNum w:abstractNumId="27" w15:restartNumberingAfterBreak="0">
+  <w:abstractNum w:abstractNumId="15" w15:restartNumberingAfterBreak="0">
     <w:nsid w:val="3AD77EDF"/>
     <w:multiLevelType w:val="hybridMultilevel"/>
     <w:tmpl w:val="C81C525A"/>
@@ -26833,7 +25913,7 @@
       </w:pPr>
     </w:lvl>
   </w:abstractNum>
-  <w:abstractNum w:abstractNumId="28" w15:restartNumberingAfterBreak="0">
+  <w:abstractNum w:abstractNumId="16" w15:restartNumberingAfterBreak="0">
     <w:nsid w:val="3E935308"/>
     <w:multiLevelType w:val="hybridMultilevel"/>
     <w:tmpl w:val="BCE06DAE"/>
@@ -26919,93 +25999,7 @@
       </w:pPr>
     </w:lvl>
   </w:abstractNum>
-  <w:abstractNum w:abstractNumId="29" w15:restartNumberingAfterBreak="0">
-    <w:nsid w:val="4016460F"/>
-    <w:multiLevelType w:val="hybridMultilevel"/>
-    <w:tmpl w:val="F63E6948"/>
-    <w:lvl w:ilvl="0" w:tplc="04090017">
-      <w:start w:val="1"/>
-      <w:numFmt w:val="lowerLetter"/>
-      <w:lvlText w:val="%1)"/>
-      <w:lvlJc w:val="left"/>
-      <w:pPr>
-        <w:ind w:left="360" w:hanging="360"/>
-      </w:pPr>
-    </w:lvl>
-    <w:lvl w:ilvl="1" w:tplc="0C090019" w:tentative="1">
-      <w:start w:val="1"/>
-      <w:numFmt w:val="lowerLetter"/>
-      <w:lvlText w:val="%2."/>
-      <w:lvlJc w:val="left"/>
-      <w:pPr>
-        <w:ind w:left="1080" w:hanging="360"/>
-      </w:pPr>
-    </w:lvl>
-    <w:lvl w:ilvl="2" w:tplc="0C09001B" w:tentative="1">
-      <w:start w:val="1"/>
-      <w:numFmt w:val="lowerRoman"/>
-      <w:lvlText w:val="%3."/>
-      <w:lvlJc w:val="right"/>
-      <w:pPr>
-        <w:ind w:left="1800" w:hanging="180"/>
-      </w:pPr>
-    </w:lvl>
-    <w:lvl w:ilvl="3" w:tplc="0C09000F" w:tentative="1">
-      <w:start w:val="1"/>
-      <w:numFmt w:val="decimal"/>
-      <w:lvlText w:val="%4."/>
-      <w:lvlJc w:val="left"/>
-      <w:pPr>
-        <w:ind w:left="2520" w:hanging="360"/>
-      </w:pPr>
-    </w:lvl>
-    <w:lvl w:ilvl="4" w:tplc="0C090019" w:tentative="1">
-      <w:start w:val="1"/>
-      <w:numFmt w:val="lowerLetter"/>
-      <w:lvlText w:val="%5."/>
-      <w:lvlJc w:val="left"/>
-      <w:pPr>
-        <w:ind w:left="3240" w:hanging="360"/>
-      </w:pPr>
-    </w:lvl>
-    <w:lvl w:ilvl="5" w:tplc="0C09001B" w:tentative="1">
-      <w:start w:val="1"/>
-      <w:numFmt w:val="lowerRoman"/>
-      <w:lvlText w:val="%6."/>
-      <w:lvlJc w:val="right"/>
-      <w:pPr>
-        <w:ind w:left="3960" w:hanging="180"/>
-      </w:pPr>
-    </w:lvl>
-    <w:lvl w:ilvl="6" w:tplc="0C09000F" w:tentative="1">
-      <w:start w:val="1"/>
-      <w:numFmt w:val="decimal"/>
-      <w:lvlText w:val="%7."/>
-      <w:lvlJc w:val="left"/>
-      <w:pPr>
-        <w:ind w:left="4680" w:hanging="360"/>
-      </w:pPr>
-    </w:lvl>
-    <w:lvl w:ilvl="7" w:tplc="0C090019" w:tentative="1">
-      <w:start w:val="1"/>
-      <w:numFmt w:val="lowerLetter"/>
-      <w:lvlText w:val="%8."/>
-      <w:lvlJc w:val="left"/>
-      <w:pPr>
-        <w:ind w:left="5400" w:hanging="360"/>
-      </w:pPr>
-    </w:lvl>
-    <w:lvl w:ilvl="8" w:tplc="0C09001B" w:tentative="1">
-      <w:start w:val="1"/>
-      <w:numFmt w:val="lowerRoman"/>
-      <w:lvlText w:val="%9."/>
-      <w:lvlJc w:val="right"/>
-      <w:pPr>
-        <w:ind w:left="6120" w:hanging="180"/>
-      </w:pPr>
-    </w:lvl>
-  </w:abstractNum>
-  <w:abstractNum w:abstractNumId="30" w15:restartNumberingAfterBreak="0">
+  <w:abstractNum w:abstractNumId="17" w15:restartNumberingAfterBreak="0">
     <w:nsid w:val="42782765"/>
     <w:multiLevelType w:val="hybridMultilevel"/>
     <w:tmpl w:val="90884394"/>
@@ -27122,7 +26116,7 @@
       </w:rPr>
     </w:lvl>
   </w:abstractNum>
-  <w:abstractNum w:abstractNumId="31" w15:restartNumberingAfterBreak="0">
+  <w:abstractNum w:abstractNumId="18" w15:restartNumberingAfterBreak="0">
     <w:nsid w:val="440F3383"/>
     <w:multiLevelType w:val="hybridMultilevel"/>
     <w:tmpl w:val="0DCEEC8E"/>
@@ -27208,93 +26202,7 @@
       </w:pPr>
     </w:lvl>
   </w:abstractNum>
-  <w:abstractNum w:abstractNumId="32" w15:restartNumberingAfterBreak="0">
-    <w:nsid w:val="479612BF"/>
-    <w:multiLevelType w:val="hybridMultilevel"/>
-    <w:tmpl w:val="AE801926"/>
-    <w:lvl w:ilvl="0" w:tplc="0C09000F">
-      <w:start w:val="1"/>
-      <w:numFmt w:val="decimal"/>
-      <w:lvlText w:val="%1."/>
-      <w:lvlJc w:val="left"/>
-      <w:pPr>
-        <w:ind w:left="720" w:hanging="360"/>
-      </w:pPr>
-    </w:lvl>
-    <w:lvl w:ilvl="1" w:tplc="0C090019" w:tentative="1">
-      <w:start w:val="1"/>
-      <w:numFmt w:val="lowerLetter"/>
-      <w:lvlText w:val="%2."/>
-      <w:lvlJc w:val="left"/>
-      <w:pPr>
-        <w:ind w:left="1440" w:hanging="360"/>
-      </w:pPr>
-    </w:lvl>
-    <w:lvl w:ilvl="2" w:tplc="0C09001B" w:tentative="1">
-      <w:start w:val="1"/>
-      <w:numFmt w:val="lowerRoman"/>
-      <w:lvlText w:val="%3."/>
-      <w:lvlJc w:val="right"/>
-      <w:pPr>
-        <w:ind w:left="2160" w:hanging="180"/>
-      </w:pPr>
-    </w:lvl>
-    <w:lvl w:ilvl="3" w:tplc="0C09000F" w:tentative="1">
-      <w:start w:val="1"/>
-      <w:numFmt w:val="decimal"/>
-      <w:lvlText w:val="%4."/>
-      <w:lvlJc w:val="left"/>
-      <w:pPr>
-        <w:ind w:left="2880" w:hanging="360"/>
-      </w:pPr>
-    </w:lvl>
-    <w:lvl w:ilvl="4" w:tplc="0C090019" w:tentative="1">
-      <w:start w:val="1"/>
-      <w:numFmt w:val="lowerLetter"/>
-      <w:lvlText w:val="%5."/>
-      <w:lvlJc w:val="left"/>
-      <w:pPr>
-        <w:ind w:left="3600" w:hanging="360"/>
-      </w:pPr>
-    </w:lvl>
-    <w:lvl w:ilvl="5" w:tplc="0C09001B" w:tentative="1">
-      <w:start w:val="1"/>
-      <w:numFmt w:val="lowerRoman"/>
-      <w:lvlText w:val="%6."/>
-      <w:lvlJc w:val="right"/>
-      <w:pPr>
-        <w:ind w:left="4320" w:hanging="180"/>
-      </w:pPr>
-    </w:lvl>
-    <w:lvl w:ilvl="6" w:tplc="0C09000F" w:tentative="1">
-      <w:start w:val="1"/>
-      <w:numFmt w:val="decimal"/>
-      <w:lvlText w:val="%7."/>
-      <w:lvlJc w:val="left"/>
-      <w:pPr>
-        <w:ind w:left="5040" w:hanging="360"/>
-      </w:pPr>
-    </w:lvl>
-    <w:lvl w:ilvl="7" w:tplc="0C090019" w:tentative="1">
-      <w:start w:val="1"/>
-      <w:numFmt w:val="lowerLetter"/>
-      <w:lvlText w:val="%8."/>
-      <w:lvlJc w:val="left"/>
-      <w:pPr>
-        <w:ind w:left="5760" w:hanging="360"/>
-      </w:pPr>
-    </w:lvl>
-    <w:lvl w:ilvl="8" w:tplc="0C09001B" w:tentative="1">
-      <w:start w:val="1"/>
-      <w:numFmt w:val="lowerRoman"/>
-      <w:lvlText w:val="%9."/>
-      <w:lvlJc w:val="right"/>
-      <w:pPr>
-        <w:ind w:left="6480" w:hanging="180"/>
-      </w:pPr>
-    </w:lvl>
-  </w:abstractNum>
-  <w:abstractNum w:abstractNumId="33" w15:restartNumberingAfterBreak="0">
+  <w:abstractNum w:abstractNumId="19" w15:restartNumberingAfterBreak="0">
     <w:nsid w:val="49311F88"/>
     <w:multiLevelType w:val="hybridMultilevel"/>
     <w:tmpl w:val="CBD40E4A"/>
@@ -27380,96 +26288,120 @@
       </w:pPr>
     </w:lvl>
   </w:abstractNum>
-  <w:abstractNum w:abstractNumId="34" w15:restartNumberingAfterBreak="0">
-    <w:nsid w:val="4A5A142A"/>
+  <w:abstractNum w:abstractNumId="20" w15:restartNumberingAfterBreak="0">
+    <w:nsid w:val="4A6244C1"/>
     <w:multiLevelType w:val="hybridMultilevel"/>
-    <w:tmpl w:val="0BDC3AE2"/>
-    <w:lvl w:ilvl="0" w:tplc="472E1254">
-      <w:start w:val="1"/>
-      <w:numFmt w:val="lowerLetter"/>
-      <w:lvlText w:val="%1)"/>
+    <w:tmpl w:val="C4DCDB3C"/>
+    <w:lvl w:ilvl="0" w:tplc="0C090001">
+      <w:start w:val="1"/>
+      <w:numFmt w:val="bullet"/>
+      <w:lvlText w:val=""/>
       <w:lvlJc w:val="left"/>
       <w:pPr>
         <w:ind w:left="720" w:hanging="360"/>
       </w:pPr>
       <w:rPr>
-        <w:color w:val="7F7F7F" w:themeColor="text1" w:themeTint="80"/>
+        <w:rFonts w:ascii="Symbol" w:hAnsi="Symbol" w:hint="default"/>
       </w:rPr>
     </w:lvl>
-    <w:lvl w:ilvl="1" w:tplc="0C090019" w:tentative="1">
-      <w:start w:val="1"/>
-      <w:numFmt w:val="lowerLetter"/>
-      <w:lvlText w:val="%2."/>
+    <w:lvl w:ilvl="1" w:tplc="0C090003" w:tentative="1">
+      <w:start w:val="1"/>
+      <w:numFmt w:val="bullet"/>
+      <w:lvlText w:val="o"/>
       <w:lvlJc w:val="left"/>
       <w:pPr>
         <w:ind w:left="1440" w:hanging="360"/>
       </w:pPr>
-    </w:lvl>
-    <w:lvl w:ilvl="2" w:tplc="0C09001B" w:tentative="1">
-      <w:start w:val="1"/>
-      <w:numFmt w:val="lowerRoman"/>
-      <w:lvlText w:val="%3."/>
-      <w:lvlJc w:val="right"/>
-      <w:pPr>
-        <w:ind w:left="2160" w:hanging="180"/>
-      </w:pPr>
-    </w:lvl>
-    <w:lvl w:ilvl="3" w:tplc="0C09000F" w:tentative="1">
-      <w:start w:val="1"/>
-      <w:numFmt w:val="decimal"/>
-      <w:lvlText w:val="%4."/>
+      <w:rPr>
+        <w:rFonts w:ascii="Courier New" w:hAnsi="Courier New" w:cs="Courier New" w:hint="default"/>
+      </w:rPr>
+    </w:lvl>
+    <w:lvl w:ilvl="2" w:tplc="0C090005" w:tentative="1">
+      <w:start w:val="1"/>
+      <w:numFmt w:val="bullet"/>
+      <w:lvlText w:val=""/>
       <w:lvlJc w:val="left"/>
       <w:pPr>
+        <w:ind w:left="2160" w:hanging="360"/>
+      </w:pPr>
+      <w:rPr>
+        <w:rFonts w:ascii="Wingdings" w:hAnsi="Wingdings" w:hint="default"/>
+      </w:rPr>
+    </w:lvl>
+    <w:lvl w:ilvl="3" w:tplc="0C090001" w:tentative="1">
+      <w:start w:val="1"/>
+      <w:numFmt w:val="bullet"/>
+      <w:lvlText w:val=""/>
+      <w:lvlJc w:val="left"/>
+      <w:pPr>
         <w:ind w:left="2880" w:hanging="360"/>
       </w:pPr>
-    </w:lvl>
-    <w:lvl w:ilvl="4" w:tplc="0C090019" w:tentative="1">
-      <w:start w:val="1"/>
-      <w:numFmt w:val="lowerLetter"/>
-      <w:lvlText w:val="%5."/>
+      <w:rPr>
+        <w:rFonts w:ascii="Symbol" w:hAnsi="Symbol" w:hint="default"/>
+      </w:rPr>
+    </w:lvl>
+    <w:lvl w:ilvl="4" w:tplc="0C090003" w:tentative="1">
+      <w:start w:val="1"/>
+      <w:numFmt w:val="bullet"/>
+      <w:lvlText w:val="o"/>
       <w:lvlJc w:val="left"/>
       <w:pPr>
         <w:ind w:left="3600" w:hanging="360"/>
       </w:pPr>
-    </w:lvl>
-    <w:lvl w:ilvl="5" w:tplc="0C09001B" w:tentative="1">
-      <w:start w:val="1"/>
-      <w:numFmt w:val="lowerRoman"/>
-      <w:lvlText w:val="%6."/>
-      <w:lvlJc w:val="right"/>
-      <w:pPr>
-        <w:ind w:left="4320" w:hanging="180"/>
-      </w:pPr>
-    </w:lvl>
-    <w:lvl w:ilvl="6" w:tplc="0C09000F" w:tentative="1">
-      <w:start w:val="1"/>
-      <w:numFmt w:val="decimal"/>
-      <w:lvlText w:val="%7."/>
+      <w:rPr>
+        <w:rFonts w:ascii="Courier New" w:hAnsi="Courier New" w:cs="Courier New" w:hint="default"/>
+      </w:rPr>
+    </w:lvl>
+    <w:lvl w:ilvl="5" w:tplc="0C090005" w:tentative="1">
+      <w:start w:val="1"/>
+      <w:numFmt w:val="bullet"/>
+      <w:lvlText w:val=""/>
       <w:lvlJc w:val="left"/>
       <w:pPr>
+        <w:ind w:left="4320" w:hanging="360"/>
+      </w:pPr>
+      <w:rPr>
+        <w:rFonts w:ascii="Wingdings" w:hAnsi="Wingdings" w:hint="default"/>
+      </w:rPr>
+    </w:lvl>
+    <w:lvl w:ilvl="6" w:tplc="0C090001" w:tentative="1">
+      <w:start w:val="1"/>
+      <w:numFmt w:val="bullet"/>
+      <w:lvlText w:val=""/>
+      <w:lvlJc w:val="left"/>
+      <w:pPr>
         <w:ind w:left="5040" w:hanging="360"/>
       </w:pPr>
-    </w:lvl>
-    <w:lvl w:ilvl="7" w:tplc="0C090019" w:tentative="1">
-      <w:start w:val="1"/>
-      <w:numFmt w:val="lowerLetter"/>
-      <w:lvlText w:val="%8."/>
+      <w:rPr>
+        <w:rFonts w:ascii="Symbol" w:hAnsi="Symbol" w:hint="default"/>
+      </w:rPr>
+    </w:lvl>
+    <w:lvl w:ilvl="7" w:tplc="0C090003" w:tentative="1">
+      <w:start w:val="1"/>
+      <w:numFmt w:val="bullet"/>
+      <w:lvlText w:val="o"/>
       <w:lvlJc w:val="left"/>
       <w:pPr>
         <w:ind w:left="5760" w:hanging="360"/>
       </w:pPr>
-    </w:lvl>
-    <w:lvl w:ilvl="8" w:tplc="0C09001B" w:tentative="1">
-      <w:start w:val="1"/>
-      <w:numFmt w:val="lowerRoman"/>
-      <w:lvlText w:val="%9."/>
-      <w:lvlJc w:val="right"/>
-      <w:pPr>
-        <w:ind w:left="6480" w:hanging="180"/>
-      </w:pPr>
+      <w:rPr>
+        <w:rFonts w:ascii="Courier New" w:hAnsi="Courier New" w:cs="Courier New" w:hint="default"/>
+      </w:rPr>
+    </w:lvl>
+    <w:lvl w:ilvl="8" w:tplc="0C090005" w:tentative="1">
+      <w:start w:val="1"/>
+      <w:numFmt w:val="bullet"/>
+      <w:lvlText w:val=""/>
+      <w:lvlJc w:val="left"/>
+      <w:pPr>
+        <w:ind w:left="6480" w:hanging="360"/>
+      </w:pPr>
+      <w:rPr>
+        <w:rFonts w:ascii="Wingdings" w:hAnsi="Wingdings" w:hint="default"/>
+      </w:rPr>
     </w:lvl>
   </w:abstractNum>
-  <w:abstractNum w:abstractNumId="35" w15:restartNumberingAfterBreak="0">
+  <w:abstractNum w:abstractNumId="21" w15:restartNumberingAfterBreak="0">
     <w:nsid w:val="4E5B4457"/>
     <w:multiLevelType w:val="hybridMultilevel"/>
     <w:tmpl w:val="B16E5072"/>
@@ -27582,7 +26514,7 @@
       </w:rPr>
     </w:lvl>
   </w:abstractNum>
-  <w:abstractNum w:abstractNumId="36" w15:restartNumberingAfterBreak="0">
+  <w:abstractNum w:abstractNumId="22" w15:restartNumberingAfterBreak="0">
     <w:nsid w:val="52152DC1"/>
     <w:multiLevelType w:val="hybridMultilevel"/>
     <w:tmpl w:val="163EAA66"/>
@@ -27671,7 +26603,7 @@
       </w:pPr>
     </w:lvl>
   </w:abstractNum>
-  <w:abstractNum w:abstractNumId="37" w15:restartNumberingAfterBreak="0">
+  <w:abstractNum w:abstractNumId="23" w15:restartNumberingAfterBreak="0">
     <w:nsid w:val="52D877BD"/>
     <w:multiLevelType w:val="hybridMultilevel"/>
     <w:tmpl w:val="091CD6A4"/>
@@ -27761,7 +26693,7 @@
       </w:pPr>
     </w:lvl>
   </w:abstractNum>
-  <w:abstractNum w:abstractNumId="38" w15:restartNumberingAfterBreak="0">
+  <w:abstractNum w:abstractNumId="24" w15:restartNumberingAfterBreak="0">
     <w:nsid w:val="536179CA"/>
     <w:multiLevelType w:val="hybridMultilevel"/>
     <w:tmpl w:val="8ADC7E04"/>
@@ -27851,7 +26783,7 @@
       </w:pPr>
     </w:lvl>
   </w:abstractNum>
-  <w:abstractNum w:abstractNumId="39" w15:restartNumberingAfterBreak="0">
+  <w:abstractNum w:abstractNumId="25" w15:restartNumberingAfterBreak="0">
     <w:nsid w:val="53BE6AB0"/>
     <w:multiLevelType w:val="multilevel"/>
     <w:tmpl w:val="33C444A6"/>
@@ -27968,93 +26900,7 @@
       </w:rPr>
     </w:lvl>
   </w:abstractNum>
-  <w:abstractNum w:abstractNumId="40" w15:restartNumberingAfterBreak="0">
-    <w:nsid w:val="55211650"/>
-    <w:multiLevelType w:val="hybridMultilevel"/>
-    <w:tmpl w:val="412208AC"/>
-    <w:lvl w:ilvl="0" w:tplc="04090017">
-      <w:start w:val="1"/>
-      <w:numFmt w:val="lowerLetter"/>
-      <w:lvlText w:val="%1)"/>
-      <w:lvlJc w:val="left"/>
-      <w:pPr>
-        <w:ind w:left="360" w:hanging="360"/>
-      </w:pPr>
-    </w:lvl>
-    <w:lvl w:ilvl="1" w:tplc="0C090019" w:tentative="1">
-      <w:start w:val="1"/>
-      <w:numFmt w:val="lowerLetter"/>
-      <w:lvlText w:val="%2."/>
-      <w:lvlJc w:val="left"/>
-      <w:pPr>
-        <w:ind w:left="1080" w:hanging="360"/>
-      </w:pPr>
-    </w:lvl>
-    <w:lvl w:ilvl="2" w:tplc="0C09001B" w:tentative="1">
-      <w:start w:val="1"/>
-      <w:numFmt w:val="lowerRoman"/>
-      <w:lvlText w:val="%3."/>
-      <w:lvlJc w:val="right"/>
-      <w:pPr>
-        <w:ind w:left="1800" w:hanging="180"/>
-      </w:pPr>
-    </w:lvl>
-    <w:lvl w:ilvl="3" w:tplc="0C09000F" w:tentative="1">
-      <w:start w:val="1"/>
-      <w:numFmt w:val="decimal"/>
-      <w:lvlText w:val="%4."/>
-      <w:lvlJc w:val="left"/>
-      <w:pPr>
-        <w:ind w:left="2520" w:hanging="360"/>
-      </w:pPr>
-    </w:lvl>
-    <w:lvl w:ilvl="4" w:tplc="0C090019" w:tentative="1">
-      <w:start w:val="1"/>
-      <w:numFmt w:val="lowerLetter"/>
-      <w:lvlText w:val="%5."/>
-      <w:lvlJc w:val="left"/>
-      <w:pPr>
-        <w:ind w:left="3240" w:hanging="360"/>
-      </w:pPr>
-    </w:lvl>
-    <w:lvl w:ilvl="5" w:tplc="0C09001B" w:tentative="1">
-      <w:start w:val="1"/>
-      <w:numFmt w:val="lowerRoman"/>
-      <w:lvlText w:val="%6."/>
-      <w:lvlJc w:val="right"/>
-      <w:pPr>
-        <w:ind w:left="3960" w:hanging="180"/>
-      </w:pPr>
-    </w:lvl>
-    <w:lvl w:ilvl="6" w:tplc="0C09000F" w:tentative="1">
-      <w:start w:val="1"/>
-      <w:numFmt w:val="decimal"/>
-      <w:lvlText w:val="%7."/>
-      <w:lvlJc w:val="left"/>
-      <w:pPr>
-        <w:ind w:left="4680" w:hanging="360"/>
-      </w:pPr>
-    </w:lvl>
-    <w:lvl w:ilvl="7" w:tplc="0C090019" w:tentative="1">
-      <w:start w:val="1"/>
-      <w:numFmt w:val="lowerLetter"/>
-      <w:lvlText w:val="%8."/>
-      <w:lvlJc w:val="left"/>
-      <w:pPr>
-        <w:ind w:left="5400" w:hanging="360"/>
-      </w:pPr>
-    </w:lvl>
-    <w:lvl w:ilvl="8" w:tplc="0C09001B" w:tentative="1">
-      <w:start w:val="1"/>
-      <w:numFmt w:val="lowerRoman"/>
-      <w:lvlText w:val="%9."/>
-      <w:lvlJc w:val="right"/>
-      <w:pPr>
-        <w:ind w:left="6120" w:hanging="180"/>
-      </w:pPr>
-    </w:lvl>
-  </w:abstractNum>
-  <w:abstractNum w:abstractNumId="41" w15:restartNumberingAfterBreak="0">
+  <w:abstractNum w:abstractNumId="26" w15:restartNumberingAfterBreak="0">
     <w:nsid w:val="5754766F"/>
     <w:multiLevelType w:val="multilevel"/>
     <w:tmpl w:val="72DAA2BE"/>
@@ -28174,120 +27020,7 @@
       </w:rPr>
     </w:lvl>
   </w:abstractNum>
-  <w:abstractNum w:abstractNumId="42" w15:restartNumberingAfterBreak="0">
-    <w:nsid w:val="57854AF4"/>
-    <w:multiLevelType w:val="hybridMultilevel"/>
-    <w:tmpl w:val="695201B0"/>
-    <w:lvl w:ilvl="0" w:tplc="4080C350">
-      <w:start w:val="1"/>
-      <w:numFmt w:val="bullet"/>
-      <w:lvlText w:val=""/>
-      <w:lvlJc w:val="left"/>
-      <w:pPr>
-        <w:ind w:left="720" w:hanging="360"/>
-      </w:pPr>
-      <w:rPr>
-        <w:rFonts w:ascii="Symbol" w:eastAsia="Arial" w:hAnsi="Symbol" w:cs="Arial" w:hint="default"/>
-      </w:rPr>
-    </w:lvl>
-    <w:lvl w:ilvl="1" w:tplc="0C090003" w:tentative="1">
-      <w:start w:val="1"/>
-      <w:numFmt w:val="bullet"/>
-      <w:lvlText w:val="o"/>
-      <w:lvlJc w:val="left"/>
-      <w:pPr>
-        <w:ind w:left="1440" w:hanging="360"/>
-      </w:pPr>
-      <w:rPr>
-        <w:rFonts w:ascii="Courier New" w:hAnsi="Courier New" w:cs="Courier New" w:hint="default"/>
-      </w:rPr>
-    </w:lvl>
-    <w:lvl w:ilvl="2" w:tplc="0C090005" w:tentative="1">
-      <w:start w:val="1"/>
-      <w:numFmt w:val="bullet"/>
-      <w:lvlText w:val=""/>
-      <w:lvlJc w:val="left"/>
-      <w:pPr>
-        <w:ind w:left="2160" w:hanging="360"/>
-      </w:pPr>
-      <w:rPr>
-        <w:rFonts w:ascii="Wingdings" w:hAnsi="Wingdings" w:hint="default"/>
-      </w:rPr>
-    </w:lvl>
-    <w:lvl w:ilvl="3" w:tplc="0C090001" w:tentative="1">
-      <w:start w:val="1"/>
-      <w:numFmt w:val="bullet"/>
-      <w:lvlText w:val=""/>
-      <w:lvlJc w:val="left"/>
-      <w:pPr>
-        <w:ind w:left="2880" w:hanging="360"/>
-      </w:pPr>
-      <w:rPr>
-        <w:rFonts w:ascii="Symbol" w:hAnsi="Symbol" w:hint="default"/>
-      </w:rPr>
-    </w:lvl>
-    <w:lvl w:ilvl="4" w:tplc="0C090003" w:tentative="1">
-      <w:start w:val="1"/>
-      <w:numFmt w:val="bullet"/>
-      <w:lvlText w:val="o"/>
-      <w:lvlJc w:val="left"/>
-      <w:pPr>
-        <w:ind w:left="3600" w:hanging="360"/>
-      </w:pPr>
-      <w:rPr>
-        <w:rFonts w:ascii="Courier New" w:hAnsi="Courier New" w:cs="Courier New" w:hint="default"/>
-      </w:rPr>
-    </w:lvl>
-    <w:lvl w:ilvl="5" w:tplc="0C090005" w:tentative="1">
-      <w:start w:val="1"/>
-      <w:numFmt w:val="bullet"/>
-      <w:lvlText w:val=""/>
-      <w:lvlJc w:val="left"/>
-      <w:pPr>
-        <w:ind w:left="4320" w:hanging="360"/>
-      </w:pPr>
-      <w:rPr>
-        <w:rFonts w:ascii="Wingdings" w:hAnsi="Wingdings" w:hint="default"/>
-      </w:rPr>
-    </w:lvl>
-    <w:lvl w:ilvl="6" w:tplc="0C090001" w:tentative="1">
-      <w:start w:val="1"/>
-      <w:numFmt w:val="bullet"/>
-      <w:lvlText w:val=""/>
-      <w:lvlJc w:val="left"/>
-      <w:pPr>
-        <w:ind w:left="5040" w:hanging="360"/>
-      </w:pPr>
-      <w:rPr>
-        <w:rFonts w:ascii="Symbol" w:hAnsi="Symbol" w:hint="default"/>
-      </w:rPr>
-    </w:lvl>
-    <w:lvl w:ilvl="7" w:tplc="0C090003" w:tentative="1">
-      <w:start w:val="1"/>
-      <w:numFmt w:val="bullet"/>
-      <w:lvlText w:val="o"/>
-      <w:lvlJc w:val="left"/>
-      <w:pPr>
-        <w:ind w:left="5760" w:hanging="360"/>
-      </w:pPr>
-      <w:rPr>
-        <w:rFonts w:ascii="Courier New" w:hAnsi="Courier New" w:cs="Courier New" w:hint="default"/>
-      </w:rPr>
-    </w:lvl>
-    <w:lvl w:ilvl="8" w:tplc="0C090005" w:tentative="1">
-      <w:start w:val="1"/>
-      <w:numFmt w:val="bullet"/>
-      <w:lvlText w:val=""/>
-      <w:lvlJc w:val="left"/>
-      <w:pPr>
-        <w:ind w:left="6480" w:hanging="360"/>
-      </w:pPr>
-      <w:rPr>
-        <w:rFonts w:ascii="Wingdings" w:hAnsi="Wingdings" w:hint="default"/>
-      </w:rPr>
-    </w:lvl>
-  </w:abstractNum>
-  <w:abstractNum w:abstractNumId="43" w15:restartNumberingAfterBreak="0">
+  <w:abstractNum w:abstractNumId="27" w15:restartNumberingAfterBreak="0">
     <w:nsid w:val="593C0AE7"/>
     <w:multiLevelType w:val="multilevel"/>
     <w:tmpl w:val="0DCCB346"/>
@@ -28404,7 +27137,7 @@
       </w:rPr>
     </w:lvl>
   </w:abstractNum>
-  <w:abstractNum w:abstractNumId="44" w15:restartNumberingAfterBreak="0">
+  <w:abstractNum w:abstractNumId="28" w15:restartNumberingAfterBreak="0">
     <w:nsid w:val="593E7447"/>
     <w:multiLevelType w:val="hybridMultilevel"/>
     <w:tmpl w:val="8C4809A0"/>
@@ -28518,7 +27251,7 @@
       </w:rPr>
     </w:lvl>
   </w:abstractNum>
-  <w:abstractNum w:abstractNumId="45" w15:restartNumberingAfterBreak="0">
+  <w:abstractNum w:abstractNumId="29" w15:restartNumberingAfterBreak="0">
     <w:nsid w:val="5B6F6927"/>
     <w:multiLevelType w:val="multilevel"/>
     <w:tmpl w:val="BA2480B2"/>
@@ -28632,7 +27365,7 @@
       </w:rPr>
     </w:lvl>
   </w:abstractNum>
-  <w:abstractNum w:abstractNumId="46" w15:restartNumberingAfterBreak="0">
+  <w:abstractNum w:abstractNumId="30" w15:restartNumberingAfterBreak="0">
     <w:nsid w:val="640F6508"/>
     <w:multiLevelType w:val="multilevel"/>
     <w:tmpl w:val="40848AA0"/>
@@ -28722,120 +27455,7 @@
       </w:pPr>
     </w:lvl>
   </w:abstractNum>
-  <w:abstractNum w:abstractNumId="47" w15:restartNumberingAfterBreak="0">
-    <w:nsid w:val="68165020"/>
-    <w:multiLevelType w:val="hybridMultilevel"/>
-    <w:tmpl w:val="4762EADC"/>
-    <w:lvl w:ilvl="0" w:tplc="04090001">
-      <w:start w:val="1"/>
-      <w:numFmt w:val="bullet"/>
-      <w:lvlText w:val=""/>
-      <w:lvlJc w:val="left"/>
-      <w:pPr>
-        <w:ind w:left="720" w:hanging="360"/>
-      </w:pPr>
-      <w:rPr>
-        <w:rFonts w:ascii="Symbol" w:hAnsi="Symbol" w:hint="default"/>
-      </w:rPr>
-    </w:lvl>
-    <w:lvl w:ilvl="1" w:tplc="04090003" w:tentative="1">
-      <w:start w:val="1"/>
-      <w:numFmt w:val="bullet"/>
-      <w:lvlText w:val="o"/>
-      <w:lvlJc w:val="left"/>
-      <w:pPr>
-        <w:ind w:left="1440" w:hanging="360"/>
-      </w:pPr>
-      <w:rPr>
-        <w:rFonts w:ascii="Courier New" w:hAnsi="Courier New" w:cs="Courier New" w:hint="default"/>
-      </w:rPr>
-    </w:lvl>
-    <w:lvl w:ilvl="2" w:tplc="04090005" w:tentative="1">
-      <w:start w:val="1"/>
-      <w:numFmt w:val="bullet"/>
-      <w:lvlText w:val=""/>
-      <w:lvlJc w:val="left"/>
-      <w:pPr>
-        <w:ind w:left="2160" w:hanging="360"/>
-      </w:pPr>
-      <w:rPr>
-        <w:rFonts w:ascii="Wingdings" w:hAnsi="Wingdings" w:hint="default"/>
-      </w:rPr>
-    </w:lvl>
-    <w:lvl w:ilvl="3" w:tplc="04090001" w:tentative="1">
-      <w:start w:val="1"/>
-      <w:numFmt w:val="bullet"/>
-      <w:lvlText w:val=""/>
-      <w:lvlJc w:val="left"/>
-      <w:pPr>
-        <w:ind w:left="2880" w:hanging="360"/>
-      </w:pPr>
-      <w:rPr>
-        <w:rFonts w:ascii="Symbol" w:hAnsi="Symbol" w:hint="default"/>
-      </w:rPr>
-    </w:lvl>
-    <w:lvl w:ilvl="4" w:tplc="04090003" w:tentative="1">
-      <w:start w:val="1"/>
-      <w:numFmt w:val="bullet"/>
-      <w:lvlText w:val="o"/>
-      <w:lvlJc w:val="left"/>
-      <w:pPr>
-        <w:ind w:left="3600" w:hanging="360"/>
-      </w:pPr>
-      <w:rPr>
-        <w:rFonts w:ascii="Courier New" w:hAnsi="Courier New" w:cs="Courier New" w:hint="default"/>
-      </w:rPr>
-    </w:lvl>
-    <w:lvl w:ilvl="5" w:tplc="04090005" w:tentative="1">
-      <w:start w:val="1"/>
-      <w:numFmt w:val="bullet"/>
-      <w:lvlText w:val=""/>
-      <w:lvlJc w:val="left"/>
-      <w:pPr>
-        <w:ind w:left="4320" w:hanging="360"/>
-      </w:pPr>
-      <w:rPr>
-        <w:rFonts w:ascii="Wingdings" w:hAnsi="Wingdings" w:hint="default"/>
-      </w:rPr>
-    </w:lvl>
-    <w:lvl w:ilvl="6" w:tplc="04090001" w:tentative="1">
-      <w:start w:val="1"/>
-      <w:numFmt w:val="bullet"/>
-      <w:lvlText w:val=""/>
-      <w:lvlJc w:val="left"/>
-      <w:pPr>
-        <w:ind w:left="5040" w:hanging="360"/>
-      </w:pPr>
-      <w:rPr>
-        <w:rFonts w:ascii="Symbol" w:hAnsi="Symbol" w:hint="default"/>
-      </w:rPr>
-    </w:lvl>
-    <w:lvl w:ilvl="7" w:tplc="04090003" w:tentative="1">
-      <w:start w:val="1"/>
-      <w:numFmt w:val="bullet"/>
-      <w:lvlText w:val="o"/>
-      <w:lvlJc w:val="left"/>
-      <w:pPr>
-        <w:ind w:left="5760" w:hanging="360"/>
-      </w:pPr>
-      <w:rPr>
-        <w:rFonts w:ascii="Courier New" w:hAnsi="Courier New" w:cs="Courier New" w:hint="default"/>
-      </w:rPr>
-    </w:lvl>
-    <w:lvl w:ilvl="8" w:tplc="04090005" w:tentative="1">
-      <w:start w:val="1"/>
-      <w:numFmt w:val="bullet"/>
-      <w:lvlText w:val=""/>
-      <w:lvlJc w:val="left"/>
-      <w:pPr>
-        <w:ind w:left="6480" w:hanging="360"/>
-      </w:pPr>
-      <w:rPr>
-        <w:rFonts w:ascii="Wingdings" w:hAnsi="Wingdings" w:hint="default"/>
-      </w:rPr>
-    </w:lvl>
-  </w:abstractNum>
-  <w:abstractNum w:abstractNumId="48" w15:restartNumberingAfterBreak="0">
+  <w:abstractNum w:abstractNumId="31" w15:restartNumberingAfterBreak="0">
     <w:nsid w:val="701D5662"/>
     <w:multiLevelType w:val="hybridMultilevel"/>
     <w:tmpl w:val="8A9ACF1C"/>
@@ -28948,96 +27568,7 @@
       </w:rPr>
     </w:lvl>
   </w:abstractNum>
-  <w:abstractNum w:abstractNumId="49" w15:restartNumberingAfterBreak="0">
-    <w:nsid w:val="726A209F"/>
-    <w:multiLevelType w:val="hybridMultilevel"/>
-    <w:tmpl w:val="12FE06DA"/>
-    <w:lvl w:ilvl="0" w:tplc="FFFFFFFF">
-      <w:start w:val="1"/>
-      <w:numFmt w:val="decimal"/>
-      <w:lvlText w:val="%1."/>
-      <w:lvlJc w:val="left"/>
-      <w:pPr>
-        <w:ind w:left="1440" w:hanging="360"/>
-      </w:pPr>
-      <w:rPr>
-        <w:rFonts w:hint="default"/>
-      </w:rPr>
-    </w:lvl>
-    <w:lvl w:ilvl="1" w:tplc="FFFFFFFF">
-      <w:start w:val="1"/>
-      <w:numFmt w:val="lowerLetter"/>
-      <w:lvlText w:val="%2."/>
-      <w:lvlJc w:val="left"/>
-      <w:pPr>
-        <w:ind w:left="1440" w:hanging="360"/>
-      </w:pPr>
-    </w:lvl>
-    <w:lvl w:ilvl="2" w:tplc="FFFFFFFF" w:tentative="1">
-      <w:start w:val="1"/>
-      <w:numFmt w:val="lowerRoman"/>
-      <w:lvlText w:val="%3."/>
-      <w:lvlJc w:val="right"/>
-      <w:pPr>
-        <w:ind w:left="2160" w:hanging="180"/>
-      </w:pPr>
-    </w:lvl>
-    <w:lvl w:ilvl="3" w:tplc="FFFFFFFF" w:tentative="1">
-      <w:start w:val="1"/>
-      <w:numFmt w:val="decimal"/>
-      <w:lvlText w:val="%4."/>
-      <w:lvlJc w:val="left"/>
-      <w:pPr>
-        <w:ind w:left="2880" w:hanging="360"/>
-      </w:pPr>
-    </w:lvl>
-    <w:lvl w:ilvl="4" w:tplc="FFFFFFFF" w:tentative="1">
-      <w:start w:val="1"/>
-      <w:numFmt w:val="lowerLetter"/>
-      <w:lvlText w:val="%5."/>
-      <w:lvlJc w:val="left"/>
-      <w:pPr>
-        <w:ind w:left="3600" w:hanging="360"/>
-      </w:pPr>
-    </w:lvl>
-    <w:lvl w:ilvl="5" w:tplc="FFFFFFFF" w:tentative="1">
-      <w:start w:val="1"/>
-      <w:numFmt w:val="lowerRoman"/>
-      <w:lvlText w:val="%6."/>
-      <w:lvlJc w:val="right"/>
-      <w:pPr>
-        <w:ind w:left="4320" w:hanging="180"/>
-      </w:pPr>
-    </w:lvl>
-    <w:lvl w:ilvl="6" w:tplc="FFFFFFFF" w:tentative="1">
-      <w:start w:val="1"/>
-      <w:numFmt w:val="decimal"/>
-      <w:lvlText w:val="%7."/>
-      <w:lvlJc w:val="left"/>
-      <w:pPr>
-        <w:ind w:left="5040" w:hanging="360"/>
-      </w:pPr>
-    </w:lvl>
-    <w:lvl w:ilvl="7" w:tplc="FFFFFFFF" w:tentative="1">
-      <w:start w:val="1"/>
-      <w:numFmt w:val="lowerLetter"/>
-      <w:lvlText w:val="%8."/>
-      <w:lvlJc w:val="left"/>
-      <w:pPr>
-        <w:ind w:left="5760" w:hanging="360"/>
-      </w:pPr>
-    </w:lvl>
-    <w:lvl w:ilvl="8" w:tplc="FFFFFFFF" w:tentative="1">
-      <w:start w:val="1"/>
-      <w:numFmt w:val="lowerRoman"/>
-      <w:lvlText w:val="%9."/>
-      <w:lvlJc w:val="right"/>
-      <w:pPr>
-        <w:ind w:left="6480" w:hanging="180"/>
-      </w:pPr>
-    </w:lvl>
-  </w:abstractNum>
-  <w:abstractNum w:abstractNumId="50" w15:restartNumberingAfterBreak="0">
+  <w:abstractNum w:abstractNumId="32" w15:restartNumberingAfterBreak="0">
     <w:nsid w:val="750D332F"/>
     <w:multiLevelType w:val="multilevel"/>
     <w:tmpl w:val="0809001D"/>
@@ -29124,93 +27655,7 @@
       </w:pPr>
     </w:lvl>
   </w:abstractNum>
-  <w:abstractNum w:abstractNumId="51" w15:restartNumberingAfterBreak="0">
-    <w:nsid w:val="7538432E"/>
-    <w:multiLevelType w:val="hybridMultilevel"/>
-    <w:tmpl w:val="11A06852"/>
-    <w:lvl w:ilvl="0" w:tplc="04090017">
-      <w:start w:val="1"/>
-      <w:numFmt w:val="lowerLetter"/>
-      <w:lvlText w:val="%1)"/>
-      <w:lvlJc w:val="left"/>
-      <w:pPr>
-        <w:ind w:left="360" w:hanging="360"/>
-      </w:pPr>
-    </w:lvl>
-    <w:lvl w:ilvl="1" w:tplc="0C090019" w:tentative="1">
-      <w:start w:val="1"/>
-      <w:numFmt w:val="lowerLetter"/>
-      <w:lvlText w:val="%2."/>
-      <w:lvlJc w:val="left"/>
-      <w:pPr>
-        <w:ind w:left="1440" w:hanging="360"/>
-      </w:pPr>
-    </w:lvl>
-    <w:lvl w:ilvl="2" w:tplc="0C09001B" w:tentative="1">
-      <w:start w:val="1"/>
-      <w:numFmt w:val="lowerRoman"/>
-      <w:lvlText w:val="%3."/>
-      <w:lvlJc w:val="right"/>
-      <w:pPr>
-        <w:ind w:left="2160" w:hanging="180"/>
-      </w:pPr>
-    </w:lvl>
-    <w:lvl w:ilvl="3" w:tplc="0C09000F" w:tentative="1">
-      <w:start w:val="1"/>
-      <w:numFmt w:val="decimal"/>
-      <w:lvlText w:val="%4."/>
-      <w:lvlJc w:val="left"/>
-      <w:pPr>
-        <w:ind w:left="2880" w:hanging="360"/>
-      </w:pPr>
-    </w:lvl>
-    <w:lvl w:ilvl="4" w:tplc="0C090019" w:tentative="1">
-      <w:start w:val="1"/>
-      <w:numFmt w:val="lowerLetter"/>
-      <w:lvlText w:val="%5."/>
-      <w:lvlJc w:val="left"/>
-      <w:pPr>
-        <w:ind w:left="3600" w:hanging="360"/>
-      </w:pPr>
-    </w:lvl>
-    <w:lvl w:ilvl="5" w:tplc="0C09001B" w:tentative="1">
-      <w:start w:val="1"/>
-      <w:numFmt w:val="lowerRoman"/>
-      <w:lvlText w:val="%6."/>
-      <w:lvlJc w:val="right"/>
-      <w:pPr>
-        <w:ind w:left="4320" w:hanging="180"/>
-      </w:pPr>
-    </w:lvl>
-    <w:lvl w:ilvl="6" w:tplc="0C09000F" w:tentative="1">
-      <w:start w:val="1"/>
-      <w:numFmt w:val="decimal"/>
-      <w:lvlText w:val="%7."/>
-      <w:lvlJc w:val="left"/>
-      <w:pPr>
-        <w:ind w:left="5040" w:hanging="360"/>
-      </w:pPr>
-    </w:lvl>
-    <w:lvl w:ilvl="7" w:tplc="0C090019" w:tentative="1">
-      <w:start w:val="1"/>
-      <w:numFmt w:val="lowerLetter"/>
-      <w:lvlText w:val="%8."/>
-      <w:lvlJc w:val="left"/>
-      <w:pPr>
-        <w:ind w:left="5760" w:hanging="360"/>
-      </w:pPr>
-    </w:lvl>
-    <w:lvl w:ilvl="8" w:tplc="0C09001B" w:tentative="1">
-      <w:start w:val="1"/>
-      <w:numFmt w:val="lowerRoman"/>
-      <w:lvlText w:val="%9."/>
-      <w:lvlJc w:val="right"/>
-      <w:pPr>
-        <w:ind w:left="6480" w:hanging="180"/>
-      </w:pPr>
-    </w:lvl>
-  </w:abstractNum>
-  <w:abstractNum w:abstractNumId="52" w15:restartNumberingAfterBreak="0">
+  <w:abstractNum w:abstractNumId="33" w15:restartNumberingAfterBreak="0">
     <w:nsid w:val="76E751BB"/>
     <w:multiLevelType w:val="hybridMultilevel"/>
     <w:tmpl w:val="163EAA66"/>
@@ -29299,120 +27744,7 @@
       </w:pPr>
     </w:lvl>
   </w:abstractNum>
-  <w:abstractNum w:abstractNumId="53" w15:restartNumberingAfterBreak="0">
-    <w:nsid w:val="76EC0333"/>
-    <w:multiLevelType w:val="hybridMultilevel"/>
-    <w:tmpl w:val="EA8E129C"/>
-    <w:lvl w:ilvl="0" w:tplc="441A2CC8">
-      <w:start w:val="1"/>
-      <w:numFmt w:val="bullet"/>
-      <w:lvlText w:val=""/>
-      <w:lvlJc w:val="left"/>
-      <w:pPr>
-        <w:ind w:left="720" w:hanging="360"/>
-      </w:pPr>
-      <w:rPr>
-        <w:rFonts w:ascii="Symbol" w:hAnsi="Symbol" w:hint="default"/>
-      </w:rPr>
-    </w:lvl>
-    <w:lvl w:ilvl="1" w:tplc="56128568">
-      <w:start w:val="1"/>
-      <w:numFmt w:val="bullet"/>
-      <w:lvlText w:val="o"/>
-      <w:lvlJc w:val="left"/>
-      <w:pPr>
-        <w:ind w:left="1440" w:hanging="360"/>
-      </w:pPr>
-      <w:rPr>
-        <w:rFonts w:ascii="Courier New" w:hAnsi="Courier New" w:hint="default"/>
-      </w:rPr>
-    </w:lvl>
-    <w:lvl w:ilvl="2" w:tplc="819A925C">
-      <w:start w:val="1"/>
-      <w:numFmt w:val="bullet"/>
-      <w:lvlText w:val=""/>
-      <w:lvlJc w:val="left"/>
-      <w:pPr>
-        <w:ind w:left="2160" w:hanging="360"/>
-      </w:pPr>
-      <w:rPr>
-        <w:rFonts w:ascii="Wingdings" w:hAnsi="Wingdings" w:hint="default"/>
-      </w:rPr>
-    </w:lvl>
-    <w:lvl w:ilvl="3" w:tplc="6310B594">
-      <w:start w:val="1"/>
-      <w:numFmt w:val="bullet"/>
-      <w:lvlText w:val=""/>
-      <w:lvlJc w:val="left"/>
-      <w:pPr>
-        <w:ind w:left="2880" w:hanging="360"/>
-      </w:pPr>
-      <w:rPr>
-        <w:rFonts w:ascii="Symbol" w:hAnsi="Symbol" w:hint="default"/>
-      </w:rPr>
-    </w:lvl>
-    <w:lvl w:ilvl="4" w:tplc="942831A4">
-      <w:start w:val="1"/>
-      <w:numFmt w:val="bullet"/>
-      <w:lvlText w:val="o"/>
-      <w:lvlJc w:val="left"/>
-      <w:pPr>
-        <w:ind w:left="3600" w:hanging="360"/>
-      </w:pPr>
-      <w:rPr>
-        <w:rFonts w:ascii="Courier New" w:hAnsi="Courier New" w:hint="default"/>
-      </w:rPr>
-    </w:lvl>
-    <w:lvl w:ilvl="5" w:tplc="BF1C50CC">
-      <w:start w:val="1"/>
-      <w:numFmt w:val="bullet"/>
-      <w:lvlText w:val=""/>
-      <w:lvlJc w:val="left"/>
-      <w:pPr>
-        <w:ind w:left="4320" w:hanging="360"/>
-      </w:pPr>
-      <w:rPr>
-        <w:rFonts w:ascii="Wingdings" w:hAnsi="Wingdings" w:hint="default"/>
-      </w:rPr>
-    </w:lvl>
-    <w:lvl w:ilvl="6" w:tplc="F1C82934">
-      <w:start w:val="1"/>
-      <w:numFmt w:val="bullet"/>
-      <w:lvlText w:val=""/>
-      <w:lvlJc w:val="left"/>
-      <w:pPr>
-        <w:ind w:left="5040" w:hanging="360"/>
-      </w:pPr>
-      <w:rPr>
-        <w:rFonts w:ascii="Symbol" w:hAnsi="Symbol" w:hint="default"/>
-      </w:rPr>
-    </w:lvl>
-    <w:lvl w:ilvl="7" w:tplc="09E862D6">
-      <w:start w:val="1"/>
-      <w:numFmt w:val="bullet"/>
-      <w:lvlText w:val="o"/>
-      <w:lvlJc w:val="left"/>
-      <w:pPr>
-        <w:ind w:left="5760" w:hanging="360"/>
-      </w:pPr>
-      <w:rPr>
-        <w:rFonts w:ascii="Courier New" w:hAnsi="Courier New" w:hint="default"/>
-      </w:rPr>
-    </w:lvl>
-    <w:lvl w:ilvl="8" w:tplc="01AA5624">
-      <w:start w:val="1"/>
-      <w:numFmt w:val="bullet"/>
-      <w:lvlText w:val=""/>
-      <w:lvlJc w:val="left"/>
-      <w:pPr>
-        <w:ind w:left="6480" w:hanging="360"/>
-      </w:pPr>
-      <w:rPr>
-        <w:rFonts w:ascii="Wingdings" w:hAnsi="Wingdings" w:hint="default"/>
-      </w:rPr>
-    </w:lvl>
-  </w:abstractNum>
-  <w:abstractNum w:abstractNumId="54" w15:restartNumberingAfterBreak="0">
+  <w:abstractNum w:abstractNumId="34" w15:restartNumberingAfterBreak="0">
     <w:nsid w:val="77F70F51"/>
     <w:multiLevelType w:val="hybridMultilevel"/>
     <w:tmpl w:val="FCB8B5FA"/>
@@ -29501,7 +27833,7 @@
       </w:pPr>
     </w:lvl>
   </w:abstractNum>
-  <w:abstractNum w:abstractNumId="55" w15:restartNumberingAfterBreak="0">
+  <w:abstractNum w:abstractNumId="35" w15:restartNumberingAfterBreak="0">
     <w:nsid w:val="7AF7375F"/>
     <w:multiLevelType w:val="hybridMultilevel"/>
     <w:tmpl w:val="CB10BE82"/>
@@ -29614,7 +27946,7 @@
       </w:rPr>
     </w:lvl>
   </w:abstractNum>
-  <w:abstractNum w:abstractNumId="56" w15:restartNumberingAfterBreak="0">
+  <w:abstractNum w:abstractNumId="36" w15:restartNumberingAfterBreak="0">
     <w:nsid w:val="7C3B2ECD"/>
     <w:multiLevelType w:val="hybridMultilevel"/>
     <w:tmpl w:val="5D260198"/>
@@ -29700,357 +28032,74 @@
       </w:pPr>
     </w:lvl>
   </w:abstractNum>
-  <w:abstractNum w:abstractNumId="57" w15:restartNumberingAfterBreak="0">
-    <w:nsid w:val="7C4669C3"/>
-    <w:multiLevelType w:val="hybridMultilevel"/>
-    <w:tmpl w:val="46C68598"/>
-    <w:lvl w:ilvl="0" w:tplc="0C090001">
-      <w:start w:val="1"/>
-      <w:numFmt w:val="bullet"/>
-      <w:lvlText w:val=""/>
-      <w:lvlJc w:val="left"/>
-      <w:pPr>
-        <w:ind w:left="720" w:hanging="360"/>
-      </w:pPr>
-      <w:rPr>
-        <w:rFonts w:ascii="Symbol" w:hAnsi="Symbol" w:hint="default"/>
-      </w:rPr>
-    </w:lvl>
-    <w:lvl w:ilvl="1" w:tplc="0C090003" w:tentative="1">
-      <w:start w:val="1"/>
-      <w:numFmt w:val="bullet"/>
-      <w:lvlText w:val="o"/>
-      <w:lvlJc w:val="left"/>
-      <w:pPr>
-        <w:ind w:left="1440" w:hanging="360"/>
-      </w:pPr>
-      <w:rPr>
-        <w:rFonts w:ascii="Courier New" w:hAnsi="Courier New" w:cs="Courier New" w:hint="default"/>
-      </w:rPr>
-    </w:lvl>
-    <w:lvl w:ilvl="2" w:tplc="0C090005" w:tentative="1">
-      <w:start w:val="1"/>
-      <w:numFmt w:val="bullet"/>
-      <w:lvlText w:val=""/>
-      <w:lvlJc w:val="left"/>
-      <w:pPr>
-        <w:ind w:left="2160" w:hanging="360"/>
-      </w:pPr>
-      <w:rPr>
-        <w:rFonts w:ascii="Wingdings" w:hAnsi="Wingdings" w:hint="default"/>
-      </w:rPr>
-    </w:lvl>
-    <w:lvl w:ilvl="3" w:tplc="0C090001" w:tentative="1">
-      <w:start w:val="1"/>
-      <w:numFmt w:val="bullet"/>
-      <w:lvlText w:val=""/>
-      <w:lvlJc w:val="left"/>
-      <w:pPr>
-        <w:ind w:left="2880" w:hanging="360"/>
-      </w:pPr>
-      <w:rPr>
-        <w:rFonts w:ascii="Symbol" w:hAnsi="Symbol" w:hint="default"/>
-      </w:rPr>
-    </w:lvl>
-    <w:lvl w:ilvl="4" w:tplc="0C090003" w:tentative="1">
-      <w:start w:val="1"/>
-      <w:numFmt w:val="bullet"/>
-      <w:lvlText w:val="o"/>
-      <w:lvlJc w:val="left"/>
-      <w:pPr>
-        <w:ind w:left="3600" w:hanging="360"/>
-      </w:pPr>
-      <w:rPr>
-        <w:rFonts w:ascii="Courier New" w:hAnsi="Courier New" w:cs="Courier New" w:hint="default"/>
-      </w:rPr>
-    </w:lvl>
-    <w:lvl w:ilvl="5" w:tplc="0C090005" w:tentative="1">
-      <w:start w:val="1"/>
-      <w:numFmt w:val="bullet"/>
-      <w:lvlText w:val=""/>
-      <w:lvlJc w:val="left"/>
-      <w:pPr>
-        <w:ind w:left="4320" w:hanging="360"/>
-      </w:pPr>
-      <w:rPr>
-        <w:rFonts w:ascii="Wingdings" w:hAnsi="Wingdings" w:hint="default"/>
-      </w:rPr>
-    </w:lvl>
-    <w:lvl w:ilvl="6" w:tplc="0C090001" w:tentative="1">
-      <w:start w:val="1"/>
-      <w:numFmt w:val="bullet"/>
-      <w:lvlText w:val=""/>
-      <w:lvlJc w:val="left"/>
-      <w:pPr>
-        <w:ind w:left="5040" w:hanging="360"/>
-      </w:pPr>
-      <w:rPr>
-        <w:rFonts w:ascii="Symbol" w:hAnsi="Symbol" w:hint="default"/>
-      </w:rPr>
-    </w:lvl>
-    <w:lvl w:ilvl="7" w:tplc="0C090003" w:tentative="1">
-      <w:start w:val="1"/>
-      <w:numFmt w:val="bullet"/>
-      <w:lvlText w:val="o"/>
-      <w:lvlJc w:val="left"/>
-      <w:pPr>
-        <w:ind w:left="5760" w:hanging="360"/>
-      </w:pPr>
-      <w:rPr>
-        <w:rFonts w:ascii="Courier New" w:hAnsi="Courier New" w:cs="Courier New" w:hint="default"/>
-      </w:rPr>
-    </w:lvl>
-    <w:lvl w:ilvl="8" w:tplc="0C090005" w:tentative="1">
-      <w:start w:val="1"/>
-      <w:numFmt w:val="bullet"/>
-      <w:lvlText w:val=""/>
-      <w:lvlJc w:val="left"/>
-      <w:pPr>
-        <w:ind w:left="6480" w:hanging="360"/>
-      </w:pPr>
-      <w:rPr>
-        <w:rFonts w:ascii="Wingdings" w:hAnsi="Wingdings" w:hint="default"/>
-      </w:rPr>
-    </w:lvl>
-  </w:abstractNum>
-  <w:abstractNum w:abstractNumId="58" w15:restartNumberingAfterBreak="0">
-    <w:nsid w:val="7FC04C26"/>
-    <w:multiLevelType w:val="hybridMultilevel"/>
-    <w:tmpl w:val="275AF312"/>
-    <w:lvl w:ilvl="0" w:tplc="08090005">
-      <w:start w:val="1"/>
-      <w:numFmt w:val="bullet"/>
-      <w:lvlText w:val=""/>
-      <w:lvlJc w:val="left"/>
-      <w:pPr>
-        <w:ind w:left="720" w:hanging="360"/>
-      </w:pPr>
-      <w:rPr>
-        <w:rFonts w:ascii="Wingdings" w:hAnsi="Wingdings" w:hint="default"/>
-      </w:rPr>
-    </w:lvl>
-    <w:lvl w:ilvl="1" w:tplc="08090003" w:tentative="1">
-      <w:start w:val="1"/>
-      <w:numFmt w:val="bullet"/>
-      <w:lvlText w:val="o"/>
-      <w:lvlJc w:val="left"/>
-      <w:pPr>
-        <w:ind w:left="1440" w:hanging="360"/>
-      </w:pPr>
-      <w:rPr>
-        <w:rFonts w:ascii="Courier New" w:hAnsi="Courier New" w:cs="Courier New" w:hint="default"/>
-      </w:rPr>
-    </w:lvl>
-    <w:lvl w:ilvl="2" w:tplc="08090005" w:tentative="1">
-      <w:start w:val="1"/>
-      <w:numFmt w:val="bullet"/>
-      <w:lvlText w:val=""/>
-      <w:lvlJc w:val="left"/>
-      <w:pPr>
-        <w:ind w:left="2160" w:hanging="360"/>
-      </w:pPr>
-      <w:rPr>
-        <w:rFonts w:ascii="Wingdings" w:hAnsi="Wingdings" w:hint="default"/>
-      </w:rPr>
-    </w:lvl>
-    <w:lvl w:ilvl="3" w:tplc="08090001" w:tentative="1">
-      <w:start w:val="1"/>
-      <w:numFmt w:val="bullet"/>
-      <w:lvlText w:val=""/>
-      <w:lvlJc w:val="left"/>
-      <w:pPr>
-        <w:ind w:left="2880" w:hanging="360"/>
-      </w:pPr>
-      <w:rPr>
-        <w:rFonts w:ascii="Symbol" w:hAnsi="Symbol" w:hint="default"/>
-      </w:rPr>
-    </w:lvl>
-    <w:lvl w:ilvl="4" w:tplc="08090003" w:tentative="1">
-      <w:start w:val="1"/>
-      <w:numFmt w:val="bullet"/>
-      <w:lvlText w:val="o"/>
-      <w:lvlJc w:val="left"/>
-      <w:pPr>
-        <w:ind w:left="3600" w:hanging="360"/>
-      </w:pPr>
-      <w:rPr>
-        <w:rFonts w:ascii="Courier New" w:hAnsi="Courier New" w:cs="Courier New" w:hint="default"/>
-      </w:rPr>
-    </w:lvl>
-    <w:lvl w:ilvl="5" w:tplc="08090005" w:tentative="1">
-      <w:start w:val="1"/>
-      <w:numFmt w:val="bullet"/>
-      <w:lvlText w:val=""/>
-      <w:lvlJc w:val="left"/>
-      <w:pPr>
-        <w:ind w:left="4320" w:hanging="360"/>
-      </w:pPr>
-      <w:rPr>
-        <w:rFonts w:ascii="Wingdings" w:hAnsi="Wingdings" w:hint="default"/>
-      </w:rPr>
-    </w:lvl>
-    <w:lvl w:ilvl="6" w:tplc="08090001" w:tentative="1">
-      <w:start w:val="1"/>
-      <w:numFmt w:val="bullet"/>
-      <w:lvlText w:val=""/>
-      <w:lvlJc w:val="left"/>
-      <w:pPr>
-        <w:ind w:left="5040" w:hanging="360"/>
-      </w:pPr>
-      <w:rPr>
-        <w:rFonts w:ascii="Symbol" w:hAnsi="Symbol" w:hint="default"/>
-      </w:rPr>
-    </w:lvl>
-    <w:lvl w:ilvl="7" w:tplc="08090003" w:tentative="1">
-      <w:start w:val="1"/>
-      <w:numFmt w:val="bullet"/>
-      <w:lvlText w:val="o"/>
-      <w:lvlJc w:val="left"/>
-      <w:pPr>
-        <w:ind w:left="5760" w:hanging="360"/>
-      </w:pPr>
-      <w:rPr>
-        <w:rFonts w:ascii="Courier New" w:hAnsi="Courier New" w:cs="Courier New" w:hint="default"/>
-      </w:rPr>
-    </w:lvl>
-    <w:lvl w:ilvl="8" w:tplc="08090005" w:tentative="1">
-      <w:start w:val="1"/>
-      <w:numFmt w:val="bullet"/>
-      <w:lvlText w:val=""/>
-      <w:lvlJc w:val="left"/>
-      <w:pPr>
-        <w:ind w:left="6480" w:hanging="360"/>
-      </w:pPr>
-      <w:rPr>
-        <w:rFonts w:ascii="Wingdings" w:hAnsi="Wingdings" w:hint="default"/>
-      </w:rPr>
-    </w:lvl>
-  </w:abstractNum>
-  <w:num w:numId="1" w16cid:durableId="2082361789">
-    <w:abstractNumId w:val="44"/>
+  <w:num w:numId="1">
+    <w:abstractNumId w:val="28"/>
   </w:num>
-  <w:num w:numId="2" w16cid:durableId="1904024803">
-    <w:abstractNumId w:val="19"/>
+  <w:num w:numId="2">
+    <w:abstractNumId w:val="8"/>
   </w:num>
-  <w:num w:numId="3" w16cid:durableId="1515415608">
-    <w:abstractNumId w:val="4"/>
+  <w:num w:numId="3">
+    <w:abstractNumId w:val="0"/>
   </w:num>
-  <w:num w:numId="4" w16cid:durableId="1104417899">
-    <w:abstractNumId w:val="39"/>
+  <w:num w:numId="4">
+    <w:abstractNumId w:val="25"/>
   </w:num>
-  <w:num w:numId="5" w16cid:durableId="1318874791">
+  <w:num w:numId="5">
+    <w:abstractNumId w:val="17"/>
+  </w:num>
+  <w:num w:numId="6">
+    <w:abstractNumId w:val="11"/>
+  </w:num>
+  <w:num w:numId="7">
+    <w:abstractNumId w:val="29"/>
+  </w:num>
+  <w:num w:numId="8">
+    <w:abstractNumId w:val="14"/>
+  </w:num>
+  <w:num w:numId="9">
+    <w:abstractNumId w:val="24"/>
+  </w:num>
+  <w:num w:numId="10">
     <w:abstractNumId w:val="30"/>
   </w:num>
-  <w:num w:numId="6" w16cid:durableId="570041669">
-    <w:abstractNumId w:val="23"/>
+  <w:num w:numId="11">
+    <w:abstractNumId w:val="7"/>
   </w:num>
-  <w:num w:numId="7" w16cid:durableId="1313679110">
-    <w:abstractNumId w:val="45"/>
+  <w:num w:numId="12">
+    <w:abstractNumId w:val="27"/>
   </w:num>
-  <w:num w:numId="8" w16cid:durableId="161238365">
+  <w:num w:numId="13">
+    <w:abstractNumId w:val="9"/>
+  </w:num>
+  <w:num w:numId="14">
+    <w:abstractNumId w:val="1"/>
+  </w:num>
+  <w:num w:numId="15">
     <w:abstractNumId w:val="26"/>
   </w:num>
-  <w:num w:numId="9" w16cid:durableId="983705837">
-    <w:abstractNumId w:val="38"/>
-  </w:num>
-  <w:num w:numId="10" w16cid:durableId="735589202">
-    <w:abstractNumId w:val="46"/>
-  </w:num>
-  <w:num w:numId="11" w16cid:durableId="2138405484">
-    <w:abstractNumId w:val="18"/>
-  </w:num>
-  <w:num w:numId="12" w16cid:durableId="1912542048">
-    <w:abstractNumId w:val="43"/>
-  </w:num>
-  <w:num w:numId="13" w16cid:durableId="2010324936">
-    <w:abstractNumId w:val="20"/>
-  </w:num>
-  <w:num w:numId="14" w16cid:durableId="1875463834">
+  <w:num w:numId="16">
     <w:abstractNumId w:val="5"/>
   </w:num>
-  <w:num w:numId="15" w16cid:durableId="582298619">
-    <w:abstractNumId w:val="41"/>
+  <w:num w:numId="17">
+    <w:abstractNumId w:val="32"/>
   </w:num>
-  <w:num w:numId="16" w16cid:durableId="55977353">
-    <w:abstractNumId w:val="14"/>
+  <w:num w:numId="18">
+    <w:abstractNumId w:val="21"/>
   </w:num>
-  <w:num w:numId="17" w16cid:durableId="1116145369">
-    <w:abstractNumId w:val="50"/>
+  <w:num w:numId="19">
+    <w:abstractNumId w:val="15"/>
   </w:num>
-  <w:num w:numId="18" w16cid:durableId="2035378518">
-    <w:abstractNumId w:val="35"/>
+  <w:num w:numId="20">
+    <w:abstractNumId w:val="31"/>
   </w:num>
-  <w:num w:numId="19" w16cid:durableId="1731034436">
-    <w:abstractNumId w:val="53"/>
-  </w:num>
-  <w:num w:numId="20" w16cid:durableId="153762890">
-    <w:abstractNumId w:val="57"/>
-  </w:num>
-  <w:num w:numId="21" w16cid:durableId="190848938">
+  <w:num w:numId="21">
     <w:abstractNumId w:val="2"/>
   </w:num>
-  <w:num w:numId="22" w16cid:durableId="2029982242">
-    <w:abstractNumId w:val="47"/>
-  </w:num>
-  <w:num w:numId="23" w16cid:durableId="1554268784">
-    <w:abstractNumId w:val="12"/>
-  </w:num>
-  <w:num w:numId="24" w16cid:durableId="335428674">
-    <w:abstractNumId w:val="3"/>
-  </w:num>
-  <w:num w:numId="25" w16cid:durableId="1183978982">
-    <w:abstractNumId w:val="40"/>
-  </w:num>
-  <w:num w:numId="26" w16cid:durableId="1699043613">
-    <w:abstractNumId w:val="51"/>
-  </w:num>
-  <w:num w:numId="27" w16cid:durableId="476722731">
-    <w:abstractNumId w:val="29"/>
-  </w:num>
-  <w:num w:numId="28" w16cid:durableId="1871062609">
-    <w:abstractNumId w:val="22"/>
-  </w:num>
-  <w:num w:numId="29" w16cid:durableId="1188641840">
-    <w:abstractNumId w:val="34"/>
-  </w:num>
-  <w:num w:numId="30" w16cid:durableId="701325335">
+  <w:num w:numId="22">
     <w:abstractNumId w:val="13"/>
   </w:num>
-  <w:num w:numId="31" w16cid:durableId="925773743">
-    <w:abstractNumId w:val="7"/>
-  </w:num>
-  <w:num w:numId="32" w16cid:durableId="275991361">
-    <w:abstractNumId w:val="32"/>
-  </w:num>
-  <w:num w:numId="33" w16cid:durableId="859661526">
-    <w:abstractNumId w:val="58"/>
-  </w:num>
-  <w:num w:numId="34" w16cid:durableId="964891600">
-    <w:abstractNumId w:val="42"/>
-  </w:num>
-  <w:num w:numId="35" w16cid:durableId="905147808">
-    <w:abstractNumId w:val="11"/>
-  </w:num>
-  <w:num w:numId="36" w16cid:durableId="1777360464">
-    <w:abstractNumId w:val="10"/>
-  </w:num>
-  <w:num w:numId="37" w16cid:durableId="1996713782">
-    <w:abstractNumId w:val="27"/>
-  </w:num>
-  <w:num w:numId="38" w16cid:durableId="818424961">
-    <w:abstractNumId w:val="0"/>
-  </w:num>
-  <w:num w:numId="39" w16cid:durableId="1917133308">
-    <w:abstractNumId w:val="48"/>
-  </w:num>
-  <w:num w:numId="40" w16cid:durableId="2079748199">
-    <w:abstractNumId w:val="6"/>
-  </w:num>
-  <w:num w:numId="41" w16cid:durableId="2022776211">
-    <w:abstractNumId w:val="25"/>
-  </w:num>
-  <w:num w:numId="42" w16cid:durableId="1479686497">
-    <w:abstractNumId w:val="37"/>
+  <w:num w:numId="23">
+    <w:abstractNumId w:val="23"/>
     <w:lvlOverride w:ilvl="0">
       <w:startOverride w:val="1"/>
     </w:lvlOverride>
@@ -30079,63 +28128,54 @@
       <w:startOverride w:val="1"/>
     </w:lvlOverride>
   </w:num>
-  <w:num w:numId="43" w16cid:durableId="2100371661">
-    <w:abstractNumId w:val="15"/>
+  <w:num w:numId="24">
+    <w:abstractNumId w:val="16"/>
   </w:num>
-  <w:num w:numId="44" w16cid:durableId="740755924">
-    <w:abstractNumId w:val="28"/>
+  <w:num w:numId="25">
+    <w:abstractNumId w:val="18"/>
   </w:num>
-  <w:num w:numId="45" w16cid:durableId="1034035212">
-    <w:abstractNumId w:val="17"/>
+  <w:num w:numId="26">
+    <w:abstractNumId w:val="10"/>
   </w:num>
-  <w:num w:numId="46" w16cid:durableId="1978409438">
-    <w:abstractNumId w:val="31"/>
+  <w:num w:numId="27">
+    <w:abstractNumId w:val="19"/>
   </w:num>
-  <w:num w:numId="47" w16cid:durableId="1093166152">
-    <w:abstractNumId w:val="1"/>
+  <w:num w:numId="28">
+    <w:abstractNumId w:val="3"/>
   </w:num>
-  <w:num w:numId="48" w16cid:durableId="1774780530">
-    <w:abstractNumId w:val="21"/>
+  <w:num w:numId="29">
+    <w:abstractNumId w:val="36"/>
   </w:num>
-  <w:num w:numId="49" w16cid:durableId="470289650">
+  <w:num w:numId="30">
+    <w:abstractNumId w:val="6"/>
+  </w:num>
+  <w:num w:numId="31">
+    <w:abstractNumId w:val="34"/>
+  </w:num>
+  <w:num w:numId="32">
+    <w:abstractNumId w:val="12"/>
+  </w:num>
+  <w:num w:numId="33">
+    <w:abstractNumId w:val="35"/>
+  </w:num>
+  <w:num w:numId="34">
+    <w:abstractNumId w:val="4"/>
+  </w:num>
+  <w:num w:numId="35">
+    <w:abstractNumId w:val="22"/>
+  </w:num>
+  <w:num w:numId="36">
     <w:abstractNumId w:val="33"/>
   </w:num>
-  <w:num w:numId="50" w16cid:durableId="1082070907">
-    <w:abstractNumId w:val="8"/>
-  </w:num>
-  <w:num w:numId="51" w16cid:durableId="2012222988">
-    <w:abstractNumId w:val="56"/>
-  </w:num>
-  <w:num w:numId="52" w16cid:durableId="1316684726">
-    <w:abstractNumId w:val="16"/>
-  </w:num>
-  <w:num w:numId="53" w16cid:durableId="1476752378">
-    <w:abstractNumId w:val="54"/>
-  </w:num>
-  <w:num w:numId="54" w16cid:durableId="882329881">
-    <w:abstractNumId w:val="49"/>
-  </w:num>
-  <w:num w:numId="55" w16cid:durableId="1807235180">
-    <w:abstractNumId w:val="24"/>
-  </w:num>
-  <w:num w:numId="56" w16cid:durableId="1515878410">
-    <w:abstractNumId w:val="55"/>
-  </w:num>
-  <w:num w:numId="57" w16cid:durableId="645941572">
-    <w:abstractNumId w:val="9"/>
-  </w:num>
-  <w:num w:numId="58" w16cid:durableId="1148280349">
-    <w:abstractNumId w:val="36"/>
-  </w:num>
-  <w:num w:numId="59" w16cid:durableId="931737570">
-    <w:abstractNumId w:val="52"/>
+  <w:num w:numId="37">
+    <w:abstractNumId w:val="20"/>
   </w:num>
   <w:numIdMacAtCleanup w:val="37"/>
 </w:numbering>
 </file>
 
 <file path=word/styles.xml><?xml version="1.0" encoding="utf-8"?>
-<w:styles xmlns:mc="http://schemas.openxmlformats.org/markup-compatibility/2006" xmlns:r="http://schemas.openxmlformats.org/officeDocument/2006/relationships" xmlns:w="http://schemas.openxmlformats.org/wordprocessingml/2006/main" xmlns:w14="http://schemas.microsoft.com/office/word/2010/wordml" xmlns:w15="http://schemas.microsoft.com/office/word/2012/wordml" xmlns:w16cex="http://schemas.microsoft.com/office/word/2018/wordml/cex" xmlns:w16cid="http://schemas.microsoft.com/office/word/2016/wordml/cid" xmlns:w16="http://schemas.microsoft.com/office/word/2018/wordml" xmlns:w16du="http://schemas.microsoft.com/office/word/2023/wordml/word16du" xmlns:w16sdtdh="http://schemas.microsoft.com/office/word/2020/wordml/sdtdatahash" xmlns:w16sdtfl="http://schemas.microsoft.com/office/word/2024/wordml/sdtformatlock" xmlns:w16se="http://schemas.microsoft.com/office/word/2015/wordml/symex" mc:Ignorable="w14 w15 w16se w16cid w16 w16cex w16sdtdh w16sdtfl w16du">
+<w:styles xmlns:mc="http://schemas.openxmlformats.org/markup-compatibility/2006" xmlns:r="http://schemas.openxmlformats.org/officeDocument/2006/relationships" xmlns:w="http://schemas.openxmlformats.org/wordprocessingml/2006/main" xmlns:w14="http://schemas.microsoft.com/office/word/2010/wordml" xmlns:w15="http://schemas.microsoft.com/office/word/2012/wordml" xmlns:w16cid="http://schemas.microsoft.com/office/word/2016/wordml/cid" xmlns:w16se="http://schemas.microsoft.com/office/word/2015/wordml/symex" mc:Ignorable="w14 w15 w16se w16cid">
   <w:docDefaults>
     <w:rPrDefault>
       <w:rPr>
@@ -30145,7 +28185,7 @@
     </w:rPrDefault>
     <w:pPrDefault/>
   </w:docDefaults>
-  <w:latentStyles w:defLockedState="0" w:defUIPriority="99" w:defSemiHidden="0" w:defUnhideWhenUsed="0" w:defQFormat="0" w:count="376">
+  <w:latentStyles w:defLockedState="0" w:defUIPriority="99" w:defSemiHidden="0" w:defUnhideWhenUsed="0" w:defQFormat="0" w:count="375">
     <w:lsdException w:name="Normal" w:uiPriority="0" w:qFormat="1"/>
     <w:lsdException w:name="heading 1" w:uiPriority="9" w:qFormat="1"/>
     <w:lsdException w:name="heading 2" w:uiPriority="9" w:qFormat="1"/>
@@ -30521,7 +28561,6 @@
     <w:lsdException w:name="Smart Hyperlink" w:semiHidden="1" w:unhideWhenUsed="1"/>
     <w:lsdException w:name="Hashtag" w:semiHidden="1" w:unhideWhenUsed="1"/>
     <w:lsdException w:name="Unresolved Mention" w:semiHidden="1" w:unhideWhenUsed="1"/>
-    <w:lsdException w:name="Smart Link" w:semiHidden="1" w:unhideWhenUsed="1"/>
   </w:latentStyles>
   <w:style w:type="paragraph" w:default="1" w:styleId="Normal">
     <w:name w:val="Normal"/>
@@ -30657,6 +28696,7 @@
   <w:style w:type="character" w:default="1" w:styleId="DefaultParagraphFont">
     <w:name w:val="Default Paragraph Font"/>
     <w:uiPriority w:val="1"/>
+    <w:semiHidden/>
     <w:unhideWhenUsed/>
   </w:style>
   <w:style w:type="table" w:default="1" w:styleId="TableNormal">
@@ -32342,7 +30382,7 @@
 </file>
 
 <file path=word/glossary/document.xml><?xml version="1.0" encoding="utf-8"?>
-<w:glossaryDocument xmlns:wpc="http://schemas.microsoft.com/office/word/2010/wordprocessingCanvas" xmlns:cx="http://schemas.microsoft.com/office/drawing/2014/chartex" xmlns:cx1="http://schemas.microsoft.com/office/drawing/2015/9/8/chartex" xmlns:cx2="http://schemas.microsoft.com/office/drawing/2015/10/21/chartex" xmlns:cx3="http://schemas.microsoft.com/office/drawing/2016/5/9/chartex" xmlns:cx4="http://schemas.microsoft.com/office/drawing/2016/5/10/chartex" xmlns:cx5="http://schemas.microsoft.com/office/drawing/2016/5/11/chartex" xmlns:cx6="http://schemas.microsoft.com/office/drawing/2016/5/12/chartex" xmlns:cx7="http://schemas.microsoft.com/office/drawing/2016/5/13/chartex" xmlns:cx8="http://schemas.microsoft.com/office/drawing/2016/5/14/chartex" xmlns:mc="http://schemas.openxmlformats.org/markup-compatibility/2006" xmlns:aink="http://schemas.microsoft.com/office/drawing/2016/ink" xmlns:am3d="http://schemas.microsoft.com/office/drawing/2017/model3d" xmlns:o="urn:schemas-microsoft-com:office:office" xmlns:oel="http://schemas.microsoft.com/office/2019/extlst" xmlns:r="http://schemas.openxmlformats.org/officeDocument/2006/relationships" xmlns:m="http://schemas.openxmlformats.org/officeDocument/2006/math" xmlns:v="urn:schemas-microsoft-com:vml" xmlns:wp14="http://schemas.microsoft.com/office/word/2010/wordprocessingDrawing" xmlns:wp="http://schemas.openxmlformats.org/drawingml/2006/wordprocessingDrawing" xmlns:w10="urn:schemas-microsoft-com:office:word" xmlns:w="http://schemas.openxmlformats.org/wordprocessingml/2006/main" xmlns:w14="http://schemas.microsoft.com/office/word/2010/wordml" xmlns:w15="http://schemas.microsoft.com/office/word/2012/wordml" xmlns:w16cex="http://schemas.microsoft.com/office/word/2018/wordml/cex" xmlns:w16cid="http://schemas.microsoft.com/office/word/2016/wordml/cid" xmlns:w16="http://schemas.microsoft.com/office/word/2018/wordml" xmlns:w16du="http://schemas.microsoft.com/office/word/2023/wordml/word16du" xmlns:w16sdtdh="http://schemas.microsoft.com/office/word/2020/wordml/sdtdatahash" xmlns:w16sdtfl="http://schemas.microsoft.com/office/word/2024/wordml/sdtformatlock" xmlns:w16se="http://schemas.microsoft.com/office/word/2015/wordml/symex" xmlns:wpg="http://schemas.microsoft.com/office/word/2010/wordprocessingGroup" xmlns:wpi="http://schemas.microsoft.com/office/word/2010/wordprocessingInk" xmlns:wne="http://schemas.microsoft.com/office/word/2006/wordml" xmlns:wps="http://schemas.microsoft.com/office/word/2010/wordprocessingShape" mc:Ignorable="w14 w15 w16se w16cid w16 w16cex w16sdtdh w16sdtfl w16du wp14">
+<w:glossaryDocument xmlns:wpc="http://schemas.microsoft.com/office/word/2010/wordprocessingCanvas" xmlns:cx="http://schemas.microsoft.com/office/drawing/2014/chartex" xmlns:cx1="http://schemas.microsoft.com/office/drawing/2015/9/8/chartex" xmlns:cx2="http://schemas.microsoft.com/office/drawing/2015/10/21/chartex" xmlns:cx3="http://schemas.microsoft.com/office/drawing/2016/5/9/chartex" xmlns:cx4="http://schemas.microsoft.com/office/drawing/2016/5/10/chartex" xmlns:cx5="http://schemas.microsoft.com/office/drawing/2016/5/11/chartex" xmlns:cx6="http://schemas.microsoft.com/office/drawing/2016/5/12/chartex" xmlns:cx7="http://schemas.microsoft.com/office/drawing/2016/5/13/chartex" xmlns:cx8="http://schemas.microsoft.com/office/drawing/2016/5/14/chartex" xmlns:mc="http://schemas.openxmlformats.org/markup-compatibility/2006" xmlns:aink="http://schemas.microsoft.com/office/drawing/2016/ink" xmlns:am3d="http://schemas.microsoft.com/office/drawing/2017/model3d" xmlns:o="urn:schemas-microsoft-com:office:office" xmlns:r="http://schemas.openxmlformats.org/officeDocument/2006/relationships" xmlns:m="http://schemas.openxmlformats.org/officeDocument/2006/math" xmlns:v="urn:schemas-microsoft-com:vml" xmlns:wp14="http://schemas.microsoft.com/office/word/2010/wordprocessingDrawing" xmlns:wp="http://schemas.openxmlformats.org/drawingml/2006/wordprocessingDrawing" xmlns:w10="urn:schemas-microsoft-com:office:word" xmlns:w="http://schemas.openxmlformats.org/wordprocessingml/2006/main" xmlns:w14="http://schemas.microsoft.com/office/word/2010/wordml" xmlns:w15="http://schemas.microsoft.com/office/word/2012/wordml" xmlns:w16cid="http://schemas.microsoft.com/office/word/2016/wordml/cid" xmlns:w16se="http://schemas.microsoft.com/office/word/2015/wordml/symex" xmlns:wpg="http://schemas.microsoft.com/office/word/2010/wordprocessingGroup" xmlns:wpi="http://schemas.microsoft.com/office/word/2010/wordprocessingInk" xmlns:wne="http://schemas.microsoft.com/office/word/2006/wordml" xmlns:wps="http://schemas.microsoft.com/office/word/2010/wordprocessingShape" mc:Ignorable="w14 w15 w16se w16cid wp14">
   <w:docParts>
     <w:docPart>
       <w:docPartPr>
@@ -32558,34 +30598,13 @@
 </file>
 
 <file path=word/glossary/fontTable.xml><?xml version="1.0" encoding="utf-8"?>
-<w:fonts xmlns:mc="http://schemas.openxmlformats.org/markup-compatibility/2006" xmlns:r="http://schemas.openxmlformats.org/officeDocument/2006/relationships" xmlns:w="http://schemas.openxmlformats.org/wordprocessingml/2006/main" xmlns:w14="http://schemas.microsoft.com/office/word/2010/wordml" xmlns:w15="http://schemas.microsoft.com/office/word/2012/wordml" xmlns:w16cex="http://schemas.microsoft.com/office/word/2018/wordml/cex" xmlns:w16cid="http://schemas.microsoft.com/office/word/2016/wordml/cid" xmlns:w16="http://schemas.microsoft.com/office/word/2018/wordml" xmlns:w16du="http://schemas.microsoft.com/office/word/2023/wordml/word16du" xmlns:w16sdtdh="http://schemas.microsoft.com/office/word/2020/wordml/sdtdatahash" xmlns:w16sdtfl="http://schemas.microsoft.com/office/word/2024/wordml/sdtformatlock" xmlns:w16se="http://schemas.microsoft.com/office/word/2015/wordml/symex" mc:Ignorable="w14 w15 w16se w16cid w16 w16cex w16sdtdh w16sdtfl w16du">
-  <w:font w:name="Symbol">
-    <w:panose1 w:val="05050102010706020507"/>
-    <w:charset w:val="02"/>
-    <w:family w:val="roman"/>
-    <w:pitch w:val="variable"/>
-    <w:sig w:usb0="00000000" w:usb1="10000000" w:usb2="00000000" w:usb3="00000000" w:csb0="80000000" w:csb1="00000000"/>
-  </w:font>
+<w:fonts xmlns:mc="http://schemas.openxmlformats.org/markup-compatibility/2006" xmlns:r="http://schemas.openxmlformats.org/officeDocument/2006/relationships" xmlns:w="http://schemas.openxmlformats.org/wordprocessingml/2006/main" xmlns:w14="http://schemas.microsoft.com/office/word/2010/wordml" xmlns:w15="http://schemas.microsoft.com/office/word/2012/wordml" xmlns:w16cid="http://schemas.microsoft.com/office/word/2016/wordml/cid" xmlns:w16se="http://schemas.microsoft.com/office/word/2015/wordml/symex" mc:Ignorable="w14 w15 w16se w16cid">
   <w:font w:name="Times New Roman">
     <w:panose1 w:val="02020603050405020304"/>
     <w:charset w:val="00"/>
     <w:family w:val="roman"/>
     <w:pitch w:val="variable"/>
     <w:sig w:usb0="E0002EFF" w:usb1="C000785B" w:usb2="00000009" w:usb3="00000000" w:csb0="000001FF" w:csb1="00000000"/>
-  </w:font>
-  <w:font w:name="Courier New">
-    <w:panose1 w:val="02070309020205020404"/>
-    <w:charset w:val="00"/>
-    <w:family w:val="modern"/>
-    <w:pitch w:val="fixed"/>
-    <w:sig w:usb0="E0002EFF" w:usb1="C0007843" w:usb2="00000009" w:usb3="00000000" w:csb0="000001FF" w:csb1="00000000"/>
-  </w:font>
-  <w:font w:name="Wingdings">
-    <w:panose1 w:val="05000000000000000000"/>
-    <w:charset w:val="02"/>
-    <w:family w:val="auto"/>
-    <w:pitch w:val="variable"/>
-    <w:sig w:usb0="00000000" w:usb1="10000000" w:usb2="00000000" w:usb3="00000000" w:csb0="80000000" w:csb1="00000000"/>
   </w:font>
   <w:font w:name="Arial">
     <w:panose1 w:val="020B0604020202020204"/>
@@ -32600,6 +30619,27 @@
     <w:family w:val="swiss"/>
     <w:pitch w:val="variable"/>
     <w:sig w:usb0="E4002EFF" w:usb1="C200247B" w:usb2="00000009" w:usb3="00000000" w:csb0="000001FF" w:csb1="00000000"/>
+  </w:font>
+  <w:font w:name="Wingdings">
+    <w:panose1 w:val="05000000000000000000"/>
+    <w:charset w:val="02"/>
+    <w:family w:val="auto"/>
+    <w:pitch w:val="variable"/>
+    <w:sig w:usb0="00000000" w:usb1="10000000" w:usb2="00000000" w:usb3="00000000" w:csb0="80000000" w:csb1="00000000"/>
+  </w:font>
+  <w:font w:name="Symbol">
+    <w:panose1 w:val="05050102010706020507"/>
+    <w:charset w:val="02"/>
+    <w:family w:val="roman"/>
+    <w:pitch w:val="variable"/>
+    <w:sig w:usb0="00000000" w:usb1="10000000" w:usb2="00000000" w:usb3="00000000" w:csb0="80000000" w:csb1="00000000"/>
+  </w:font>
+  <w:font w:name="Courier New">
+    <w:panose1 w:val="02070309020205020404"/>
+    <w:charset w:val="00"/>
+    <w:family w:val="modern"/>
+    <w:pitch w:val="fixed"/>
+    <w:sig w:usb0="E0002EFF" w:usb1="C0007843" w:usb2="00000009" w:usb3="00000000" w:csb0="000001FF" w:csb1="00000000"/>
   </w:font>
   <w:font w:name="VIC">
     <w:altName w:val="Calibri"/>
@@ -32668,28 +30708,24 @@
     <w:sig w:usb0="800001E3" w:usb1="1200FFEF" w:usb2="00040000" w:usb3="00000000" w:csb0="00000001" w:csb1="00000000"/>
   </w:font>
   <w:font w:name="Aptos Narrow">
+    <w:altName w:val="Calibri"/>
     <w:charset w:val="00"/>
     <w:family w:val="swiss"/>
     <w:pitch w:val="variable"/>
     <w:sig w:usb0="20000287" w:usb1="00000003" w:usb2="00000000" w:usb3="00000000" w:csb0="0000019F" w:csb1="00000000"/>
   </w:font>
-  <w:font w:name="Aptos">
+  <w:font w:name="Calibri Light">
+    <w:panose1 w:val="020F0302020204030204"/>
     <w:charset w:val="00"/>
     <w:family w:val="swiss"/>
     <w:pitch w:val="variable"/>
-    <w:sig w:usb0="20000287" w:usb1="00000003" w:usb2="00000000" w:usb3="00000000" w:csb0="0000019F" w:csb1="00000000"/>
-  </w:font>
-  <w:font w:name="Aptos Display">
-    <w:charset w:val="00"/>
-    <w:family w:val="swiss"/>
-    <w:pitch w:val="variable"/>
-    <w:sig w:usb0="20000287" w:usb1="00000003" w:usb2="00000000" w:usb3="00000000" w:csb0="0000019F" w:csb1="00000000"/>
+    <w:sig w:usb0="E4002EFF" w:usb1="C200247B" w:usb2="00000009" w:usb3="00000000" w:csb0="000001FF" w:csb1="00000000"/>
   </w:font>
 </w:fonts>
 </file>
 
 <file path=word/glossary/settings.xml><?xml version="1.0" encoding="utf-8"?>
-<w:settings xmlns:mc="http://schemas.openxmlformats.org/markup-compatibility/2006" xmlns:o="urn:schemas-microsoft-com:office:office" xmlns:r="http://schemas.openxmlformats.org/officeDocument/2006/relationships" xmlns:m="http://schemas.openxmlformats.org/officeDocument/2006/math" xmlns:v="urn:schemas-microsoft-com:vml" xmlns:w10="urn:schemas-microsoft-com:office:word" xmlns:w="http://schemas.openxmlformats.org/wordprocessingml/2006/main" xmlns:w14="http://schemas.microsoft.com/office/word/2010/wordml" xmlns:w15="http://schemas.microsoft.com/office/word/2012/wordml" xmlns:w16cex="http://schemas.microsoft.com/office/word/2018/wordml/cex" xmlns:w16cid="http://schemas.microsoft.com/office/word/2016/wordml/cid" xmlns:w16="http://schemas.microsoft.com/office/word/2018/wordml" xmlns:w16du="http://schemas.microsoft.com/office/word/2023/wordml/word16du" xmlns:w16sdtdh="http://schemas.microsoft.com/office/word/2020/wordml/sdtdatahash" xmlns:w16sdtfl="http://schemas.microsoft.com/office/word/2024/wordml/sdtformatlock" xmlns:w16se="http://schemas.microsoft.com/office/word/2015/wordml/symex" xmlns:sl="http://schemas.openxmlformats.org/schemaLibrary/2006/main" mc:Ignorable="w14 w15 w16se w16cid w16 w16cex w16sdtdh w16sdtfl w16du">
+<w:settings xmlns:mc="http://schemas.openxmlformats.org/markup-compatibility/2006" xmlns:o="urn:schemas-microsoft-com:office:office" xmlns:r="http://schemas.openxmlformats.org/officeDocument/2006/relationships" xmlns:m="http://schemas.openxmlformats.org/officeDocument/2006/math" xmlns:v="urn:schemas-microsoft-com:vml" xmlns:w10="urn:schemas-microsoft-com:office:word" xmlns:w="http://schemas.openxmlformats.org/wordprocessingml/2006/main" xmlns:w14="http://schemas.microsoft.com/office/word/2010/wordml" xmlns:w15="http://schemas.microsoft.com/office/word/2012/wordml" xmlns:w16cid="http://schemas.microsoft.com/office/word/2016/wordml/cid" xmlns:w16se="http://schemas.microsoft.com/office/word/2015/wordml/symex" xmlns:sl="http://schemas.openxmlformats.org/schemaLibrary/2006/main" mc:Ignorable="w14 w15 w16se w16cid">
   <w:view w:val="normal"/>
   <w:defaultTabStop w:val="720"/>
   <w:characterSpacingControl w:val="doNotCompress"/>
@@ -32726,6 +30762,7 @@
     <w:rsid w:val="005D58A3"/>
     <w:rsid w:val="007713E9"/>
     <w:rsid w:val="0079385F"/>
+    <w:rsid w:val="007B6731"/>
     <w:rsid w:val="007D771B"/>
     <w:rsid w:val="00912EE7"/>
     <w:rsid w:val="00936BFD"/>
@@ -32763,7 +30800,7 @@
 </file>
 
 <file path=word/glossary/styles.xml><?xml version="1.0" encoding="utf-8"?>
-<w:styles xmlns:mc="http://schemas.openxmlformats.org/markup-compatibility/2006" xmlns:r="http://schemas.openxmlformats.org/officeDocument/2006/relationships" xmlns:w="http://schemas.openxmlformats.org/wordprocessingml/2006/main" xmlns:w14="http://schemas.microsoft.com/office/word/2010/wordml" xmlns:w15="http://schemas.microsoft.com/office/word/2012/wordml" xmlns:w16cex="http://schemas.microsoft.com/office/word/2018/wordml/cex" xmlns:w16cid="http://schemas.microsoft.com/office/word/2016/wordml/cid" xmlns:w16="http://schemas.microsoft.com/office/word/2018/wordml" xmlns:w16du="http://schemas.microsoft.com/office/word/2023/wordml/word16du" xmlns:w16sdtdh="http://schemas.microsoft.com/office/word/2020/wordml/sdtdatahash" xmlns:w16sdtfl="http://schemas.microsoft.com/office/word/2024/wordml/sdtformatlock" xmlns:w16se="http://schemas.microsoft.com/office/word/2015/wordml/symex" mc:Ignorable="w14 w15 w16se w16cid w16 w16cex w16sdtdh w16sdtfl w16du">
+<w:styles xmlns:mc="http://schemas.openxmlformats.org/markup-compatibility/2006" xmlns:r="http://schemas.openxmlformats.org/officeDocument/2006/relationships" xmlns:w="http://schemas.openxmlformats.org/wordprocessingml/2006/main" xmlns:w14="http://schemas.microsoft.com/office/word/2010/wordml" xmlns:w15="http://schemas.microsoft.com/office/word/2012/wordml" xmlns:w16cid="http://schemas.microsoft.com/office/word/2016/wordml/cid" xmlns:w16se="http://schemas.microsoft.com/office/word/2015/wordml/symex" mc:Ignorable="w14 w15 w16se w16cid">
   <w:docDefaults>
     <w:rPrDefault>
       <w:rPr>
@@ -32781,7 +30818,7 @@
       </w:pPr>
     </w:pPrDefault>
   </w:docDefaults>
-  <w:latentStyles w:defLockedState="0" w:defUIPriority="99" w:defSemiHidden="0" w:defUnhideWhenUsed="0" w:defQFormat="0" w:count="376">
+  <w:latentStyles w:defLockedState="0" w:defUIPriority="99" w:defSemiHidden="0" w:defUnhideWhenUsed="0" w:defQFormat="0" w:count="375">
     <w:lsdException w:name="Normal" w:uiPriority="0" w:qFormat="1"/>
     <w:lsdException w:name="heading 1" w:uiPriority="9" w:qFormat="1"/>
     <w:lsdException w:name="heading 2" w:semiHidden="1" w:uiPriority="9" w:unhideWhenUsed="1" w:qFormat="1"/>
@@ -33157,7 +31194,6 @@
     <w:lsdException w:name="Smart Hyperlink" w:semiHidden="1" w:unhideWhenUsed="1"/>
     <w:lsdException w:name="Hashtag" w:semiHidden="1" w:unhideWhenUsed="1"/>
     <w:lsdException w:name="Unresolved Mention" w:semiHidden="1" w:unhideWhenUsed="1"/>
-    <w:lsdException w:name="Smart Link" w:semiHidden="1" w:unhideWhenUsed="1"/>
   </w:latentStyles>
   <w:style w:type="paragraph" w:default="1" w:styleId="Normal">
     <w:name w:val="Normal"/>
@@ -33239,7 +31275,7 @@
 </file>
 
 <file path=word/glossary/webSettings.xml><?xml version="1.0" encoding="utf-8"?>
-<w:webSettings xmlns:mc="http://schemas.openxmlformats.org/markup-compatibility/2006" xmlns:r="http://schemas.openxmlformats.org/officeDocument/2006/relationships" xmlns:w="http://schemas.openxmlformats.org/wordprocessingml/2006/main" xmlns:w14="http://schemas.microsoft.com/office/word/2010/wordml" xmlns:w15="http://schemas.microsoft.com/office/word/2012/wordml" xmlns:w16cex="http://schemas.microsoft.com/office/word/2018/wordml/cex" xmlns:w16cid="http://schemas.microsoft.com/office/word/2016/wordml/cid" xmlns:w16="http://schemas.microsoft.com/office/word/2018/wordml" xmlns:w16du="http://schemas.microsoft.com/office/word/2023/wordml/word16du" xmlns:w16sdtdh="http://schemas.microsoft.com/office/word/2020/wordml/sdtdatahash" xmlns:w16sdtfl="http://schemas.microsoft.com/office/word/2024/wordml/sdtformatlock" xmlns:w16se="http://schemas.microsoft.com/office/word/2015/wordml/symex" mc:Ignorable="w14 w15 w16se w16cid w16 w16cex w16sdtdh w16sdtfl w16du">
+<w:webSettings xmlns:mc="http://schemas.openxmlformats.org/markup-compatibility/2006" xmlns:r="http://schemas.openxmlformats.org/officeDocument/2006/relationships" xmlns:w="http://schemas.openxmlformats.org/wordprocessingml/2006/main" xmlns:w14="http://schemas.microsoft.com/office/word/2010/wordml" xmlns:w15="http://schemas.microsoft.com/office/word/2012/wordml" xmlns:w16cid="http://schemas.microsoft.com/office/word/2016/wordml/cid" xmlns:w16se="http://schemas.microsoft.com/office/word/2015/wordml/symex" mc:Ignorable="w14 w15 w16se w16cid">
   <w:optimizeForBrowser/>
   <w:allowPNG/>
 </w:webSettings>
@@ -33539,19 +31575,6 @@
 </file>
 
 <file path=customXml/item2.xml><?xml version="1.0" encoding="utf-8"?>
-<b:Sources xmlns:b="http://schemas.openxmlformats.org/officeDocument/2006/bibliography" xmlns="http://schemas.openxmlformats.org/officeDocument/2006/bibliography" SelectedStyle="\APASixthEditionOfficeOnline.xsl" StyleName="APA" Version="6"/>
-</file>
-
-<file path=customXml/item3.xml><?xml version="1.0" encoding="utf-8"?>
-<?mso-contentType ?>
-<FormTemplates xmlns="http://schemas.microsoft.com/sharepoint/v3/contenttype/forms">
-  <Display>DocumentLibraryForm</Display>
-  <Edit>DocumentLibraryForm</Edit>
-  <New>DocumentLibraryForm</New>
-</FormTemplates>
-</file>
-
-<file path=customXml/item4.xml><?xml version="1.0" encoding="utf-8"?>
 <ct:contentTypeSchema xmlns:ct="http://schemas.microsoft.com/office/2006/metadata/contentType" xmlns:ma="http://schemas.microsoft.com/office/2006/metadata/properties/metaAttributes" ct:_="" ma:_="" ma:contentTypeName="Document" ma:contentTypeID="0x0101002FED5117B94A0C43BE657CFE95077C6E" ma:contentTypeVersion="17" ma:contentTypeDescription="Create a new document." ma:contentTypeScope="" ma:versionID="1b61ef74c0cf3f1787575cceeb5049c4">
   <xsd:schema xmlns:xsd="http://www.w3.org/2001/XMLSchema" xmlns:xs="http://www.w3.org/2001/XMLSchema" xmlns:p="http://schemas.microsoft.com/office/2006/metadata/properties" xmlns:ns3="fc400f29-8ae2-4f02-aa36-8354319d8dd0" xmlns:ns4="a53e46f7-009c-4700-bfb1-03be8983c549" targetNamespace="http://schemas.microsoft.com/office/2006/metadata/properties" ma:root="true" ma:fieldsID="a097de4b958cf184ce63d565c2177212" ns3:_="" ns4:_="">
     <xsd:import namespace="fc400f29-8ae2-4f02-aa36-8354319d8dd0"/>
@@ -33798,6 +31821,19 @@
 </ct:contentTypeSchema>
 </file>
 
+<file path=customXml/item3.xml><?xml version="1.0" encoding="utf-8"?>
+<?mso-contentType ?>
+<FormTemplates xmlns="http://schemas.microsoft.com/sharepoint/v3/contenttype/forms">
+  <Display>DocumentLibraryForm</Display>
+  <Edit>DocumentLibraryForm</Edit>
+  <New>DocumentLibraryForm</New>
+</FormTemplates>
+</file>
+
+<file path=customXml/item4.xml><?xml version="1.0" encoding="utf-8"?>
+<b:Sources xmlns:b="http://schemas.openxmlformats.org/officeDocument/2006/bibliography" xmlns="http://schemas.openxmlformats.org/officeDocument/2006/bibliography" SelectedStyle="\APASixthEditionOfficeOnline.xsl" StyleName="APA" Version="6"/>
+</file>
+
 <file path=customXml/itemProps1.xml><?xml version="1.0" encoding="utf-8"?>
 <ds:datastoreItem xmlns:ds="http://schemas.openxmlformats.org/officeDocument/2006/customXml" ds:itemID="{3A0AC818-964C-4D39-B25F-D98F3F83829C}">
   <ds:schemaRefs>
@@ -33809,22 +31845,6 @@
 </file>
 
 <file path=customXml/itemProps2.xml><?xml version="1.0" encoding="utf-8"?>
-<ds:datastoreItem xmlns:ds="http://schemas.openxmlformats.org/officeDocument/2006/customXml" ds:itemID="{138E37DC-799B-405C-A13E-5691141C154C}">
-  <ds:schemaRefs>
-    <ds:schemaRef ds:uri="http://schemas.openxmlformats.org/officeDocument/2006/bibliography"/>
-  </ds:schemaRefs>
-</ds:datastoreItem>
-</file>
-
-<file path=customXml/itemProps3.xml><?xml version="1.0" encoding="utf-8"?>
-<ds:datastoreItem xmlns:ds="http://schemas.openxmlformats.org/officeDocument/2006/customXml" ds:itemID="{E3499DD3-E433-4477-A8FE-2A9B10275570}">
-  <ds:schemaRefs>
-    <ds:schemaRef ds:uri="http://schemas.microsoft.com/sharepoint/v3/contenttype/forms"/>
-  </ds:schemaRefs>
-</ds:datastoreItem>
-</file>
-
-<file path=customXml/itemProps4.xml><?xml version="1.0" encoding="utf-8"?>
 <ds:datastoreItem xmlns:ds="http://schemas.openxmlformats.org/officeDocument/2006/customXml" ds:itemID="{B6942B79-D663-4AEC-A309-D8E420D7B2CD}">
   <ds:schemaRefs>
     <ds:schemaRef ds:uri="http://schemas.microsoft.com/office/2006/metadata/contentType"/>
@@ -33841,4 +31861,20 @@
     <ds:schemaRef ds:uri="http://schemas.microsoft.com/internal/obd"/>
   </ds:schemaRefs>
 </ds:datastoreItem>
+</file>
+
+<file path=customXml/itemProps3.xml><?xml version="1.0" encoding="utf-8"?>
+<ds:datastoreItem xmlns:ds="http://schemas.openxmlformats.org/officeDocument/2006/customXml" ds:itemID="{E3499DD3-E433-4477-A8FE-2A9B10275570}">
+  <ds:schemaRefs>
+    <ds:schemaRef ds:uri="http://schemas.microsoft.com/sharepoint/v3/contenttype/forms"/>
+  </ds:schemaRefs>
+</ds:datastoreItem>
+</file>
+
+<file path=customXml/itemProps4.xml><?xml version="1.0" encoding="utf-8"?>
+<ds:datastoreItem xmlns:ds="http://schemas.openxmlformats.org/officeDocument/2006/customXml" ds:itemID="{D0519E8B-649F-4A51-BED6-87CAA50E920E}">
+  <ds:schemaRefs>
+    <ds:schemaRef ds:uri="http://schemas.openxmlformats.org/officeDocument/2006/bibliography"/>
+  </ds:schemaRefs>
+</ds:datastoreItem>
 </file>
--- a/ICT/Identify and resolve client ICT problems/Assessment 2/ICT40120_Emerging_ICT_Tech_AT2.docx
+++ b/ICT/Identify and resolve client ICT problems/Assessment 2/ICT40120_Emerging_ICT_Tech_AT2.docx
@@ -1278,7 +1278,6 @@
                   <w:calendar w:val="gregorian"/>
                 </w:date>
               </w:sdtPr>
-              <w:sdtEndPr/>
               <w:sdtContent>
                 <w:r>
                   <w:rPr>
@@ -1398,7 +1397,6 @@
                   <w14:uncheckedState w14:val="2610" w14:font="MS Gothic"/>
                 </w14:checkbox>
               </w:sdtPr>
-              <w:sdtEndPr/>
               <w:sdtContent>
                 <w:r>
                   <w:rPr>
@@ -2058,6 +2056,7 @@
                 <w:szCs w:val="20"/>
               </w:rPr>
             </w:pPr>
+            <w:bookmarkStart w:id="0" w:name="_GoBack"/>
             <w:r>
               <w:rPr>
                 <w:rFonts w:eastAsia="Times New Roman"/>
@@ -2221,6 +2220,7 @@
               <w:t>Your own idea - please see your teacher to obtain permission.</w:t>
             </w:r>
           </w:p>
+          <w:bookmarkEnd w:id="0"/>
           <w:p>
             <w:pPr>
               <w:pStyle w:val="BodyA"/>
@@ -13742,7 +13742,6 @@
                 <w:szCs w:val="20"/>
               </w:rPr>
             </w:pPr>
-            <w:bookmarkStart w:id="0" w:name="_GoBack"/>
             <w:r>
               <w:rPr>
                 <w:rFonts w:cs="Arial"/>
@@ -13868,31 +13867,6 @@
               </w:rPr>
               <w:t>These changes will improve efficiency, consistency, and communication in their design workflow.</w:t>
             </w:r>
-          </w:p>
-          <w:bookmarkEnd w:id="0"/>
-          <w:p>
-            <w:pPr>
-              <w:spacing w:before="60" w:after="60"/>
-              <w:rPr>
-                <w:rFonts w:cs="Arial"/>
-                <w:b/>
-                <w:color w:val="000000"/>
-                <w:szCs w:val="20"/>
-              </w:rPr>
-            </w:pPr>
-          </w:p>
-          <w:p>
-            <w:pPr>
-              <w:tabs>
-                <w:tab w:val="center" w:pos="3883"/>
-              </w:tabs>
-              <w:spacing w:before="60" w:after="60"/>
-              <w:rPr>
-                <w:rFonts w:cs="Arial"/>
-                <w:color w:val="000000"/>
-                <w:szCs w:val="20"/>
-              </w:rPr>
-            </w:pPr>
           </w:p>
         </w:tc>
         <w:tc>
@@ -14686,7 +14660,6 @@
                 <w:color w:val="000000"/>
                 <w:szCs w:val="20"/>
               </w:rPr>
-              <w:lastRenderedPageBreak/>
               <w:t>Answer:</w:t>
             </w:r>
           </w:p>
@@ -14772,6 +14745,7 @@
                 <w:color w:val="000000"/>
                 <w:szCs w:val="20"/>
               </w:rPr>
+              <w:lastRenderedPageBreak/>
               <w:t xml:space="preserve">Question </w:t>
             </w:r>
             <w:r>
@@ -15614,7 +15588,6 @@
                   <w14:uncheckedState w14:val="2610" w14:font="MS Gothic"/>
                 </w14:checkbox>
               </w:sdtPr>
-              <w:sdtEndPr/>
               <w:sdtContent>
                 <w:r>
                   <w:rPr>
@@ -15656,7 +15629,6 @@
                   <w14:uncheckedState w14:val="2610" w14:font="MS Gothic"/>
                 </w14:checkbox>
               </w:sdtPr>
-              <w:sdtEndPr/>
               <w:sdtContent>
                 <w:r>
                   <w:rPr>
@@ -15698,7 +15670,6 @@
                   <w14:uncheckedState w14:val="2610" w14:font="MS Gothic"/>
                 </w14:checkbox>
               </w:sdtPr>
-              <w:sdtEndPr/>
               <w:sdtContent>
                 <w:r>
                   <w:rPr>
@@ -15740,7 +15711,6 @@
                   <w14:uncheckedState w14:val="2610" w14:font="MS Gothic"/>
                 </w14:checkbox>
               </w:sdtPr>
-              <w:sdtEndPr/>
               <w:sdtContent>
                 <w:r>
                   <w:rPr>
@@ -15782,7 +15752,6 @@
                   <w14:uncheckedState w14:val="2610" w14:font="MS Gothic"/>
                 </w14:checkbox>
               </w:sdtPr>
-              <w:sdtEndPr/>
               <w:sdtContent>
                 <w:r>
                   <w:rPr>
@@ -15824,7 +15793,6 @@
                   <w14:uncheckedState w14:val="2610" w14:font="MS Gothic"/>
                 </w14:checkbox>
               </w:sdtPr>
-              <w:sdtEndPr/>
               <w:sdtContent>
                 <w:r>
                   <w:rPr>
@@ -15912,7 +15880,6 @@
                   <w14:uncheckedState w14:val="2610" w14:font="MS Gothic"/>
                 </w14:checkbox>
               </w:sdtPr>
-              <w:sdtEndPr/>
               <w:sdtContent>
                 <w:r>
                   <w:rPr>
@@ -15954,7 +15921,6 @@
                   <w14:uncheckedState w14:val="2610" w14:font="MS Gothic"/>
                 </w14:checkbox>
               </w:sdtPr>
-              <w:sdtEndPr/>
               <w:sdtContent>
                 <w:r>
                   <w:rPr>
@@ -15996,7 +15962,6 @@
                   <w14:uncheckedState w14:val="2610" w14:font="MS Gothic"/>
                 </w14:checkbox>
               </w:sdtPr>
-              <w:sdtEndPr/>
               <w:sdtContent>
                 <w:r>
                   <w:rPr>
@@ -16038,7 +16003,6 @@
                   <w14:uncheckedState w14:val="2610" w14:font="MS Gothic"/>
                 </w14:checkbox>
               </w:sdtPr>
-              <w:sdtEndPr/>
               <w:sdtContent>
                 <w:r>
                   <w:rPr>
@@ -16080,7 +16044,6 @@
                   <w14:uncheckedState w14:val="2610" w14:font="MS Gothic"/>
                 </w14:checkbox>
               </w:sdtPr>
-              <w:sdtEndPr/>
               <w:sdtContent>
                 <w:r>
                   <w:rPr>
@@ -16122,7 +16085,6 @@
                   <w14:uncheckedState w14:val="2610" w14:font="MS Gothic"/>
                 </w14:checkbox>
               </w:sdtPr>
-              <w:sdtEndPr/>
               <w:sdtContent>
                 <w:r>
                   <w:rPr>
@@ -16216,7 +16178,6 @@
                   <w14:uncheckedState w14:val="2610" w14:font="MS Gothic"/>
                 </w14:checkbox>
               </w:sdtPr>
-              <w:sdtEndPr/>
               <w:sdtContent>
                 <w:r>
                   <w:rPr>
@@ -16258,7 +16219,6 @@
                   <w14:uncheckedState w14:val="2610" w14:font="MS Gothic"/>
                 </w14:checkbox>
               </w:sdtPr>
-              <w:sdtEndPr/>
               <w:sdtContent>
                 <w:r>
                   <w:rPr>
@@ -16300,7 +16260,6 @@
                   <w14:uncheckedState w14:val="2610" w14:font="MS Gothic"/>
                 </w14:checkbox>
               </w:sdtPr>
-              <w:sdtEndPr/>
               <w:sdtContent>
                 <w:r>
                   <w:rPr>
@@ -16342,7 +16301,6 @@
                   <w14:uncheckedState w14:val="2610" w14:font="MS Gothic"/>
                 </w14:checkbox>
               </w:sdtPr>
-              <w:sdtEndPr/>
               <w:sdtContent>
                 <w:r>
                   <w:rPr>
@@ -16384,7 +16342,6 @@
                   <w14:uncheckedState w14:val="2610" w14:font="MS Gothic"/>
                 </w14:checkbox>
               </w:sdtPr>
-              <w:sdtEndPr/>
               <w:sdtContent>
                 <w:r>
                   <w:rPr>
@@ -16426,7 +16383,6 @@
                   <w14:uncheckedState w14:val="2610" w14:font="MS Gothic"/>
                 </w14:checkbox>
               </w:sdtPr>
-              <w:sdtEndPr/>
               <w:sdtContent>
                 <w:r>
                   <w:rPr>
@@ -16520,7 +16476,6 @@
                   <w14:uncheckedState w14:val="2610" w14:font="MS Gothic"/>
                 </w14:checkbox>
               </w:sdtPr>
-              <w:sdtEndPr/>
               <w:sdtContent>
                 <w:r>
                   <w:rPr>
@@ -16562,7 +16517,6 @@
                   <w14:uncheckedState w14:val="2610" w14:font="MS Gothic"/>
                 </w14:checkbox>
               </w:sdtPr>
-              <w:sdtEndPr/>
               <w:sdtContent>
                 <w:r>
                   <w:rPr>
@@ -16604,7 +16558,6 @@
                   <w14:uncheckedState w14:val="2610" w14:font="MS Gothic"/>
                 </w14:checkbox>
               </w:sdtPr>
-              <w:sdtEndPr/>
               <w:sdtContent>
                 <w:r>
                   <w:rPr>
@@ -16646,7 +16599,6 @@
                   <w14:uncheckedState w14:val="2610" w14:font="MS Gothic"/>
                 </w14:checkbox>
               </w:sdtPr>
-              <w:sdtEndPr/>
               <w:sdtContent>
                 <w:r>
                   <w:rPr>
@@ -16688,7 +16640,6 @@
                   <w14:uncheckedState w14:val="2610" w14:font="MS Gothic"/>
                 </w14:checkbox>
               </w:sdtPr>
-              <w:sdtEndPr/>
               <w:sdtContent>
                 <w:r>
                   <w:rPr>
@@ -16730,7 +16681,6 @@
                   <w14:uncheckedState w14:val="2610" w14:font="MS Gothic"/>
                 </w14:checkbox>
               </w:sdtPr>
-              <w:sdtEndPr/>
               <w:sdtContent>
                 <w:r>
                   <w:rPr>
@@ -16782,14 +16732,7 @@
               <w:rPr>
                 <w:rFonts w:cs="Arial"/>
               </w:rPr>
-              <w:t xml:space="preserve">The learner has provided the resolution advice and </w:t>
-            </w:r>
-            <w:r>
-              <w:rPr>
-                <w:rFonts w:cs="Arial"/>
-              </w:rPr>
-              <w:lastRenderedPageBreak/>
-              <w:t>support to the client’s design issues</w:t>
+              <w:t>The learner has provided the resolution advice and support to the client’s design issues</w:t>
             </w:r>
             <w:r>
               <w:rPr>
@@ -16825,7 +16768,6 @@
                   <w14:uncheckedState w14:val="2610" w14:font="MS Gothic"/>
                 </w14:checkbox>
               </w:sdtPr>
-              <w:sdtEndPr/>
               <w:sdtContent>
                 <w:r>
                   <w:rPr>
@@ -16867,7 +16809,6 @@
                   <w14:uncheckedState w14:val="2610" w14:font="MS Gothic"/>
                 </w14:checkbox>
               </w:sdtPr>
-              <w:sdtEndPr/>
               <w:sdtContent>
                 <w:r>
                   <w:rPr>
@@ -16909,7 +16850,6 @@
                   <w14:uncheckedState w14:val="2610" w14:font="MS Gothic"/>
                 </w14:checkbox>
               </w:sdtPr>
-              <w:sdtEndPr/>
               <w:sdtContent>
                 <w:r>
                   <w:rPr>
@@ -16951,7 +16891,6 @@
                   <w14:uncheckedState w14:val="2610" w14:font="MS Gothic"/>
                 </w14:checkbox>
               </w:sdtPr>
-              <w:sdtEndPr/>
               <w:sdtContent>
                 <w:r>
                   <w:rPr>
@@ -16993,7 +16932,6 @@
                   <w14:uncheckedState w14:val="2610" w14:font="MS Gothic"/>
                 </w14:checkbox>
               </w:sdtPr>
-              <w:sdtEndPr/>
               <w:sdtContent>
                 <w:r>
                   <w:rPr>
@@ -17035,7 +16973,6 @@
                   <w14:uncheckedState w14:val="2610" w14:font="MS Gothic"/>
                 </w14:checkbox>
               </w:sdtPr>
-              <w:sdtEndPr/>
               <w:sdtContent>
                 <w:r>
                   <w:rPr>
@@ -17184,6 +17121,7 @@
                 <w:color w:val="000000"/>
                 <w:szCs w:val="20"/>
               </w:rPr>
+              <w:lastRenderedPageBreak/>
               <w:t xml:space="preserve">Part </w:t>
             </w:r>
             <w:r>
@@ -18635,7 +18573,6 @@
               <w:outlineLvl w:val="3"/>
             </w:pPr>
             <w:r>
-              <w:lastRenderedPageBreak/>
               <w:t>In this assessment task you will be performing the following activities:</w:t>
             </w:r>
           </w:p>
@@ -18956,7 +18893,6 @@
                   <w14:uncheckedState w14:val="2610" w14:font="MS Gothic"/>
                 </w14:checkbox>
               </w:sdtPr>
-              <w:sdtEndPr/>
               <w:sdtContent>
                 <w:r>
                   <w:rPr>
@@ -18998,7 +18934,6 @@
                   <w14:uncheckedState w14:val="2610" w14:font="MS Gothic"/>
                 </w14:checkbox>
               </w:sdtPr>
-              <w:sdtEndPr/>
               <w:sdtContent>
                 <w:r>
                   <w:rPr>
@@ -19040,7 +18975,6 @@
                   <w14:uncheckedState w14:val="2610" w14:font="MS Gothic"/>
                 </w14:checkbox>
               </w:sdtPr>
-              <w:sdtEndPr/>
               <w:sdtContent>
                 <w:r>
                   <w:rPr>
@@ -19082,7 +19016,6 @@
                   <w14:uncheckedState w14:val="2610" w14:font="MS Gothic"/>
                 </w14:checkbox>
               </w:sdtPr>
-              <w:sdtEndPr/>
               <w:sdtContent>
                 <w:r>
                   <w:rPr>
@@ -19124,7 +19057,6 @@
                   <w14:uncheckedState w14:val="2610" w14:font="MS Gothic"/>
                 </w14:checkbox>
               </w:sdtPr>
-              <w:sdtEndPr/>
               <w:sdtContent>
                 <w:r>
                   <w:rPr>
@@ -19166,7 +19098,6 @@
                   <w14:uncheckedState w14:val="2610" w14:font="MS Gothic"/>
                 </w14:checkbox>
               </w:sdtPr>
-              <w:sdtEndPr/>
               <w:sdtContent>
                 <w:r>
                   <w:rPr>
@@ -19248,7 +19179,6 @@
                   <w14:uncheckedState w14:val="2610" w14:font="MS Gothic"/>
                 </w14:checkbox>
               </w:sdtPr>
-              <w:sdtEndPr/>
               <w:sdtContent>
                 <w:r>
                   <w:rPr>
@@ -19290,7 +19220,6 @@
                   <w14:uncheckedState w14:val="2610" w14:font="MS Gothic"/>
                 </w14:checkbox>
               </w:sdtPr>
-              <w:sdtEndPr/>
               <w:sdtContent>
                 <w:r>
                   <w:rPr>
@@ -19332,7 +19261,6 @@
                   <w14:uncheckedState w14:val="2610" w14:font="MS Gothic"/>
                 </w14:checkbox>
               </w:sdtPr>
-              <w:sdtEndPr/>
               <w:sdtContent>
                 <w:r>
                   <w:rPr>
@@ -19374,7 +19302,6 @@
                   <w14:uncheckedState w14:val="2610" w14:font="MS Gothic"/>
                 </w14:checkbox>
               </w:sdtPr>
-              <w:sdtEndPr/>
               <w:sdtContent>
                 <w:r>
                   <w:rPr>
@@ -19416,7 +19343,6 @@
                   <w14:uncheckedState w14:val="2610" w14:font="MS Gothic"/>
                 </w14:checkbox>
               </w:sdtPr>
-              <w:sdtEndPr/>
               <w:sdtContent>
                 <w:r>
                   <w:rPr>
@@ -19458,7 +19384,6 @@
                   <w14:uncheckedState w14:val="2610" w14:font="MS Gothic"/>
                 </w14:checkbox>
               </w:sdtPr>
-              <w:sdtEndPr/>
               <w:sdtContent>
                 <w:r>
                   <w:rPr>
@@ -19510,6 +19435,7 @@
               <w:rPr>
                 <w:rFonts w:cs="Arial"/>
               </w:rPr>
+              <w:lastRenderedPageBreak/>
               <w:t>The learner has forwarded client feedback to required personnel for sign-off and record in problems database</w:t>
             </w:r>
           </w:p>
@@ -19540,7 +19466,6 @@
                   <w14:uncheckedState w14:val="2610" w14:font="MS Gothic"/>
                 </w14:checkbox>
               </w:sdtPr>
-              <w:sdtEndPr/>
               <w:sdtContent>
                 <w:r>
                   <w:rPr>
@@ -19582,7 +19507,6 @@
                   <w14:uncheckedState w14:val="2610" w14:font="MS Gothic"/>
                 </w14:checkbox>
               </w:sdtPr>
-              <w:sdtEndPr/>
               <w:sdtContent>
                 <w:r>
                   <w:rPr>
@@ -19624,7 +19548,6 @@
                   <w14:uncheckedState w14:val="2610" w14:font="MS Gothic"/>
                 </w14:checkbox>
               </w:sdtPr>
-              <w:sdtEndPr/>
               <w:sdtContent>
                 <w:r>
                   <w:rPr>
@@ -19666,7 +19589,6 @@
                   <w14:uncheckedState w14:val="2610" w14:font="MS Gothic"/>
                 </w14:checkbox>
               </w:sdtPr>
-              <w:sdtEndPr/>
               <w:sdtContent>
                 <w:r>
                   <w:rPr>
@@ -19708,7 +19630,6 @@
                   <w14:uncheckedState w14:val="2610" w14:font="MS Gothic"/>
                 </w14:checkbox>
               </w:sdtPr>
-              <w:sdtEndPr/>
               <w:sdtContent>
                 <w:r>
                   <w:rPr>
@@ -19750,7 +19671,6 @@
                   <w14:uncheckedState w14:val="2610" w14:font="MS Gothic"/>
                 </w14:checkbox>
               </w:sdtPr>
-              <w:sdtEndPr/>
               <w:sdtContent>
                 <w:r>
                   <w:rPr>
@@ -19832,7 +19752,6 @@
                   <w14:uncheckedState w14:val="2610" w14:font="MS Gothic"/>
                 </w14:checkbox>
               </w:sdtPr>
-              <w:sdtEndPr/>
               <w:sdtContent>
                 <w:r>
                   <w:rPr>
@@ -19874,7 +19793,6 @@
                   <w14:uncheckedState w14:val="2610" w14:font="MS Gothic"/>
                 </w14:checkbox>
               </w:sdtPr>
-              <w:sdtEndPr/>
               <w:sdtContent>
                 <w:r>
                   <w:rPr>
@@ -19916,7 +19834,6 @@
                   <w14:uncheckedState w14:val="2610" w14:font="MS Gothic"/>
                 </w14:checkbox>
               </w:sdtPr>
-              <w:sdtEndPr/>
               <w:sdtContent>
                 <w:r>
                   <w:rPr>
@@ -19958,7 +19875,6 @@
                   <w14:uncheckedState w14:val="2610" w14:font="MS Gothic"/>
                 </w14:checkbox>
               </w:sdtPr>
-              <w:sdtEndPr/>
               <w:sdtContent>
                 <w:r>
                   <w:rPr>
@@ -20000,7 +19916,6 @@
                   <w14:uncheckedState w14:val="2610" w14:font="MS Gothic"/>
                 </w14:checkbox>
               </w:sdtPr>
-              <w:sdtEndPr/>
               <w:sdtContent>
                 <w:r>
                   <w:rPr>
@@ -20042,7 +19957,6 @@
                   <w14:uncheckedState w14:val="2610" w14:font="MS Gothic"/>
                 </w14:checkbox>
               </w:sdtPr>
-              <w:sdtEndPr/>
               <w:sdtContent>
                 <w:r>
                   <w:rPr>
@@ -20136,7 +20050,6 @@
                   <w14:uncheckedState w14:val="2610" w14:font="MS Gothic"/>
                 </w14:checkbox>
               </w:sdtPr>
-              <w:sdtEndPr/>
               <w:sdtContent>
                 <w:r>
                   <w:rPr>
@@ -20178,7 +20091,6 @@
                   <w14:uncheckedState w14:val="2610" w14:font="MS Gothic"/>
                 </w14:checkbox>
               </w:sdtPr>
-              <w:sdtEndPr/>
               <w:sdtContent>
                 <w:r>
                   <w:rPr>
@@ -20220,7 +20132,6 @@
                   <w14:uncheckedState w14:val="2610" w14:font="MS Gothic"/>
                 </w14:checkbox>
               </w:sdtPr>
-              <w:sdtEndPr/>
               <w:sdtContent>
                 <w:r>
                   <w:rPr>
@@ -20262,7 +20173,6 @@
                   <w14:uncheckedState w14:val="2610" w14:font="MS Gothic"/>
                 </w14:checkbox>
               </w:sdtPr>
-              <w:sdtEndPr/>
               <w:sdtContent>
                 <w:r>
                   <w:rPr>
@@ -20304,7 +20214,6 @@
                   <w14:uncheckedState w14:val="2610" w14:font="MS Gothic"/>
                 </w14:checkbox>
               </w:sdtPr>
-              <w:sdtEndPr/>
               <w:sdtContent>
                 <w:r>
                   <w:rPr>
@@ -20346,7 +20255,6 @@
                   <w14:uncheckedState w14:val="2610" w14:font="MS Gothic"/>
                 </w14:checkbox>
               </w:sdtPr>
-              <w:sdtEndPr/>
               <w:sdtContent>
                 <w:r>
                   <w:rPr>
@@ -20428,7 +20336,6 @@
                   <w14:uncheckedState w14:val="2610" w14:font="MS Gothic"/>
                 </w14:checkbox>
               </w:sdtPr>
-              <w:sdtEndPr/>
               <w:sdtContent>
                 <w:r>
                   <w:rPr>
@@ -20470,7 +20377,6 @@
                   <w14:uncheckedState w14:val="2610" w14:font="MS Gothic"/>
                 </w14:checkbox>
               </w:sdtPr>
-              <w:sdtEndPr/>
               <w:sdtContent>
                 <w:r>
                   <w:rPr>
@@ -20512,7 +20418,6 @@
                   <w14:uncheckedState w14:val="2610" w14:font="MS Gothic"/>
                 </w14:checkbox>
               </w:sdtPr>
-              <w:sdtEndPr/>
               <w:sdtContent>
                 <w:r>
                   <w:rPr>
@@ -20554,7 +20459,6 @@
                   <w14:uncheckedState w14:val="2610" w14:font="MS Gothic"/>
                 </w14:checkbox>
               </w:sdtPr>
-              <w:sdtEndPr/>
               <w:sdtContent>
                 <w:r>
                   <w:rPr>
@@ -20596,7 +20500,6 @@
                   <w14:uncheckedState w14:val="2610" w14:font="MS Gothic"/>
                 </w14:checkbox>
               </w:sdtPr>
-              <w:sdtEndPr/>
               <w:sdtContent>
                 <w:r>
                   <w:rPr>
@@ -20638,7 +20541,6 @@
                   <w14:uncheckedState w14:val="2610" w14:font="MS Gothic"/>
                 </w14:checkbox>
               </w:sdtPr>
-              <w:sdtEndPr/>
               <w:sdtContent>
                 <w:r>
                   <w:rPr>
@@ -21386,7 +21288,6 @@
                 <w:color w:val="000000"/>
                 <w:szCs w:val="20"/>
               </w:rPr>
-              <w:lastRenderedPageBreak/>
               <w:t>Answer:</w:t>
             </w:r>
           </w:p>
@@ -22915,7 +22816,6 @@
                 <w:temporary/>
                 <w:showingPlcHdr/>
               </w:sdtPr>
-              <w:sdtEndPr/>
               <w:sdtContent>
                 <w:r>
                   <w:rPr>
@@ -22958,7 +22858,6 @@
                 <w:temporary/>
                 <w:showingPlcHdr/>
               </w:sdtPr>
-              <w:sdtEndPr/>
               <w:sdtContent>
                 <w:r>
                   <w:rPr>
@@ -23026,7 +22925,6 @@
                   <w:calendar w:val="gregorian"/>
                 </w:date>
               </w:sdtPr>
-              <w:sdtEndPr/>
               <w:sdtContent>
                 <w:r>
                   <w:rPr>
@@ -23175,7 +23073,6 @@
                   <w14:uncheckedState w14:val="2610" w14:font="MS Gothic"/>
                 </w14:checkbox>
               </w:sdtPr>
-              <w:sdtEndPr/>
               <w:sdtContent>
                 <w:r>
                   <w:rPr>
@@ -23216,7 +23113,6 @@
                   <w14:uncheckedState w14:val="2610" w14:font="MS Gothic"/>
                 </w14:checkbox>
               </w:sdtPr>
-              <w:sdtEndPr/>
               <w:sdtContent>
                 <w:r>
                   <w:rPr>
@@ -23249,7 +23145,6 @@
               <w:rPr>
                 <w:rStyle w:val="Strong"/>
               </w:rPr>
-              <w:lastRenderedPageBreak/>
               <w:t>Assessor feedback (as appropriate)</w:t>
             </w:r>
             <w:r>
@@ -23277,7 +23172,6 @@
                 <w:temporary/>
                 <w:showingPlcHdr/>
               </w:sdtPr>
-              <w:sdtEndPr/>
               <w:sdtContent>
                 <w:r>
                   <w:rPr>
@@ -23336,7 +23230,6 @@
                   <w14:uncheckedState w14:val="2610" w14:font="MS Gothic"/>
                 </w14:checkbox>
               </w:sdtPr>
-              <w:sdtEndPr/>
               <w:sdtContent>
                 <w:r>
                   <w:rPr>
@@ -23377,7 +23270,6 @@
                   <w14:uncheckedState w14:val="2610" w14:font="MS Gothic"/>
                 </w14:checkbox>
               </w:sdtPr>
-              <w:sdtEndPr/>
               <w:sdtContent>
                 <w:r>
                   <w:rPr>
@@ -23438,7 +23330,6 @@
                   <w:calendar w:val="gregorian"/>
                 </w:date>
               </w:sdtPr>
-              <w:sdtEndPr/>
               <w:sdtContent>
                 <w:r>
                   <w:rPr>
@@ -23478,6 +23369,7 @@
               <w:rPr>
                 <w:rStyle w:val="Strong"/>
               </w:rPr>
+              <w:lastRenderedPageBreak/>
               <w:t>Assessor name:</w:t>
             </w:r>
             <w:r>
@@ -23499,7 +23391,6 @@
                 <w:temporary/>
                 <w:showingPlcHdr/>
               </w:sdtPr>
-              <w:sdtEndPr/>
               <w:sdtContent>
                 <w:r>
                   <w:rPr>
@@ -23928,21 +23819,11 @@
           <w:r>
             <w:t xml:space="preserve"> of </w:t>
           </w:r>
-          <w:r>
-            <w:fldChar w:fldCharType="begin"/>
-          </w:r>
-          <w:r>
-            <w:instrText xml:space="preserve"> NUMPAGES  \* Arabic  \* MERGEFORMAT </w:instrText>
-          </w:r>
-          <w:r>
-            <w:fldChar w:fldCharType="separate"/>
-          </w:r>
-          <w:r>
-            <w:t>9</w:t>
-          </w:r>
-          <w:r>
-            <w:fldChar w:fldCharType="end"/>
-          </w:r>
+          <w:fldSimple w:instr=" NUMPAGES  \* Arabic  \* MERGEFORMAT ">
+            <w:r>
+              <w:t>9</w:t>
+            </w:r>
+          </w:fldSimple>
         </w:p>
       </w:tc>
       <w:tc>
@@ -23974,13 +23855,7 @@
             <w:t xml:space="preserve">ask </w:t>
           </w:r>
           <w:r>
-            <w:t>2</w:t>
-          </w:r>
-          <w:r>
-            <w:t xml:space="preserve">: </w:t>
-          </w:r>
-          <w:r>
-            <w:t>Portfolio</w:t>
+            <w:t>2: Portfolio</w:t>
           </w:r>
         </w:p>
         <w:p>
@@ -24161,21 +24036,11 @@
     <w:r>
       <w:t xml:space="preserve"> of </w:t>
     </w:r>
-    <w:r>
-      <w:fldChar w:fldCharType="begin"/>
-    </w:r>
-    <w:r>
-      <w:instrText xml:space="preserve"> NUMPAGES  \* Arabic  \* MERGEFORMAT </w:instrText>
-    </w:r>
-    <w:r>
-      <w:fldChar w:fldCharType="separate"/>
-    </w:r>
-    <w:r>
-      <w:t>2</w:t>
-    </w:r>
-    <w:r>
-      <w:fldChar w:fldCharType="end"/>
-    </w:r>
+    <w:fldSimple w:instr=" NUMPAGES  \* Arabic  \* MERGEFORMAT ">
+      <w:r>
+        <w:t>2</w:t>
+      </w:r>
+    </w:fldSimple>
     <w:r>
       <w:ptab w:relativeTo="margin" w:alignment="center" w:leader="none"/>
     </w:r>
@@ -30743,6 +30608,7 @@
     <w:rsid w:val="00071F16"/>
     <w:rsid w:val="00077D48"/>
     <w:rsid w:val="00094210"/>
+    <w:rsid w:val="00096AAB"/>
     <w:rsid w:val="000B0198"/>
     <w:rsid w:val="000C2C41"/>
     <w:rsid w:val="000F4498"/>
@@ -30762,7 +30628,6 @@
     <w:rsid w:val="005D58A3"/>
     <w:rsid w:val="007713E9"/>
     <w:rsid w:val="0079385F"/>
-    <w:rsid w:val="007B6731"/>
     <w:rsid w:val="007D771B"/>
     <w:rsid w:val="00912EE7"/>
     <w:rsid w:val="00936BFD"/>
@@ -31872,7 +31737,7 @@
 </file>
 
 <file path=customXml/itemProps4.xml><?xml version="1.0" encoding="utf-8"?>
-<ds:datastoreItem xmlns:ds="http://schemas.openxmlformats.org/officeDocument/2006/customXml" ds:itemID="{D0519E8B-649F-4A51-BED6-87CAA50E920E}">
+<ds:datastoreItem xmlns:ds="http://schemas.openxmlformats.org/officeDocument/2006/customXml" ds:itemID="{E178D4CE-8A26-447E-93E0-B03F3D386621}">
   <ds:schemaRefs>
     <ds:schemaRef ds:uri="http://schemas.openxmlformats.org/officeDocument/2006/bibliography"/>
   </ds:schemaRefs>

--- a/ICT/Identify and resolve client ICT problems/Assessment 2/ICT40120_Emerging_ICT_Tech_AT2.docx
+++ b/ICT/Identify and resolve client ICT problems/Assessment 2/ICT40120_Emerging_ICT_Tech_AT2.docx
@@ -2056,7 +2056,6 @@
                 <w:szCs w:val="20"/>
               </w:rPr>
             </w:pPr>
-            <w:bookmarkStart w:id="0" w:name="_GoBack"/>
             <w:r>
               <w:rPr>
                 <w:rFonts w:eastAsia="Times New Roman"/>
@@ -2220,7 +2219,6 @@
               <w:t>Your own idea - please see your teacher to obtain permission.</w:t>
             </w:r>
           </w:p>
-          <w:bookmarkEnd w:id="0"/>
           <w:p>
             <w:pPr>
               <w:pStyle w:val="BodyA"/>
@@ -14275,6 +14273,33 @@
           </w:p>
         </w:tc>
       </w:tr>
+    </w:tbl>
+    <w:p>
+      <w:r>
+        <w:br w:type="page"/>
+      </w:r>
+    </w:p>
+    <w:tbl>
+      <w:tblPr>
+        <w:tblW w:w="10632" w:type="dxa"/>
+        <w:tblInd w:w="-5" w:type="dxa"/>
+        <w:tblBorders>
+          <w:top w:val="single" w:sz="4" w:space="0" w:color="7F7F7F"/>
+          <w:left w:val="single" w:sz="4" w:space="0" w:color="7F7F7F"/>
+          <w:bottom w:val="single" w:sz="4" w:space="0" w:color="7F7F7F"/>
+          <w:right w:val="single" w:sz="4" w:space="0" w:color="7F7F7F"/>
+          <w:insideH w:val="single" w:sz="4" w:space="0" w:color="7F7F7F"/>
+          <w:insideV w:val="single" w:sz="4" w:space="0" w:color="7F7F7F"/>
+        </w:tblBorders>
+        <w:tblLayout w:type="fixed"/>
+        <w:tblLook w:val="04A0" w:firstRow="1" w:lastRow="0" w:firstColumn="1" w:lastColumn="0" w:noHBand="0" w:noVBand="1"/>
+      </w:tblPr>
+      <w:tblGrid>
+        <w:gridCol w:w="1418"/>
+        <w:gridCol w:w="6549"/>
+        <w:gridCol w:w="1378"/>
+        <w:gridCol w:w="1287"/>
+      </w:tblGrid>
       <w:tr>
         <w:trPr>
           <w:trHeight w:val="416"/>
@@ -14282,7 +14307,7 @@
         <w:tc>
           <w:tcPr>
             <w:tcW w:w="7967" w:type="dxa"/>
-            <w:gridSpan w:val="6"/>
+            <w:gridSpan w:val="2"/>
             <w:shd w:val="clear" w:color="auto" w:fill="auto"/>
           </w:tcPr>
           <w:p>
@@ -14302,21 +14327,790 @@
                 <w:color w:val="000000"/>
                 <w:szCs w:val="20"/>
               </w:rPr>
+              <w:lastRenderedPageBreak/>
               <w:t>Answer:</w:t>
             </w:r>
           </w:p>
           <w:p>
             <w:pPr>
-              <w:tabs>
-                <w:tab w:val="center" w:pos="3883"/>
-              </w:tabs>
               <w:spacing w:before="60" w:after="60"/>
               <w:rPr>
                 <w:rFonts w:cs="Arial"/>
-                <w:color w:val="000000"/>
-                <w:szCs w:val="20"/>
-              </w:rPr>
-            </w:pPr>
+                <w:b/>
+                <w:color w:val="000000"/>
+                <w:szCs w:val="20"/>
+              </w:rPr>
+            </w:pPr>
+            <w:r>
+              <w:rPr>
+                <w:rFonts w:cs="Arial"/>
+                <w:b/>
+                <w:color w:val="000000"/>
+                <w:szCs w:val="20"/>
+              </w:rPr>
+              <w:t>Mood Board:</w:t>
+            </w:r>
+          </w:p>
+          <w:p>
+            <w:pPr>
+              <w:spacing w:before="60" w:after="60"/>
+              <w:rPr>
+                <w:rFonts w:cs="Arial"/>
+                <w:b/>
+                <w:color w:val="000000"/>
+                <w:szCs w:val="20"/>
+              </w:rPr>
+            </w:pPr>
+            <w:r>
+              <w:rPr>
+                <w:rFonts w:cs="Arial"/>
+                <w:b/>
+                <w:noProof/>
+                <w:color w:val="000000"/>
+                <w:szCs w:val="20"/>
+              </w:rPr>
+              <w:drawing>
+                <wp:inline distT="0" distB="0" distL="0" distR="0" wp14:anchorId="272D2EFB" wp14:editId="56E8DA60">
+                  <wp:extent cx="4921885" cy="3599180"/>
+                  <wp:effectExtent l="0" t="0" r="0" b="1270"/>
+                  <wp:docPr id="5" name="Picture 5"/>
+                  <wp:cNvGraphicFramePr>
+                    <a:graphicFrameLocks xmlns:a="http://schemas.openxmlformats.org/drawingml/2006/main" noChangeAspect="1"/>
+                  </wp:cNvGraphicFramePr>
+                  <a:graphic xmlns:a="http://schemas.openxmlformats.org/drawingml/2006/main">
+                    <a:graphicData uri="http://schemas.openxmlformats.org/drawingml/2006/picture">
+                      <pic:pic xmlns:pic="http://schemas.openxmlformats.org/drawingml/2006/picture">
+                        <pic:nvPicPr>
+                          <pic:cNvPr id="5" name="StyleTitle.png"/>
+                          <pic:cNvPicPr/>
+                        </pic:nvPicPr>
+                        <pic:blipFill>
+                          <a:blip r:embed="rId17" cstate="print">
+                            <a:extLst>
+                              <a:ext uri="{28A0092B-C50C-407E-A947-70E740481C1C}">
+                                <a14:useLocalDpi xmlns:a14="http://schemas.microsoft.com/office/drawing/2010/main" val="0"/>
+                              </a:ext>
+                            </a:extLst>
+                          </a:blip>
+                          <a:stretch>
+                            <a:fillRect/>
+                          </a:stretch>
+                        </pic:blipFill>
+                        <pic:spPr>
+                          <a:xfrm>
+                            <a:off x="0" y="0"/>
+                            <a:ext cx="4921885" cy="3599180"/>
+                          </a:xfrm>
+                          <a:prstGeom prst="rect">
+                            <a:avLst/>
+                          </a:prstGeom>
+                        </pic:spPr>
+                      </pic:pic>
+                    </a:graphicData>
+                  </a:graphic>
+                </wp:inline>
+              </w:drawing>
+            </w:r>
+          </w:p>
+          <w:p>
+            <w:pPr>
+              <w:spacing w:before="60" w:after="60"/>
+              <w:rPr>
+                <w:rFonts w:cs="Arial"/>
+                <w:b/>
+                <w:color w:val="000000"/>
+                <w:szCs w:val="20"/>
+              </w:rPr>
+            </w:pPr>
+            <w:r>
+              <w:rPr>
+                <w:rFonts w:cs="Arial"/>
+                <w:b/>
+                <w:color w:val="000000"/>
+                <w:szCs w:val="20"/>
+              </w:rPr>
+              <w:t xml:space="preserve">URL: </w:t>
+            </w:r>
+            <w:hyperlink r:id="rId18" w:history="1">
+              <w:r>
+                <w:rPr>
+                  <w:rStyle w:val="Hyperlink"/>
+                  <w:rFonts w:cs="Arial"/>
+                  <w:b/>
+                  <w:szCs w:val="20"/>
+                </w:rPr>
+                <w:t>https://www.figma.com/design/TqG4vt9RHHg5zwC6tXwraD/Assessment-2---Identify-and-Resolve-Client-ICT-Problems?m=auto&amp;t=LrhUNoEvIK8fCOzD-6</w:t>
+              </w:r>
+            </w:hyperlink>
+          </w:p>
+          <w:p>
+            <w:pPr>
+              <w:spacing w:before="60" w:after="60"/>
+              <w:rPr>
+                <w:rFonts w:cs="Arial"/>
+                <w:b/>
+                <w:color w:val="000000"/>
+                <w:szCs w:val="20"/>
+              </w:rPr>
+            </w:pPr>
+          </w:p>
+          <w:p>
+            <w:pPr>
+              <w:spacing w:before="60" w:after="60"/>
+              <w:rPr>
+                <w:rFonts w:cs="Arial"/>
+                <w:b/>
+                <w:color w:val="000000"/>
+                <w:szCs w:val="20"/>
+              </w:rPr>
+            </w:pPr>
+            <w:r>
+              <w:rPr>
+                <w:rFonts w:cs="Arial"/>
+                <w:b/>
+                <w:color w:val="000000"/>
+                <w:szCs w:val="20"/>
+              </w:rPr>
+              <w:t>Sitemap:</w:t>
+            </w:r>
+          </w:p>
+          <w:p>
+            <w:pPr>
+              <w:spacing w:before="60" w:after="60"/>
+              <w:rPr>
+                <w:rFonts w:cs="Arial"/>
+                <w:b/>
+                <w:color w:val="000000"/>
+                <w:szCs w:val="20"/>
+              </w:rPr>
+            </w:pPr>
+            <w:r>
+              <w:rPr>
+                <w:rFonts w:cs="Arial"/>
+                <w:b/>
+                <w:noProof/>
+                <w:color w:val="000000"/>
+                <w:szCs w:val="20"/>
+              </w:rPr>
+              <w:drawing>
+                <wp:inline distT="0" distB="0" distL="0" distR="0" wp14:anchorId="21B6E2A1" wp14:editId="0B26D395">
+                  <wp:extent cx="4921885" cy="3007995"/>
+                  <wp:effectExtent l="0" t="0" r="0" b="1905"/>
+                  <wp:docPr id="1" name="Picture 1"/>
+                  <wp:cNvGraphicFramePr>
+                    <a:graphicFrameLocks xmlns:a="http://schemas.openxmlformats.org/drawingml/2006/main" noChangeAspect="1"/>
+                  </wp:cNvGraphicFramePr>
+                  <a:graphic xmlns:a="http://schemas.openxmlformats.org/drawingml/2006/main">
+                    <a:graphicData uri="http://schemas.openxmlformats.org/drawingml/2006/picture">
+                      <pic:pic xmlns:pic="http://schemas.openxmlformats.org/drawingml/2006/picture">
+                        <pic:nvPicPr>
+                          <pic:cNvPr id="1" name="EVORide Sitemap.png"/>
+                          <pic:cNvPicPr/>
+                        </pic:nvPicPr>
+                        <pic:blipFill>
+                          <a:blip r:embed="rId19" cstate="print">
+                            <a:extLst>
+                              <a:ext uri="{28A0092B-C50C-407E-A947-70E740481C1C}">
+                                <a14:useLocalDpi xmlns:a14="http://schemas.microsoft.com/office/drawing/2010/main" val="0"/>
+                              </a:ext>
+                            </a:extLst>
+                          </a:blip>
+                          <a:stretch>
+                            <a:fillRect/>
+                          </a:stretch>
+                        </pic:blipFill>
+                        <pic:spPr>
+                          <a:xfrm>
+                            <a:off x="0" y="0"/>
+                            <a:ext cx="4921885" cy="3007995"/>
+                          </a:xfrm>
+                          <a:prstGeom prst="rect">
+                            <a:avLst/>
+                          </a:prstGeom>
+                        </pic:spPr>
+                      </pic:pic>
+                    </a:graphicData>
+                  </a:graphic>
+                </wp:inline>
+              </w:drawing>
+            </w:r>
+          </w:p>
+          <w:p>
+            <w:pPr>
+              <w:spacing w:before="60" w:after="60"/>
+              <w:rPr>
+                <w:rFonts w:cs="Arial"/>
+                <w:b/>
+                <w:color w:val="000000"/>
+                <w:szCs w:val="20"/>
+              </w:rPr>
+            </w:pPr>
+            <w:r>
+              <w:rPr>
+                <w:rFonts w:cs="Arial"/>
+                <w:b/>
+                <w:color w:val="000000"/>
+                <w:szCs w:val="20"/>
+              </w:rPr>
+              <w:t xml:space="preserve">URL: </w:t>
+            </w:r>
+            <w:hyperlink r:id="rId20" w:history="1">
+              <w:r>
+                <w:rPr>
+                  <w:rStyle w:val="Hyperlink"/>
+                  <w:rFonts w:cs="Arial"/>
+                  <w:b/>
+                  <w:szCs w:val="20"/>
+                </w:rPr>
+                <w:t>https://www.figma.com/board/iktz28wkJkCqJzg89i5eFF/Evoride-Sitemap?t=LrhUNoEvIK8fCOzD-6</w:t>
+              </w:r>
+            </w:hyperlink>
+          </w:p>
+          <w:p>
+            <w:pPr>
+              <w:spacing w:before="60" w:after="60"/>
+              <w:rPr>
+                <w:rFonts w:cs="Arial"/>
+                <w:b/>
+                <w:color w:val="000000"/>
+                <w:szCs w:val="20"/>
+              </w:rPr>
+            </w:pPr>
+            <w:proofErr w:type="spellStart"/>
+            <w:r>
+              <w:rPr>
+                <w:rFonts w:cs="Arial"/>
+                <w:b/>
+                <w:color w:val="000000"/>
+                <w:szCs w:val="20"/>
+              </w:rPr>
+              <w:lastRenderedPageBreak/>
+              <w:t>WireFrame</w:t>
+            </w:r>
+            <w:proofErr w:type="spellEnd"/>
+          </w:p>
+          <w:p>
+            <w:pPr>
+              <w:spacing w:before="60" w:after="60"/>
+              <w:rPr>
+                <w:rFonts w:cs="Arial"/>
+                <w:b/>
+                <w:color w:val="000000"/>
+                <w:szCs w:val="20"/>
+              </w:rPr>
+            </w:pPr>
+            <w:r>
+              <w:rPr>
+                <w:rFonts w:cs="Arial"/>
+                <w:b/>
+                <w:color w:val="000000"/>
+                <w:szCs w:val="20"/>
+              </w:rPr>
+              <w:t xml:space="preserve">URL: </w:t>
+            </w:r>
+            <w:hyperlink r:id="rId21" w:history="1">
+              <w:r>
+                <w:rPr>
+                  <w:rStyle w:val="Hyperlink"/>
+                  <w:rFonts w:cs="Arial"/>
+                  <w:b/>
+                  <w:szCs w:val="20"/>
+                </w:rPr>
+                <w:t>https://www.figma.com/design/TqG4vt9RHHg5zwC6tXwraD/Assessment-2---Identify-and-Resolve-Client-ICT-Problems?m=auto&amp;t=LrhUNoEvIK8fCOzD-6</w:t>
+              </w:r>
+            </w:hyperlink>
+          </w:p>
+          <w:p>
+            <w:pPr>
+              <w:spacing w:before="60" w:after="60"/>
+              <w:rPr>
+                <w:rFonts w:cs="Arial"/>
+                <w:b/>
+                <w:color w:val="000000"/>
+                <w:szCs w:val="20"/>
+              </w:rPr>
+            </w:pPr>
+            <w:r>
+              <w:rPr>
+                <w:rFonts w:cs="Arial"/>
+                <w:b/>
+                <w:color w:val="000000"/>
+                <w:szCs w:val="20"/>
+              </w:rPr>
+              <w:t>Homepage</w:t>
+            </w:r>
+          </w:p>
+          <w:p>
+            <w:pPr>
+              <w:spacing w:before="60" w:after="60"/>
+              <w:jc w:val="center"/>
+              <w:rPr>
+                <w:rFonts w:cs="Arial"/>
+                <w:b/>
+                <w:color w:val="000000"/>
+                <w:szCs w:val="20"/>
+              </w:rPr>
+            </w:pPr>
+            <w:r>
+              <w:rPr>
+                <w:rFonts w:cs="Arial"/>
+                <w:b/>
+                <w:noProof/>
+                <w:color w:val="000000"/>
+                <w:szCs w:val="20"/>
+              </w:rPr>
+              <w:drawing>
+                <wp:inline distT="0" distB="0" distL="0" distR="0" wp14:anchorId="315E1F7A" wp14:editId="76E5FDD2">
+                  <wp:extent cx="3178903" cy="6806260"/>
+                  <wp:effectExtent l="0" t="0" r="2540" b="0"/>
+                  <wp:docPr id="6" name="Picture 6"/>
+                  <wp:cNvGraphicFramePr>
+                    <a:graphicFrameLocks xmlns:a="http://schemas.openxmlformats.org/drawingml/2006/main" noChangeAspect="1"/>
+                  </wp:cNvGraphicFramePr>
+                  <a:graphic xmlns:a="http://schemas.openxmlformats.org/drawingml/2006/main">
+                    <a:graphicData uri="http://schemas.openxmlformats.org/drawingml/2006/picture">
+                      <pic:pic xmlns:pic="http://schemas.openxmlformats.org/drawingml/2006/picture">
+                        <pic:nvPicPr>
+                          <pic:cNvPr id="6" name="WireFrameHomepage.png"/>
+                          <pic:cNvPicPr/>
+                        </pic:nvPicPr>
+                        <pic:blipFill>
+                          <a:blip r:embed="rId22" cstate="print">
+                            <a:extLst>
+                              <a:ext uri="{28A0092B-C50C-407E-A947-70E740481C1C}">
+                                <a14:useLocalDpi xmlns:a14="http://schemas.microsoft.com/office/drawing/2010/main" val="0"/>
+                              </a:ext>
+                            </a:extLst>
+                          </a:blip>
+                          <a:stretch>
+                            <a:fillRect/>
+                          </a:stretch>
+                        </pic:blipFill>
+                        <pic:spPr>
+                          <a:xfrm>
+                            <a:off x="0" y="0"/>
+                            <a:ext cx="3187541" cy="6824755"/>
+                          </a:xfrm>
+                          <a:prstGeom prst="rect">
+                            <a:avLst/>
+                          </a:prstGeom>
+                        </pic:spPr>
+                      </pic:pic>
+                    </a:graphicData>
+                  </a:graphic>
+                </wp:inline>
+              </w:drawing>
+            </w:r>
+          </w:p>
+          <w:p>
+            <w:pPr>
+              <w:spacing w:before="60" w:after="60"/>
+              <w:rPr>
+                <w:rFonts w:cs="Arial"/>
+                <w:b/>
+                <w:color w:val="000000"/>
+                <w:szCs w:val="20"/>
+              </w:rPr>
+            </w:pPr>
+            <w:r>
+              <w:rPr>
+                <w:rFonts w:cs="Arial"/>
+                <w:b/>
+                <w:color w:val="000000"/>
+                <w:szCs w:val="20"/>
+              </w:rPr>
+              <w:br/>
+              <w:t>Vehicles page:</w:t>
+            </w:r>
+          </w:p>
+          <w:p>
+            <w:pPr>
+              <w:spacing w:before="60" w:after="60"/>
+              <w:jc w:val="center"/>
+              <w:rPr>
+                <w:rFonts w:cs="Arial"/>
+                <w:b/>
+                <w:color w:val="000000"/>
+                <w:szCs w:val="20"/>
+              </w:rPr>
+            </w:pPr>
+            <w:r>
+              <w:rPr>
+                <w:rFonts w:cs="Arial"/>
+                <w:b/>
+                <w:noProof/>
+                <w:color w:val="000000"/>
+                <w:szCs w:val="20"/>
+              </w:rPr>
+              <w:lastRenderedPageBreak/>
+              <w:drawing>
+                <wp:inline distT="0" distB="0" distL="0" distR="0" wp14:anchorId="77D1DAE9" wp14:editId="31F6FB53">
+                  <wp:extent cx="2884473" cy="8583284"/>
+                  <wp:effectExtent l="0" t="0" r="0" b="8890"/>
+                  <wp:docPr id="9" name="Picture 9"/>
+                  <wp:cNvGraphicFramePr>
+                    <a:graphicFrameLocks xmlns:a="http://schemas.openxmlformats.org/drawingml/2006/main" noChangeAspect="1"/>
+                  </wp:cNvGraphicFramePr>
+                  <a:graphic xmlns:a="http://schemas.openxmlformats.org/drawingml/2006/main">
+                    <a:graphicData uri="http://schemas.openxmlformats.org/drawingml/2006/picture">
+                      <pic:pic xmlns:pic="http://schemas.openxmlformats.org/drawingml/2006/picture">
+                        <pic:nvPicPr>
+                          <pic:cNvPr id="9" name="WireFrameVehicles.png"/>
+                          <pic:cNvPicPr/>
+                        </pic:nvPicPr>
+                        <pic:blipFill>
+                          <a:blip r:embed="rId23" cstate="print">
+                            <a:extLst>
+                              <a:ext uri="{28A0092B-C50C-407E-A947-70E740481C1C}">
+                                <a14:useLocalDpi xmlns:a14="http://schemas.microsoft.com/office/drawing/2010/main" val="0"/>
+                              </a:ext>
+                            </a:extLst>
+                          </a:blip>
+                          <a:stretch>
+                            <a:fillRect/>
+                          </a:stretch>
+                        </pic:blipFill>
+                        <pic:spPr>
+                          <a:xfrm>
+                            <a:off x="0" y="0"/>
+                            <a:ext cx="2890394" cy="8600902"/>
+                          </a:xfrm>
+                          <a:prstGeom prst="rect">
+                            <a:avLst/>
+                          </a:prstGeom>
+                        </pic:spPr>
+                      </pic:pic>
+                    </a:graphicData>
+                  </a:graphic>
+                </wp:inline>
+              </w:drawing>
+            </w:r>
+          </w:p>
+          <w:p>
+            <w:pPr>
+              <w:spacing w:before="60" w:after="60"/>
+              <w:rPr>
+                <w:rFonts w:cs="Arial"/>
+                <w:b/>
+                <w:color w:val="000000"/>
+                <w:szCs w:val="20"/>
+              </w:rPr>
+            </w:pPr>
+            <w:r>
+              <w:rPr>
+                <w:rFonts w:cs="Arial"/>
+                <w:b/>
+                <w:color w:val="000000"/>
+                <w:szCs w:val="20"/>
+              </w:rPr>
+              <w:lastRenderedPageBreak/>
+              <w:t>About Us page</w:t>
+            </w:r>
+          </w:p>
+          <w:p>
+            <w:pPr>
+              <w:spacing w:before="60" w:after="60"/>
+              <w:rPr>
+                <w:rFonts w:cs="Arial"/>
+                <w:b/>
+                <w:color w:val="000000"/>
+                <w:szCs w:val="20"/>
+              </w:rPr>
+            </w:pPr>
+            <w:r>
+              <w:rPr>
+                <w:rFonts w:cs="Arial"/>
+                <w:b/>
+                <w:noProof/>
+                <w:color w:val="000000"/>
+                <w:szCs w:val="20"/>
+              </w:rPr>
+              <w:drawing>
+                <wp:inline distT="0" distB="0" distL="0" distR="0" wp14:anchorId="2FB949C8" wp14:editId="18B44FF6">
+                  <wp:extent cx="4513479" cy="7892037"/>
+                  <wp:effectExtent l="0" t="0" r="1905" b="0"/>
+                  <wp:docPr id="10" name="Picture 10"/>
+                  <wp:cNvGraphicFramePr>
+                    <a:graphicFrameLocks xmlns:a="http://schemas.openxmlformats.org/drawingml/2006/main" noChangeAspect="1"/>
+                  </wp:cNvGraphicFramePr>
+                  <a:graphic xmlns:a="http://schemas.openxmlformats.org/drawingml/2006/main">
+                    <a:graphicData uri="http://schemas.openxmlformats.org/drawingml/2006/picture">
+                      <pic:pic xmlns:pic="http://schemas.openxmlformats.org/drawingml/2006/picture">
+                        <pic:nvPicPr>
+                          <pic:cNvPr id="10" name="WireFrameAboutUs.png"/>
+                          <pic:cNvPicPr/>
+                        </pic:nvPicPr>
+                        <pic:blipFill>
+                          <a:blip r:embed="rId24" cstate="print">
+                            <a:extLst>
+                              <a:ext uri="{28A0092B-C50C-407E-A947-70E740481C1C}">
+                                <a14:useLocalDpi xmlns:a14="http://schemas.microsoft.com/office/drawing/2010/main" val="0"/>
+                              </a:ext>
+                            </a:extLst>
+                          </a:blip>
+                          <a:stretch>
+                            <a:fillRect/>
+                          </a:stretch>
+                        </pic:blipFill>
+                        <pic:spPr>
+                          <a:xfrm>
+                            <a:off x="0" y="0"/>
+                            <a:ext cx="4522045" cy="7907015"/>
+                          </a:xfrm>
+                          <a:prstGeom prst="rect">
+                            <a:avLst/>
+                          </a:prstGeom>
+                        </pic:spPr>
+                      </pic:pic>
+                    </a:graphicData>
+                  </a:graphic>
+                </wp:inline>
+              </w:drawing>
+            </w:r>
+          </w:p>
+          <w:p>
+            <w:pPr>
+              <w:spacing w:before="60" w:after="60"/>
+              <w:rPr>
+                <w:rFonts w:cs="Arial"/>
+                <w:b/>
+                <w:color w:val="000000"/>
+                <w:szCs w:val="20"/>
+              </w:rPr>
+            </w:pPr>
+            <w:r>
+              <w:rPr>
+                <w:rFonts w:cs="Arial"/>
+                <w:b/>
+                <w:color w:val="000000"/>
+                <w:szCs w:val="20"/>
+              </w:rPr>
+              <w:lastRenderedPageBreak/>
+              <w:t>Contact Us Page:</w:t>
+            </w:r>
+          </w:p>
+          <w:p>
+            <w:pPr>
+              <w:spacing w:before="60" w:after="60"/>
+              <w:rPr>
+                <w:rFonts w:cs="Arial"/>
+                <w:b/>
+                <w:color w:val="000000"/>
+                <w:szCs w:val="20"/>
+              </w:rPr>
+            </w:pPr>
+            <w:r>
+              <w:rPr>
+                <w:rFonts w:cs="Arial"/>
+                <w:b/>
+                <w:noProof/>
+                <w:color w:val="000000"/>
+                <w:szCs w:val="20"/>
+              </w:rPr>
+              <w:drawing>
+                <wp:inline distT="0" distB="0" distL="0" distR="0" wp14:anchorId="5D5DA410" wp14:editId="18A59FEE">
+                  <wp:extent cx="4921885" cy="6432550"/>
+                  <wp:effectExtent l="0" t="0" r="0" b="6350"/>
+                  <wp:docPr id="11" name="Picture 11"/>
+                  <wp:cNvGraphicFramePr>
+                    <a:graphicFrameLocks xmlns:a="http://schemas.openxmlformats.org/drawingml/2006/main" noChangeAspect="1"/>
+                  </wp:cNvGraphicFramePr>
+                  <a:graphic xmlns:a="http://schemas.openxmlformats.org/drawingml/2006/main">
+                    <a:graphicData uri="http://schemas.openxmlformats.org/drawingml/2006/picture">
+                      <pic:pic xmlns:pic="http://schemas.openxmlformats.org/drawingml/2006/picture">
+                        <pic:nvPicPr>
+                          <pic:cNvPr id="11" name="WireFrameContactUs.png"/>
+                          <pic:cNvPicPr/>
+                        </pic:nvPicPr>
+                        <pic:blipFill>
+                          <a:blip r:embed="rId25" cstate="print">
+                            <a:extLst>
+                              <a:ext uri="{28A0092B-C50C-407E-A947-70E740481C1C}">
+                                <a14:useLocalDpi xmlns:a14="http://schemas.microsoft.com/office/drawing/2010/main" val="0"/>
+                              </a:ext>
+                            </a:extLst>
+                          </a:blip>
+                          <a:stretch>
+                            <a:fillRect/>
+                          </a:stretch>
+                        </pic:blipFill>
+                        <pic:spPr>
+                          <a:xfrm>
+                            <a:off x="0" y="0"/>
+                            <a:ext cx="4921885" cy="6432550"/>
+                          </a:xfrm>
+                          <a:prstGeom prst="rect">
+                            <a:avLst/>
+                          </a:prstGeom>
+                        </pic:spPr>
+                      </pic:pic>
+                    </a:graphicData>
+                  </a:graphic>
+                </wp:inline>
+              </w:drawing>
+            </w:r>
+          </w:p>
+          <w:p>
+            <w:pPr>
+              <w:spacing w:before="60" w:after="60"/>
+              <w:rPr>
+                <w:rFonts w:cs="Arial"/>
+                <w:b/>
+                <w:color w:val="000000"/>
+                <w:szCs w:val="20"/>
+              </w:rPr>
+            </w:pPr>
+            <w:r>
+              <w:rPr>
+                <w:rFonts w:cs="Arial"/>
+                <w:b/>
+                <w:color w:val="000000"/>
+                <w:szCs w:val="20"/>
+              </w:rPr>
+              <w:t xml:space="preserve">URL: </w:t>
+            </w:r>
+            <w:hyperlink r:id="rId26" w:history="1">
+              <w:r>
+                <w:rPr>
+                  <w:rStyle w:val="Hyperlink"/>
+                  <w:rFonts w:cs="Arial"/>
+                  <w:b/>
+                  <w:szCs w:val="20"/>
+                </w:rPr>
+                <w:t>https://www.figma.com/design/TqG4vt9RHHg5zwC6tXwraD/Assessment-2---Identify-and-Resolve-Client-ICT-Problems?m=auto&amp;t=LrhUNoEvIK8fCOzD-6</w:t>
+              </w:r>
+            </w:hyperlink>
+          </w:p>
+          <w:p>
+            <w:pPr>
+              <w:spacing w:before="60" w:after="60"/>
+              <w:rPr>
+                <w:rFonts w:cs="Arial"/>
+                <w:b/>
+                <w:color w:val="000000"/>
+                <w:szCs w:val="20"/>
+              </w:rPr>
+            </w:pPr>
+            <w:r>
+              <w:rPr>
+                <w:rFonts w:cs="Arial"/>
+                <w:b/>
+                <w:color w:val="000000"/>
+                <w:szCs w:val="20"/>
+              </w:rPr>
+              <w:lastRenderedPageBreak/>
+              <w:t>LOGO:</w:t>
+            </w:r>
+            <w:r>
+              <w:rPr>
+                <w:rFonts w:cs="Arial"/>
+                <w:b/>
+                <w:noProof/>
+                <w:color w:val="000000"/>
+                <w:szCs w:val="20"/>
+              </w:rPr>
+              <w:t xml:space="preserve"> </w:t>
+            </w:r>
+            <w:r>
+              <w:rPr>
+                <w:rFonts w:cs="Arial"/>
+                <w:b/>
+                <w:noProof/>
+                <w:color w:val="000000"/>
+                <w:szCs w:val="20"/>
+              </w:rPr>
+              <w:t>Please find the logo</w:t>
+            </w:r>
+            <w:r>
+              <w:rPr>
+                <w:rFonts w:cs="Arial"/>
+                <w:b/>
+                <w:noProof/>
+                <w:color w:val="000000"/>
+                <w:szCs w:val="20"/>
+              </w:rPr>
+              <w:t xml:space="preserve"> file</w:t>
+            </w:r>
+            <w:r>
+              <w:rPr>
+                <w:rFonts w:cs="Arial"/>
+                <w:b/>
+                <w:noProof/>
+                <w:color w:val="000000"/>
+                <w:szCs w:val="20"/>
+              </w:rPr>
+              <w:t xml:space="preserve"> attached.</w:t>
+            </w:r>
+            <w:r>
+              <w:rPr>
+                <w:rFonts w:cs="Arial"/>
+                <w:b/>
+                <w:noProof/>
+                <w:color w:val="000000"/>
+                <w:szCs w:val="20"/>
+              </w:rPr>
+              <w:drawing>
+                <wp:inline distT="0" distB="0" distL="0" distR="0" wp14:anchorId="7F3F3BE7" wp14:editId="37EA0780">
+                  <wp:extent cx="4921885" cy="2285365"/>
+                  <wp:effectExtent l="0" t="0" r="0" b="0"/>
+                  <wp:docPr id="7" name="Picture 7"/>
+                  <wp:cNvGraphicFramePr>
+                    <a:graphicFrameLocks xmlns:a="http://schemas.openxmlformats.org/drawingml/2006/main" noChangeAspect="1"/>
+                  </wp:cNvGraphicFramePr>
+                  <a:graphic xmlns:a="http://schemas.openxmlformats.org/drawingml/2006/main">
+                    <a:graphicData uri="http://schemas.openxmlformats.org/drawingml/2006/picture">
+                      <pic:pic xmlns:pic="http://schemas.openxmlformats.org/drawingml/2006/picture">
+                        <pic:nvPicPr>
+                          <pic:cNvPr id="7" name="Logo EVORide.png"/>
+                          <pic:cNvPicPr/>
+                        </pic:nvPicPr>
+                        <pic:blipFill>
+                          <a:blip r:embed="rId27">
+                            <a:extLst>
+                              <a:ext uri="{28A0092B-C50C-407E-A947-70E740481C1C}">
+                                <a14:useLocalDpi xmlns:a14="http://schemas.microsoft.com/office/drawing/2010/main" val="0"/>
+                              </a:ext>
+                            </a:extLst>
+                          </a:blip>
+                          <a:stretch>
+                            <a:fillRect/>
+                          </a:stretch>
+                        </pic:blipFill>
+                        <pic:spPr>
+                          <a:xfrm>
+                            <a:off x="0" y="0"/>
+                            <a:ext cx="4921885" cy="2285365"/>
+                          </a:xfrm>
+                          <a:prstGeom prst="rect">
+                            <a:avLst/>
+                          </a:prstGeom>
+                        </pic:spPr>
+                      </pic:pic>
+                    </a:graphicData>
+                  </a:graphic>
+                </wp:inline>
+              </w:drawing>
+            </w:r>
+          </w:p>
+          <w:p>
+            <w:pPr>
+              <w:spacing w:before="60" w:after="60"/>
+              <w:rPr>
+                <w:rFonts w:cs="Arial"/>
+                <w:b/>
+                <w:color w:val="000000"/>
+                <w:szCs w:val="20"/>
+              </w:rPr>
+            </w:pPr>
+            <w:r>
+              <w:rPr>
+                <w:rFonts w:cs="Arial"/>
+                <w:b/>
+                <w:color w:val="000000"/>
+                <w:szCs w:val="20"/>
+              </w:rPr>
+              <w:t>File created by Inkscape.</w:t>
+            </w:r>
           </w:p>
         </w:tc>
         <w:tc>
@@ -14340,6 +15134,7 @@
                 <w:color w:val="000000"/>
                 <w:szCs w:val="20"/>
               </w:rPr>
+              <w:lastRenderedPageBreak/>
               <w:t>Comment:</w:t>
             </w:r>
           </w:p>
@@ -14361,7 +15156,6 @@
         <w:tc>
           <w:tcPr>
             <w:tcW w:w="1418" w:type="dxa"/>
-            <w:gridSpan w:val="2"/>
             <w:vMerge w:val="restart"/>
             <w:tcBorders>
               <w:top w:val="single" w:sz="4" w:space="0" w:color="7F7F7F"/>
@@ -14387,6 +15181,7 @@
                 <w:color w:val="000000"/>
                 <w:szCs w:val="20"/>
               </w:rPr>
+              <w:lastRenderedPageBreak/>
               <w:t xml:space="preserve">Question </w:t>
             </w:r>
             <w:r>
@@ -14411,7 +15206,6 @@
         <w:tc>
           <w:tcPr>
             <w:tcW w:w="6549" w:type="dxa"/>
-            <w:gridSpan w:val="4"/>
             <w:vMerge w:val="restart"/>
             <w:tcBorders>
               <w:top w:val="single" w:sz="4" w:space="0" w:color="7F7F7F"/>
@@ -14530,7 +15324,6 @@
         <w:tc>
           <w:tcPr>
             <w:tcW w:w="1418" w:type="dxa"/>
-            <w:gridSpan w:val="2"/>
             <w:vMerge/>
             <w:shd w:val="clear" w:color="auto" w:fill="F2F2F2"/>
           </w:tcPr>
@@ -14550,7 +15343,6 @@
         <w:tc>
           <w:tcPr>
             <w:tcW w:w="6549" w:type="dxa"/>
-            <w:gridSpan w:val="4"/>
             <w:vMerge/>
             <w:shd w:val="clear" w:color="auto" w:fill="auto"/>
           </w:tcPr>
@@ -14640,18 +15432,12 @@
         <w:tc>
           <w:tcPr>
             <w:tcW w:w="7967" w:type="dxa"/>
-            <w:gridSpan w:val="6"/>
+            <w:gridSpan w:val="2"/>
             <w:shd w:val="clear" w:color="auto" w:fill="auto"/>
           </w:tcPr>
           <w:p>
             <w:pPr>
               <w:spacing w:before="60" w:after="60"/>
-              <w:rPr>
-                <w:rFonts w:cs="Arial"/>
-                <w:b/>
-                <w:color w:val="000000"/>
-                <w:szCs w:val="20"/>
-              </w:rPr>
             </w:pPr>
             <w:r>
               <w:rPr>
@@ -14662,12 +15448,599 @@
               </w:rPr>
               <w:t>Answer:</w:t>
             </w:r>
-          </w:p>
-          <w:p>
-            <w:pPr>
-              <w:tabs>
-                <w:tab w:val="center" w:pos="3883"/>
-              </w:tabs>
+            <w:r>
+              <w:t xml:space="preserve"> </w:t>
+            </w:r>
+          </w:p>
+          <w:p>
+            <w:pPr>
+              <w:pStyle w:val="ListParagraph"/>
+              <w:numPr>
+                <w:ilvl w:val="0"/>
+                <w:numId w:val="39"/>
+              </w:numPr>
+              <w:spacing w:before="60" w:after="60"/>
+              <w:rPr>
+                <w:rFonts w:cs="Arial"/>
+                <w:b/>
+                <w:color w:val="000000"/>
+                <w:szCs w:val="20"/>
+              </w:rPr>
+            </w:pPr>
+            <w:r>
+              <w:rPr>
+                <w:rFonts w:cs="Arial"/>
+                <w:color w:val="000000"/>
+                <w:szCs w:val="20"/>
+              </w:rPr>
+              <w:t>Understanding the Organizational Structure:</w:t>
+            </w:r>
+          </w:p>
+          <w:p>
+            <w:pPr>
+              <w:pStyle w:val="ListParagraph"/>
+              <w:numPr>
+                <w:ilvl w:val="1"/>
+                <w:numId w:val="39"/>
+              </w:numPr>
+              <w:spacing w:before="60" w:after="60"/>
+              <w:rPr>
+                <w:rFonts w:cs="Arial"/>
+                <w:color w:val="000000"/>
+                <w:szCs w:val="20"/>
+              </w:rPr>
+            </w:pPr>
+            <w:r>
+              <w:rPr>
+                <w:rFonts w:cs="Arial"/>
+                <w:color w:val="000000"/>
+                <w:szCs w:val="20"/>
+              </w:rPr>
+              <w:t xml:space="preserve">CEO, Directors: </w:t>
+            </w:r>
+            <w:r>
+              <w:rPr>
+                <w:rFonts w:cs="Arial"/>
+                <w:color w:val="000000"/>
+                <w:szCs w:val="20"/>
+              </w:rPr>
+              <w:t xml:space="preserve">They response </w:t>
+            </w:r>
+            <w:r>
+              <w:rPr>
+                <w:rFonts w:cs="Arial"/>
+                <w:color w:val="000000"/>
+                <w:szCs w:val="20"/>
+              </w:rPr>
+              <w:t>for setting project goals and</w:t>
+            </w:r>
+            <w:r>
+              <w:rPr>
+                <w:rFonts w:cs="Arial"/>
+                <w:color w:val="000000"/>
+                <w:szCs w:val="20"/>
+              </w:rPr>
+              <w:t xml:space="preserve"> making decisions for</w:t>
+            </w:r>
+            <w:r>
+              <w:rPr>
+                <w:rFonts w:cs="Arial"/>
+                <w:color w:val="000000"/>
+                <w:szCs w:val="20"/>
+              </w:rPr>
+              <w:t xml:space="preserve"> strateg</w:t>
+            </w:r>
+            <w:r>
+              <w:rPr>
+                <w:rFonts w:cs="Arial"/>
+                <w:color w:val="000000"/>
+                <w:szCs w:val="20"/>
+              </w:rPr>
+              <w:t>ies.</w:t>
+            </w:r>
+          </w:p>
+          <w:p>
+            <w:pPr>
+              <w:pStyle w:val="ListParagraph"/>
+              <w:numPr>
+                <w:ilvl w:val="1"/>
+                <w:numId w:val="39"/>
+              </w:numPr>
+              <w:spacing w:before="60" w:after="60"/>
+              <w:rPr>
+                <w:rFonts w:cs="Arial"/>
+                <w:color w:val="000000"/>
+                <w:szCs w:val="20"/>
+              </w:rPr>
+            </w:pPr>
+            <w:r>
+              <w:rPr>
+                <w:rFonts w:cs="Arial"/>
+                <w:color w:val="000000"/>
+                <w:szCs w:val="20"/>
+              </w:rPr>
+              <w:t xml:space="preserve">Project Managers: </w:t>
+            </w:r>
+            <w:r>
+              <w:rPr>
+                <w:rFonts w:cs="Arial"/>
+                <w:color w:val="000000"/>
+                <w:szCs w:val="20"/>
+              </w:rPr>
+              <w:t>They track and manage</w:t>
+            </w:r>
+            <w:r>
+              <w:rPr>
+                <w:rFonts w:cs="Arial"/>
+                <w:color w:val="000000"/>
+                <w:szCs w:val="20"/>
+              </w:rPr>
+              <w:t xml:space="preserve"> project timelines, resources, and task.</w:t>
+            </w:r>
+          </w:p>
+          <w:p>
+            <w:pPr>
+              <w:pStyle w:val="ListParagraph"/>
+              <w:numPr>
+                <w:ilvl w:val="1"/>
+                <w:numId w:val="39"/>
+              </w:numPr>
+              <w:spacing w:before="60" w:after="60"/>
+              <w:rPr>
+                <w:rFonts w:cs="Arial"/>
+                <w:color w:val="000000"/>
+                <w:szCs w:val="20"/>
+              </w:rPr>
+            </w:pPr>
+            <w:r>
+              <w:rPr>
+                <w:rFonts w:cs="Arial"/>
+                <w:color w:val="000000"/>
+                <w:szCs w:val="20"/>
+              </w:rPr>
+              <w:t>Design Team:</w:t>
+            </w:r>
+            <w:r>
+              <w:rPr>
+                <w:rFonts w:cs="Arial"/>
+                <w:color w:val="000000"/>
+                <w:szCs w:val="20"/>
+              </w:rPr>
+              <w:t xml:space="preserve"> They response</w:t>
+            </w:r>
+            <w:r>
+              <w:rPr>
+                <w:rFonts w:cs="Arial"/>
+                <w:color w:val="000000"/>
+                <w:szCs w:val="20"/>
+              </w:rPr>
+              <w:t xml:space="preserve"> for updating and improving website designs.</w:t>
+            </w:r>
+          </w:p>
+          <w:p>
+            <w:pPr>
+              <w:pStyle w:val="ListParagraph"/>
+              <w:numPr>
+                <w:ilvl w:val="1"/>
+                <w:numId w:val="39"/>
+              </w:numPr>
+              <w:spacing w:before="60" w:after="60"/>
+              <w:rPr>
+                <w:rFonts w:cs="Arial"/>
+                <w:color w:val="000000"/>
+                <w:szCs w:val="20"/>
+              </w:rPr>
+            </w:pPr>
+            <w:r>
+              <w:rPr>
+                <w:rFonts w:cs="Arial"/>
+                <w:color w:val="000000"/>
+                <w:szCs w:val="20"/>
+              </w:rPr>
+              <w:t>Development Team: Focuses on coding, technical aspects, and implementation.</w:t>
+            </w:r>
+          </w:p>
+          <w:p>
+            <w:pPr>
+              <w:pStyle w:val="ListParagraph"/>
+              <w:numPr>
+                <w:ilvl w:val="0"/>
+                <w:numId w:val="39"/>
+              </w:numPr>
+              <w:spacing w:before="60" w:after="60"/>
+              <w:rPr>
+                <w:rFonts w:cs="Arial"/>
+                <w:color w:val="000000"/>
+                <w:szCs w:val="20"/>
+              </w:rPr>
+            </w:pPr>
+            <w:r>
+              <w:rPr>
+                <w:rFonts w:cs="Arial"/>
+                <w:color w:val="000000"/>
+                <w:szCs w:val="20"/>
+              </w:rPr>
+              <w:t>Assign Responsibilities:</w:t>
+            </w:r>
+          </w:p>
+          <w:p>
+            <w:pPr>
+              <w:pStyle w:val="ListParagraph"/>
+              <w:numPr>
+                <w:ilvl w:val="1"/>
+                <w:numId w:val="39"/>
+              </w:numPr>
+              <w:spacing w:before="60" w:after="60"/>
+              <w:rPr>
+                <w:rFonts w:cs="Arial"/>
+                <w:color w:val="000000"/>
+                <w:szCs w:val="20"/>
+              </w:rPr>
+            </w:pPr>
+            <w:r>
+              <w:rPr>
+                <w:rFonts w:cs="Arial"/>
+                <w:color w:val="000000"/>
+                <w:szCs w:val="20"/>
+              </w:rPr>
+              <w:t xml:space="preserve">CEO or </w:t>
+            </w:r>
+            <w:r>
+              <w:rPr>
+                <w:rFonts w:cs="Arial"/>
+                <w:color w:val="000000"/>
+                <w:szCs w:val="20"/>
+              </w:rPr>
+              <w:t>Directors</w:t>
+            </w:r>
+            <w:r>
+              <w:rPr>
+                <w:rFonts w:cs="Arial"/>
+                <w:color w:val="000000"/>
+                <w:szCs w:val="20"/>
+              </w:rPr>
+              <w:t xml:space="preserve"> </w:t>
+            </w:r>
+            <w:r>
+              <w:rPr>
+                <w:rFonts w:cs="Arial"/>
+                <w:color w:val="000000"/>
+                <w:szCs w:val="20"/>
+              </w:rPr>
+              <w:t xml:space="preserve">makes decisions about the </w:t>
+            </w:r>
+            <w:r>
+              <w:t>s</w:t>
+            </w:r>
+            <w:r>
+              <w:t>cale of the project</w:t>
+            </w:r>
+            <w:r>
+              <w:t xml:space="preserve">s </w:t>
+            </w:r>
+            <w:r>
+              <w:rPr>
+                <w:rFonts w:cs="Arial"/>
+                <w:color w:val="000000"/>
+                <w:szCs w:val="20"/>
+              </w:rPr>
+              <w:t>and budget.</w:t>
+            </w:r>
+          </w:p>
+          <w:p>
+            <w:pPr>
+              <w:pStyle w:val="ListParagraph"/>
+              <w:numPr>
+                <w:ilvl w:val="1"/>
+                <w:numId w:val="39"/>
+              </w:numPr>
+              <w:spacing w:before="60" w:after="60"/>
+              <w:rPr>
+                <w:rFonts w:cs="Arial"/>
+                <w:color w:val="000000"/>
+                <w:szCs w:val="20"/>
+              </w:rPr>
+            </w:pPr>
+            <w:r>
+              <w:rPr>
+                <w:rFonts w:cs="Arial"/>
+                <w:color w:val="000000"/>
+                <w:szCs w:val="20"/>
+              </w:rPr>
+              <w:t>Project Managers handle task distribution, monitor progress, and resolve issues.</w:t>
+            </w:r>
+          </w:p>
+          <w:p>
+            <w:pPr>
+              <w:pStyle w:val="ListParagraph"/>
+              <w:numPr>
+                <w:ilvl w:val="1"/>
+                <w:numId w:val="39"/>
+              </w:numPr>
+              <w:spacing w:before="60" w:after="60"/>
+              <w:rPr>
+                <w:rFonts w:cs="Arial"/>
+                <w:color w:val="000000"/>
+                <w:szCs w:val="20"/>
+              </w:rPr>
+            </w:pPr>
+            <w:r>
+              <w:rPr>
+                <w:rFonts w:cs="Arial"/>
+                <w:color w:val="000000"/>
+                <w:szCs w:val="20"/>
+              </w:rPr>
+              <w:t>Design Team works on updating the visuals and layouts based on project requirements.</w:t>
+            </w:r>
+          </w:p>
+          <w:p>
+            <w:pPr>
+              <w:pStyle w:val="ListParagraph"/>
+              <w:numPr>
+                <w:ilvl w:val="1"/>
+                <w:numId w:val="39"/>
+              </w:numPr>
+              <w:spacing w:before="60" w:after="60"/>
+              <w:rPr>
+                <w:rFonts w:cs="Arial"/>
+                <w:color w:val="000000"/>
+                <w:szCs w:val="20"/>
+              </w:rPr>
+            </w:pPr>
+            <w:r>
+              <w:rPr>
+                <w:rFonts w:cs="Arial"/>
+                <w:color w:val="000000"/>
+                <w:szCs w:val="20"/>
+              </w:rPr>
+              <w:t>Development Team ensures the technical implementation aligns with the designs.</w:t>
+            </w:r>
+          </w:p>
+          <w:p>
+            <w:pPr>
+              <w:pStyle w:val="ListParagraph"/>
+              <w:numPr>
+                <w:ilvl w:val="0"/>
+                <w:numId w:val="39"/>
+              </w:numPr>
+              <w:spacing w:before="60" w:after="60"/>
+              <w:rPr>
+                <w:rFonts w:cs="Arial"/>
+                <w:color w:val="000000"/>
+                <w:szCs w:val="20"/>
+              </w:rPr>
+            </w:pPr>
+            <w:r>
+              <w:rPr>
+                <w:rFonts w:cs="Arial"/>
+                <w:color w:val="000000"/>
+                <w:szCs w:val="20"/>
+              </w:rPr>
+              <w:t>Communication:</w:t>
+            </w:r>
+          </w:p>
+          <w:p>
+            <w:pPr>
+              <w:pStyle w:val="ListParagraph"/>
+              <w:numPr>
+                <w:ilvl w:val="1"/>
+                <w:numId w:val="39"/>
+              </w:numPr>
+              <w:spacing w:before="60" w:after="60"/>
+              <w:rPr>
+                <w:rFonts w:cs="Arial"/>
+                <w:color w:val="000000"/>
+                <w:szCs w:val="20"/>
+              </w:rPr>
+            </w:pPr>
+            <w:r>
+              <w:rPr>
+                <w:rFonts w:cs="Arial"/>
+                <w:color w:val="000000"/>
+                <w:szCs w:val="20"/>
+              </w:rPr>
+              <w:t>Regular meetings between Project Managers and Design/Development teams ensure smooth coordination.</w:t>
+            </w:r>
+          </w:p>
+          <w:p>
+            <w:pPr>
+              <w:pStyle w:val="ListParagraph"/>
+              <w:numPr>
+                <w:ilvl w:val="1"/>
+                <w:numId w:val="39"/>
+              </w:numPr>
+              <w:spacing w:before="60" w:after="60"/>
+              <w:rPr>
+                <w:rFonts w:cs="Arial"/>
+                <w:color w:val="000000"/>
+                <w:szCs w:val="20"/>
+              </w:rPr>
+            </w:pPr>
+            <w:r>
+              <w:rPr>
+                <w:rFonts w:cs="Arial"/>
+                <w:color w:val="000000"/>
+                <w:szCs w:val="20"/>
+              </w:rPr>
+              <w:t>Feedback loops between the teams help in refining the designs and addressing any technical concerns.</w:t>
+            </w:r>
+          </w:p>
+          <w:p>
+            <w:pPr>
+              <w:pStyle w:val="ListParagraph"/>
+              <w:numPr>
+                <w:ilvl w:val="0"/>
+                <w:numId w:val="39"/>
+              </w:numPr>
+              <w:spacing w:before="60" w:after="60"/>
+              <w:rPr>
+                <w:rFonts w:cs="Arial"/>
+                <w:color w:val="000000"/>
+                <w:szCs w:val="20"/>
+              </w:rPr>
+            </w:pPr>
+            <w:r>
+              <w:rPr>
+                <w:rFonts w:cs="Arial"/>
+                <w:color w:val="000000"/>
+                <w:szCs w:val="20"/>
+              </w:rPr>
+              <w:t>Decision-Making &amp; Prioritization:</w:t>
+            </w:r>
+          </w:p>
+          <w:p>
+            <w:pPr>
+              <w:pStyle w:val="ListParagraph"/>
+              <w:numPr>
+                <w:ilvl w:val="1"/>
+                <w:numId w:val="39"/>
+              </w:numPr>
+              <w:spacing w:before="60" w:after="60"/>
+              <w:rPr>
+                <w:rFonts w:cs="Arial"/>
+                <w:color w:val="000000"/>
+                <w:szCs w:val="20"/>
+              </w:rPr>
+            </w:pPr>
+            <w:r>
+              <w:rPr>
+                <w:rFonts w:cs="Arial"/>
+                <w:color w:val="000000"/>
+                <w:szCs w:val="20"/>
+              </w:rPr>
+              <w:t xml:space="preserve">Strategic decisions come from </w:t>
+            </w:r>
+            <w:r>
+              <w:rPr>
+                <w:rFonts w:cs="Arial"/>
+                <w:color w:val="000000"/>
+                <w:szCs w:val="20"/>
+              </w:rPr>
+              <w:t>CEO or Directors</w:t>
+            </w:r>
+            <w:r>
+              <w:rPr>
+                <w:rFonts w:cs="Arial"/>
+                <w:color w:val="000000"/>
+                <w:szCs w:val="20"/>
+              </w:rPr>
+              <w:t>.</w:t>
+            </w:r>
+          </w:p>
+          <w:p>
+            <w:pPr>
+              <w:pStyle w:val="ListParagraph"/>
+              <w:numPr>
+                <w:ilvl w:val="1"/>
+                <w:numId w:val="39"/>
+              </w:numPr>
+              <w:spacing w:before="60" w:after="60"/>
+              <w:rPr>
+                <w:rFonts w:cs="Arial"/>
+                <w:color w:val="000000"/>
+                <w:szCs w:val="20"/>
+              </w:rPr>
+            </w:pPr>
+            <w:r>
+              <w:rPr>
+                <w:rFonts w:cs="Arial"/>
+                <w:color w:val="000000"/>
+                <w:szCs w:val="20"/>
+              </w:rPr>
+              <w:t>D</w:t>
+            </w:r>
+            <w:r>
+              <w:rPr>
+                <w:rFonts w:cs="Arial"/>
+                <w:color w:val="000000"/>
+                <w:szCs w:val="20"/>
+              </w:rPr>
+              <w:t xml:space="preserve">ecisions about </w:t>
+            </w:r>
+            <w:r>
+              <w:rPr>
+                <w:rFonts w:cs="Arial"/>
+                <w:color w:val="000000"/>
+                <w:szCs w:val="20"/>
+              </w:rPr>
+              <w:t>perform</w:t>
+            </w:r>
+            <w:r>
+              <w:rPr>
+                <w:rFonts w:cs="Arial"/>
+                <w:color w:val="000000"/>
+                <w:szCs w:val="20"/>
+              </w:rPr>
+              <w:t xml:space="preserve"> and deadlines are handled by Project Managers.</w:t>
+            </w:r>
+          </w:p>
+          <w:p>
+            <w:pPr>
+              <w:pStyle w:val="ListParagraph"/>
+              <w:numPr>
+                <w:ilvl w:val="1"/>
+                <w:numId w:val="39"/>
+              </w:numPr>
+              <w:spacing w:before="60" w:after="60"/>
+              <w:rPr>
+                <w:rFonts w:cs="Arial"/>
+                <w:color w:val="000000"/>
+                <w:szCs w:val="20"/>
+              </w:rPr>
+            </w:pPr>
+            <w:r>
+              <w:rPr>
+                <w:rFonts w:cs="Arial"/>
+                <w:color w:val="000000"/>
+                <w:szCs w:val="20"/>
+              </w:rPr>
+              <w:t>Work is prioriti</w:t>
+            </w:r>
+            <w:r>
+              <w:rPr>
+                <w:rFonts w:cs="Arial"/>
+                <w:color w:val="000000"/>
+                <w:szCs w:val="20"/>
+              </w:rPr>
+              <w:t>s</w:t>
+            </w:r>
+            <w:r>
+              <w:rPr>
+                <w:rFonts w:cs="Arial"/>
+                <w:color w:val="000000"/>
+                <w:szCs w:val="20"/>
+              </w:rPr>
+              <w:t>ed based on project goals, with design improvements</w:t>
+            </w:r>
+            <w:r>
+              <w:rPr>
+                <w:rFonts w:cs="Arial"/>
+                <w:color w:val="000000"/>
+                <w:szCs w:val="20"/>
+              </w:rPr>
+              <w:t>.</w:t>
+            </w:r>
+          </w:p>
+          <w:p>
+            <w:pPr>
+              <w:spacing w:before="60" w:after="60"/>
+              <w:rPr>
+                <w:rFonts w:cs="Arial"/>
+                <w:color w:val="000000"/>
+                <w:szCs w:val="20"/>
+              </w:rPr>
+            </w:pPr>
+            <w:r>
+              <w:rPr>
+                <w:rFonts w:cs="Arial"/>
+                <w:color w:val="000000"/>
+                <w:szCs w:val="20"/>
+              </w:rPr>
+              <w:br/>
+            </w:r>
+          </w:p>
+          <w:p>
+            <w:pPr>
               <w:spacing w:before="60" w:after="60"/>
               <w:rPr>
                 <w:rFonts w:cs="Arial"/>
@@ -14719,7 +16092,6 @@
         <w:tc>
           <w:tcPr>
             <w:tcW w:w="1418" w:type="dxa"/>
-            <w:gridSpan w:val="2"/>
             <w:vMerge w:val="restart"/>
             <w:tcBorders>
               <w:top w:val="single" w:sz="4" w:space="0" w:color="7F7F7F"/>
@@ -14770,7 +16142,6 @@
         <w:tc>
           <w:tcPr>
             <w:tcW w:w="6549" w:type="dxa"/>
-            <w:gridSpan w:val="4"/>
             <w:vMerge w:val="restart"/>
             <w:tcBorders>
               <w:top w:val="single" w:sz="4" w:space="0" w:color="7F7F7F"/>
@@ -14871,7 +16242,6 @@
         <w:tc>
           <w:tcPr>
             <w:tcW w:w="1418" w:type="dxa"/>
-            <w:gridSpan w:val="2"/>
             <w:vMerge/>
             <w:shd w:val="clear" w:color="auto" w:fill="F2F2F2"/>
           </w:tcPr>
@@ -14891,7 +16261,6 @@
         <w:tc>
           <w:tcPr>
             <w:tcW w:w="6549" w:type="dxa"/>
-            <w:gridSpan w:val="4"/>
             <w:vMerge/>
             <w:shd w:val="clear" w:color="auto" w:fill="auto"/>
           </w:tcPr>
@@ -14981,18 +16350,12 @@
         <w:tc>
           <w:tcPr>
             <w:tcW w:w="7967" w:type="dxa"/>
-            <w:gridSpan w:val="6"/>
+            <w:gridSpan w:val="2"/>
             <w:shd w:val="clear" w:color="auto" w:fill="auto"/>
           </w:tcPr>
           <w:p>
             <w:pPr>
               <w:spacing w:before="60" w:after="60"/>
-              <w:rPr>
-                <w:rFonts w:cs="Arial"/>
-                <w:b/>
-                <w:color w:val="000000"/>
-                <w:szCs w:val="20"/>
-              </w:rPr>
             </w:pPr>
             <w:r>
               <w:rPr>
@@ -15003,19 +16366,93 @@
               </w:rPr>
               <w:t>Answer:</w:t>
             </w:r>
-          </w:p>
-          <w:p>
-            <w:pPr>
-              <w:tabs>
-                <w:tab w:val="center" w:pos="3883"/>
-              </w:tabs>
+            <w:r>
+              <w:t xml:space="preserve"> </w:t>
+            </w:r>
+          </w:p>
+          <w:p>
+            <w:pPr>
               <w:spacing w:before="60" w:after="60"/>
-              <w:rPr>
-                <w:rFonts w:cs="Arial"/>
-                <w:color w:val="000000"/>
-                <w:szCs w:val="20"/>
-              </w:rPr>
-            </w:pPr>
+            </w:pPr>
+            <w:r>
+              <w:t xml:space="preserve">This decision-making process works well for </w:t>
+            </w:r>
+            <w:proofErr w:type="spellStart"/>
+            <w:r>
+              <w:t>Motionweb</w:t>
+            </w:r>
+            <w:proofErr w:type="spellEnd"/>
+            <w:r>
+              <w:t xml:space="preserve"> Studios</w:t>
+            </w:r>
+            <w:r>
+              <w:t xml:space="preserve"> because:</w:t>
+            </w:r>
+          </w:p>
+          <w:p>
+            <w:pPr>
+              <w:pStyle w:val="ListParagraph"/>
+              <w:numPr>
+                <w:ilvl w:val="0"/>
+                <w:numId w:val="40"/>
+              </w:numPr>
+              <w:spacing w:before="60" w:after="60"/>
+            </w:pPr>
+            <w:r>
+              <w:t>It defines clear roles and responsibilities.</w:t>
+            </w:r>
+          </w:p>
+          <w:p>
+            <w:pPr>
+              <w:pStyle w:val="ListParagraph"/>
+              <w:numPr>
+                <w:ilvl w:val="0"/>
+                <w:numId w:val="40"/>
+              </w:numPr>
+              <w:spacing w:before="60" w:after="60"/>
+            </w:pPr>
+            <w:r>
+              <w:t xml:space="preserve">It allows efficient task </w:t>
+            </w:r>
+            <w:r>
+              <w:t>assignments</w:t>
+            </w:r>
+            <w:r>
+              <w:t>.</w:t>
+            </w:r>
+          </w:p>
+          <w:p>
+            <w:pPr>
+              <w:pStyle w:val="ListParagraph"/>
+              <w:numPr>
+                <w:ilvl w:val="0"/>
+                <w:numId w:val="40"/>
+              </w:numPr>
+              <w:spacing w:before="60" w:after="60"/>
+            </w:pPr>
+            <w:r>
+              <w:t xml:space="preserve">Regular communication helps keep teams on track. </w:t>
+            </w:r>
+          </w:p>
+          <w:p>
+            <w:pPr>
+              <w:pStyle w:val="ListParagraph"/>
+              <w:numPr>
+                <w:ilvl w:val="0"/>
+                <w:numId w:val="40"/>
+              </w:numPr>
+              <w:spacing w:before="60" w:after="60"/>
+              <w:rPr>
+                <w:rFonts w:cs="Arial"/>
+                <w:color w:val="000000"/>
+                <w:szCs w:val="20"/>
+              </w:rPr>
+            </w:pPr>
+            <w:r>
+              <w:t>Prioritizing tasks based on project objectives ensures the project stays focused and meets deadlines.</w:t>
+            </w:r>
+            <w:bookmarkStart w:id="0" w:name="_GoBack"/>
+            <w:bookmarkEnd w:id="0"/>
           </w:p>
         </w:tc>
         <w:tc>
@@ -15060,7 +16497,6 @@
         <w:tc>
           <w:tcPr>
             <w:tcW w:w="1418" w:type="dxa"/>
-            <w:gridSpan w:val="2"/>
             <w:tcBorders>
               <w:top w:val="single" w:sz="4" w:space="0" w:color="7F7F7F"/>
               <w:bottom w:val="single" w:sz="4" w:space="0" w:color="7F7F7F"/>
@@ -15104,7 +16540,7 @@
         <w:tc>
           <w:tcPr>
             <w:tcW w:w="9214" w:type="dxa"/>
-            <w:gridSpan w:val="6"/>
+            <w:gridSpan w:val="3"/>
             <w:tcBorders>
               <w:top w:val="single" w:sz="4" w:space="0" w:color="7F7F7F"/>
               <w:bottom w:val="single" w:sz="4" w:space="0" w:color="7F7F7F"/>
@@ -15172,7 +16608,7 @@
         <w:tc>
           <w:tcPr>
             <w:tcW w:w="10632" w:type="dxa"/>
-            <w:gridSpan w:val="8"/>
+            <w:gridSpan w:val="4"/>
             <w:tcBorders>
               <w:top w:val="single" w:sz="4" w:space="0" w:color="7F7F7F"/>
               <w:bottom w:val="single" w:sz="4" w:space="0" w:color="7F7F7F"/>
@@ -16732,7 +18168,14 @@
               <w:rPr>
                 <w:rFonts w:cs="Arial"/>
               </w:rPr>
-              <w:t>The learner has provided the resolution advice and support to the client’s design issues</w:t>
+              <w:t xml:space="preserve">The learner has provided the resolution advice and </w:t>
+            </w:r>
+            <w:r>
+              <w:rPr>
+                <w:rFonts w:cs="Arial"/>
+              </w:rPr>
+              <w:lastRenderedPageBreak/>
+              <w:t>support to the client’s design issues</w:t>
             </w:r>
             <w:r>
               <w:rPr>
@@ -17121,7 +18564,6 @@
                 <w:color w:val="000000"/>
                 <w:szCs w:val="20"/>
               </w:rPr>
-              <w:lastRenderedPageBreak/>
               <w:t xml:space="preserve">Part </w:t>
             </w:r>
             <w:r>
@@ -18573,6 +20015,7 @@
               <w:outlineLvl w:val="3"/>
             </w:pPr>
             <w:r>
+              <w:lastRenderedPageBreak/>
               <w:t>In this assessment task you will be performing the following activities:</w:t>
             </w:r>
           </w:p>
@@ -19435,7 +20878,6 @@
               <w:rPr>
                 <w:rFonts w:cs="Arial"/>
               </w:rPr>
-              <w:lastRenderedPageBreak/>
               <w:t>The learner has forwarded client feedback to required personnel for sign-off and record in problems database</w:t>
             </w:r>
           </w:p>
@@ -21288,6 +22730,7 @@
                 <w:color w:val="000000"/>
                 <w:szCs w:val="20"/>
               </w:rPr>
+              <w:lastRenderedPageBreak/>
               <w:t>Answer:</w:t>
             </w:r>
           </w:p>
@@ -23145,6 +24588,7 @@
               <w:rPr>
                 <w:rStyle w:val="Strong"/>
               </w:rPr>
+              <w:lastRenderedPageBreak/>
               <w:t>Assessor feedback (as appropriate)</w:t>
             </w:r>
             <w:r>
@@ -23369,7 +24813,6 @@
               <w:rPr>
                 <w:rStyle w:val="Strong"/>
               </w:rPr>
-              <w:lastRenderedPageBreak/>
               <w:t>Assessor name:</w:t>
             </w:r>
             <w:r>
@@ -23453,7 +24896,7 @@
     </w:tbl>
     <w:p/>
     <w:sectPr>
-      <w:headerReference w:type="default" r:id="rId17"/>
+      <w:headerReference w:type="default" r:id="rId28"/>
       <w:pgSz w:w="11906" w:h="16838" w:code="9"/>
       <w:pgMar w:top="567" w:right="709" w:bottom="851" w:left="709" w:header="567" w:footer="510" w:gutter="0"/>
       <w:cols w:space="708"/>
@@ -24724,6 +26167,119 @@
     </w:lvl>
   </w:abstractNum>
   <w:abstractNum w:abstractNumId="6" w15:restartNumberingAfterBreak="0">
+    <w:nsid w:val="18C459FF"/>
+    <w:multiLevelType w:val="hybridMultilevel"/>
+    <w:tmpl w:val="B492E5C6"/>
+    <w:lvl w:ilvl="0" w:tplc="0C090001">
+      <w:start w:val="1"/>
+      <w:numFmt w:val="bullet"/>
+      <w:lvlText w:val=""/>
+      <w:lvlJc w:val="left"/>
+      <w:pPr>
+        <w:ind w:left="720" w:hanging="360"/>
+      </w:pPr>
+      <w:rPr>
+        <w:rFonts w:ascii="Symbol" w:hAnsi="Symbol" w:hint="default"/>
+      </w:rPr>
+    </w:lvl>
+    <w:lvl w:ilvl="1" w:tplc="0C090003" w:tentative="1">
+      <w:start w:val="1"/>
+      <w:numFmt w:val="bullet"/>
+      <w:lvlText w:val="o"/>
+      <w:lvlJc w:val="left"/>
+      <w:pPr>
+        <w:ind w:left="1440" w:hanging="360"/>
+      </w:pPr>
+      <w:rPr>
+        <w:rFonts w:ascii="Courier New" w:hAnsi="Courier New" w:cs="Courier New" w:hint="default"/>
+      </w:rPr>
+    </w:lvl>
+    <w:lvl w:ilvl="2" w:tplc="0C090005" w:tentative="1">
+      <w:start w:val="1"/>
+      <w:numFmt w:val="bullet"/>
+      <w:lvlText w:val=""/>
+      <w:lvlJc w:val="left"/>
+      <w:pPr>
+        <w:ind w:left="2160" w:hanging="360"/>
+      </w:pPr>
+      <w:rPr>
+        <w:rFonts w:ascii="Wingdings" w:hAnsi="Wingdings" w:hint="default"/>
+      </w:rPr>
+    </w:lvl>
+    <w:lvl w:ilvl="3" w:tplc="0C090001" w:tentative="1">
+      <w:start w:val="1"/>
+      <w:numFmt w:val="bullet"/>
+      <w:lvlText w:val=""/>
+      <w:lvlJc w:val="left"/>
+      <w:pPr>
+        <w:ind w:left="2880" w:hanging="360"/>
+      </w:pPr>
+      <w:rPr>
+        <w:rFonts w:ascii="Symbol" w:hAnsi="Symbol" w:hint="default"/>
+      </w:rPr>
+    </w:lvl>
+    <w:lvl w:ilvl="4" w:tplc="0C090003" w:tentative="1">
+      <w:start w:val="1"/>
+      <w:numFmt w:val="bullet"/>
+      <w:lvlText w:val="o"/>
+      <w:lvlJc w:val="left"/>
+      <w:pPr>
+        <w:ind w:left="3600" w:hanging="360"/>
+      </w:pPr>
+      <w:rPr>
+        <w:rFonts w:ascii="Courier New" w:hAnsi="Courier New" w:cs="Courier New" w:hint="default"/>
+      </w:rPr>
+    </w:lvl>
+    <w:lvl w:ilvl="5" w:tplc="0C090005" w:tentative="1">
+      <w:start w:val="1"/>
+      <w:numFmt w:val="bullet"/>
+      <w:lvlText w:val=""/>
+      <w:lvlJc w:val="left"/>
+      <w:pPr>
+        <w:ind w:left="4320" w:hanging="360"/>
+      </w:pPr>
+      <w:rPr>
+        <w:rFonts w:ascii="Wingdings" w:hAnsi="Wingdings" w:hint="default"/>
+      </w:rPr>
+    </w:lvl>
+    <w:lvl w:ilvl="6" w:tplc="0C090001" w:tentative="1">
+      <w:start w:val="1"/>
+      <w:numFmt w:val="bullet"/>
+      <w:lvlText w:val=""/>
+      <w:lvlJc w:val="left"/>
+      <w:pPr>
+        <w:ind w:left="5040" w:hanging="360"/>
+      </w:pPr>
+      <w:rPr>
+        <w:rFonts w:ascii="Symbol" w:hAnsi="Symbol" w:hint="default"/>
+      </w:rPr>
+    </w:lvl>
+    <w:lvl w:ilvl="7" w:tplc="0C090003" w:tentative="1">
+      <w:start w:val="1"/>
+      <w:numFmt w:val="bullet"/>
+      <w:lvlText w:val="o"/>
+      <w:lvlJc w:val="left"/>
+      <w:pPr>
+        <w:ind w:left="5760" w:hanging="360"/>
+      </w:pPr>
+      <w:rPr>
+        <w:rFonts w:ascii="Courier New" w:hAnsi="Courier New" w:cs="Courier New" w:hint="default"/>
+      </w:rPr>
+    </w:lvl>
+    <w:lvl w:ilvl="8" w:tplc="0C090005" w:tentative="1">
+      <w:start w:val="1"/>
+      <w:numFmt w:val="bullet"/>
+      <w:lvlText w:val=""/>
+      <w:lvlJc w:val="left"/>
+      <w:pPr>
+        <w:ind w:left="6480" w:hanging="360"/>
+      </w:pPr>
+      <w:rPr>
+        <w:rFonts w:ascii="Wingdings" w:hAnsi="Wingdings" w:hint="default"/>
+      </w:rPr>
+    </w:lvl>
+  </w:abstractNum>
+  <w:abstractNum w:abstractNumId="7" w15:restartNumberingAfterBreak="0">
     <w:nsid w:val="1DA73977"/>
     <w:multiLevelType w:val="hybridMultilevel"/>
     <w:tmpl w:val="AE28D35A"/>
@@ -24836,7 +26392,93 @@
       </w:rPr>
     </w:lvl>
   </w:abstractNum>
-  <w:abstractNum w:abstractNumId="7" w15:restartNumberingAfterBreak="0">
+  <w:abstractNum w:abstractNumId="8" w15:restartNumberingAfterBreak="0">
+    <w:nsid w:val="1EDC1E9F"/>
+    <w:multiLevelType w:val="hybridMultilevel"/>
+    <w:tmpl w:val="FDA2FBF0"/>
+    <w:lvl w:ilvl="0" w:tplc="0C09000F">
+      <w:start w:val="1"/>
+      <w:numFmt w:val="decimal"/>
+      <w:lvlText w:val="%1."/>
+      <w:lvlJc w:val="left"/>
+      <w:pPr>
+        <w:ind w:left="720" w:hanging="360"/>
+      </w:pPr>
+    </w:lvl>
+    <w:lvl w:ilvl="1" w:tplc="0C090019" w:tentative="1">
+      <w:start w:val="1"/>
+      <w:numFmt w:val="lowerLetter"/>
+      <w:lvlText w:val="%2."/>
+      <w:lvlJc w:val="left"/>
+      <w:pPr>
+        <w:ind w:left="1440" w:hanging="360"/>
+      </w:pPr>
+    </w:lvl>
+    <w:lvl w:ilvl="2" w:tplc="0C09001B" w:tentative="1">
+      <w:start w:val="1"/>
+      <w:numFmt w:val="lowerRoman"/>
+      <w:lvlText w:val="%3."/>
+      <w:lvlJc w:val="right"/>
+      <w:pPr>
+        <w:ind w:left="2160" w:hanging="180"/>
+      </w:pPr>
+    </w:lvl>
+    <w:lvl w:ilvl="3" w:tplc="0C09000F" w:tentative="1">
+      <w:start w:val="1"/>
+      <w:numFmt w:val="decimal"/>
+      <w:lvlText w:val="%4."/>
+      <w:lvlJc w:val="left"/>
+      <w:pPr>
+        <w:ind w:left="2880" w:hanging="360"/>
+      </w:pPr>
+    </w:lvl>
+    <w:lvl w:ilvl="4" w:tplc="0C090019" w:tentative="1">
+      <w:start w:val="1"/>
+      <w:numFmt w:val="lowerLetter"/>
+      <w:lvlText w:val="%5."/>
+      <w:lvlJc w:val="left"/>
+      <w:pPr>
+        <w:ind w:left="3600" w:hanging="360"/>
+      </w:pPr>
+    </w:lvl>
+    <w:lvl w:ilvl="5" w:tplc="0C09001B" w:tentative="1">
+      <w:start w:val="1"/>
+      <w:numFmt w:val="lowerRoman"/>
+      <w:lvlText w:val="%6."/>
+      <w:lvlJc w:val="right"/>
+      <w:pPr>
+        <w:ind w:left="4320" w:hanging="180"/>
+      </w:pPr>
+    </w:lvl>
+    <w:lvl w:ilvl="6" w:tplc="0C09000F" w:tentative="1">
+      <w:start w:val="1"/>
+      <w:numFmt w:val="decimal"/>
+      <w:lvlText w:val="%7."/>
+      <w:lvlJc w:val="left"/>
+      <w:pPr>
+        <w:ind w:left="5040" w:hanging="360"/>
+      </w:pPr>
+    </w:lvl>
+    <w:lvl w:ilvl="7" w:tplc="0C090019" w:tentative="1">
+      <w:start w:val="1"/>
+      <w:numFmt w:val="lowerLetter"/>
+      <w:lvlText w:val="%8."/>
+      <w:lvlJc w:val="left"/>
+      <w:pPr>
+        <w:ind w:left="5760" w:hanging="360"/>
+      </w:pPr>
+    </w:lvl>
+    <w:lvl w:ilvl="8" w:tplc="0C09001B" w:tentative="1">
+      <w:start w:val="1"/>
+      <w:numFmt w:val="lowerRoman"/>
+      <w:lvlText w:val="%9."/>
+      <w:lvlJc w:val="right"/>
+      <w:pPr>
+        <w:ind w:left="6480" w:hanging="180"/>
+      </w:pPr>
+    </w:lvl>
+  </w:abstractNum>
+  <w:abstractNum w:abstractNumId="9" w15:restartNumberingAfterBreak="0">
     <w:nsid w:val="1FB52B5E"/>
     <w:multiLevelType w:val="multilevel"/>
     <w:tmpl w:val="62689B10"/>
@@ -24953,7 +26595,7 @@
       </w:rPr>
     </w:lvl>
   </w:abstractNum>
-  <w:abstractNum w:abstractNumId="8" w15:restartNumberingAfterBreak="0">
+  <w:abstractNum w:abstractNumId="10" w15:restartNumberingAfterBreak="0">
     <w:nsid w:val="20CE428F"/>
     <w:multiLevelType w:val="hybridMultilevel"/>
     <w:tmpl w:val="048001A0"/>
@@ -25043,7 +26685,7 @@
       </w:pPr>
     </w:lvl>
   </w:abstractNum>
-  <w:abstractNum w:abstractNumId="9" w15:restartNumberingAfterBreak="0">
+  <w:abstractNum w:abstractNumId="11" w15:restartNumberingAfterBreak="0">
     <w:nsid w:val="25834A2D"/>
     <w:multiLevelType w:val="multilevel"/>
     <w:tmpl w:val="E91694EC"/>
@@ -25157,7 +26799,7 @@
       </w:rPr>
     </w:lvl>
   </w:abstractNum>
-  <w:abstractNum w:abstractNumId="10" w15:restartNumberingAfterBreak="0">
+  <w:abstractNum w:abstractNumId="12" w15:restartNumberingAfterBreak="0">
     <w:nsid w:val="2BB45C6F"/>
     <w:multiLevelType w:val="hybridMultilevel"/>
     <w:tmpl w:val="BCE06DAE"/>
@@ -25243,7 +26885,7 @@
       </w:pPr>
     </w:lvl>
   </w:abstractNum>
-  <w:abstractNum w:abstractNumId="11" w15:restartNumberingAfterBreak="0">
+  <w:abstractNum w:abstractNumId="13" w15:restartNumberingAfterBreak="0">
     <w:nsid w:val="323024FC"/>
     <w:multiLevelType w:val="multilevel"/>
     <w:tmpl w:val="0CBAADA6"/>
@@ -25360,7 +27002,7 @@
       </w:rPr>
     </w:lvl>
   </w:abstractNum>
-  <w:abstractNum w:abstractNumId="12" w15:restartNumberingAfterBreak="0">
+  <w:abstractNum w:abstractNumId="14" w15:restartNumberingAfterBreak="0">
     <w:nsid w:val="347C285E"/>
     <w:multiLevelType w:val="hybridMultilevel"/>
     <w:tmpl w:val="D540BA4E"/>
@@ -25473,7 +27115,7 @@
       </w:rPr>
     </w:lvl>
   </w:abstractNum>
-  <w:abstractNum w:abstractNumId="13" w15:restartNumberingAfterBreak="0">
+  <w:abstractNum w:abstractNumId="15" w15:restartNumberingAfterBreak="0">
     <w:nsid w:val="36FC2B1F"/>
     <w:multiLevelType w:val="hybridMultilevel"/>
     <w:tmpl w:val="C81C525A"/>
@@ -25567,7 +27209,7 @@
       </w:pPr>
     </w:lvl>
   </w:abstractNum>
-  <w:abstractNum w:abstractNumId="14" w15:restartNumberingAfterBreak="0">
+  <w:abstractNum w:abstractNumId="16" w15:restartNumberingAfterBreak="0">
     <w:nsid w:val="39082113"/>
     <w:multiLevelType w:val="multilevel"/>
     <w:tmpl w:val="F85C8D5A"/>
@@ -25684,7 +27326,7 @@
       </w:rPr>
     </w:lvl>
   </w:abstractNum>
-  <w:abstractNum w:abstractNumId="15" w15:restartNumberingAfterBreak="0">
+  <w:abstractNum w:abstractNumId="17" w15:restartNumberingAfterBreak="0">
     <w:nsid w:val="3AD77EDF"/>
     <w:multiLevelType w:val="hybridMultilevel"/>
     <w:tmpl w:val="C81C525A"/>
@@ -25778,7 +27420,7 @@
       </w:pPr>
     </w:lvl>
   </w:abstractNum>
-  <w:abstractNum w:abstractNumId="16" w15:restartNumberingAfterBreak="0">
+  <w:abstractNum w:abstractNumId="18" w15:restartNumberingAfterBreak="0">
     <w:nsid w:val="3E935308"/>
     <w:multiLevelType w:val="hybridMultilevel"/>
     <w:tmpl w:val="BCE06DAE"/>
@@ -25864,7 +27506,7 @@
       </w:pPr>
     </w:lvl>
   </w:abstractNum>
-  <w:abstractNum w:abstractNumId="17" w15:restartNumberingAfterBreak="0">
+  <w:abstractNum w:abstractNumId="19" w15:restartNumberingAfterBreak="0">
     <w:nsid w:val="42782765"/>
     <w:multiLevelType w:val="hybridMultilevel"/>
     <w:tmpl w:val="90884394"/>
@@ -25981,7 +27623,7 @@
       </w:rPr>
     </w:lvl>
   </w:abstractNum>
-  <w:abstractNum w:abstractNumId="18" w15:restartNumberingAfterBreak="0">
+  <w:abstractNum w:abstractNumId="20" w15:restartNumberingAfterBreak="0">
     <w:nsid w:val="440F3383"/>
     <w:multiLevelType w:val="hybridMultilevel"/>
     <w:tmpl w:val="0DCEEC8E"/>
@@ -26067,7 +27709,7 @@
       </w:pPr>
     </w:lvl>
   </w:abstractNum>
-  <w:abstractNum w:abstractNumId="19" w15:restartNumberingAfterBreak="0">
+  <w:abstractNum w:abstractNumId="21" w15:restartNumberingAfterBreak="0">
     <w:nsid w:val="49311F88"/>
     <w:multiLevelType w:val="hybridMultilevel"/>
     <w:tmpl w:val="CBD40E4A"/>
@@ -26153,7 +27795,7 @@
       </w:pPr>
     </w:lvl>
   </w:abstractNum>
-  <w:abstractNum w:abstractNumId="20" w15:restartNumberingAfterBreak="0">
+  <w:abstractNum w:abstractNumId="22" w15:restartNumberingAfterBreak="0">
     <w:nsid w:val="4A6244C1"/>
     <w:multiLevelType w:val="hybridMultilevel"/>
     <w:tmpl w:val="C4DCDB3C"/>
@@ -26266,7 +27908,7 @@
       </w:rPr>
     </w:lvl>
   </w:abstractNum>
-  <w:abstractNum w:abstractNumId="21" w15:restartNumberingAfterBreak="0">
+  <w:abstractNum w:abstractNumId="23" w15:restartNumberingAfterBreak="0">
     <w:nsid w:val="4E5B4457"/>
     <w:multiLevelType w:val="hybridMultilevel"/>
     <w:tmpl w:val="B16E5072"/>
@@ -26379,7 +28021,7 @@
       </w:rPr>
     </w:lvl>
   </w:abstractNum>
-  <w:abstractNum w:abstractNumId="22" w15:restartNumberingAfterBreak="0">
+  <w:abstractNum w:abstractNumId="24" w15:restartNumberingAfterBreak="0">
     <w:nsid w:val="52152DC1"/>
     <w:multiLevelType w:val="hybridMultilevel"/>
     <w:tmpl w:val="163EAA66"/>
@@ -26468,7 +28110,7 @@
       </w:pPr>
     </w:lvl>
   </w:abstractNum>
-  <w:abstractNum w:abstractNumId="23" w15:restartNumberingAfterBreak="0">
+  <w:abstractNum w:abstractNumId="25" w15:restartNumberingAfterBreak="0">
     <w:nsid w:val="52D877BD"/>
     <w:multiLevelType w:val="hybridMultilevel"/>
     <w:tmpl w:val="091CD6A4"/>
@@ -26558,7 +28200,7 @@
       </w:pPr>
     </w:lvl>
   </w:abstractNum>
-  <w:abstractNum w:abstractNumId="24" w15:restartNumberingAfterBreak="0">
+  <w:abstractNum w:abstractNumId="26" w15:restartNumberingAfterBreak="0">
     <w:nsid w:val="536179CA"/>
     <w:multiLevelType w:val="hybridMultilevel"/>
     <w:tmpl w:val="8ADC7E04"/>
@@ -26648,7 +28290,7 @@
       </w:pPr>
     </w:lvl>
   </w:abstractNum>
-  <w:abstractNum w:abstractNumId="25" w15:restartNumberingAfterBreak="0">
+  <w:abstractNum w:abstractNumId="27" w15:restartNumberingAfterBreak="0">
     <w:nsid w:val="53BE6AB0"/>
     <w:multiLevelType w:val="multilevel"/>
     <w:tmpl w:val="33C444A6"/>
@@ -26765,7 +28407,7 @@
       </w:rPr>
     </w:lvl>
   </w:abstractNum>
-  <w:abstractNum w:abstractNumId="26" w15:restartNumberingAfterBreak="0">
+  <w:abstractNum w:abstractNumId="28" w15:restartNumberingAfterBreak="0">
     <w:nsid w:val="5754766F"/>
     <w:multiLevelType w:val="multilevel"/>
     <w:tmpl w:val="72DAA2BE"/>
@@ -26885,7 +28527,7 @@
       </w:rPr>
     </w:lvl>
   </w:abstractNum>
-  <w:abstractNum w:abstractNumId="27" w15:restartNumberingAfterBreak="0">
+  <w:abstractNum w:abstractNumId="29" w15:restartNumberingAfterBreak="0">
     <w:nsid w:val="593C0AE7"/>
     <w:multiLevelType w:val="multilevel"/>
     <w:tmpl w:val="0DCCB346"/>
@@ -27002,7 +28644,7 @@
       </w:rPr>
     </w:lvl>
   </w:abstractNum>
-  <w:abstractNum w:abstractNumId="28" w15:restartNumberingAfterBreak="0">
+  <w:abstractNum w:abstractNumId="30" w15:restartNumberingAfterBreak="0">
     <w:nsid w:val="593E7447"/>
     <w:multiLevelType w:val="hybridMultilevel"/>
     <w:tmpl w:val="8C4809A0"/>
@@ -27116,7 +28758,7 @@
       </w:rPr>
     </w:lvl>
   </w:abstractNum>
-  <w:abstractNum w:abstractNumId="29" w15:restartNumberingAfterBreak="0">
+  <w:abstractNum w:abstractNumId="31" w15:restartNumberingAfterBreak="0">
     <w:nsid w:val="5B6F6927"/>
     <w:multiLevelType w:val="multilevel"/>
     <w:tmpl w:val="BA2480B2"/>
@@ -27230,7 +28872,7 @@
       </w:rPr>
     </w:lvl>
   </w:abstractNum>
-  <w:abstractNum w:abstractNumId="30" w15:restartNumberingAfterBreak="0">
+  <w:abstractNum w:abstractNumId="32" w15:restartNumberingAfterBreak="0">
     <w:nsid w:val="640F6508"/>
     <w:multiLevelType w:val="multilevel"/>
     <w:tmpl w:val="40848AA0"/>
@@ -27320,7 +28962,7 @@
       </w:pPr>
     </w:lvl>
   </w:abstractNum>
-  <w:abstractNum w:abstractNumId="31" w15:restartNumberingAfterBreak="0">
+  <w:abstractNum w:abstractNumId="33" w15:restartNumberingAfterBreak="0">
     <w:nsid w:val="701D5662"/>
     <w:multiLevelType w:val="hybridMultilevel"/>
     <w:tmpl w:val="8A9ACF1C"/>
@@ -27433,7 +29075,7 @@
       </w:rPr>
     </w:lvl>
   </w:abstractNum>
-  <w:abstractNum w:abstractNumId="32" w15:restartNumberingAfterBreak="0">
+  <w:abstractNum w:abstractNumId="34" w15:restartNumberingAfterBreak="0">
     <w:nsid w:val="750D332F"/>
     <w:multiLevelType w:val="multilevel"/>
     <w:tmpl w:val="0809001D"/>
@@ -27520,7 +29162,7 @@
       </w:pPr>
     </w:lvl>
   </w:abstractNum>
-  <w:abstractNum w:abstractNumId="33" w15:restartNumberingAfterBreak="0">
+  <w:abstractNum w:abstractNumId="35" w15:restartNumberingAfterBreak="0">
     <w:nsid w:val="76E751BB"/>
     <w:multiLevelType w:val="hybridMultilevel"/>
     <w:tmpl w:val="163EAA66"/>
@@ -27609,7 +29251,7 @@
       </w:pPr>
     </w:lvl>
   </w:abstractNum>
-  <w:abstractNum w:abstractNumId="34" w15:restartNumberingAfterBreak="0">
+  <w:abstractNum w:abstractNumId="36" w15:restartNumberingAfterBreak="0">
     <w:nsid w:val="77F70F51"/>
     <w:multiLevelType w:val="hybridMultilevel"/>
     <w:tmpl w:val="FCB8B5FA"/>
@@ -27698,7 +29340,121 @@
       </w:pPr>
     </w:lvl>
   </w:abstractNum>
-  <w:abstractNum w:abstractNumId="35" w15:restartNumberingAfterBreak="0">
+  <w:abstractNum w:abstractNumId="37" w15:restartNumberingAfterBreak="0">
+    <w:nsid w:val="799E7322"/>
+    <w:multiLevelType w:val="hybridMultilevel"/>
+    <w:tmpl w:val="3C7E16F4"/>
+    <w:lvl w:ilvl="0" w:tplc="06540A5A">
+      <w:start w:val="1"/>
+      <w:numFmt w:val="decimal"/>
+      <w:lvlText w:val="%1."/>
+      <w:lvlJc w:val="left"/>
+      <w:pPr>
+        <w:ind w:left="720" w:hanging="360"/>
+      </w:pPr>
+      <w:rPr>
+        <w:rFonts w:hint="default"/>
+        <w:b w:val="0"/>
+      </w:rPr>
+    </w:lvl>
+    <w:lvl w:ilvl="1" w:tplc="0C090003">
+      <w:start w:val="1"/>
+      <w:numFmt w:val="bullet"/>
+      <w:lvlText w:val="o"/>
+      <w:lvlJc w:val="left"/>
+      <w:pPr>
+        <w:ind w:left="1440" w:hanging="360"/>
+      </w:pPr>
+      <w:rPr>
+        <w:rFonts w:ascii="Courier New" w:hAnsi="Courier New" w:cs="Courier New" w:hint="default"/>
+      </w:rPr>
+    </w:lvl>
+    <w:lvl w:ilvl="2" w:tplc="0C090005" w:tentative="1">
+      <w:start w:val="1"/>
+      <w:numFmt w:val="bullet"/>
+      <w:lvlText w:val=""/>
+      <w:lvlJc w:val="left"/>
+      <w:pPr>
+        <w:ind w:left="2160" w:hanging="360"/>
+      </w:pPr>
+      <w:rPr>
+        <w:rFonts w:ascii="Wingdings" w:hAnsi="Wingdings" w:hint="default"/>
+      </w:rPr>
+    </w:lvl>
+    <w:lvl w:ilvl="3" w:tplc="0C090001" w:tentative="1">
+      <w:start w:val="1"/>
+      <w:numFmt w:val="bullet"/>
+      <w:lvlText w:val=""/>
+      <w:lvlJc w:val="left"/>
+      <w:pPr>
+        <w:ind w:left="2880" w:hanging="360"/>
+      </w:pPr>
+      <w:rPr>
+        <w:rFonts w:ascii="Symbol" w:hAnsi="Symbol" w:hint="default"/>
+      </w:rPr>
+    </w:lvl>
+    <w:lvl w:ilvl="4" w:tplc="0C090003" w:tentative="1">
+      <w:start w:val="1"/>
+      <w:numFmt w:val="bullet"/>
+      <w:lvlText w:val="o"/>
+      <w:lvlJc w:val="left"/>
+      <w:pPr>
+        <w:ind w:left="3600" w:hanging="360"/>
+      </w:pPr>
+      <w:rPr>
+        <w:rFonts w:ascii="Courier New" w:hAnsi="Courier New" w:cs="Courier New" w:hint="default"/>
+      </w:rPr>
+    </w:lvl>
+    <w:lvl w:ilvl="5" w:tplc="0C090005" w:tentative="1">
+      <w:start w:val="1"/>
+      <w:numFmt w:val="bullet"/>
+      <w:lvlText w:val=""/>
+      <w:lvlJc w:val="left"/>
+      <w:pPr>
+        <w:ind w:left="4320" w:hanging="360"/>
+      </w:pPr>
+      <w:rPr>
+        <w:rFonts w:ascii="Wingdings" w:hAnsi="Wingdings" w:hint="default"/>
+      </w:rPr>
+    </w:lvl>
+    <w:lvl w:ilvl="6" w:tplc="0C090001" w:tentative="1">
+      <w:start w:val="1"/>
+      <w:numFmt w:val="bullet"/>
+      <w:lvlText w:val=""/>
+      <w:lvlJc w:val="left"/>
+      <w:pPr>
+        <w:ind w:left="5040" w:hanging="360"/>
+      </w:pPr>
+      <w:rPr>
+        <w:rFonts w:ascii="Symbol" w:hAnsi="Symbol" w:hint="default"/>
+      </w:rPr>
+    </w:lvl>
+    <w:lvl w:ilvl="7" w:tplc="0C090003" w:tentative="1">
+      <w:start w:val="1"/>
+      <w:numFmt w:val="bullet"/>
+      <w:lvlText w:val="o"/>
+      <w:lvlJc w:val="left"/>
+      <w:pPr>
+        <w:ind w:left="5760" w:hanging="360"/>
+      </w:pPr>
+      <w:rPr>
+        <w:rFonts w:ascii="Courier New" w:hAnsi="Courier New" w:cs="Courier New" w:hint="default"/>
+      </w:rPr>
+    </w:lvl>
+    <w:lvl w:ilvl="8" w:tplc="0C090005" w:tentative="1">
+      <w:start w:val="1"/>
+      <w:numFmt w:val="bullet"/>
+      <w:lvlText w:val=""/>
+      <w:lvlJc w:val="left"/>
+      <w:pPr>
+        <w:ind w:left="6480" w:hanging="360"/>
+      </w:pPr>
+      <w:rPr>
+        <w:rFonts w:ascii="Wingdings" w:hAnsi="Wingdings" w:hint="default"/>
+      </w:rPr>
+    </w:lvl>
+  </w:abstractNum>
+  <w:abstractNum w:abstractNumId="38" w15:restartNumberingAfterBreak="0">
     <w:nsid w:val="7AF7375F"/>
     <w:multiLevelType w:val="hybridMultilevel"/>
     <w:tmpl w:val="CB10BE82"/>
@@ -27811,7 +29567,7 @@
       </w:rPr>
     </w:lvl>
   </w:abstractNum>
-  <w:abstractNum w:abstractNumId="36" w15:restartNumberingAfterBreak="0">
+  <w:abstractNum w:abstractNumId="39" w15:restartNumberingAfterBreak="0">
     <w:nsid w:val="7C3B2ECD"/>
     <w:multiLevelType w:val="hybridMultilevel"/>
     <w:tmpl w:val="5D260198"/>
@@ -27898,73 +29654,73 @@
     </w:lvl>
   </w:abstractNum>
   <w:num w:numId="1">
-    <w:abstractNumId w:val="28"/>
+    <w:abstractNumId w:val="30"/>
   </w:num>
   <w:num w:numId="2">
-    <w:abstractNumId w:val="8"/>
+    <w:abstractNumId w:val="10"/>
   </w:num>
   <w:num w:numId="3">
     <w:abstractNumId w:val="0"/>
   </w:num>
   <w:num w:numId="4">
-    <w:abstractNumId w:val="25"/>
+    <w:abstractNumId w:val="27"/>
   </w:num>
   <w:num w:numId="5">
-    <w:abstractNumId w:val="17"/>
+    <w:abstractNumId w:val="19"/>
   </w:num>
   <w:num w:numId="6">
-    <w:abstractNumId w:val="11"/>
+    <w:abstractNumId w:val="13"/>
   </w:num>
   <w:num w:numId="7">
+    <w:abstractNumId w:val="31"/>
+  </w:num>
+  <w:num w:numId="8">
+    <w:abstractNumId w:val="16"/>
+  </w:num>
+  <w:num w:numId="9">
+    <w:abstractNumId w:val="26"/>
+  </w:num>
+  <w:num w:numId="10">
+    <w:abstractNumId w:val="32"/>
+  </w:num>
+  <w:num w:numId="11">
+    <w:abstractNumId w:val="9"/>
+  </w:num>
+  <w:num w:numId="12">
     <w:abstractNumId w:val="29"/>
   </w:num>
-  <w:num w:numId="8">
-    <w:abstractNumId w:val="14"/>
-  </w:num>
-  <w:num w:numId="9">
-    <w:abstractNumId w:val="24"/>
-  </w:num>
-  <w:num w:numId="10">
-    <w:abstractNumId w:val="30"/>
-  </w:num>
-  <w:num w:numId="11">
-    <w:abstractNumId w:val="7"/>
-  </w:num>
-  <w:num w:numId="12">
-    <w:abstractNumId w:val="27"/>
-  </w:num>
   <w:num w:numId="13">
-    <w:abstractNumId w:val="9"/>
+    <w:abstractNumId w:val="11"/>
   </w:num>
   <w:num w:numId="14">
     <w:abstractNumId w:val="1"/>
   </w:num>
   <w:num w:numId="15">
-    <w:abstractNumId w:val="26"/>
+    <w:abstractNumId w:val="28"/>
   </w:num>
   <w:num w:numId="16">
     <w:abstractNumId w:val="5"/>
   </w:num>
   <w:num w:numId="17">
-    <w:abstractNumId w:val="32"/>
+    <w:abstractNumId w:val="34"/>
   </w:num>
   <w:num w:numId="18">
-    <w:abstractNumId w:val="21"/>
+    <w:abstractNumId w:val="23"/>
   </w:num>
   <w:num w:numId="19">
-    <w:abstractNumId w:val="15"/>
+    <w:abstractNumId w:val="17"/>
   </w:num>
   <w:num w:numId="20">
-    <w:abstractNumId w:val="31"/>
+    <w:abstractNumId w:val="33"/>
   </w:num>
   <w:num w:numId="21">
     <w:abstractNumId w:val="2"/>
   </w:num>
   <w:num w:numId="22">
-    <w:abstractNumId w:val="13"/>
+    <w:abstractNumId w:val="15"/>
   </w:num>
   <w:num w:numId="23">
-    <w:abstractNumId w:val="23"/>
+    <w:abstractNumId w:val="25"/>
     <w:lvlOverride w:ilvl="0">
       <w:startOverride w:val="1"/>
     </w:lvlOverride>
@@ -27994,46 +29750,55 @@
     </w:lvlOverride>
   </w:num>
   <w:num w:numId="24">
-    <w:abstractNumId w:val="16"/>
+    <w:abstractNumId w:val="18"/>
   </w:num>
   <w:num w:numId="25">
-    <w:abstractNumId w:val="18"/>
+    <w:abstractNumId w:val="20"/>
   </w:num>
   <w:num w:numId="26">
-    <w:abstractNumId w:val="10"/>
+    <w:abstractNumId w:val="12"/>
   </w:num>
   <w:num w:numId="27">
-    <w:abstractNumId w:val="19"/>
+    <w:abstractNumId w:val="21"/>
   </w:num>
   <w:num w:numId="28">
     <w:abstractNumId w:val="3"/>
   </w:num>
   <w:num w:numId="29">
+    <w:abstractNumId w:val="39"/>
+  </w:num>
+  <w:num w:numId="30">
+    <w:abstractNumId w:val="7"/>
+  </w:num>
+  <w:num w:numId="31">
     <w:abstractNumId w:val="36"/>
   </w:num>
-  <w:num w:numId="30">
-    <w:abstractNumId w:val="6"/>
-  </w:num>
-  <w:num w:numId="31">
-    <w:abstractNumId w:val="34"/>
-  </w:num>
   <w:num w:numId="32">
-    <w:abstractNumId w:val="12"/>
+    <w:abstractNumId w:val="14"/>
   </w:num>
   <w:num w:numId="33">
-    <w:abstractNumId w:val="35"/>
+    <w:abstractNumId w:val="38"/>
   </w:num>
   <w:num w:numId="34">
     <w:abstractNumId w:val="4"/>
   </w:num>
   <w:num w:numId="35">
+    <w:abstractNumId w:val="24"/>
+  </w:num>
+  <w:num w:numId="36">
+    <w:abstractNumId w:val="35"/>
+  </w:num>
+  <w:num w:numId="37">
     <w:abstractNumId w:val="22"/>
   </w:num>
-  <w:num w:numId="36">
-    <w:abstractNumId w:val="33"/>
+  <w:num w:numId="38">
+    <w:abstractNumId w:val="6"/>
   </w:num>
-  <w:num w:numId="37">
-    <w:abstractNumId w:val="20"/>
+  <w:num w:numId="39">
+    <w:abstractNumId w:val="37"/>
+  </w:num>
+  <w:num w:numId="40">
+    <w:abstractNumId w:val="8"/>
   </w:num>
   <w:numIdMacAtCleanup w:val="37"/>
 </w:numbering>
@@ -30640,6 +32405,8 @@
     <w:rsid w:val="00D14C53"/>
     <w:rsid w:val="00DE272A"/>
     <w:rsid w:val="00DE6AFD"/>
+    <w:rsid w:val="00EF7AA1"/>
+    <w:rsid w:val="00F2402C"/>
     <w:rsid w:val="00F61185"/>
     <w:rsid w:val="00FE47C3"/>
   </w:rsids>
@@ -31432,6 +33199,15 @@
 </file>
 
 <file path=customXml/item1.xml><?xml version="1.0" encoding="utf-8"?>
+<?mso-contentType ?>
+<FormTemplates xmlns="http://schemas.microsoft.com/sharepoint/v3/contenttype/forms">
+  <Display>DocumentLibraryForm</Display>
+  <Edit>DocumentLibraryForm</Edit>
+  <New>DocumentLibraryForm</New>
+</FormTemplates>
+</file>
+
+<file path=customXml/item2.xml><?xml version="1.0" encoding="utf-8"?>
 <p:properties xmlns:p="http://schemas.microsoft.com/office/2006/metadata/properties" xmlns:xsi="http://www.w3.org/2001/XMLSchema-instance" xmlns:pc="http://schemas.microsoft.com/office/infopath/2007/PartnerControls">
   <documentManagement>
     <_activity xmlns="fc400f29-8ae2-4f02-aa36-8354319d8dd0" xsi:nil="true"/>
@@ -31439,7 +33215,7 @@
 </p:properties>
 </file>
 
-<file path=customXml/item2.xml><?xml version="1.0" encoding="utf-8"?>
+<file path=customXml/item3.xml><?xml version="1.0" encoding="utf-8"?>
 <ct:contentTypeSchema xmlns:ct="http://schemas.microsoft.com/office/2006/metadata/contentType" xmlns:ma="http://schemas.microsoft.com/office/2006/metadata/properties/metaAttributes" ct:_="" ma:_="" ma:contentTypeName="Document" ma:contentTypeID="0x0101002FED5117B94A0C43BE657CFE95077C6E" ma:contentTypeVersion="17" ma:contentTypeDescription="Create a new document." ma:contentTypeScope="" ma:versionID="1b61ef74c0cf3f1787575cceeb5049c4">
   <xsd:schema xmlns:xsd="http://www.w3.org/2001/XMLSchema" xmlns:xs="http://www.w3.org/2001/XMLSchema" xmlns:p="http://schemas.microsoft.com/office/2006/metadata/properties" xmlns:ns3="fc400f29-8ae2-4f02-aa36-8354319d8dd0" xmlns:ns4="a53e46f7-009c-4700-bfb1-03be8983c549" targetNamespace="http://schemas.microsoft.com/office/2006/metadata/properties" ma:root="true" ma:fieldsID="a097de4b958cf184ce63d565c2177212" ns3:_="" ns4:_="">
     <xsd:import namespace="fc400f29-8ae2-4f02-aa36-8354319d8dd0"/>
@@ -31686,20 +33462,19 @@
 </ct:contentTypeSchema>
 </file>
 
-<file path=customXml/item3.xml><?xml version="1.0" encoding="utf-8"?>
-<?mso-contentType ?>
-<FormTemplates xmlns="http://schemas.microsoft.com/sharepoint/v3/contenttype/forms">
-  <Display>DocumentLibraryForm</Display>
-  <Edit>DocumentLibraryForm</Edit>
-  <New>DocumentLibraryForm</New>
-</FormTemplates>
-</file>
-
 <file path=customXml/item4.xml><?xml version="1.0" encoding="utf-8"?>
 <b:Sources xmlns:b="http://schemas.openxmlformats.org/officeDocument/2006/bibliography" xmlns="http://schemas.openxmlformats.org/officeDocument/2006/bibliography" SelectedStyle="\APASixthEditionOfficeOnline.xsl" StyleName="APA" Version="6"/>
 </file>
 
 <file path=customXml/itemProps1.xml><?xml version="1.0" encoding="utf-8"?>
+<ds:datastoreItem xmlns:ds="http://schemas.openxmlformats.org/officeDocument/2006/customXml" ds:itemID="{E3499DD3-E433-4477-A8FE-2A9B10275570}">
+  <ds:schemaRefs>
+    <ds:schemaRef ds:uri="http://schemas.microsoft.com/sharepoint/v3/contenttype/forms"/>
+  </ds:schemaRefs>
+</ds:datastoreItem>
+</file>
+
+<file path=customXml/itemProps2.xml><?xml version="1.0" encoding="utf-8"?>
 <ds:datastoreItem xmlns:ds="http://schemas.openxmlformats.org/officeDocument/2006/customXml" ds:itemID="{3A0AC818-964C-4D39-B25F-D98F3F83829C}">
   <ds:schemaRefs>
     <ds:schemaRef ds:uri="http://schemas.microsoft.com/office/2006/metadata/properties"/>
@@ -31709,7 +33484,7 @@
 </ds:datastoreItem>
 </file>
 
-<file path=customXml/itemProps2.xml><?xml version="1.0" encoding="utf-8"?>
+<file path=customXml/itemProps3.xml><?xml version="1.0" encoding="utf-8"?>
 <ds:datastoreItem xmlns:ds="http://schemas.openxmlformats.org/officeDocument/2006/customXml" ds:itemID="{B6942B79-D663-4AEC-A309-D8E420D7B2CD}">
   <ds:schemaRefs>
     <ds:schemaRef ds:uri="http://schemas.microsoft.com/office/2006/metadata/contentType"/>
@@ -31728,16 +33503,8 @@
 </ds:datastoreItem>
 </file>
 
-<file path=customXml/itemProps3.xml><?xml version="1.0" encoding="utf-8"?>
-<ds:datastoreItem xmlns:ds="http://schemas.openxmlformats.org/officeDocument/2006/customXml" ds:itemID="{E3499DD3-E433-4477-A8FE-2A9B10275570}">
-  <ds:schemaRefs>
-    <ds:schemaRef ds:uri="http://schemas.microsoft.com/sharepoint/v3/contenttype/forms"/>
-  </ds:schemaRefs>
-</ds:datastoreItem>
-</file>
-
 <file path=customXml/itemProps4.xml><?xml version="1.0" encoding="utf-8"?>
-<ds:datastoreItem xmlns:ds="http://schemas.openxmlformats.org/officeDocument/2006/customXml" ds:itemID="{E178D4CE-8A26-447E-93E0-B03F3D386621}">
+<ds:datastoreItem xmlns:ds="http://schemas.openxmlformats.org/officeDocument/2006/customXml" ds:itemID="{67046218-90C2-4824-AE37-B2F60DAEA4FE}">
   <ds:schemaRefs>
     <ds:schemaRef ds:uri="http://schemas.openxmlformats.org/officeDocument/2006/bibliography"/>
   </ds:schemaRefs>

--- a/ICT/Identify and resolve client ICT problems/Assessment 2/ICT40120_Emerging_ICT_Tech_AT2.docx
+++ b/ICT/Identify and resolve client ICT problems/Assessment 2/ICT40120_Emerging_ICT_Tech_AT2.docx
@@ -15457,187 +15457,84 @@
               <w:pStyle w:val="ListParagraph"/>
               <w:numPr>
                 <w:ilvl w:val="0"/>
-                <w:numId w:val="39"/>
+                <w:numId w:val="41"/>
               </w:numPr>
               <w:spacing w:before="60" w:after="60"/>
               <w:rPr>
                 <w:rFonts w:cs="Arial"/>
-                <w:b/>
-                <w:color w:val="000000"/>
-                <w:szCs w:val="20"/>
-              </w:rPr>
-            </w:pPr>
-            <w:r>
-              <w:rPr>
-                <w:rFonts w:cs="Arial"/>
-                <w:color w:val="000000"/>
-                <w:szCs w:val="20"/>
-              </w:rPr>
-              <w:t>Understanding the Organizational Structure:</w:t>
-            </w:r>
-          </w:p>
-          <w:p>
-            <w:pPr>
-              <w:pStyle w:val="ListParagraph"/>
-              <w:numPr>
-                <w:ilvl w:val="1"/>
-                <w:numId w:val="39"/>
-              </w:numPr>
-              <w:spacing w:before="60" w:after="60"/>
-              <w:rPr>
-                <w:rFonts w:cs="Arial"/>
-                <w:color w:val="000000"/>
-                <w:szCs w:val="20"/>
-              </w:rPr>
-            </w:pPr>
-            <w:r>
-              <w:rPr>
-                <w:rFonts w:cs="Arial"/>
-                <w:color w:val="000000"/>
-                <w:szCs w:val="20"/>
-              </w:rPr>
-              <w:t xml:space="preserve">CEO, Directors: </w:t>
-            </w:r>
-            <w:r>
-              <w:rPr>
-                <w:rFonts w:cs="Arial"/>
-                <w:color w:val="000000"/>
-                <w:szCs w:val="20"/>
-              </w:rPr>
-              <w:t xml:space="preserve">They response </w:t>
-            </w:r>
-            <w:r>
-              <w:rPr>
-                <w:rFonts w:cs="Arial"/>
-                <w:color w:val="000000"/>
-                <w:szCs w:val="20"/>
-              </w:rPr>
-              <w:t>for setting project goals and</w:t>
-            </w:r>
-            <w:r>
-              <w:rPr>
-                <w:rFonts w:cs="Arial"/>
-                <w:color w:val="000000"/>
-                <w:szCs w:val="20"/>
-              </w:rPr>
-              <w:t xml:space="preserve"> making decisions for</w:t>
-            </w:r>
-            <w:r>
-              <w:rPr>
-                <w:rFonts w:cs="Arial"/>
-                <w:color w:val="000000"/>
-                <w:szCs w:val="20"/>
-              </w:rPr>
-              <w:t xml:space="preserve"> strateg</w:t>
-            </w:r>
-            <w:r>
-              <w:rPr>
-                <w:rFonts w:cs="Arial"/>
-                <w:color w:val="000000"/>
-                <w:szCs w:val="20"/>
-              </w:rPr>
-              <w:t>ies.</w:t>
-            </w:r>
-          </w:p>
-          <w:p>
-            <w:pPr>
-              <w:pStyle w:val="ListParagraph"/>
-              <w:numPr>
-                <w:ilvl w:val="1"/>
-                <w:numId w:val="39"/>
-              </w:numPr>
-              <w:spacing w:before="60" w:after="60"/>
-              <w:rPr>
-                <w:rFonts w:cs="Arial"/>
-                <w:color w:val="000000"/>
-                <w:szCs w:val="20"/>
-              </w:rPr>
-            </w:pPr>
-            <w:r>
-              <w:rPr>
-                <w:rFonts w:cs="Arial"/>
-                <w:color w:val="000000"/>
-                <w:szCs w:val="20"/>
-              </w:rPr>
-              <w:t xml:space="preserve">Project Managers: </w:t>
-            </w:r>
-            <w:r>
-              <w:rPr>
-                <w:rFonts w:cs="Arial"/>
-                <w:color w:val="000000"/>
-                <w:szCs w:val="20"/>
-              </w:rPr>
-              <w:t>They track and manage</w:t>
-            </w:r>
-            <w:r>
-              <w:rPr>
-                <w:rFonts w:cs="Arial"/>
-                <w:color w:val="000000"/>
-                <w:szCs w:val="20"/>
-              </w:rPr>
-              <w:t xml:space="preserve"> project timelines, resources, and task.</w:t>
-            </w:r>
-          </w:p>
-          <w:p>
-            <w:pPr>
-              <w:pStyle w:val="ListParagraph"/>
-              <w:numPr>
-                <w:ilvl w:val="1"/>
-                <w:numId w:val="39"/>
-              </w:numPr>
-              <w:spacing w:before="60" w:after="60"/>
-              <w:rPr>
-                <w:rFonts w:cs="Arial"/>
-                <w:color w:val="000000"/>
-                <w:szCs w:val="20"/>
-              </w:rPr>
-            </w:pPr>
-            <w:r>
-              <w:rPr>
-                <w:rFonts w:cs="Arial"/>
-                <w:color w:val="000000"/>
-                <w:szCs w:val="20"/>
-              </w:rPr>
-              <w:t>Design Team:</w:t>
-            </w:r>
-            <w:r>
-              <w:rPr>
-                <w:rFonts w:cs="Arial"/>
-                <w:color w:val="000000"/>
-                <w:szCs w:val="20"/>
-              </w:rPr>
-              <w:t xml:space="preserve"> They response</w:t>
-            </w:r>
-            <w:r>
-              <w:rPr>
-                <w:rFonts w:cs="Arial"/>
-                <w:color w:val="000000"/>
-                <w:szCs w:val="20"/>
-              </w:rPr>
-              <w:t xml:space="preserve"> for updating and improving website designs.</w:t>
-            </w:r>
-          </w:p>
-          <w:p>
-            <w:pPr>
-              <w:pStyle w:val="ListParagraph"/>
-              <w:numPr>
-                <w:ilvl w:val="1"/>
-                <w:numId w:val="39"/>
-              </w:numPr>
-              <w:spacing w:before="60" w:after="60"/>
-              <w:rPr>
-                <w:rFonts w:cs="Arial"/>
-                <w:color w:val="000000"/>
-                <w:szCs w:val="20"/>
-              </w:rPr>
-            </w:pPr>
-            <w:r>
-              <w:rPr>
-                <w:rFonts w:cs="Arial"/>
-                <w:color w:val="000000"/>
-                <w:szCs w:val="20"/>
-              </w:rPr>
-              <w:t>Development Team: Focuses on coding, technical aspects, and implementation.</w:t>
+                <w:color w:val="000000"/>
+                <w:szCs w:val="20"/>
+              </w:rPr>
+            </w:pPr>
+            <w:r>
+              <w:t>Framework to Align with Client’s Organizational Hierarchy</w:t>
+            </w:r>
+            <w:r>
+              <w:t xml:space="preserve"> </w:t>
+            </w:r>
+            <w:r>
+              <w:rPr>
+                <w:rFonts w:cs="Arial"/>
+                <w:color w:val="000000"/>
+                <w:szCs w:val="20"/>
+              </w:rPr>
+              <w:t>use a RACI Matrix</w:t>
+            </w:r>
+            <w:r>
+              <w:rPr>
+                <w:rFonts w:cs="Arial"/>
+                <w:color w:val="000000"/>
+                <w:szCs w:val="20"/>
+              </w:rPr>
+              <w:t>.</w:t>
+            </w:r>
+            <w:r>
+              <w:rPr>
+                <w:rFonts w:cs="Arial"/>
+                <w:color w:val="000000"/>
+                <w:szCs w:val="20"/>
+              </w:rPr>
+              <w:t xml:space="preserve"> </w:t>
+            </w:r>
+            <w:r>
+              <w:rPr>
+                <w:rFonts w:cs="Arial"/>
+                <w:color w:val="000000"/>
+                <w:szCs w:val="20"/>
+              </w:rPr>
+              <w:t xml:space="preserve">It includes </w:t>
+            </w:r>
+            <w:r>
+              <w:rPr>
+                <w:rFonts w:cs="Arial"/>
+                <w:color w:val="000000"/>
+                <w:szCs w:val="20"/>
+              </w:rPr>
+              <w:t>Responsible, Accountable, Consulted</w:t>
+            </w:r>
+            <w:r>
+              <w:rPr>
+                <w:rFonts w:cs="Arial"/>
+                <w:color w:val="000000"/>
+                <w:szCs w:val="20"/>
+              </w:rPr>
+              <w:t xml:space="preserve"> and</w:t>
+            </w:r>
+            <w:r>
+              <w:rPr>
+                <w:rFonts w:cs="Arial"/>
+                <w:color w:val="000000"/>
+                <w:szCs w:val="20"/>
+              </w:rPr>
+              <w:t xml:space="preserve"> Informed</w:t>
+            </w:r>
+            <w:r>
+              <w:rPr>
+                <w:rFonts w:cs="Arial"/>
+                <w:color w:val="000000"/>
+                <w:szCs w:val="20"/>
+              </w:rPr>
+              <w:t>.</w:t>
             </w:r>
           </w:p>
           <w:p>
@@ -15645,7 +15542,7 @@
               <w:pStyle w:val="ListParagraph"/>
               <w:numPr>
                 <w:ilvl w:val="0"/>
-                <w:numId w:val="39"/>
+                <w:numId w:val="41"/>
               </w:numPr>
               <w:spacing w:before="60" w:after="60"/>
               <w:rPr>
@@ -15660,140 +15557,60 @@
                 <w:color w:val="000000"/>
                 <w:szCs w:val="20"/>
               </w:rPr>
-              <w:t>Assign Responsibilities:</w:t>
-            </w:r>
-          </w:p>
-          <w:p>
-            <w:pPr>
-              <w:pStyle w:val="ListParagraph"/>
-              <w:numPr>
-                <w:ilvl w:val="1"/>
-                <w:numId w:val="39"/>
-              </w:numPr>
-              <w:spacing w:before="60" w:after="60"/>
-              <w:rPr>
-                <w:rFonts w:cs="Arial"/>
-                <w:color w:val="000000"/>
-                <w:szCs w:val="20"/>
-              </w:rPr>
-            </w:pPr>
-            <w:r>
-              <w:rPr>
-                <w:rFonts w:cs="Arial"/>
-                <w:color w:val="000000"/>
-                <w:szCs w:val="20"/>
-              </w:rPr>
-              <w:t xml:space="preserve">CEO or </w:t>
-            </w:r>
-            <w:r>
-              <w:rPr>
-                <w:rFonts w:cs="Arial"/>
-                <w:color w:val="000000"/>
-                <w:szCs w:val="20"/>
-              </w:rPr>
-              <w:t>Directors</w:t>
-            </w:r>
-            <w:r>
-              <w:rPr>
-                <w:rFonts w:cs="Arial"/>
-                <w:color w:val="000000"/>
-                <w:szCs w:val="20"/>
-              </w:rPr>
-              <w:t xml:space="preserve"> </w:t>
-            </w:r>
-            <w:r>
-              <w:rPr>
-                <w:rFonts w:cs="Arial"/>
-                <w:color w:val="000000"/>
-                <w:szCs w:val="20"/>
-              </w:rPr>
-              <w:t xml:space="preserve">makes decisions about the </w:t>
-            </w:r>
-            <w:r>
+              <w:t xml:space="preserve">It </w:t>
+            </w:r>
+            <w:r>
+              <w:rPr>
+                <w:rFonts w:cs="Arial"/>
+                <w:color w:val="000000"/>
+                <w:szCs w:val="20"/>
+              </w:rPr>
+              <w:t xml:space="preserve">based on </w:t>
+            </w:r>
+            <w:proofErr w:type="spellStart"/>
+            <w:r>
+              <w:rPr>
+                <w:rFonts w:cs="Arial"/>
+                <w:color w:val="000000"/>
+                <w:szCs w:val="20"/>
+              </w:rPr>
+              <w:t>Motionweb</w:t>
+            </w:r>
+            <w:proofErr w:type="spellEnd"/>
+            <w:r>
+              <w:rPr>
+                <w:rFonts w:cs="Arial"/>
+                <w:color w:val="000000"/>
+                <w:szCs w:val="20"/>
+              </w:rPr>
+              <w:t xml:space="preserve"> Studio</w:t>
+            </w:r>
+            <w:r>
+              <w:rPr>
+                <w:rFonts w:cs="Arial"/>
+                <w:color w:val="000000"/>
+                <w:szCs w:val="20"/>
+              </w:rPr>
               <w:t>s</w:t>
             </w:r>
             <w:r>
-              <w:t>cale of the project</w:t>
-            </w:r>
-            <w:r>
-              <w:t xml:space="preserve">s </w:t>
-            </w:r>
-            <w:r>
-              <w:rPr>
-                <w:rFonts w:cs="Arial"/>
-                <w:color w:val="000000"/>
-                <w:szCs w:val="20"/>
-              </w:rPr>
-              <w:t>and budget.</w:t>
-            </w:r>
-          </w:p>
-          <w:p>
-            <w:pPr>
-              <w:pStyle w:val="ListParagraph"/>
-              <w:numPr>
-                <w:ilvl w:val="1"/>
-                <w:numId w:val="39"/>
-              </w:numPr>
-              <w:spacing w:before="60" w:after="60"/>
-              <w:rPr>
-                <w:rFonts w:cs="Arial"/>
-                <w:color w:val="000000"/>
-                <w:szCs w:val="20"/>
-              </w:rPr>
-            </w:pPr>
-            <w:r>
-              <w:rPr>
-                <w:rFonts w:cs="Arial"/>
-                <w:color w:val="000000"/>
-                <w:szCs w:val="20"/>
-              </w:rPr>
-              <w:t>Project Managers handle task distribution, monitor progress, and resolve issues.</w:t>
-            </w:r>
-          </w:p>
-          <w:p>
-            <w:pPr>
-              <w:pStyle w:val="ListParagraph"/>
-              <w:numPr>
-                <w:ilvl w:val="1"/>
-                <w:numId w:val="39"/>
-              </w:numPr>
-              <w:spacing w:before="60" w:after="60"/>
-              <w:rPr>
-                <w:rFonts w:cs="Arial"/>
-                <w:color w:val="000000"/>
-                <w:szCs w:val="20"/>
-              </w:rPr>
-            </w:pPr>
-            <w:r>
-              <w:rPr>
-                <w:rFonts w:cs="Arial"/>
-                <w:color w:val="000000"/>
-                <w:szCs w:val="20"/>
-              </w:rPr>
-              <w:t>Design Team works on updating the visuals and layouts based on project requirements.</w:t>
-            </w:r>
-          </w:p>
-          <w:p>
-            <w:pPr>
-              <w:pStyle w:val="ListParagraph"/>
-              <w:numPr>
-                <w:ilvl w:val="1"/>
-                <w:numId w:val="39"/>
-              </w:numPr>
-              <w:spacing w:before="60" w:after="60"/>
-              <w:rPr>
-                <w:rFonts w:cs="Arial"/>
-                <w:color w:val="000000"/>
-                <w:szCs w:val="20"/>
-              </w:rPr>
-            </w:pPr>
-            <w:r>
-              <w:rPr>
-                <w:rFonts w:cs="Arial"/>
-                <w:color w:val="000000"/>
-                <w:szCs w:val="20"/>
-              </w:rPr>
-              <w:t>Development Team ensures the technical implementation aligns with the designs.</w:t>
+              <w:rPr>
+                <w:rFonts w:cs="Arial"/>
+                <w:color w:val="000000"/>
+                <w:szCs w:val="20"/>
+              </w:rPr>
+              <w:t xml:space="preserve"> which </w:t>
+            </w:r>
+            <w:r>
+              <w:t>a small-to-medium-sized agency</w:t>
+            </w:r>
+            <w:r>
+              <w:rPr>
+                <w:rFonts w:cs="Arial"/>
+                <w:color w:val="000000"/>
+                <w:szCs w:val="20"/>
+              </w:rPr>
+              <w:t>.</w:t>
             </w:r>
           </w:p>
           <w:p>
@@ -15801,7 +15618,7 @@
               <w:pStyle w:val="ListParagraph"/>
               <w:numPr>
                 <w:ilvl w:val="0"/>
-                <w:numId w:val="39"/>
+                <w:numId w:val="41"/>
               </w:numPr>
               <w:spacing w:before="60" w:after="60"/>
               <w:rPr>
@@ -15816,53 +15633,33 @@
                 <w:color w:val="000000"/>
                 <w:szCs w:val="20"/>
               </w:rPr>
-              <w:t>Communication:</w:t>
-            </w:r>
-          </w:p>
-          <w:p>
-            <w:pPr>
-              <w:pStyle w:val="ListParagraph"/>
-              <w:numPr>
-                <w:ilvl w:val="1"/>
-                <w:numId w:val="39"/>
-              </w:numPr>
-              <w:spacing w:before="60" w:after="60"/>
-              <w:rPr>
-                <w:rFonts w:cs="Arial"/>
-                <w:color w:val="000000"/>
-                <w:szCs w:val="20"/>
-              </w:rPr>
-            </w:pPr>
-            <w:r>
-              <w:rPr>
-                <w:rFonts w:cs="Arial"/>
-                <w:color w:val="000000"/>
-                <w:szCs w:val="20"/>
-              </w:rPr>
-              <w:t>Regular meetings between Project Managers and Design/Development teams ensure smooth coordination.</w:t>
-            </w:r>
-          </w:p>
-          <w:p>
-            <w:pPr>
-              <w:pStyle w:val="ListParagraph"/>
-              <w:numPr>
-                <w:ilvl w:val="1"/>
-                <w:numId w:val="39"/>
-              </w:numPr>
-              <w:spacing w:before="60" w:after="60"/>
-              <w:rPr>
-                <w:rFonts w:cs="Arial"/>
-                <w:color w:val="000000"/>
-                <w:szCs w:val="20"/>
-              </w:rPr>
-            </w:pPr>
-            <w:r>
-              <w:rPr>
-                <w:rFonts w:cs="Arial"/>
-                <w:color w:val="000000"/>
-                <w:szCs w:val="20"/>
-              </w:rPr>
-              <w:t>Feedback loops between the teams help in refining the designs and addressing any technical concerns.</w:t>
+              <w:t>The CEO or Ch</w:t>
+            </w:r>
+            <w:bookmarkStart w:id="0" w:name="_GoBack"/>
+            <w:bookmarkEnd w:id="0"/>
+            <w:r>
+              <w:rPr>
+                <w:rFonts w:cs="Arial"/>
+                <w:color w:val="000000"/>
+                <w:szCs w:val="20"/>
+              </w:rPr>
+              <w:t>ief Technology Officer is accountable for final</w:t>
+            </w:r>
+            <w:r>
+              <w:rPr>
+                <w:rFonts w:cs="Arial"/>
+                <w:color w:val="000000"/>
+                <w:szCs w:val="20"/>
+              </w:rPr>
+              <w:t xml:space="preserve"> </w:t>
+            </w:r>
+            <w:r>
+              <w:rPr>
+                <w:rFonts w:cs="Arial"/>
+                <w:color w:val="000000"/>
+                <w:szCs w:val="20"/>
+              </w:rPr>
+              <w:t>approval.</w:t>
             </w:r>
           </w:p>
           <w:p>
@@ -15870,7 +15667,7 @@
               <w:pStyle w:val="ListParagraph"/>
               <w:numPr>
                 <w:ilvl w:val="0"/>
-                <w:numId w:val="39"/>
+                <w:numId w:val="41"/>
               </w:numPr>
               <w:spacing w:before="60" w:after="60"/>
               <w:rPr>
@@ -15885,15 +15682,15 @@
                 <w:color w:val="000000"/>
                 <w:szCs w:val="20"/>
               </w:rPr>
-              <w:t>Decision-Making &amp; Prioritization:</w:t>
+              <w:t>The Web Developer Leader is responsible for executing technical tasks and providing feedbacks.</w:t>
             </w:r>
           </w:p>
           <w:p>
             <w:pPr>
               <w:pStyle w:val="ListParagraph"/>
               <w:numPr>
-                <w:ilvl w:val="1"/>
-                <w:numId w:val="39"/>
+                <w:ilvl w:val="0"/>
+                <w:numId w:val="41"/>
               </w:numPr>
               <w:spacing w:before="60" w:after="60"/>
               <w:rPr>
@@ -15908,31 +15705,31 @@
                 <w:color w:val="000000"/>
                 <w:szCs w:val="20"/>
               </w:rPr>
-              <w:t xml:space="preserve">Strategic decisions come from </w:t>
-            </w:r>
-            <w:r>
-              <w:rPr>
-                <w:rFonts w:cs="Arial"/>
-                <w:color w:val="000000"/>
-                <w:szCs w:val="20"/>
-              </w:rPr>
-              <w:t>CEO or Directors</w:t>
-            </w:r>
-            <w:r>
-              <w:rPr>
-                <w:rFonts w:cs="Arial"/>
-                <w:color w:val="000000"/>
-                <w:szCs w:val="20"/>
-              </w:rPr>
-              <w:t>.</w:t>
+              <w:t>The Design Team is responsible for creating project designs and assets</w:t>
+            </w:r>
+            <w:r>
+              <w:rPr>
+                <w:rFonts w:cs="Arial"/>
+                <w:color w:val="000000"/>
+                <w:szCs w:val="20"/>
+              </w:rPr>
+              <w:t xml:space="preserve"> and </w:t>
+            </w:r>
+            <w:r>
+              <w:rPr>
+                <w:rFonts w:cs="Arial"/>
+                <w:color w:val="000000"/>
+                <w:szCs w:val="20"/>
+              </w:rPr>
+              <w:t>consulted with clients to ensure the design matches the brand.</w:t>
             </w:r>
           </w:p>
           <w:p>
             <w:pPr>
               <w:pStyle w:val="ListParagraph"/>
               <w:numPr>
-                <w:ilvl w:val="1"/>
-                <w:numId w:val="39"/>
+                <w:ilvl w:val="0"/>
+                <w:numId w:val="41"/>
               </w:numPr>
               <w:spacing w:before="60" w:after="60"/>
               <w:rPr>
@@ -15947,96 +15744,23 @@
                 <w:color w:val="000000"/>
                 <w:szCs w:val="20"/>
               </w:rPr>
-              <w:t>D</w:t>
-            </w:r>
-            <w:r>
-              <w:rPr>
-                <w:rFonts w:cs="Arial"/>
-                <w:color w:val="000000"/>
-                <w:szCs w:val="20"/>
-              </w:rPr>
-              <w:t xml:space="preserve">ecisions about </w:t>
-            </w:r>
-            <w:r>
-              <w:rPr>
-                <w:rFonts w:cs="Arial"/>
-                <w:color w:val="000000"/>
-                <w:szCs w:val="20"/>
-              </w:rPr>
-              <w:t>perform</w:t>
-            </w:r>
-            <w:r>
-              <w:rPr>
-                <w:rFonts w:cs="Arial"/>
-                <w:color w:val="000000"/>
-                <w:szCs w:val="20"/>
-              </w:rPr>
-              <w:t xml:space="preserve"> and deadlines are handled by Project Managers.</w:t>
-            </w:r>
-          </w:p>
-          <w:p>
-            <w:pPr>
-              <w:pStyle w:val="ListParagraph"/>
-              <w:numPr>
-                <w:ilvl w:val="1"/>
-                <w:numId w:val="39"/>
-              </w:numPr>
-              <w:spacing w:before="60" w:after="60"/>
-              <w:rPr>
-                <w:rFonts w:cs="Arial"/>
-                <w:color w:val="000000"/>
-                <w:szCs w:val="20"/>
-              </w:rPr>
-            </w:pPr>
-            <w:r>
-              <w:rPr>
-                <w:rFonts w:cs="Arial"/>
-                <w:color w:val="000000"/>
-                <w:szCs w:val="20"/>
-              </w:rPr>
-              <w:t>Work is prioriti</w:t>
-            </w:r>
-            <w:r>
-              <w:rPr>
-                <w:rFonts w:cs="Arial"/>
-                <w:color w:val="000000"/>
-                <w:szCs w:val="20"/>
-              </w:rPr>
-              <w:t>s</w:t>
-            </w:r>
-            <w:r>
-              <w:rPr>
-                <w:rFonts w:cs="Arial"/>
-                <w:color w:val="000000"/>
-                <w:szCs w:val="20"/>
-              </w:rPr>
-              <w:t>ed based on project goals, with design improvements</w:t>
-            </w:r>
-            <w:r>
-              <w:rPr>
-                <w:rFonts w:cs="Arial"/>
-                <w:color w:val="000000"/>
-                <w:szCs w:val="20"/>
-              </w:rPr>
-              <w:t>.</w:t>
-            </w:r>
-          </w:p>
-          <w:p>
-            <w:pPr>
-              <w:spacing w:before="60" w:after="60"/>
-              <w:rPr>
-                <w:rFonts w:cs="Arial"/>
-                <w:color w:val="000000"/>
-                <w:szCs w:val="20"/>
-              </w:rPr>
-            </w:pPr>
-            <w:r>
-              <w:rPr>
-                <w:rFonts w:cs="Arial"/>
-                <w:color w:val="000000"/>
-                <w:szCs w:val="20"/>
-              </w:rPr>
-              <w:br/>
+              <w:t>Clients</w:t>
+            </w:r>
+            <w:r>
+              <w:rPr>
+                <w:rFonts w:cs="Arial"/>
+                <w:color w:val="000000"/>
+                <w:szCs w:val="20"/>
+              </w:rPr>
+              <w:t xml:space="preserve"> or Mentors</w:t>
+            </w:r>
+            <w:r>
+              <w:rPr>
+                <w:rFonts w:cs="Arial"/>
+                <w:color w:val="000000"/>
+                <w:szCs w:val="20"/>
+              </w:rPr>
+              <w:t>: Consulted for feedback on usability.</w:t>
             </w:r>
           </w:p>
           <w:p>
@@ -16117,7 +15841,6 @@
                 <w:color w:val="000000"/>
                 <w:szCs w:val="20"/>
               </w:rPr>
-              <w:lastRenderedPageBreak/>
               <w:t xml:space="preserve">Question </w:t>
             </w:r>
             <w:r>
@@ -16372,7 +16095,9 @@
           </w:p>
           <w:p>
             <w:pPr>
+              <w:pStyle w:val="ListParagraph"/>
               <w:spacing w:before="60" w:after="60"/>
+              <w:ind w:left="720"/>
             </w:pPr>
             <w:r>
               <w:t xml:space="preserve">This decision-making process works well for </w:t>
@@ -16383,10 +16108,7 @@
             </w:r>
             <w:proofErr w:type="spellEnd"/>
             <w:r>
-              <w:t xml:space="preserve"> Studios</w:t>
-            </w:r>
-            <w:r>
-              <w:t xml:space="preserve"> because:</w:t>
+              <w:t xml:space="preserve"> Studios because:</w:t>
             </w:r>
           </w:p>
           <w:p>
@@ -16394,12 +16116,12 @@
               <w:pStyle w:val="ListParagraph"/>
               <w:numPr>
                 <w:ilvl w:val="0"/>
-                <w:numId w:val="40"/>
+                <w:numId w:val="42"/>
               </w:numPr>
               <w:spacing w:before="60" w:after="60"/>
             </w:pPr>
             <w:r>
-              <w:t>It defines clear roles and responsibilities.</w:t>
+              <w:t>Clear roles help solve efficiency issues by defining who is responsible for what in the design process.</w:t>
             </w:r>
           </w:p>
           <w:p>
@@ -16407,18 +16129,12 @@
               <w:pStyle w:val="ListParagraph"/>
               <w:numPr>
                 <w:ilvl w:val="0"/>
-                <w:numId w:val="40"/>
+                <w:numId w:val="42"/>
               </w:numPr>
               <w:spacing w:before="60" w:after="60"/>
             </w:pPr>
             <w:r>
-              <w:t xml:space="preserve">It allows efficient task </w:t>
-            </w:r>
-            <w:r>
-              <w:t>assignments</w:t>
-            </w:r>
-            <w:r>
-              <w:t>.</w:t>
+              <w:t>Efficient task allocation ensures that tasks are prioritized based on the project’s goals, improving focus.</w:t>
             </w:r>
           </w:p>
           <w:p>
@@ -16426,12 +16142,12 @@
               <w:pStyle w:val="ListParagraph"/>
               <w:numPr>
                 <w:ilvl w:val="0"/>
-                <w:numId w:val="40"/>
+                <w:numId w:val="42"/>
               </w:numPr>
               <w:spacing w:before="60" w:after="60"/>
             </w:pPr>
             <w:r>
-              <w:t xml:space="preserve">Regular communication helps keep teams on track. </w:t>
+              <w:t>Feedback loops through regular check-ins with mentors and clients ensure that the design remains relevant and up-to-date.</w:t>
             </w:r>
           </w:p>
           <w:p>
@@ -16439,7 +16155,7 @@
               <w:pStyle w:val="ListParagraph"/>
               <w:numPr>
                 <w:ilvl w:val="0"/>
-                <w:numId w:val="40"/>
+                <w:numId w:val="42"/>
               </w:numPr>
               <w:spacing w:before="60" w:after="60"/>
               <w:rPr>
@@ -16449,10 +16165,8 @@
               </w:rPr>
             </w:pPr>
             <w:r>
-              <w:t>Prioritizing tasks based on project objectives ensures the project stays focused and meets deadlines.</w:t>
-            </w:r>
-            <w:bookmarkStart w:id="0" w:name="_GoBack"/>
-            <w:bookmarkEnd w:id="0"/>
+              <w:t>Scalability with the RACI framework works for both small projects (currently) and larger projects (as the company grows).</w:t>
+            </w:r>
           </w:p>
         </w:tc>
         <w:tc>
@@ -16664,6 +16378,7 @@
         <w:pStyle w:val="SectionESeparator"/>
       </w:pPr>
       <w:r>
+        <w:lastRenderedPageBreak/>
         <w:t>Marking criteria: Skills to be observed during this task to the required standard</w:t>
       </w:r>
     </w:p>
@@ -18168,14 +17883,7 @@
               <w:rPr>
                 <w:rFonts w:cs="Arial"/>
               </w:rPr>
-              <w:t xml:space="preserve">The learner has provided the resolution advice and </w:t>
-            </w:r>
-            <w:r>
-              <w:rPr>
-                <w:rFonts w:cs="Arial"/>
-              </w:rPr>
-              <w:lastRenderedPageBreak/>
-              <w:t>support to the client’s design issues</w:t>
+              <w:t>The learner has provided the resolution advice and support to the client’s design issues</w:t>
             </w:r>
             <w:r>
               <w:rPr>
@@ -20015,7 +19723,6 @@
               <w:outlineLvl w:val="3"/>
             </w:pPr>
             <w:r>
-              <w:lastRenderedPageBreak/>
               <w:t>In this assessment task you will be performing the following activities:</w:t>
             </w:r>
           </w:p>
@@ -21462,7 +21169,14 @@
               <w:rPr>
                 <w:rFonts w:cs="Arial"/>
               </w:rPr>
-              <w:t xml:space="preserve"> and obtained feedback from the client’s organisational representative on assessment of impact of emerging technologies and practices and incorporate feedback into report</w:t>
+              <w:t xml:space="preserve"> and obtained feedback from the client’s organisational representative on assessment of impact of </w:t>
+            </w:r>
+            <w:r>
+              <w:rPr>
+                <w:rFonts w:cs="Arial"/>
+              </w:rPr>
+              <w:lastRenderedPageBreak/>
+              <w:t>emerging technologies and practices and incorporate feedback into report</w:t>
             </w:r>
           </w:p>
         </w:tc>
@@ -22730,7 +22444,6 @@
                 <w:color w:val="000000"/>
                 <w:szCs w:val="20"/>
               </w:rPr>
-              <w:lastRenderedPageBreak/>
               <w:t>Answer:</w:t>
             </w:r>
           </w:p>
@@ -23927,6 +23640,7 @@
                 <w:color w:val="000000"/>
                 <w:szCs w:val="20"/>
               </w:rPr>
+              <w:lastRenderedPageBreak/>
               <w:t>Answer:</w:t>
             </w:r>
           </w:p>
@@ -24588,7 +24302,6 @@
               <w:rPr>
                 <w:rStyle w:val="Strong"/>
               </w:rPr>
-              <w:lastRenderedPageBreak/>
               <w:t>Assessor feedback (as appropriate)</w:t>
             </w:r>
             <w:r>
@@ -24958,7 +24671,7 @@
                     <adec:decorative xmlns:adec="http://schemas.microsoft.com/office/drawing/2017/decorative" val="1"/>
                   </a:ext>
                   <a:ext uri="{5AE41FA2-C0FF-4470-9BD4-5FADCA87CBE2}">
-                    <aclsh:classification xmlns:aclsh="http://schemas.microsoft.com/office/drawing/2020/classificationShape" xmlns:w16sdtfl="http://schemas.microsoft.com/office/word/2024/wordml/sdtformatlock" xmlns:w16sdtdh="http://schemas.microsoft.com/office/word/2020/wordml/sdtdatahash" xmlns:w16du="http://schemas.microsoft.com/office/word/2023/wordml/word16du" xmlns:w16="http://schemas.microsoft.com/office/word/2018/wordml" xmlns:w16cex="http://schemas.microsoft.com/office/word/2018/wordml/cex" xmlns:w="http://schemas.openxmlformats.org/wordprocessingml/2006/main" xmlns:w10="urn:schemas-microsoft-com:office:word" xmlns:v="urn:schemas-microsoft-com:vml" xmlns:oel="http://schemas.microsoft.com/office/2019/extlst" xmlns:o="urn:schemas-microsoft-com:office:office" xmlns="" classificationOutcomeType="ftr"/>
+                    <aclsh:classification xmlns="" xmlns:o="urn:schemas-microsoft-com:office:office" xmlns:oel="http://schemas.microsoft.com/office/2019/extlst" xmlns:v="urn:schemas-microsoft-com:vml" xmlns:w10="urn:schemas-microsoft-com:office:word" xmlns:w="http://schemas.openxmlformats.org/wordprocessingml/2006/main" xmlns:w16cex="http://schemas.microsoft.com/office/word/2018/wordml/cex" xmlns:w16="http://schemas.microsoft.com/office/word/2018/wordml" xmlns:w16du="http://schemas.microsoft.com/office/word/2023/wordml/word16du" xmlns:w16sdtdh="http://schemas.microsoft.com/office/word/2020/wordml/sdtdatahash" xmlns:w16sdtfl="http://schemas.microsoft.com/office/word/2024/wordml/sdtformatlock" xmlns:aclsh="http://schemas.microsoft.com/office/drawing/2020/classificationShape" classificationOutcomeType="ftr"/>
                   </a:ext>
                 </a:extLst>
               </wp:docPr>
@@ -25365,7 +25078,7 @@
                     <adec:decorative xmlns:adec="http://schemas.microsoft.com/office/drawing/2017/decorative" val="1"/>
                   </a:ext>
                   <a:ext uri="{5AE41FA2-C0FF-4470-9BD4-5FADCA87CBE2}">
-                    <aclsh:classification xmlns:aclsh="http://schemas.microsoft.com/office/drawing/2020/classificationShape" xmlns:w16sdtfl="http://schemas.microsoft.com/office/word/2024/wordml/sdtformatlock" xmlns:w16sdtdh="http://schemas.microsoft.com/office/word/2020/wordml/sdtdatahash" xmlns:w16du="http://schemas.microsoft.com/office/word/2023/wordml/word16du" xmlns:w16="http://schemas.microsoft.com/office/word/2018/wordml" xmlns:w16cex="http://schemas.microsoft.com/office/word/2018/wordml/cex" xmlns:w="http://schemas.openxmlformats.org/wordprocessingml/2006/main" xmlns:w10="urn:schemas-microsoft-com:office:word" xmlns:v="urn:schemas-microsoft-com:vml" xmlns:oel="http://schemas.microsoft.com/office/2019/extlst" xmlns:o="urn:schemas-microsoft-com:office:office" xmlns="" classificationOutcomeType="ftr"/>
+                    <aclsh:classification xmlns="" xmlns:o="urn:schemas-microsoft-com:office:office" xmlns:oel="http://schemas.microsoft.com/office/2019/extlst" xmlns:v="urn:schemas-microsoft-com:vml" xmlns:w10="urn:schemas-microsoft-com:office:word" xmlns:w="http://schemas.openxmlformats.org/wordprocessingml/2006/main" xmlns:w16cex="http://schemas.microsoft.com/office/word/2018/wordml/cex" xmlns:w16="http://schemas.microsoft.com/office/word/2018/wordml" xmlns:w16du="http://schemas.microsoft.com/office/word/2023/wordml/word16du" xmlns:w16sdtdh="http://schemas.microsoft.com/office/word/2020/wordml/sdtdatahash" xmlns:w16sdtfl="http://schemas.microsoft.com/office/word/2024/wordml/sdtformatlock" xmlns:aclsh="http://schemas.microsoft.com/office/drawing/2020/classificationShape" classificationOutcomeType="ftr"/>
                   </a:ext>
                 </a:extLst>
               </wp:docPr>
@@ -26280,6 +25993,119 @@
     </w:lvl>
   </w:abstractNum>
   <w:abstractNum w:abstractNumId="7" w15:restartNumberingAfterBreak="0">
+    <w:nsid w:val="18CB46F5"/>
+    <w:multiLevelType w:val="hybridMultilevel"/>
+    <w:tmpl w:val="EB023682"/>
+    <w:lvl w:ilvl="0" w:tplc="0C090001">
+      <w:start w:val="1"/>
+      <w:numFmt w:val="bullet"/>
+      <w:lvlText w:val=""/>
+      <w:lvlJc w:val="left"/>
+      <w:pPr>
+        <w:ind w:left="720" w:hanging="360"/>
+      </w:pPr>
+      <w:rPr>
+        <w:rFonts w:ascii="Symbol" w:hAnsi="Symbol" w:hint="default"/>
+      </w:rPr>
+    </w:lvl>
+    <w:lvl w:ilvl="1" w:tplc="0C090003" w:tentative="1">
+      <w:start w:val="1"/>
+      <w:numFmt w:val="bullet"/>
+      <w:lvlText w:val="o"/>
+      <w:lvlJc w:val="left"/>
+      <w:pPr>
+        <w:ind w:left="1440" w:hanging="360"/>
+      </w:pPr>
+      <w:rPr>
+        <w:rFonts w:ascii="Courier New" w:hAnsi="Courier New" w:cs="Courier New" w:hint="default"/>
+      </w:rPr>
+    </w:lvl>
+    <w:lvl w:ilvl="2" w:tplc="0C090005" w:tentative="1">
+      <w:start w:val="1"/>
+      <w:numFmt w:val="bullet"/>
+      <w:lvlText w:val=""/>
+      <w:lvlJc w:val="left"/>
+      <w:pPr>
+        <w:ind w:left="2160" w:hanging="360"/>
+      </w:pPr>
+      <w:rPr>
+        <w:rFonts w:ascii="Wingdings" w:hAnsi="Wingdings" w:hint="default"/>
+      </w:rPr>
+    </w:lvl>
+    <w:lvl w:ilvl="3" w:tplc="0C090001" w:tentative="1">
+      <w:start w:val="1"/>
+      <w:numFmt w:val="bullet"/>
+      <w:lvlText w:val=""/>
+      <w:lvlJc w:val="left"/>
+      <w:pPr>
+        <w:ind w:left="2880" w:hanging="360"/>
+      </w:pPr>
+      <w:rPr>
+        <w:rFonts w:ascii="Symbol" w:hAnsi="Symbol" w:hint="default"/>
+      </w:rPr>
+    </w:lvl>
+    <w:lvl w:ilvl="4" w:tplc="0C090003" w:tentative="1">
+      <w:start w:val="1"/>
+      <w:numFmt w:val="bullet"/>
+      <w:lvlText w:val="o"/>
+      <w:lvlJc w:val="left"/>
+      <w:pPr>
+        <w:ind w:left="3600" w:hanging="360"/>
+      </w:pPr>
+      <w:rPr>
+        <w:rFonts w:ascii="Courier New" w:hAnsi="Courier New" w:cs="Courier New" w:hint="default"/>
+      </w:rPr>
+    </w:lvl>
+    <w:lvl w:ilvl="5" w:tplc="0C090005" w:tentative="1">
+      <w:start w:val="1"/>
+      <w:numFmt w:val="bullet"/>
+      <w:lvlText w:val=""/>
+      <w:lvlJc w:val="left"/>
+      <w:pPr>
+        <w:ind w:left="4320" w:hanging="360"/>
+      </w:pPr>
+      <w:rPr>
+        <w:rFonts w:ascii="Wingdings" w:hAnsi="Wingdings" w:hint="default"/>
+      </w:rPr>
+    </w:lvl>
+    <w:lvl w:ilvl="6" w:tplc="0C090001" w:tentative="1">
+      <w:start w:val="1"/>
+      <w:numFmt w:val="bullet"/>
+      <w:lvlText w:val=""/>
+      <w:lvlJc w:val="left"/>
+      <w:pPr>
+        <w:ind w:left="5040" w:hanging="360"/>
+      </w:pPr>
+      <w:rPr>
+        <w:rFonts w:ascii="Symbol" w:hAnsi="Symbol" w:hint="default"/>
+      </w:rPr>
+    </w:lvl>
+    <w:lvl w:ilvl="7" w:tplc="0C090003" w:tentative="1">
+      <w:start w:val="1"/>
+      <w:numFmt w:val="bullet"/>
+      <w:lvlText w:val="o"/>
+      <w:lvlJc w:val="left"/>
+      <w:pPr>
+        <w:ind w:left="5760" w:hanging="360"/>
+      </w:pPr>
+      <w:rPr>
+        <w:rFonts w:ascii="Courier New" w:hAnsi="Courier New" w:cs="Courier New" w:hint="default"/>
+      </w:rPr>
+    </w:lvl>
+    <w:lvl w:ilvl="8" w:tplc="0C090005" w:tentative="1">
+      <w:start w:val="1"/>
+      <w:numFmt w:val="bullet"/>
+      <w:lvlText w:val=""/>
+      <w:lvlJc w:val="left"/>
+      <w:pPr>
+        <w:ind w:left="6480" w:hanging="360"/>
+      </w:pPr>
+      <w:rPr>
+        <w:rFonts w:ascii="Wingdings" w:hAnsi="Wingdings" w:hint="default"/>
+      </w:rPr>
+    </w:lvl>
+  </w:abstractNum>
+  <w:abstractNum w:abstractNumId="8" w15:restartNumberingAfterBreak="0">
     <w:nsid w:val="1DA73977"/>
     <w:multiLevelType w:val="hybridMultilevel"/>
     <w:tmpl w:val="AE28D35A"/>
@@ -26392,7 +26218,7 @@
       </w:rPr>
     </w:lvl>
   </w:abstractNum>
-  <w:abstractNum w:abstractNumId="8" w15:restartNumberingAfterBreak="0">
+  <w:abstractNum w:abstractNumId="9" w15:restartNumberingAfterBreak="0">
     <w:nsid w:val="1EDC1E9F"/>
     <w:multiLevelType w:val="hybridMultilevel"/>
     <w:tmpl w:val="FDA2FBF0"/>
@@ -26478,7 +26304,7 @@
       </w:pPr>
     </w:lvl>
   </w:abstractNum>
-  <w:abstractNum w:abstractNumId="9" w15:restartNumberingAfterBreak="0">
+  <w:abstractNum w:abstractNumId="10" w15:restartNumberingAfterBreak="0">
     <w:nsid w:val="1FB52B5E"/>
     <w:multiLevelType w:val="multilevel"/>
     <w:tmpl w:val="62689B10"/>
@@ -26595,7 +26421,7 @@
       </w:rPr>
     </w:lvl>
   </w:abstractNum>
-  <w:abstractNum w:abstractNumId="10" w15:restartNumberingAfterBreak="0">
+  <w:abstractNum w:abstractNumId="11" w15:restartNumberingAfterBreak="0">
     <w:nsid w:val="20CE428F"/>
     <w:multiLevelType w:val="hybridMultilevel"/>
     <w:tmpl w:val="048001A0"/>
@@ -26685,7 +26511,7 @@
       </w:pPr>
     </w:lvl>
   </w:abstractNum>
-  <w:abstractNum w:abstractNumId="11" w15:restartNumberingAfterBreak="0">
+  <w:abstractNum w:abstractNumId="12" w15:restartNumberingAfterBreak="0">
     <w:nsid w:val="25834A2D"/>
     <w:multiLevelType w:val="multilevel"/>
     <w:tmpl w:val="E91694EC"/>
@@ -26799,7 +26625,93 @@
       </w:rPr>
     </w:lvl>
   </w:abstractNum>
-  <w:abstractNum w:abstractNumId="12" w15:restartNumberingAfterBreak="0">
+  <w:abstractNum w:abstractNumId="13" w15:restartNumberingAfterBreak="0">
+    <w:nsid w:val="2A7E635E"/>
+    <w:multiLevelType w:val="hybridMultilevel"/>
+    <w:tmpl w:val="9912CD90"/>
+    <w:lvl w:ilvl="0" w:tplc="0C09000F">
+      <w:start w:val="1"/>
+      <w:numFmt w:val="decimal"/>
+      <w:lvlText w:val="%1."/>
+      <w:lvlJc w:val="left"/>
+      <w:pPr>
+        <w:ind w:left="720" w:hanging="360"/>
+      </w:pPr>
+    </w:lvl>
+    <w:lvl w:ilvl="1" w:tplc="0C090019" w:tentative="1">
+      <w:start w:val="1"/>
+      <w:numFmt w:val="lowerLetter"/>
+      <w:lvlText w:val="%2."/>
+      <w:lvlJc w:val="left"/>
+      <w:pPr>
+        <w:ind w:left="1440" w:hanging="360"/>
+      </w:pPr>
+    </w:lvl>
+    <w:lvl w:ilvl="2" w:tplc="0C09001B" w:tentative="1">
+      <w:start w:val="1"/>
+      <w:numFmt w:val="lowerRoman"/>
+      <w:lvlText w:val="%3."/>
+      <w:lvlJc w:val="right"/>
+      <w:pPr>
+        <w:ind w:left="2160" w:hanging="180"/>
+      </w:pPr>
+    </w:lvl>
+    <w:lvl w:ilvl="3" w:tplc="0C09000F" w:tentative="1">
+      <w:start w:val="1"/>
+      <w:numFmt w:val="decimal"/>
+      <w:lvlText w:val="%4."/>
+      <w:lvlJc w:val="left"/>
+      <w:pPr>
+        <w:ind w:left="2880" w:hanging="360"/>
+      </w:pPr>
+    </w:lvl>
+    <w:lvl w:ilvl="4" w:tplc="0C090019" w:tentative="1">
+      <w:start w:val="1"/>
+      <w:numFmt w:val="lowerLetter"/>
+      <w:lvlText w:val="%5."/>
+      <w:lvlJc w:val="left"/>
+      <w:pPr>
+        <w:ind w:left="3600" w:hanging="360"/>
+      </w:pPr>
+    </w:lvl>
+    <w:lvl w:ilvl="5" w:tplc="0C09001B" w:tentative="1">
+      <w:start w:val="1"/>
+      <w:numFmt w:val="lowerRoman"/>
+      <w:lvlText w:val="%6."/>
+      <w:lvlJc w:val="right"/>
+      <w:pPr>
+        <w:ind w:left="4320" w:hanging="180"/>
+      </w:pPr>
+    </w:lvl>
+    <w:lvl w:ilvl="6" w:tplc="0C09000F" w:tentative="1">
+      <w:start w:val="1"/>
+      <w:numFmt w:val="decimal"/>
+      <w:lvlText w:val="%7."/>
+      <w:lvlJc w:val="left"/>
+      <w:pPr>
+        <w:ind w:left="5040" w:hanging="360"/>
+      </w:pPr>
+    </w:lvl>
+    <w:lvl w:ilvl="7" w:tplc="0C090019" w:tentative="1">
+      <w:start w:val="1"/>
+      <w:numFmt w:val="lowerLetter"/>
+      <w:lvlText w:val="%8."/>
+      <w:lvlJc w:val="left"/>
+      <w:pPr>
+        <w:ind w:left="5760" w:hanging="360"/>
+      </w:pPr>
+    </w:lvl>
+    <w:lvl w:ilvl="8" w:tplc="0C09001B" w:tentative="1">
+      <w:start w:val="1"/>
+      <w:numFmt w:val="lowerRoman"/>
+      <w:lvlText w:val="%9."/>
+      <w:lvlJc w:val="right"/>
+      <w:pPr>
+        <w:ind w:left="6480" w:hanging="180"/>
+      </w:pPr>
+    </w:lvl>
+  </w:abstractNum>
+  <w:abstractNum w:abstractNumId="14" w15:restartNumberingAfterBreak="0">
     <w:nsid w:val="2BB45C6F"/>
     <w:multiLevelType w:val="hybridMultilevel"/>
     <w:tmpl w:val="BCE06DAE"/>
@@ -26885,7 +26797,7 @@
       </w:pPr>
     </w:lvl>
   </w:abstractNum>
-  <w:abstractNum w:abstractNumId="13" w15:restartNumberingAfterBreak="0">
+  <w:abstractNum w:abstractNumId="15" w15:restartNumberingAfterBreak="0">
     <w:nsid w:val="323024FC"/>
     <w:multiLevelType w:val="multilevel"/>
     <w:tmpl w:val="0CBAADA6"/>
@@ -27002,7 +26914,7 @@
       </w:rPr>
     </w:lvl>
   </w:abstractNum>
-  <w:abstractNum w:abstractNumId="14" w15:restartNumberingAfterBreak="0">
+  <w:abstractNum w:abstractNumId="16" w15:restartNumberingAfterBreak="0">
     <w:nsid w:val="347C285E"/>
     <w:multiLevelType w:val="hybridMultilevel"/>
     <w:tmpl w:val="D540BA4E"/>
@@ -27115,7 +27027,7 @@
       </w:rPr>
     </w:lvl>
   </w:abstractNum>
-  <w:abstractNum w:abstractNumId="15" w15:restartNumberingAfterBreak="0">
+  <w:abstractNum w:abstractNumId="17" w15:restartNumberingAfterBreak="0">
     <w:nsid w:val="36FC2B1F"/>
     <w:multiLevelType w:val="hybridMultilevel"/>
     <w:tmpl w:val="C81C525A"/>
@@ -27209,7 +27121,7 @@
       </w:pPr>
     </w:lvl>
   </w:abstractNum>
-  <w:abstractNum w:abstractNumId="16" w15:restartNumberingAfterBreak="0">
+  <w:abstractNum w:abstractNumId="18" w15:restartNumberingAfterBreak="0">
     <w:nsid w:val="39082113"/>
     <w:multiLevelType w:val="multilevel"/>
     <w:tmpl w:val="F85C8D5A"/>
@@ -27326,7 +27238,7 @@
       </w:rPr>
     </w:lvl>
   </w:abstractNum>
-  <w:abstractNum w:abstractNumId="17" w15:restartNumberingAfterBreak="0">
+  <w:abstractNum w:abstractNumId="19" w15:restartNumberingAfterBreak="0">
     <w:nsid w:val="3AD77EDF"/>
     <w:multiLevelType w:val="hybridMultilevel"/>
     <w:tmpl w:val="C81C525A"/>
@@ -27420,7 +27332,7 @@
       </w:pPr>
     </w:lvl>
   </w:abstractNum>
-  <w:abstractNum w:abstractNumId="18" w15:restartNumberingAfterBreak="0">
+  <w:abstractNum w:abstractNumId="20" w15:restartNumberingAfterBreak="0">
     <w:nsid w:val="3E935308"/>
     <w:multiLevelType w:val="hybridMultilevel"/>
     <w:tmpl w:val="BCE06DAE"/>
@@ -27506,7 +27418,7 @@
       </w:pPr>
     </w:lvl>
   </w:abstractNum>
-  <w:abstractNum w:abstractNumId="19" w15:restartNumberingAfterBreak="0">
+  <w:abstractNum w:abstractNumId="21" w15:restartNumberingAfterBreak="0">
     <w:nsid w:val="42782765"/>
     <w:multiLevelType w:val="hybridMultilevel"/>
     <w:tmpl w:val="90884394"/>
@@ -27623,7 +27535,7 @@
       </w:rPr>
     </w:lvl>
   </w:abstractNum>
-  <w:abstractNum w:abstractNumId="20" w15:restartNumberingAfterBreak="0">
+  <w:abstractNum w:abstractNumId="22" w15:restartNumberingAfterBreak="0">
     <w:nsid w:val="440F3383"/>
     <w:multiLevelType w:val="hybridMultilevel"/>
     <w:tmpl w:val="0DCEEC8E"/>
@@ -27709,7 +27621,7 @@
       </w:pPr>
     </w:lvl>
   </w:abstractNum>
-  <w:abstractNum w:abstractNumId="21" w15:restartNumberingAfterBreak="0">
+  <w:abstractNum w:abstractNumId="23" w15:restartNumberingAfterBreak="0">
     <w:nsid w:val="49311F88"/>
     <w:multiLevelType w:val="hybridMultilevel"/>
     <w:tmpl w:val="CBD40E4A"/>
@@ -27795,7 +27707,7 @@
       </w:pPr>
     </w:lvl>
   </w:abstractNum>
-  <w:abstractNum w:abstractNumId="22" w15:restartNumberingAfterBreak="0">
+  <w:abstractNum w:abstractNumId="24" w15:restartNumberingAfterBreak="0">
     <w:nsid w:val="4A6244C1"/>
     <w:multiLevelType w:val="hybridMultilevel"/>
     <w:tmpl w:val="C4DCDB3C"/>
@@ -27908,7 +27820,7 @@
       </w:rPr>
     </w:lvl>
   </w:abstractNum>
-  <w:abstractNum w:abstractNumId="23" w15:restartNumberingAfterBreak="0">
+  <w:abstractNum w:abstractNumId="25" w15:restartNumberingAfterBreak="0">
     <w:nsid w:val="4E5B4457"/>
     <w:multiLevelType w:val="hybridMultilevel"/>
     <w:tmpl w:val="B16E5072"/>
@@ -28021,7 +27933,7 @@
       </w:rPr>
     </w:lvl>
   </w:abstractNum>
-  <w:abstractNum w:abstractNumId="24" w15:restartNumberingAfterBreak="0">
+  <w:abstractNum w:abstractNumId="26" w15:restartNumberingAfterBreak="0">
     <w:nsid w:val="52152DC1"/>
     <w:multiLevelType w:val="hybridMultilevel"/>
     <w:tmpl w:val="163EAA66"/>
@@ -28110,7 +28022,7 @@
       </w:pPr>
     </w:lvl>
   </w:abstractNum>
-  <w:abstractNum w:abstractNumId="25" w15:restartNumberingAfterBreak="0">
+  <w:abstractNum w:abstractNumId="27" w15:restartNumberingAfterBreak="0">
     <w:nsid w:val="52D877BD"/>
     <w:multiLevelType w:val="hybridMultilevel"/>
     <w:tmpl w:val="091CD6A4"/>
@@ -28200,7 +28112,7 @@
       </w:pPr>
     </w:lvl>
   </w:abstractNum>
-  <w:abstractNum w:abstractNumId="26" w15:restartNumberingAfterBreak="0">
+  <w:abstractNum w:abstractNumId="28" w15:restartNumberingAfterBreak="0">
     <w:nsid w:val="536179CA"/>
     <w:multiLevelType w:val="hybridMultilevel"/>
     <w:tmpl w:val="8ADC7E04"/>
@@ -28290,7 +28202,7 @@
       </w:pPr>
     </w:lvl>
   </w:abstractNum>
-  <w:abstractNum w:abstractNumId="27" w15:restartNumberingAfterBreak="0">
+  <w:abstractNum w:abstractNumId="29" w15:restartNumberingAfterBreak="0">
     <w:nsid w:val="53BE6AB0"/>
     <w:multiLevelType w:val="multilevel"/>
     <w:tmpl w:val="33C444A6"/>
@@ -28407,7 +28319,7 @@
       </w:rPr>
     </w:lvl>
   </w:abstractNum>
-  <w:abstractNum w:abstractNumId="28" w15:restartNumberingAfterBreak="0">
+  <w:abstractNum w:abstractNumId="30" w15:restartNumberingAfterBreak="0">
     <w:nsid w:val="5754766F"/>
     <w:multiLevelType w:val="multilevel"/>
     <w:tmpl w:val="72DAA2BE"/>
@@ -28527,7 +28439,7 @@
       </w:rPr>
     </w:lvl>
   </w:abstractNum>
-  <w:abstractNum w:abstractNumId="29" w15:restartNumberingAfterBreak="0">
+  <w:abstractNum w:abstractNumId="31" w15:restartNumberingAfterBreak="0">
     <w:nsid w:val="593C0AE7"/>
     <w:multiLevelType w:val="multilevel"/>
     <w:tmpl w:val="0DCCB346"/>
@@ -28644,7 +28556,7 @@
       </w:rPr>
     </w:lvl>
   </w:abstractNum>
-  <w:abstractNum w:abstractNumId="30" w15:restartNumberingAfterBreak="0">
+  <w:abstractNum w:abstractNumId="32" w15:restartNumberingAfterBreak="0">
     <w:nsid w:val="593E7447"/>
     <w:multiLevelType w:val="hybridMultilevel"/>
     <w:tmpl w:val="8C4809A0"/>
@@ -28758,7 +28670,7 @@
       </w:rPr>
     </w:lvl>
   </w:abstractNum>
-  <w:abstractNum w:abstractNumId="31" w15:restartNumberingAfterBreak="0">
+  <w:abstractNum w:abstractNumId="33" w15:restartNumberingAfterBreak="0">
     <w:nsid w:val="5B6F6927"/>
     <w:multiLevelType w:val="multilevel"/>
     <w:tmpl w:val="BA2480B2"/>
@@ -28872,7 +28784,7 @@
       </w:rPr>
     </w:lvl>
   </w:abstractNum>
-  <w:abstractNum w:abstractNumId="32" w15:restartNumberingAfterBreak="0">
+  <w:abstractNum w:abstractNumId="34" w15:restartNumberingAfterBreak="0">
     <w:nsid w:val="640F6508"/>
     <w:multiLevelType w:val="multilevel"/>
     <w:tmpl w:val="40848AA0"/>
@@ -28962,7 +28874,7 @@
       </w:pPr>
     </w:lvl>
   </w:abstractNum>
-  <w:abstractNum w:abstractNumId="33" w15:restartNumberingAfterBreak="0">
+  <w:abstractNum w:abstractNumId="35" w15:restartNumberingAfterBreak="0">
     <w:nsid w:val="701D5662"/>
     <w:multiLevelType w:val="hybridMultilevel"/>
     <w:tmpl w:val="8A9ACF1C"/>
@@ -29075,7 +28987,7 @@
       </w:rPr>
     </w:lvl>
   </w:abstractNum>
-  <w:abstractNum w:abstractNumId="34" w15:restartNumberingAfterBreak="0">
+  <w:abstractNum w:abstractNumId="36" w15:restartNumberingAfterBreak="0">
     <w:nsid w:val="750D332F"/>
     <w:multiLevelType w:val="multilevel"/>
     <w:tmpl w:val="0809001D"/>
@@ -29162,7 +29074,7 @@
       </w:pPr>
     </w:lvl>
   </w:abstractNum>
-  <w:abstractNum w:abstractNumId="35" w15:restartNumberingAfterBreak="0">
+  <w:abstractNum w:abstractNumId="37" w15:restartNumberingAfterBreak="0">
     <w:nsid w:val="76E751BB"/>
     <w:multiLevelType w:val="hybridMultilevel"/>
     <w:tmpl w:val="163EAA66"/>
@@ -29251,7 +29163,7 @@
       </w:pPr>
     </w:lvl>
   </w:abstractNum>
-  <w:abstractNum w:abstractNumId="36" w15:restartNumberingAfterBreak="0">
+  <w:abstractNum w:abstractNumId="38" w15:restartNumberingAfterBreak="0">
     <w:nsid w:val="77F70F51"/>
     <w:multiLevelType w:val="hybridMultilevel"/>
     <w:tmpl w:val="FCB8B5FA"/>
@@ -29340,7 +29252,7 @@
       </w:pPr>
     </w:lvl>
   </w:abstractNum>
-  <w:abstractNum w:abstractNumId="37" w15:restartNumberingAfterBreak="0">
+  <w:abstractNum w:abstractNumId="39" w15:restartNumberingAfterBreak="0">
     <w:nsid w:val="799E7322"/>
     <w:multiLevelType w:val="hybridMultilevel"/>
     <w:tmpl w:val="3C7E16F4"/>
@@ -29454,7 +29366,7 @@
       </w:rPr>
     </w:lvl>
   </w:abstractNum>
-  <w:abstractNum w:abstractNumId="38" w15:restartNumberingAfterBreak="0">
+  <w:abstractNum w:abstractNumId="40" w15:restartNumberingAfterBreak="0">
     <w:nsid w:val="7AF7375F"/>
     <w:multiLevelType w:val="hybridMultilevel"/>
     <w:tmpl w:val="CB10BE82"/>
@@ -29567,7 +29479,7 @@
       </w:rPr>
     </w:lvl>
   </w:abstractNum>
-  <w:abstractNum w:abstractNumId="39" w15:restartNumberingAfterBreak="0">
+  <w:abstractNum w:abstractNumId="41" w15:restartNumberingAfterBreak="0">
     <w:nsid w:val="7C3B2ECD"/>
     <w:multiLevelType w:val="hybridMultilevel"/>
     <w:tmpl w:val="5D260198"/>
@@ -29654,73 +29566,73 @@
     </w:lvl>
   </w:abstractNum>
   <w:num w:numId="1">
-    <w:abstractNumId w:val="30"/>
+    <w:abstractNumId w:val="32"/>
   </w:num>
   <w:num w:numId="2">
-    <w:abstractNumId w:val="10"/>
+    <w:abstractNumId w:val="11"/>
   </w:num>
   <w:num w:numId="3">
     <w:abstractNumId w:val="0"/>
   </w:num>
   <w:num w:numId="4">
-    <w:abstractNumId w:val="27"/>
+    <w:abstractNumId w:val="29"/>
   </w:num>
   <w:num w:numId="5">
-    <w:abstractNumId w:val="19"/>
+    <w:abstractNumId w:val="21"/>
   </w:num>
   <w:num w:numId="6">
-    <w:abstractNumId w:val="13"/>
+    <w:abstractNumId w:val="15"/>
   </w:num>
   <w:num w:numId="7">
+    <w:abstractNumId w:val="33"/>
+  </w:num>
+  <w:num w:numId="8">
+    <w:abstractNumId w:val="18"/>
+  </w:num>
+  <w:num w:numId="9">
+    <w:abstractNumId w:val="28"/>
+  </w:num>
+  <w:num w:numId="10">
+    <w:abstractNumId w:val="34"/>
+  </w:num>
+  <w:num w:numId="11">
+    <w:abstractNumId w:val="10"/>
+  </w:num>
+  <w:num w:numId="12">
     <w:abstractNumId w:val="31"/>
   </w:num>
-  <w:num w:numId="8">
-    <w:abstractNumId w:val="16"/>
-  </w:num>
-  <w:num w:numId="9">
-    <w:abstractNumId w:val="26"/>
-  </w:num>
-  <w:num w:numId="10">
-    <w:abstractNumId w:val="32"/>
-  </w:num>
-  <w:num w:numId="11">
-    <w:abstractNumId w:val="9"/>
-  </w:num>
-  <w:num w:numId="12">
-    <w:abstractNumId w:val="29"/>
-  </w:num>
   <w:num w:numId="13">
-    <w:abstractNumId w:val="11"/>
+    <w:abstractNumId w:val="12"/>
   </w:num>
   <w:num w:numId="14">
     <w:abstractNumId w:val="1"/>
   </w:num>
   <w:num w:numId="15">
-    <w:abstractNumId w:val="28"/>
+    <w:abstractNumId w:val="30"/>
   </w:num>
   <w:num w:numId="16">
     <w:abstractNumId w:val="5"/>
   </w:num>
   <w:num w:numId="17">
-    <w:abstractNumId w:val="34"/>
+    <w:abstractNumId w:val="36"/>
   </w:num>
   <w:num w:numId="18">
-    <w:abstractNumId w:val="23"/>
+    <w:abstractNumId w:val="25"/>
   </w:num>
   <w:num w:numId="19">
-    <w:abstractNumId w:val="17"/>
+    <w:abstractNumId w:val="19"/>
   </w:num>
   <w:num w:numId="20">
-    <w:abstractNumId w:val="33"/>
+    <w:abstractNumId w:val="35"/>
   </w:num>
   <w:num w:numId="21">
     <w:abstractNumId w:val="2"/>
   </w:num>
   <w:num w:numId="22">
-    <w:abstractNumId w:val="15"/>
+    <w:abstractNumId w:val="17"/>
   </w:num>
   <w:num w:numId="23">
-    <w:abstractNumId w:val="25"/>
+    <w:abstractNumId w:val="27"/>
     <w:lvlOverride w:ilvl="0">
       <w:startOverride w:val="1"/>
     </w:lvlOverride>
@@ -29750,55 +29662,61 @@
     </w:lvlOverride>
   </w:num>
   <w:num w:numId="24">
-    <w:abstractNumId w:val="18"/>
+    <w:abstractNumId w:val="20"/>
   </w:num>
   <w:num w:numId="25">
-    <w:abstractNumId w:val="20"/>
+    <w:abstractNumId w:val="22"/>
   </w:num>
   <w:num w:numId="26">
-    <w:abstractNumId w:val="12"/>
+    <w:abstractNumId w:val="14"/>
   </w:num>
   <w:num w:numId="27">
-    <w:abstractNumId w:val="21"/>
+    <w:abstractNumId w:val="23"/>
   </w:num>
   <w:num w:numId="28">
     <w:abstractNumId w:val="3"/>
   </w:num>
   <w:num w:numId="29">
-    <w:abstractNumId w:val="39"/>
+    <w:abstractNumId w:val="41"/>
   </w:num>
   <w:num w:numId="30">
-    <w:abstractNumId w:val="7"/>
+    <w:abstractNumId w:val="8"/>
   </w:num>
   <w:num w:numId="31">
-    <w:abstractNumId w:val="36"/>
+    <w:abstractNumId w:val="38"/>
   </w:num>
   <w:num w:numId="32">
-    <w:abstractNumId w:val="14"/>
+    <w:abstractNumId w:val="16"/>
   </w:num>
   <w:num w:numId="33">
-    <w:abstractNumId w:val="38"/>
+    <w:abstractNumId w:val="40"/>
   </w:num>
   <w:num w:numId="34">
     <w:abstractNumId w:val="4"/>
   </w:num>
   <w:num w:numId="35">
-    <w:abstractNumId w:val="24"/>
+    <w:abstractNumId w:val="26"/>
   </w:num>
   <w:num w:numId="36">
-    <w:abstractNumId w:val="35"/>
+    <w:abstractNumId w:val="37"/>
   </w:num>
   <w:num w:numId="37">
-    <w:abstractNumId w:val="22"/>
+    <w:abstractNumId w:val="24"/>
   </w:num>
   <w:num w:numId="38">
     <w:abstractNumId w:val="6"/>
   </w:num>
   <w:num w:numId="39">
-    <w:abstractNumId w:val="37"/>
+    <w:abstractNumId w:val="39"/>
   </w:num>
   <w:num w:numId="40">
-    <w:abstractNumId w:val="8"/>
+    <w:abstractNumId w:val="9"/>
+  </w:num>
+  <w:num w:numId="41">
+    <w:abstractNumId w:val="7"/>
+  </w:num>
+  <w:num w:numId="42">
+    <w:abstractNumId w:val="13"/>
   </w:num>
   <w:numIdMacAtCleanup w:val="37"/>
 </w:numbering>
@@ -32391,6 +32309,7 @@
     <w:rsid w:val="0050778C"/>
     <w:rsid w:val="005913DE"/>
     <w:rsid w:val="005D58A3"/>
+    <w:rsid w:val="006012DD"/>
     <w:rsid w:val="007713E9"/>
     <w:rsid w:val="0079385F"/>
     <w:rsid w:val="007D771B"/>
@@ -33199,23 +33118,6 @@
 </file>
 
 <file path=customXml/item1.xml><?xml version="1.0" encoding="utf-8"?>
-<?mso-contentType ?>
-<FormTemplates xmlns="http://schemas.microsoft.com/sharepoint/v3/contenttype/forms">
-  <Display>DocumentLibraryForm</Display>
-  <Edit>DocumentLibraryForm</Edit>
-  <New>DocumentLibraryForm</New>
-</FormTemplates>
-</file>
-
-<file path=customXml/item2.xml><?xml version="1.0" encoding="utf-8"?>
-<p:properties xmlns:p="http://schemas.microsoft.com/office/2006/metadata/properties" xmlns:xsi="http://www.w3.org/2001/XMLSchema-instance" xmlns:pc="http://schemas.microsoft.com/office/infopath/2007/PartnerControls">
-  <documentManagement>
-    <_activity xmlns="fc400f29-8ae2-4f02-aa36-8354319d8dd0" xsi:nil="true"/>
-  </documentManagement>
-</p:properties>
-</file>
-
-<file path=customXml/item3.xml><?xml version="1.0" encoding="utf-8"?>
 <ct:contentTypeSchema xmlns:ct="http://schemas.microsoft.com/office/2006/metadata/contentType" xmlns:ma="http://schemas.microsoft.com/office/2006/metadata/properties/metaAttributes" ct:_="" ma:_="" ma:contentTypeName="Document" ma:contentTypeID="0x0101002FED5117B94A0C43BE657CFE95077C6E" ma:contentTypeVersion="17" ma:contentTypeDescription="Create a new document." ma:contentTypeScope="" ma:versionID="1b61ef74c0cf3f1787575cceeb5049c4">
   <xsd:schema xmlns:xsd="http://www.w3.org/2001/XMLSchema" xmlns:xs="http://www.w3.org/2001/XMLSchema" xmlns:p="http://schemas.microsoft.com/office/2006/metadata/properties" xmlns:ns3="fc400f29-8ae2-4f02-aa36-8354319d8dd0" xmlns:ns4="a53e46f7-009c-4700-bfb1-03be8983c549" targetNamespace="http://schemas.microsoft.com/office/2006/metadata/properties" ma:root="true" ma:fieldsID="a097de4b958cf184ce63d565c2177212" ns3:_="" ns4:_="">
     <xsd:import namespace="fc400f29-8ae2-4f02-aa36-8354319d8dd0"/>
@@ -33462,29 +33364,28 @@
 </ct:contentTypeSchema>
 </file>
 
+<file path=customXml/item2.xml><?xml version="1.0" encoding="utf-8"?>
+<p:properties xmlns:p="http://schemas.microsoft.com/office/2006/metadata/properties" xmlns:xsi="http://www.w3.org/2001/XMLSchema-instance" xmlns:pc="http://schemas.microsoft.com/office/infopath/2007/PartnerControls">
+  <documentManagement>
+    <_activity xmlns="fc400f29-8ae2-4f02-aa36-8354319d8dd0" xsi:nil="true"/>
+  </documentManagement>
+</p:properties>
+</file>
+
+<file path=customXml/item3.xml><?xml version="1.0" encoding="utf-8"?>
+<?mso-contentType ?>
+<FormTemplates xmlns="http://schemas.microsoft.com/sharepoint/v3/contenttype/forms">
+  <Display>DocumentLibraryForm</Display>
+  <Edit>DocumentLibraryForm</Edit>
+  <New>DocumentLibraryForm</New>
+</FormTemplates>
+</file>
+
 <file path=customXml/item4.xml><?xml version="1.0" encoding="utf-8"?>
 <b:Sources xmlns:b="http://schemas.openxmlformats.org/officeDocument/2006/bibliography" xmlns="http://schemas.openxmlformats.org/officeDocument/2006/bibliography" SelectedStyle="\APASixthEditionOfficeOnline.xsl" StyleName="APA" Version="6"/>
 </file>
 
 <file path=customXml/itemProps1.xml><?xml version="1.0" encoding="utf-8"?>
-<ds:datastoreItem xmlns:ds="http://schemas.openxmlformats.org/officeDocument/2006/customXml" ds:itemID="{E3499DD3-E433-4477-A8FE-2A9B10275570}">
-  <ds:schemaRefs>
-    <ds:schemaRef ds:uri="http://schemas.microsoft.com/sharepoint/v3/contenttype/forms"/>
-  </ds:schemaRefs>
-</ds:datastoreItem>
-</file>
-
-<file path=customXml/itemProps2.xml><?xml version="1.0" encoding="utf-8"?>
-<ds:datastoreItem xmlns:ds="http://schemas.openxmlformats.org/officeDocument/2006/customXml" ds:itemID="{3A0AC818-964C-4D39-B25F-D98F3F83829C}">
-  <ds:schemaRefs>
-    <ds:schemaRef ds:uri="http://schemas.microsoft.com/office/2006/metadata/properties"/>
-    <ds:schemaRef ds:uri="http://schemas.microsoft.com/office/infopath/2007/PartnerControls"/>
-    <ds:schemaRef ds:uri="fc400f29-8ae2-4f02-aa36-8354319d8dd0"/>
-  </ds:schemaRefs>
-</ds:datastoreItem>
-</file>
-
-<file path=customXml/itemProps3.xml><?xml version="1.0" encoding="utf-8"?>
 <ds:datastoreItem xmlns:ds="http://schemas.openxmlformats.org/officeDocument/2006/customXml" ds:itemID="{B6942B79-D663-4AEC-A309-D8E420D7B2CD}">
   <ds:schemaRefs>
     <ds:schemaRef ds:uri="http://schemas.microsoft.com/office/2006/metadata/contentType"/>
@@ -33503,8 +33404,26 @@
 </ds:datastoreItem>
 </file>
 
+<file path=customXml/itemProps2.xml><?xml version="1.0" encoding="utf-8"?>
+<ds:datastoreItem xmlns:ds="http://schemas.openxmlformats.org/officeDocument/2006/customXml" ds:itemID="{3A0AC818-964C-4D39-B25F-D98F3F83829C}">
+  <ds:schemaRefs>
+    <ds:schemaRef ds:uri="http://schemas.microsoft.com/office/2006/metadata/properties"/>
+    <ds:schemaRef ds:uri="http://schemas.microsoft.com/office/infopath/2007/PartnerControls"/>
+    <ds:schemaRef ds:uri="fc400f29-8ae2-4f02-aa36-8354319d8dd0"/>
+  </ds:schemaRefs>
+</ds:datastoreItem>
+</file>
+
+<file path=customXml/itemProps3.xml><?xml version="1.0" encoding="utf-8"?>
+<ds:datastoreItem xmlns:ds="http://schemas.openxmlformats.org/officeDocument/2006/customXml" ds:itemID="{E3499DD3-E433-4477-A8FE-2A9B10275570}">
+  <ds:schemaRefs>
+    <ds:schemaRef ds:uri="http://schemas.microsoft.com/sharepoint/v3/contenttype/forms"/>
+  </ds:schemaRefs>
+</ds:datastoreItem>
+</file>
+
 <file path=customXml/itemProps4.xml><?xml version="1.0" encoding="utf-8"?>
-<ds:datastoreItem xmlns:ds="http://schemas.openxmlformats.org/officeDocument/2006/customXml" ds:itemID="{67046218-90C2-4824-AE37-B2F60DAEA4FE}">
+<ds:datastoreItem xmlns:ds="http://schemas.openxmlformats.org/officeDocument/2006/customXml" ds:itemID="{E6CF0A51-1D93-4A5B-925C-33C2C2F30E3B}">
   <ds:schemaRefs>
     <ds:schemaRef ds:uri="http://schemas.openxmlformats.org/officeDocument/2006/bibliography"/>
   </ds:schemaRefs>
